--- a/f12_statefulwidget_lifecycle_methods.docx
+++ b/f12_statefulwidget_lifecycle_methods.docx
@@ -3118,7 +3118,21 @@
           <w:sz w:val="36"/>
           <w:szCs w:val="36"/>
         </w:rPr>
-        <w:t xml:space="preserve"> to check safety.</w:t>
+        <w:t xml:space="preserve"> to check safe</w:t>
+      </w:r>
+      <w:r>
+        <w:rPr>
+          <w:sz w:val="36"/>
+          <w:szCs w:val="36"/>
+        </w:rPr>
+        <w:t>l</w:t>
+      </w:r>
+      <w:r>
+        <w:rPr>
+          <w:sz w:val="36"/>
+          <w:szCs w:val="36"/>
+        </w:rPr>
+        <w:t>y.</w:t>
       </w:r>
     </w:p>
     <w:p>
@@ -3201,7 +3215,195 @@
           <w:sz w:val="36"/>
           <w:szCs w:val="36"/>
         </w:rPr>
-        <w:t xml:space="preserve">Note: </w:t>
+        <w:t xml:space="preserve"># Remember, </w:t>
+      </w:r>
+      <w:r>
+        <w:rPr>
+          <w:b/>
+          <w:bCs/>
+          <w:sz w:val="36"/>
+          <w:szCs w:val="36"/>
+        </w:rPr>
+        <w:t>setState()</w:t>
+      </w:r>
+      <w:r>
+        <w:rPr>
+          <w:sz w:val="36"/>
+          <w:szCs w:val="36"/>
+        </w:rPr>
+        <w:t xml:space="preserve"> call the </w:t>
+      </w:r>
+      <w:r>
+        <w:rPr>
+          <w:b/>
+          <w:bCs/>
+          <w:sz w:val="36"/>
+          <w:szCs w:val="36"/>
+        </w:rPr>
+        <w:t>build()</w:t>
+      </w:r>
+      <w:r>
+        <w:rPr>
+          <w:sz w:val="36"/>
+          <w:szCs w:val="36"/>
+        </w:rPr>
+        <w:t xml:space="preserve"> method and rebuilds the whole widget tree present in that </w:t>
+      </w:r>
+      <w:r>
+        <w:rPr>
+          <w:b/>
+          <w:bCs/>
+          <w:sz w:val="36"/>
+          <w:szCs w:val="36"/>
+        </w:rPr>
+        <w:t xml:space="preserve">build() </w:t>
+      </w:r>
+      <w:r>
+        <w:rPr>
+          <w:sz w:val="36"/>
+          <w:szCs w:val="36"/>
+        </w:rPr>
+        <w:lastRenderedPageBreak/>
+        <w:t xml:space="preserve">method. Useful only when we want to rebuild the whole widget tree in the </w:t>
+      </w:r>
+      <w:r>
+        <w:rPr>
+          <w:b/>
+          <w:bCs/>
+          <w:sz w:val="36"/>
+          <w:szCs w:val="36"/>
+        </w:rPr>
+        <w:t>build()</w:t>
+      </w:r>
+      <w:r>
+        <w:rPr>
+          <w:sz w:val="36"/>
+          <w:szCs w:val="36"/>
+        </w:rPr>
+        <w:t xml:space="preserve"> method like a </w:t>
+      </w:r>
+      <w:r>
+        <w:rPr>
+          <w:b/>
+          <w:bCs/>
+          <w:sz w:val="36"/>
+          <w:szCs w:val="36"/>
+        </w:rPr>
+        <w:t>BottomNavigationBar</w:t>
+      </w:r>
+      <w:r>
+        <w:rPr>
+          <w:sz w:val="36"/>
+          <w:szCs w:val="36"/>
+        </w:rPr>
+        <w:t xml:space="preserve"> widget (instead of using </w:t>
+      </w:r>
+      <w:r>
+        <w:rPr>
+          <w:b/>
+          <w:bCs/>
+          <w:sz w:val="36"/>
+          <w:szCs w:val="36"/>
+        </w:rPr>
+        <w:t>ValueNotifier</w:t>
+      </w:r>
+      <w:r>
+        <w:rPr>
+          <w:b/>
+          <w:bCs/>
+          <w:sz w:val="36"/>
+          <w:szCs w:val="36"/>
+        </w:rPr>
+        <w:t xml:space="preserve"> </w:t>
+      </w:r>
+      <w:r>
+        <w:rPr>
+          <w:sz w:val="36"/>
+          <w:szCs w:val="36"/>
+        </w:rPr>
+        <w:t>cause it will do the same thing)</w:t>
+      </w:r>
+    </w:p>
+    <w:p>
+      <w:pPr>
+        <w:jc w:val="both"/>
+        <w:rPr>
+          <w:sz w:val="36"/>
+          <w:szCs w:val="36"/>
+        </w:rPr>
+      </w:pPr>
+      <w:r>
+        <w:rPr>
+          <w:b/>
+          <w:bCs/>
+          <w:sz w:val="36"/>
+          <w:szCs w:val="36"/>
+        </w:rPr>
+        <w:t>N</w:t>
+      </w:r>
+      <w:r>
+        <w:rPr>
+          <w:b/>
+          <w:bCs/>
+          <w:sz w:val="36"/>
+          <w:szCs w:val="36"/>
+        </w:rPr>
+        <w:t>OTE</w:t>
+      </w:r>
+      <w:r>
+        <w:rPr>
+          <w:b/>
+          <w:bCs/>
+          <w:sz w:val="36"/>
+          <w:szCs w:val="36"/>
+        </w:rPr>
+        <w:t>:</w:t>
+      </w:r>
+      <w:r>
+        <w:rPr>
+          <w:sz w:val="36"/>
+          <w:szCs w:val="36"/>
+        </w:rPr>
+        <w:t xml:space="preserve"> </w:t>
+      </w:r>
+      <w:r>
+        <w:rPr>
+          <w:sz w:val="36"/>
+          <w:szCs w:val="36"/>
+        </w:rPr>
+        <w:t xml:space="preserve">In case of State hoisting or using </w:t>
+      </w:r>
+      <w:r>
+        <w:rPr>
+          <w:b/>
+          <w:bCs/>
+          <w:sz w:val="36"/>
+          <w:szCs w:val="36"/>
+        </w:rPr>
+        <w:t>VoidCallback</w:t>
+      </w:r>
+      <w:r>
+        <w:rPr>
+          <w:sz w:val="36"/>
+          <w:szCs w:val="36"/>
+        </w:rPr>
+        <w:t xml:space="preserve"> to call a </w:t>
+      </w:r>
+      <w:r>
+        <w:rPr>
+          <w:b/>
+          <w:bCs/>
+          <w:sz w:val="36"/>
+          <w:szCs w:val="36"/>
+        </w:rPr>
+        <w:t>setState()</w:t>
+      </w:r>
+      <w:r>
+        <w:rPr>
+          <w:sz w:val="36"/>
+          <w:szCs w:val="36"/>
+        </w:rPr>
+        <w:t xml:space="preserve"> of  a sub-widget in home screen. </w:t>
       </w:r>
       <w:r>
         <w:rPr>
@@ -3224,6 +3426,13 @@
           <w:sz w:val="36"/>
           <w:szCs w:val="36"/>
         </w:rPr>
+        <w:t xml:space="preserve"> </w:t>
+      </w:r>
+      <w:r>
+        <w:rPr>
+          <w:sz w:val="36"/>
+          <w:szCs w:val="36"/>
+        </w:rPr>
         <w:t xml:space="preserve">. </w:t>
       </w:r>
       <w:r>
@@ -3231,20 +3440,42 @@
           <w:sz w:val="36"/>
           <w:szCs w:val="36"/>
         </w:rPr>
-        <w:t xml:space="preserve">It only rebuilds the widget subtree below the State object where </w:t>
-      </w:r>
-      <w:r>
-        <w:rPr>
-          <w:b/>
-          <w:bCs/>
-          <w:sz w:val="36"/>
-          <w:szCs w:val="36"/>
-        </w:rPr>
-        <w:lastRenderedPageBreak/>
+        <w:t>It only rebuilds the widget subtree below the State object</w:t>
+      </w:r>
+      <w:r>
+        <w:rPr>
+          <w:sz w:val="36"/>
+          <w:szCs w:val="36"/>
+        </w:rPr>
+        <w:t xml:space="preserve"> class</w:t>
+      </w:r>
+      <w:r>
+        <w:rPr>
+          <w:sz w:val="36"/>
+          <w:szCs w:val="36"/>
+        </w:rPr>
+        <w:t xml:space="preserve"> where </w:t>
+      </w:r>
+      <w:r>
+        <w:rPr>
+          <w:b/>
+          <w:bCs/>
+          <w:sz w:val="36"/>
+          <w:szCs w:val="36"/>
+        </w:rPr>
         <w:t>setState</w:t>
       </w:r>
       <w:r>
         <w:rPr>
+          <w:b/>
+          <w:bCs/>
+          <w:sz w:val="36"/>
+          <w:szCs w:val="36"/>
+        </w:rPr>
+        <w:t>()</w:t>
+      </w:r>
+      <w:r>
+        <w:rPr>
           <w:sz w:val="36"/>
           <w:szCs w:val="36"/>
         </w:rPr>
@@ -3262,14 +3493,14 @@
           <w:sz w:val="36"/>
           <w:szCs w:val="36"/>
         </w:rPr>
-        <w:t xml:space="preserve"> Move state down if only the widget changes state should live inside that widget</w:t>
-      </w:r>
-      <w:r>
-        <w:rPr>
-          <w:sz w:val="36"/>
-          <w:szCs w:val="36"/>
-        </w:rPr>
-        <w:t xml:space="preserve">. If we need extra logic in home page then use </w:t>
+        <w:t xml:space="preserve"> </w:t>
+      </w:r>
+      <w:r>
+        <w:rPr>
+          <w:sz w:val="36"/>
+          <w:szCs w:val="36"/>
+        </w:rPr>
+        <w:t xml:space="preserve">If we need extra logic in home page then use </w:t>
       </w:r>
       <w:r>
         <w:rPr>
@@ -3326,7 +3557,25 @@
           <w:sz w:val="36"/>
           <w:szCs w:val="36"/>
         </w:rPr>
-        <w:t>seState</w:t>
+        <w:t>se</w:t>
+      </w:r>
+      <w:r>
+        <w:rPr>
+          <w:b/>
+          <w:bCs/>
+          <w:sz w:val="36"/>
+          <w:szCs w:val="36"/>
+        </w:rPr>
+        <w:t>t</w:t>
+      </w:r>
+      <w:r>
+        <w:rPr>
+          <w:b/>
+          <w:bCs/>
+          <w:sz w:val="36"/>
+          <w:szCs w:val="36"/>
+        </w:rPr>
+        <w:t>State</w:t>
       </w:r>
       <w:r>
         <w:rPr>
@@ -3367,6 +3616,17 @@
         </w:rPr>
         <w:t xml:space="preserve"> it will crash</w:t>
       </w:r>
+    </w:p>
+    <w:p>
+      <w:pPr>
+        <w:jc w:val="both"/>
+        <w:rPr>
+          <w:b/>
+          <w:bCs/>
+          <w:sz w:val="36"/>
+          <w:szCs w:val="36"/>
+        </w:rPr>
+      </w:pPr>
     </w:p>
     <w:p>
       <w:pPr>
@@ -3538,7 +3798,15 @@
           <w:sz w:val="36"/>
           <w:szCs w:val="36"/>
         </w:rPr>
-        <w:t xml:space="preserve"> open the app parent builds ToDoTile with taskCompleted = false.</w:t>
+        <w:t xml:space="preserve"> open the app parent builds </w:t>
+      </w:r>
+      <w:r>
+        <w:rPr>
+          <w:sz w:val="36"/>
+          <w:szCs w:val="36"/>
+        </w:rPr>
+        <w:lastRenderedPageBreak/>
+        <w:t>ToDoTile with taskCompleted = false.</w:t>
       </w:r>
       <w:r>
         <w:rPr>
@@ -3638,89 +3906,382 @@
           <w:sz w:val="36"/>
           <w:szCs w:val="36"/>
         </w:rPr>
-        <w:t xml:space="preserve">, our local completed would still be true </w:t>
-      </w:r>
-      <w:r>
-        <w:rPr>
+        <w:t>, our local completed would still be true (stale!). Bug: UI shows checked even though DB says unchecked.</w:t>
+      </w:r>
+    </w:p>
+    <w:p>
+      <w:pPr>
+        <w:jc w:val="both"/>
+        <w:rPr>
+          <w:sz w:val="36"/>
+          <w:szCs w:val="36"/>
+        </w:rPr>
+      </w:pPr>
+      <w:r>
+        <w:rPr>
+          <w:sz w:val="36"/>
+          <w:szCs w:val="36"/>
+        </w:rPr>
+        <w:t xml:space="preserve"># </w:t>
+      </w:r>
+      <w:r>
+        <w:rPr>
+          <w:b/>
+          <w:bCs/>
+          <w:sz w:val="36"/>
+          <w:szCs w:val="36"/>
+        </w:rPr>
+        <w:t>didUpdateWidget</w:t>
+      </w:r>
+      <w:r>
+        <w:rPr>
+          <w:sz w:val="36"/>
+          <w:szCs w:val="36"/>
+        </w:rPr>
+        <w:t xml:space="preserve"> solves this by listening for parent-provided changes and syncing our local copy.</w:t>
+      </w:r>
+    </w:p>
+    <w:p>
+      <w:pPr>
+        <w:jc w:val="both"/>
+        <w:rPr>
+          <w:sz w:val="36"/>
+          <w:szCs w:val="36"/>
+        </w:rPr>
+      </w:pPr>
+      <w:r>
+        <w:rPr>
+          <w:sz w:val="36"/>
+          <w:szCs w:val="36"/>
+        </w:rPr>
+        <w:t># It takes a parameter which is the oldwidget of ToDoTile.</w:t>
+      </w:r>
+    </w:p>
+    <w:p>
+      <w:pPr>
+        <w:jc w:val="both"/>
+        <w:rPr>
+          <w:sz w:val="36"/>
+          <w:szCs w:val="36"/>
+        </w:rPr>
+      </w:pPr>
+      <w:r>
+        <w:rPr>
+          <w:sz w:val="36"/>
+          <w:szCs w:val="36"/>
+        </w:rPr>
+        <w:t xml:space="preserve"># </w:t>
+      </w:r>
+      <w:r>
+        <w:rPr>
+          <w:sz w:val="36"/>
+          <w:szCs w:val="36"/>
+        </w:rPr>
+        <w:t>oldWidget → the previous configuration (before rebuild).</w:t>
+      </w:r>
+      <w:r>
+        <w:rPr>
+          <w:sz w:val="36"/>
+          <w:szCs w:val="36"/>
+        </w:rPr>
+        <w:t xml:space="preserve"> </w:t>
+      </w:r>
+      <w:r>
+        <w:rPr>
+          <w:sz w:val="36"/>
+          <w:szCs w:val="36"/>
+        </w:rPr>
+        <w:t>widget → the new configuration (after rebuild).</w:t>
+      </w:r>
+      <w:r>
+        <w:rPr>
+          <w:sz w:val="36"/>
+          <w:szCs w:val="36"/>
+        </w:rPr>
+        <w:t xml:space="preserve"> We</w:t>
+      </w:r>
+      <w:r>
+        <w:rPr>
+          <w:sz w:val="36"/>
+          <w:szCs w:val="36"/>
+        </w:rPr>
+        <w:t xml:space="preserve"> compare them:</w:t>
+      </w:r>
+      <w:r>
+        <w:rPr>
+          <w:sz w:val="36"/>
+          <w:szCs w:val="36"/>
+        </w:rPr>
+        <w:t xml:space="preserve"> </w:t>
+      </w:r>
+      <w:r>
+        <w:rPr>
+          <w:sz w:val="36"/>
+          <w:szCs w:val="36"/>
+        </w:rPr>
+        <w:t xml:space="preserve">If the parent changed </w:t>
+      </w:r>
+      <w:r>
+        <w:rPr>
+          <w:b/>
+          <w:bCs/>
+          <w:sz w:val="36"/>
+          <w:szCs w:val="36"/>
+        </w:rPr>
+        <w:t>taskCompleted</w:t>
+      </w:r>
+      <w:r>
+        <w:rPr>
+          <w:sz w:val="36"/>
+          <w:szCs w:val="36"/>
+        </w:rPr>
+        <w:t xml:space="preserve">, </w:t>
+      </w:r>
+      <w:r>
+        <w:rPr>
+          <w:sz w:val="36"/>
+          <w:szCs w:val="36"/>
+        </w:rPr>
+        <w:t>we</w:t>
+      </w:r>
+      <w:r>
+        <w:rPr>
+          <w:sz w:val="36"/>
+          <w:szCs w:val="36"/>
+        </w:rPr>
+        <w:t xml:space="preserve"> update our local completed variable.</w:t>
+      </w:r>
+      <w:r>
+        <w:rPr>
+          <w:sz w:val="36"/>
+          <w:szCs w:val="36"/>
+        </w:rPr>
+        <w:t xml:space="preserve"> T</w:t>
+      </w:r>
+      <w:r>
+        <w:rPr>
+          <w:sz w:val="36"/>
+          <w:szCs w:val="36"/>
+        </w:rPr>
+        <w:t>his ensures our local state stays in sync with the parent’s data</w:t>
+      </w:r>
+      <w:r>
+        <w:rPr>
+          <w:sz w:val="36"/>
+          <w:szCs w:val="36"/>
+        </w:rPr>
+        <w:t>.</w:t>
+      </w:r>
+    </w:p>
+    <w:p>
+      <w:pPr>
+        <w:jc w:val="both"/>
+        <w:rPr>
+          <w:b/>
+          <w:bCs/>
+          <w:color w:val="D86DCB" w:themeColor="accent5" w:themeTint="99"/>
+          <w:sz w:val="36"/>
+          <w:szCs w:val="36"/>
+        </w:rPr>
+      </w:pPr>
+      <w:r>
+        <w:rPr>
+          <w:b/>
+          <w:bCs/>
+          <w:color w:val="D86DCB" w:themeColor="accent5" w:themeTint="99"/>
+          <w:sz w:val="36"/>
+          <w:szCs w:val="36"/>
+        </w:rPr>
+        <w:t>@override</w:t>
+      </w:r>
+    </w:p>
+    <w:p>
+      <w:pPr>
+        <w:jc w:val="both"/>
+        <w:rPr>
+          <w:b/>
+          <w:bCs/>
+          <w:color w:val="D86DCB" w:themeColor="accent5" w:themeTint="99"/>
+          <w:sz w:val="36"/>
+          <w:szCs w:val="36"/>
+        </w:rPr>
+      </w:pPr>
+      <w:r>
+        <w:rPr>
+          <w:b/>
+          <w:bCs/>
+          <w:color w:val="D86DCB" w:themeColor="accent5" w:themeTint="99"/>
+          <w:sz w:val="36"/>
+          <w:szCs w:val="36"/>
+        </w:rPr>
+        <w:t>void didUpdateWidget(covariant ToDoTile oldWidget) {</w:t>
+      </w:r>
+    </w:p>
+    <w:p>
+      <w:pPr>
+        <w:jc w:val="both"/>
+        <w:rPr>
+          <w:b/>
+          <w:bCs/>
+          <w:color w:val="D86DCB" w:themeColor="accent5" w:themeTint="99"/>
+          <w:sz w:val="36"/>
+          <w:szCs w:val="36"/>
+        </w:rPr>
+      </w:pPr>
+      <w:r>
+        <w:rPr>
+          <w:b/>
+          <w:bCs/>
+          <w:color w:val="D86DCB" w:themeColor="accent5" w:themeTint="99"/>
+          <w:sz w:val="36"/>
+          <w:szCs w:val="36"/>
+        </w:rPr>
+        <w:t xml:space="preserve">  super.didUpdateWidget(oldWidget);</w:t>
+      </w:r>
+    </w:p>
+    <w:p>
+      <w:pPr>
+        <w:jc w:val="both"/>
+        <w:rPr>
+          <w:b/>
+          <w:bCs/>
+          <w:color w:val="D86DCB" w:themeColor="accent5" w:themeTint="99"/>
+          <w:sz w:val="36"/>
+          <w:szCs w:val="36"/>
+        </w:rPr>
+      </w:pPr>
+      <w:r>
+        <w:rPr>
+          <w:b/>
+          <w:bCs/>
+          <w:color w:val="D86DCB" w:themeColor="accent5" w:themeTint="99"/>
+          <w:sz w:val="36"/>
+          <w:szCs w:val="36"/>
+        </w:rPr>
+        <w:t xml:space="preserve">  // if parent changed the value, sync local state</w:t>
+      </w:r>
+    </w:p>
+    <w:p>
+      <w:pPr>
+        <w:jc w:val="both"/>
+        <w:rPr>
+          <w:b/>
+          <w:bCs/>
+          <w:color w:val="D86DCB" w:themeColor="accent5" w:themeTint="99"/>
+          <w:sz w:val="36"/>
+          <w:szCs w:val="36"/>
+        </w:rPr>
+      </w:pPr>
+      <w:r>
+        <w:rPr>
+          <w:b/>
+          <w:bCs/>
+          <w:color w:val="D86DCB" w:themeColor="accent5" w:themeTint="99"/>
+          <w:sz w:val="36"/>
+          <w:szCs w:val="36"/>
+        </w:rPr>
+        <w:t xml:space="preserve">  if (oldWidget.taskCompleted != widget.taskCompleted) {</w:t>
+      </w:r>
+    </w:p>
+    <w:p>
+      <w:pPr>
+        <w:jc w:val="both"/>
+        <w:rPr>
+          <w:b/>
+          <w:bCs/>
+          <w:color w:val="D86DCB" w:themeColor="accent5" w:themeTint="99"/>
+          <w:sz w:val="36"/>
+          <w:szCs w:val="36"/>
+        </w:rPr>
+      </w:pPr>
+      <w:r>
+        <w:rPr>
+          <w:b/>
+          <w:bCs/>
+          <w:color w:val="D86DCB" w:themeColor="accent5" w:themeTint="99"/>
+          <w:sz w:val="36"/>
+          <w:szCs w:val="36"/>
+        </w:rPr>
+        <w:t xml:space="preserve">    setState(() =&gt; completed = widget.taskCompleted);</w:t>
+      </w:r>
+    </w:p>
+    <w:p>
+      <w:pPr>
+        <w:jc w:val="both"/>
+        <w:rPr>
+          <w:b/>
+          <w:bCs/>
+          <w:color w:val="D86DCB" w:themeColor="accent5" w:themeTint="99"/>
+          <w:sz w:val="36"/>
+          <w:szCs w:val="36"/>
+        </w:rPr>
+      </w:pPr>
+      <w:r>
+        <w:rPr>
+          <w:b/>
+          <w:bCs/>
+          <w:color w:val="D86DCB" w:themeColor="accent5" w:themeTint="99"/>
           <w:sz w:val="36"/>
           <w:szCs w:val="36"/>
         </w:rPr>
         <w:lastRenderedPageBreak/>
-        <w:t>(stale!). Bug: UI shows checked even though DB says unchecked.</w:t>
-      </w:r>
-    </w:p>
-    <w:p>
-      <w:pPr>
-        <w:jc w:val="both"/>
-        <w:rPr>
-          <w:sz w:val="36"/>
-          <w:szCs w:val="36"/>
-        </w:rPr>
-      </w:pPr>
-      <w:r>
-        <w:rPr>
-          <w:sz w:val="36"/>
-          <w:szCs w:val="36"/>
-        </w:rPr>
-        <w:t xml:space="preserve"># </w:t>
-      </w:r>
-      <w:r>
-        <w:rPr>
-          <w:b/>
-          <w:bCs/>
-          <w:sz w:val="36"/>
-          <w:szCs w:val="36"/>
-        </w:rPr>
-        <w:t>didUpdateWidget</w:t>
-      </w:r>
-      <w:r>
-        <w:rPr>
-          <w:sz w:val="36"/>
-          <w:szCs w:val="36"/>
-        </w:rPr>
-        <w:t xml:space="preserve"> solves this by listening for parent-provided changes and syncing our local copy.</w:t>
-      </w:r>
-    </w:p>
-    <w:p>
-      <w:pPr>
-        <w:jc w:val="both"/>
-        <w:rPr>
-          <w:sz w:val="36"/>
-          <w:szCs w:val="36"/>
-        </w:rPr>
-      </w:pPr>
-      <w:r>
-        <w:rPr>
-          <w:sz w:val="36"/>
-          <w:szCs w:val="36"/>
-        </w:rPr>
-        <w:t># It takes a parameter which is the oldwidget of ToDoTile.</w:t>
-      </w:r>
-    </w:p>
-    <w:p>
-      <w:pPr>
-        <w:jc w:val="both"/>
-        <w:rPr>
-          <w:sz w:val="36"/>
-          <w:szCs w:val="36"/>
-        </w:rPr>
-      </w:pPr>
-      <w:r>
-        <w:rPr>
-          <w:sz w:val="36"/>
-          <w:szCs w:val="36"/>
-        </w:rPr>
-        <w:t xml:space="preserve"># </w:t>
-      </w:r>
-      <w:r>
-        <w:rPr>
-          <w:sz w:val="36"/>
-          <w:szCs w:val="36"/>
-        </w:rPr>
-        <w:t>oldWidget → the previous configuration (before rebuild).</w:t>
-      </w:r>
-      <w:r>
-        <w:rPr>
+        <w:t xml:space="preserve">  }</w:t>
+      </w:r>
+    </w:p>
+    <w:p>
+      <w:pPr>
+        <w:jc w:val="both"/>
+        <w:rPr>
+          <w:b/>
+          <w:bCs/>
+          <w:color w:val="D86DCB" w:themeColor="accent5" w:themeTint="99"/>
+          <w:sz w:val="36"/>
+          <w:szCs w:val="36"/>
+        </w:rPr>
+      </w:pPr>
+      <w:r>
+        <w:rPr>
+          <w:b/>
+          <w:bCs/>
+          <w:color w:val="D86DCB" w:themeColor="accent5" w:themeTint="99"/>
+          <w:sz w:val="36"/>
+          <w:szCs w:val="36"/>
+        </w:rPr>
+        <w:t>}</w:t>
+      </w:r>
+    </w:p>
+    <w:p>
+      <w:pPr>
+        <w:jc w:val="both"/>
+        <w:rPr>
+          <w:sz w:val="36"/>
+          <w:szCs w:val="36"/>
+        </w:rPr>
+      </w:pPr>
+    </w:p>
+    <w:p>
+      <w:pPr>
+        <w:jc w:val="both"/>
+        <w:rPr>
+          <w:b/>
+          <w:bCs/>
+          <w:sz w:val="36"/>
+          <w:szCs w:val="36"/>
+        </w:rPr>
+      </w:pPr>
+      <w:r>
+        <w:rPr>
+          <w:b/>
+          <w:bCs/>
+          <w:sz w:val="36"/>
+          <w:szCs w:val="36"/>
+        </w:rPr>
+        <w:t>deactivate()</w:t>
+      </w:r>
+      <w:r>
+        <w:rPr>
+          <w:b/>
+          <w:bCs/>
           <w:sz w:val="36"/>
           <w:szCs w:val="36"/>
         </w:rPr>
@@ -3731,21 +4292,46 @@
           <w:sz w:val="36"/>
           <w:szCs w:val="36"/>
         </w:rPr>
-        <w:t>widget → the new configuration (after rebuild).</w:t>
-      </w:r>
-      <w:r>
-        <w:rPr>
-          <w:sz w:val="36"/>
-          <w:szCs w:val="36"/>
-        </w:rPr>
-        <w:t xml:space="preserve"> We</w:t>
-      </w:r>
-      <w:r>
-        <w:rPr>
-          <w:sz w:val="36"/>
-          <w:szCs w:val="36"/>
-        </w:rPr>
-        <w:t xml:space="preserve"> compare them:</w:t>
+        <w:t>(Rarely Used)</w:t>
+      </w:r>
+      <w:r>
+        <w:rPr>
+          <w:b/>
+          <w:bCs/>
+          <w:sz w:val="36"/>
+          <w:szCs w:val="36"/>
+        </w:rPr>
+        <w:t>:</w:t>
+      </w:r>
+    </w:p>
+    <w:p>
+      <w:pPr>
+        <w:jc w:val="both"/>
+        <w:rPr>
+          <w:sz w:val="36"/>
+          <w:szCs w:val="36"/>
+        </w:rPr>
+      </w:pPr>
+      <w:r>
+        <w:rPr>
+          <w:sz w:val="36"/>
+          <w:szCs w:val="36"/>
+        </w:rPr>
+        <w:t># It’s c</w:t>
+      </w:r>
+      <w:r>
+        <w:rPr>
+          <w:sz w:val="36"/>
+          <w:szCs w:val="36"/>
+        </w:rPr>
+        <w:t>alled when the widget is removed from the widget tree temporarily.</w:t>
+      </w:r>
+      <w:r>
+        <w:rPr>
+          <w:sz w:val="36"/>
+          <w:szCs w:val="36"/>
+        </w:rPr>
+        <w:t xml:space="preserve"> Like</w:t>
       </w:r>
       <w:r>
         <w:rPr>
@@ -3759,16 +4345,215 @@
           <w:sz w:val="36"/>
           <w:szCs w:val="36"/>
         </w:rPr>
-        <w:t xml:space="preserve">If the parent changed </w:t>
-      </w:r>
-      <w:r>
-        <w:rPr>
-          <w:b/>
-          <w:bCs/>
-          <w:sz w:val="36"/>
-          <w:szCs w:val="36"/>
-        </w:rPr>
-        <w:t>taskCompleted</w:t>
+        <w:t>n</w:t>
+      </w:r>
+      <w:r>
+        <w:rPr>
+          <w:sz w:val="36"/>
+          <w:szCs w:val="36"/>
+        </w:rPr>
+        <w:t>avigating to another page but might come back.</w:t>
+      </w:r>
+    </w:p>
+    <w:p>
+      <w:pPr>
+        <w:jc w:val="both"/>
+        <w:rPr>
+          <w:b/>
+          <w:bCs/>
+          <w:color w:val="D86DCB" w:themeColor="accent5" w:themeTint="99"/>
+          <w:sz w:val="36"/>
+          <w:szCs w:val="36"/>
+        </w:rPr>
+      </w:pPr>
+      <w:r>
+        <w:rPr>
+          <w:b/>
+          <w:bCs/>
+          <w:color w:val="D86DCB" w:themeColor="accent5" w:themeTint="99"/>
+          <w:sz w:val="36"/>
+          <w:szCs w:val="36"/>
+        </w:rPr>
+        <w:t>@override</w:t>
+      </w:r>
+    </w:p>
+    <w:p>
+      <w:pPr>
+        <w:jc w:val="both"/>
+        <w:rPr>
+          <w:b/>
+          <w:bCs/>
+          <w:color w:val="D86DCB" w:themeColor="accent5" w:themeTint="99"/>
+          <w:sz w:val="36"/>
+          <w:szCs w:val="36"/>
+        </w:rPr>
+      </w:pPr>
+      <w:r>
+        <w:rPr>
+          <w:b/>
+          <w:bCs/>
+          <w:color w:val="D86DCB" w:themeColor="accent5" w:themeTint="99"/>
+          <w:sz w:val="36"/>
+          <w:szCs w:val="36"/>
+        </w:rPr>
+        <w:t>void deactivate() {</w:t>
+      </w:r>
+    </w:p>
+    <w:p>
+      <w:pPr>
+        <w:jc w:val="both"/>
+        <w:rPr>
+          <w:b/>
+          <w:bCs/>
+          <w:color w:val="D86DCB" w:themeColor="accent5" w:themeTint="99"/>
+          <w:sz w:val="36"/>
+          <w:szCs w:val="36"/>
+        </w:rPr>
+      </w:pPr>
+      <w:r>
+        <w:rPr>
+          <w:b/>
+          <w:bCs/>
+          <w:color w:val="D86DCB" w:themeColor="accent5" w:themeTint="99"/>
+          <w:sz w:val="36"/>
+          <w:szCs w:val="36"/>
+        </w:rPr>
+        <w:t xml:space="preserve">  super.deactivate();</w:t>
+      </w:r>
+    </w:p>
+    <w:p>
+      <w:pPr>
+        <w:jc w:val="both"/>
+        <w:rPr>
+          <w:b/>
+          <w:bCs/>
+          <w:color w:val="D86DCB" w:themeColor="accent5" w:themeTint="99"/>
+          <w:sz w:val="36"/>
+          <w:szCs w:val="36"/>
+        </w:rPr>
+      </w:pPr>
+      <w:r>
+        <w:rPr>
+          <w:b/>
+          <w:bCs/>
+          <w:color w:val="D86DCB" w:themeColor="accent5" w:themeTint="99"/>
+          <w:sz w:val="36"/>
+          <w:szCs w:val="36"/>
+        </w:rPr>
+        <w:t xml:space="preserve">  print('Widget temporarily removed');</w:t>
+      </w:r>
+    </w:p>
+    <w:p>
+      <w:pPr>
+        <w:jc w:val="both"/>
+        <w:rPr>
+          <w:b/>
+          <w:bCs/>
+          <w:color w:val="D86DCB" w:themeColor="accent5" w:themeTint="99"/>
+          <w:sz w:val="36"/>
+          <w:szCs w:val="36"/>
+        </w:rPr>
+      </w:pPr>
+      <w:r>
+        <w:rPr>
+          <w:b/>
+          <w:bCs/>
+          <w:color w:val="D86DCB" w:themeColor="accent5" w:themeTint="99"/>
+          <w:sz w:val="36"/>
+          <w:szCs w:val="36"/>
+        </w:rPr>
+        <w:t>}</w:t>
+      </w:r>
+    </w:p>
+    <w:p>
+      <w:pPr>
+        <w:jc w:val="both"/>
+        <w:rPr>
+          <w:sz w:val="36"/>
+          <w:szCs w:val="36"/>
+        </w:rPr>
+      </w:pPr>
+    </w:p>
+    <w:p>
+      <w:pPr>
+        <w:jc w:val="both"/>
+        <w:rPr>
+          <w:b/>
+          <w:bCs/>
+          <w:sz w:val="36"/>
+          <w:szCs w:val="36"/>
+        </w:rPr>
+      </w:pPr>
+      <w:r>
+        <w:rPr>
+          <w:b/>
+          <w:bCs/>
+          <w:sz w:val="36"/>
+          <w:szCs w:val="36"/>
+        </w:rPr>
+        <w:t>dispose()</w:t>
+      </w:r>
+      <w:r>
+        <w:rPr>
+          <w:b/>
+          <w:bCs/>
+          <w:sz w:val="36"/>
+          <w:szCs w:val="36"/>
+        </w:rPr>
+        <w:t>:</w:t>
+      </w:r>
+    </w:p>
+    <w:p>
+      <w:pPr>
+        <w:jc w:val="both"/>
+        <w:rPr>
+          <w:sz w:val="36"/>
+          <w:szCs w:val="36"/>
+        </w:rPr>
+      </w:pPr>
+      <w:r>
+        <w:rPr>
+          <w:sz w:val="36"/>
+          <w:szCs w:val="36"/>
+        </w:rPr>
+        <w:t># It’s c</w:t>
+      </w:r>
+      <w:r>
+        <w:rPr>
+          <w:sz w:val="36"/>
+          <w:szCs w:val="36"/>
+        </w:rPr>
+        <w:t>alled when the widget is permanently removed (destroyed).</w:t>
+      </w:r>
+      <w:r>
+        <w:rPr>
+          <w:sz w:val="36"/>
+          <w:szCs w:val="36"/>
+        </w:rPr>
+        <w:t xml:space="preserve"> </w:t>
+      </w:r>
+      <w:r>
+        <w:rPr>
+          <w:sz w:val="36"/>
+          <w:szCs w:val="36"/>
+        </w:rPr>
+        <w:t xml:space="preserve">Perfect for cleaning up resources </w:t>
+      </w:r>
+      <w:r>
+        <w:rPr>
+          <w:sz w:val="36"/>
+          <w:szCs w:val="36"/>
+        </w:rPr>
+        <w:t xml:space="preserve">like </w:t>
+      </w:r>
+      <w:r>
+        <w:rPr>
+          <w:b/>
+          <w:bCs/>
+          <w:sz w:val="36"/>
+          <w:szCs w:val="36"/>
+        </w:rPr>
+        <w:t>controllers</w:t>
       </w:r>
       <w:r>
         <w:rPr>
@@ -3779,31 +4564,49 @@
       </w:r>
       <w:r>
         <w:rPr>
-          <w:sz w:val="36"/>
-          <w:szCs w:val="36"/>
-        </w:rPr>
-        <w:t>we</w:t>
-      </w:r>
-      <w:r>
-        <w:rPr>
-          <w:sz w:val="36"/>
-          <w:szCs w:val="36"/>
-        </w:rPr>
-        <w:t xml:space="preserve"> update our local completed variable.</w:t>
-      </w:r>
-      <w:r>
-        <w:rPr>
-          <w:sz w:val="36"/>
-          <w:szCs w:val="36"/>
-        </w:rPr>
-        <w:t xml:space="preserve"> T</w:t>
-      </w:r>
-      <w:r>
-        <w:rPr>
-          <w:sz w:val="36"/>
-          <w:szCs w:val="36"/>
-        </w:rPr>
-        <w:t>his ensures our local state stays in sync with the parent’s data</w:t>
+          <w:b/>
+          <w:bCs/>
+          <w:sz w:val="36"/>
+          <w:szCs w:val="36"/>
+        </w:rPr>
+        <w:t>streams</w:t>
+      </w:r>
+      <w:r>
+        <w:rPr>
+          <w:sz w:val="36"/>
+          <w:szCs w:val="36"/>
+        </w:rPr>
+        <w:t xml:space="preserve">, </w:t>
+      </w:r>
+      <w:r>
+        <w:rPr>
+          <w:b/>
+          <w:bCs/>
+          <w:sz w:val="36"/>
+          <w:szCs w:val="36"/>
+        </w:rPr>
+        <w:t>focus nodes</w:t>
+      </w:r>
+      <w:r>
+        <w:rPr>
+          <w:sz w:val="36"/>
+          <w:szCs w:val="36"/>
+        </w:rPr>
+        <w:t>, etc.</w:t>
+      </w:r>
+      <w:r>
+        <w:rPr>
+          <w:sz w:val="36"/>
+          <w:szCs w:val="36"/>
+        </w:rPr>
+        <w:t xml:space="preserve"> </w:t>
+      </w:r>
+      <w:r>
+        <w:rPr>
+          <w:sz w:val="36"/>
+          <w:szCs w:val="36"/>
+        </w:rPr>
+        <w:t>It is used to clean up the controller when the widget is disposed. This is important to prevent memory leaks</w:t>
       </w:r>
       <w:r>
         <w:rPr>
@@ -3854,117 +4657,74 @@
           <w:sz w:val="36"/>
           <w:szCs w:val="36"/>
         </w:rPr>
-        <w:t>void didUpdateWidget(covariant ToDoTile oldWidget) {</w:t>
-      </w:r>
-    </w:p>
-    <w:p>
-      <w:pPr>
-        <w:jc w:val="both"/>
-        <w:rPr>
-          <w:b/>
-          <w:bCs/>
-          <w:color w:val="D86DCB" w:themeColor="accent5" w:themeTint="99"/>
-          <w:sz w:val="36"/>
-          <w:szCs w:val="36"/>
-        </w:rPr>
-      </w:pPr>
-      <w:r>
-        <w:rPr>
-          <w:b/>
-          <w:bCs/>
-          <w:color w:val="D86DCB" w:themeColor="accent5" w:themeTint="99"/>
-          <w:sz w:val="36"/>
-          <w:szCs w:val="36"/>
-        </w:rPr>
-        <w:t xml:space="preserve">  super.didUpdateWidget(oldWidget);</w:t>
-      </w:r>
-    </w:p>
-    <w:p>
-      <w:pPr>
-        <w:jc w:val="both"/>
-        <w:rPr>
-          <w:b/>
-          <w:bCs/>
-          <w:color w:val="D86DCB" w:themeColor="accent5" w:themeTint="99"/>
-          <w:sz w:val="36"/>
-          <w:szCs w:val="36"/>
-        </w:rPr>
-      </w:pPr>
-      <w:r>
-        <w:rPr>
-          <w:b/>
-          <w:bCs/>
-          <w:color w:val="D86DCB" w:themeColor="accent5" w:themeTint="99"/>
-          <w:sz w:val="36"/>
-          <w:szCs w:val="36"/>
-        </w:rPr>
-        <w:t xml:space="preserve">  // if parent changed the value, sync local state</w:t>
-      </w:r>
-    </w:p>
-    <w:p>
-      <w:pPr>
-        <w:jc w:val="both"/>
-        <w:rPr>
-          <w:b/>
-          <w:bCs/>
-          <w:color w:val="D86DCB" w:themeColor="accent5" w:themeTint="99"/>
-          <w:sz w:val="36"/>
-          <w:szCs w:val="36"/>
-        </w:rPr>
-      </w:pPr>
-      <w:r>
-        <w:rPr>
-          <w:b/>
-          <w:bCs/>
-          <w:color w:val="D86DCB" w:themeColor="accent5" w:themeTint="99"/>
-          <w:sz w:val="36"/>
-          <w:szCs w:val="36"/>
-        </w:rPr>
-        <w:t xml:space="preserve">  if (oldWidget.taskCompleted != widget.taskCompleted) {</w:t>
-      </w:r>
-    </w:p>
-    <w:p>
-      <w:pPr>
-        <w:jc w:val="both"/>
-        <w:rPr>
-          <w:b/>
-          <w:bCs/>
-          <w:color w:val="D86DCB" w:themeColor="accent5" w:themeTint="99"/>
-          <w:sz w:val="36"/>
-          <w:szCs w:val="36"/>
-        </w:rPr>
-      </w:pPr>
-      <w:r>
-        <w:rPr>
-          <w:b/>
-          <w:bCs/>
-          <w:color w:val="D86DCB" w:themeColor="accent5" w:themeTint="99"/>
-          <w:sz w:val="36"/>
-          <w:szCs w:val="36"/>
-        </w:rPr>
-        <w:t xml:space="preserve">    setState(() =&gt; completed = widget.taskCompleted);</w:t>
-      </w:r>
-    </w:p>
-    <w:p>
-      <w:pPr>
-        <w:jc w:val="both"/>
-        <w:rPr>
-          <w:b/>
-          <w:bCs/>
-          <w:color w:val="D86DCB" w:themeColor="accent5" w:themeTint="99"/>
-          <w:sz w:val="36"/>
-          <w:szCs w:val="36"/>
-        </w:rPr>
-      </w:pPr>
-      <w:r>
-        <w:rPr>
-          <w:b/>
-          <w:bCs/>
-          <w:color w:val="D86DCB" w:themeColor="accent5" w:themeTint="99"/>
-          <w:sz w:val="36"/>
-          <w:szCs w:val="36"/>
-        </w:rPr>
-        <w:t xml:space="preserve">  }</w:t>
+        <w:t>void dispose() {</w:t>
+      </w:r>
+    </w:p>
+    <w:p>
+      <w:pPr>
+        <w:jc w:val="both"/>
+        <w:rPr>
+          <w:b/>
+          <w:bCs/>
+          <w:color w:val="D86DCB" w:themeColor="accent5" w:themeTint="99"/>
+          <w:sz w:val="36"/>
+          <w:szCs w:val="36"/>
+        </w:rPr>
+      </w:pPr>
+      <w:r>
+        <w:rPr>
+          <w:b/>
+          <w:bCs/>
+          <w:color w:val="D86DCB" w:themeColor="accent5" w:themeTint="99"/>
+          <w:sz w:val="36"/>
+          <w:szCs w:val="36"/>
+        </w:rPr>
+        <w:t xml:space="preserve">  myController.dispose(); // prevents memory leak</w:t>
+      </w:r>
+    </w:p>
+    <w:p>
+      <w:pPr>
+        <w:jc w:val="both"/>
+        <w:rPr>
+          <w:b/>
+          <w:bCs/>
+          <w:color w:val="D86DCB" w:themeColor="accent5" w:themeTint="99"/>
+          <w:sz w:val="36"/>
+          <w:szCs w:val="36"/>
+        </w:rPr>
+      </w:pPr>
+      <w:r>
+        <w:rPr>
+          <w:b/>
+          <w:bCs/>
+          <w:color w:val="D86DCB" w:themeColor="accent5" w:themeTint="99"/>
+          <w:sz w:val="36"/>
+          <w:szCs w:val="36"/>
+        </w:rPr>
+        <w:lastRenderedPageBreak/>
+        <w:t xml:space="preserve">  myAnimationController.dispose();</w:t>
+      </w:r>
+    </w:p>
+    <w:p>
+      <w:pPr>
+        <w:jc w:val="both"/>
+        <w:rPr>
+          <w:b/>
+          <w:bCs/>
+          <w:color w:val="D86DCB" w:themeColor="accent5" w:themeTint="99"/>
+          <w:sz w:val="36"/>
+          <w:szCs w:val="36"/>
+        </w:rPr>
+      </w:pPr>
+      <w:r>
+        <w:rPr>
+          <w:b/>
+          <w:bCs/>
+          <w:color w:val="D86DCB" w:themeColor="accent5" w:themeTint="99"/>
+          <w:sz w:val="36"/>
+          <w:szCs w:val="36"/>
+        </w:rPr>
+        <w:t xml:space="preserve">  super.dispose();</w:t>
       </w:r>
     </w:p>
     <w:p>
@@ -3997,30 +4757,58 @@
           <w:szCs w:val="36"/>
         </w:rPr>
       </w:pPr>
-    </w:p>
-    <w:p>
-      <w:pPr>
-        <w:jc w:val="both"/>
-        <w:rPr>
-          <w:b/>
-          <w:bCs/>
-          <w:sz w:val="36"/>
-          <w:szCs w:val="36"/>
-        </w:rPr>
-      </w:pPr>
-      <w:r>
-        <w:rPr>
-          <w:b/>
-          <w:bCs/>
-          <w:sz w:val="36"/>
-          <w:szCs w:val="36"/>
-        </w:rPr>
-        <w:t>deactivate()</w:t>
-      </w:r>
-      <w:r>
-        <w:rPr>
-          <w:b/>
-          <w:bCs/>
+      <w:r>
+        <w:rPr>
+          <w:b/>
+          <w:bCs/>
+          <w:sz w:val="36"/>
+          <w:szCs w:val="36"/>
+        </w:rPr>
+        <w:t>N</w:t>
+      </w:r>
+      <w:r>
+        <w:rPr>
+          <w:b/>
+          <w:bCs/>
+          <w:sz w:val="36"/>
+          <w:szCs w:val="36"/>
+        </w:rPr>
+        <w:t>OTE</w:t>
+      </w:r>
+      <w:r>
+        <w:rPr>
+          <w:b/>
+          <w:bCs/>
+          <w:sz w:val="36"/>
+          <w:szCs w:val="36"/>
+        </w:rPr>
+        <w:t>:</w:t>
+      </w:r>
+      <w:r>
+        <w:rPr>
+          <w:sz w:val="36"/>
+          <w:szCs w:val="36"/>
+        </w:rPr>
+        <w:t xml:space="preserve"> Always call </w:t>
+      </w:r>
+      <w:r>
+        <w:rPr>
+          <w:b/>
+          <w:bCs/>
+          <w:sz w:val="36"/>
+          <w:szCs w:val="36"/>
+        </w:rPr>
+        <w:t xml:space="preserve">super.dispose() </w:t>
+      </w:r>
+      <w:r>
+        <w:rPr>
+          <w:sz w:val="36"/>
+          <w:szCs w:val="36"/>
+        </w:rPr>
+        <w:t>last.</w:t>
+      </w:r>
+      <w:r>
+        <w:rPr>
           <w:sz w:val="36"/>
           <w:szCs w:val="36"/>
         </w:rPr>
@@ -4028,664 +4816,263 @@
       </w:r>
       <w:r>
         <w:rPr>
-          <w:sz w:val="36"/>
-          <w:szCs w:val="36"/>
-        </w:rPr>
-        <w:t>(Rarely Used)</w:t>
-      </w:r>
-      <w:r>
-        <w:rPr>
-          <w:b/>
-          <w:bCs/>
-          <w:sz w:val="36"/>
-          <w:szCs w:val="36"/>
-        </w:rPr>
-        <w:t>:</w:t>
-      </w:r>
-    </w:p>
-    <w:p>
-      <w:pPr>
-        <w:jc w:val="both"/>
-        <w:rPr>
-          <w:sz w:val="36"/>
-          <w:szCs w:val="36"/>
-        </w:rPr>
-      </w:pPr>
-      <w:r>
-        <w:rPr>
+          <w:b/>
+          <w:bCs/>
+          <w:sz w:val="36"/>
+          <w:szCs w:val="36"/>
+        </w:rPr>
+        <w:t>super</w:t>
+      </w:r>
+      <w:r>
+        <w:rPr>
+          <w:sz w:val="36"/>
+          <w:szCs w:val="36"/>
+        </w:rPr>
+        <w:t xml:space="preserve"> keyword keeps the flutters internal dispose method intact adding</w:t>
+      </w:r>
+      <w:r>
+        <w:rPr>
+          <w:sz w:val="36"/>
+          <w:szCs w:val="36"/>
+        </w:rPr>
+        <w:t xml:space="preserve"> </w:t>
+      </w:r>
+      <w:r>
+        <w:rPr>
+          <w:sz w:val="36"/>
+          <w:szCs w:val="36"/>
+        </w:rPr>
+        <w:t>our custom method too</w:t>
+      </w:r>
+      <w:r>
+        <w:rPr>
+          <w:sz w:val="36"/>
+          <w:szCs w:val="36"/>
+        </w:rPr>
+        <w:t>.</w:t>
+      </w:r>
+      <w:r>
+        <w:rPr>
+          <w:sz w:val="36"/>
+          <w:szCs w:val="36"/>
+        </w:rPr>
+        <w:t xml:space="preserve"> </w:t>
+      </w:r>
+    </w:p>
+    <w:p>
+      <w:pPr>
+        <w:jc w:val="both"/>
+        <w:rPr>
+          <w:sz w:val="36"/>
+          <w:szCs w:val="36"/>
+        </w:rPr>
+      </w:pPr>
+      <w:r>
+        <w:rPr>
+          <w:sz w:val="36"/>
+          <w:szCs w:val="36"/>
+        </w:rPr>
+        <w:t xml:space="preserve"># And don’t use </w:t>
+      </w:r>
+      <w:r>
+        <w:rPr>
+          <w:b/>
+          <w:bCs/>
+          <w:sz w:val="36"/>
+          <w:szCs w:val="36"/>
+        </w:rPr>
+        <w:t>context</w:t>
+      </w:r>
+      <w:r>
+        <w:rPr>
+          <w:sz w:val="36"/>
+          <w:szCs w:val="36"/>
+        </w:rPr>
+        <w:t xml:space="preserve"> in </w:t>
+      </w:r>
+      <w:r>
+        <w:rPr>
+          <w:b/>
+          <w:bCs/>
+          <w:sz w:val="36"/>
+          <w:szCs w:val="36"/>
+        </w:rPr>
+        <w:t>dispose()</w:t>
+      </w:r>
+      <w:r>
+        <w:rPr>
+          <w:sz w:val="36"/>
+          <w:szCs w:val="36"/>
+        </w:rPr>
+        <w:t xml:space="preserve"> method. Because while disposing the screen context might not be available and will throw error.</w:t>
+      </w:r>
+    </w:p>
+    <w:p>
+      <w:pPr>
+        <w:jc w:val="both"/>
+        <w:rPr>
+          <w:sz w:val="36"/>
+          <w:szCs w:val="36"/>
+        </w:rPr>
+      </w:pPr>
+    </w:p>
+    <w:p>
+      <w:pPr>
+        <w:jc w:val="both"/>
+        <w:rPr>
+          <w:sz w:val="36"/>
+          <w:szCs w:val="36"/>
+        </w:rPr>
+      </w:pPr>
+      <w:r>
+        <w:rPr>
+          <w:sz w:val="36"/>
+          <w:szCs w:val="36"/>
+        </w:rPr>
+        <w:t>Disposing local controllers inside a function:</w:t>
+      </w:r>
+    </w:p>
+    <w:p>
+      <w:pPr>
+        <w:jc w:val="both"/>
+        <w:rPr>
+          <w:sz w:val="36"/>
+          <w:szCs w:val="36"/>
+        </w:rPr>
+      </w:pPr>
+      <w:r>
+        <w:rPr>
+          <w:sz w:val="36"/>
+          <w:szCs w:val="36"/>
+        </w:rPr>
+        <w:t># Flutter automatically garbage collects this controller so it’s a short-lived dialog controller. We don’t need to manually dispose this using .then() or something.</w:t>
+      </w:r>
+    </w:p>
+    <w:p>
+      <w:pPr>
+        <w:jc w:val="both"/>
+        <w:rPr>
+          <w:b/>
+          <w:bCs/>
+          <w:color w:val="D86DCB" w:themeColor="accent5" w:themeTint="99"/>
+          <w:sz w:val="36"/>
+          <w:szCs w:val="36"/>
+        </w:rPr>
+      </w:pPr>
+      <w:r>
+        <w:rPr>
+          <w:b/>
+          <w:bCs/>
+          <w:color w:val="D86DCB" w:themeColor="accent5" w:themeTint="99"/>
+          <w:sz w:val="36"/>
+          <w:szCs w:val="36"/>
+        </w:rPr>
+        <w:t>void function () {</w:t>
+      </w:r>
+    </w:p>
+    <w:p>
+      <w:pPr>
+        <w:jc w:val="both"/>
+        <w:rPr>
+          <w:b/>
+          <w:bCs/>
+          <w:color w:val="D86DCB" w:themeColor="accent5" w:themeTint="99"/>
+          <w:sz w:val="36"/>
+          <w:szCs w:val="36"/>
+        </w:rPr>
+      </w:pPr>
+      <w:r>
+        <w:rPr>
+          <w:b/>
+          <w:bCs/>
+          <w:color w:val="D86DCB" w:themeColor="accent5" w:themeTint="99"/>
+          <w:sz w:val="36"/>
+          <w:szCs w:val="36"/>
+        </w:rPr>
+        <w:t>final controller = TextEditingController(text: tasks[index]);</w:t>
+      </w:r>
+    </w:p>
+    <w:p>
+      <w:pPr>
+        <w:jc w:val="both"/>
+        <w:rPr>
+          <w:b/>
+          <w:bCs/>
+          <w:color w:val="D86DCB" w:themeColor="accent5" w:themeTint="99"/>
+          <w:sz w:val="36"/>
+          <w:szCs w:val="36"/>
+        </w:rPr>
+      </w:pPr>
+      <w:r>
+        <w:rPr>
+          <w:b/>
+          <w:bCs/>
+          <w:color w:val="D86DCB" w:themeColor="accent5" w:themeTint="99"/>
+          <w:sz w:val="36"/>
+          <w:szCs w:val="36"/>
+        </w:rPr>
+        <w:t>showDialog(...);</w:t>
+      </w:r>
+    </w:p>
+    <w:p>
+      <w:pPr>
+        <w:jc w:val="both"/>
+        <w:rPr>
+          <w:b/>
+          <w:bCs/>
+          <w:color w:val="D86DCB" w:themeColor="accent5" w:themeTint="99"/>
+          <w:sz w:val="36"/>
+          <w:szCs w:val="36"/>
+        </w:rPr>
+      </w:pPr>
+      <w:r>
+        <w:rPr>
+          <w:b/>
+          <w:bCs/>
+          <w:color w:val="D86DCB" w:themeColor="accent5" w:themeTint="99"/>
+          <w:sz w:val="36"/>
+          <w:szCs w:val="36"/>
+        </w:rPr>
+        <w:t>}</w:t>
+      </w:r>
+    </w:p>
+    <w:p>
+      <w:pPr>
+        <w:jc w:val="both"/>
+        <w:rPr>
+          <w:sz w:val="36"/>
+          <w:szCs w:val="36"/>
+        </w:rPr>
+      </w:pPr>
+      <w:r>
+        <w:rPr>
+          <w:sz w:val="36"/>
+          <w:szCs w:val="36"/>
+        </w:rPr>
+        <w:t># Or we can declare the controller outside the function and then load the text into the controller and dispose in the lifecycle dispose method.</w:t>
+      </w:r>
+    </w:p>
+    <w:p>
+      <w:pPr>
+        <w:jc w:val="both"/>
+        <w:rPr>
+          <w:b/>
+          <w:bCs/>
+          <w:color w:val="D86DCB" w:themeColor="accent5" w:themeTint="99"/>
+          <w:sz w:val="36"/>
+          <w:szCs w:val="36"/>
+        </w:rPr>
+      </w:pPr>
+      <w:r>
+        <w:rPr>
+          <w:b/>
+          <w:bCs/>
+          <w:color w:val="D86DCB" w:themeColor="accent5" w:themeTint="99"/>
           <w:sz w:val="36"/>
           <w:szCs w:val="36"/>
         </w:rPr>
         <w:lastRenderedPageBreak/>
-        <w:t># It’s c</w:t>
-      </w:r>
-      <w:r>
-        <w:rPr>
-          <w:sz w:val="36"/>
-          <w:szCs w:val="36"/>
-        </w:rPr>
-        <w:t>alled when the widget is removed from the widget tree temporarily.</w:t>
-      </w:r>
-      <w:r>
-        <w:rPr>
-          <w:sz w:val="36"/>
-          <w:szCs w:val="36"/>
-        </w:rPr>
-        <w:t xml:space="preserve"> Like</w:t>
-      </w:r>
-      <w:r>
-        <w:rPr>
-          <w:sz w:val="36"/>
-          <w:szCs w:val="36"/>
-        </w:rPr>
-        <w:t xml:space="preserve"> </w:t>
-      </w:r>
-      <w:r>
-        <w:rPr>
-          <w:sz w:val="36"/>
-          <w:szCs w:val="36"/>
-        </w:rPr>
-        <w:t>n</w:t>
-      </w:r>
-      <w:r>
-        <w:rPr>
-          <w:sz w:val="36"/>
-          <w:szCs w:val="36"/>
-        </w:rPr>
-        <w:t>avigating to another page but might come back.</w:t>
-      </w:r>
-    </w:p>
-    <w:p>
-      <w:pPr>
-        <w:jc w:val="both"/>
-        <w:rPr>
-          <w:b/>
-          <w:bCs/>
-          <w:color w:val="D86DCB" w:themeColor="accent5" w:themeTint="99"/>
-          <w:sz w:val="36"/>
-          <w:szCs w:val="36"/>
-        </w:rPr>
-      </w:pPr>
-      <w:r>
-        <w:rPr>
-          <w:b/>
-          <w:bCs/>
-          <w:color w:val="D86DCB" w:themeColor="accent5" w:themeTint="99"/>
-          <w:sz w:val="36"/>
-          <w:szCs w:val="36"/>
-        </w:rPr>
-        <w:t>@override</w:t>
-      </w:r>
-    </w:p>
-    <w:p>
-      <w:pPr>
-        <w:jc w:val="both"/>
-        <w:rPr>
-          <w:b/>
-          <w:bCs/>
-          <w:color w:val="D86DCB" w:themeColor="accent5" w:themeTint="99"/>
-          <w:sz w:val="36"/>
-          <w:szCs w:val="36"/>
-        </w:rPr>
-      </w:pPr>
-      <w:r>
-        <w:rPr>
-          <w:b/>
-          <w:bCs/>
-          <w:color w:val="D86DCB" w:themeColor="accent5" w:themeTint="99"/>
-          <w:sz w:val="36"/>
-          <w:szCs w:val="36"/>
-        </w:rPr>
-        <w:t>void deactivate() {</w:t>
-      </w:r>
-    </w:p>
-    <w:p>
-      <w:pPr>
-        <w:jc w:val="both"/>
-        <w:rPr>
-          <w:b/>
-          <w:bCs/>
-          <w:color w:val="D86DCB" w:themeColor="accent5" w:themeTint="99"/>
-          <w:sz w:val="36"/>
-          <w:szCs w:val="36"/>
-        </w:rPr>
-      </w:pPr>
-      <w:r>
-        <w:rPr>
-          <w:b/>
-          <w:bCs/>
-          <w:color w:val="D86DCB" w:themeColor="accent5" w:themeTint="99"/>
-          <w:sz w:val="36"/>
-          <w:szCs w:val="36"/>
-        </w:rPr>
-        <w:t xml:space="preserve">  super.deactivate();</w:t>
-      </w:r>
-    </w:p>
-    <w:p>
-      <w:pPr>
-        <w:jc w:val="both"/>
-        <w:rPr>
-          <w:b/>
-          <w:bCs/>
-          <w:color w:val="D86DCB" w:themeColor="accent5" w:themeTint="99"/>
-          <w:sz w:val="36"/>
-          <w:szCs w:val="36"/>
-        </w:rPr>
-      </w:pPr>
-      <w:r>
-        <w:rPr>
-          <w:b/>
-          <w:bCs/>
-          <w:color w:val="D86DCB" w:themeColor="accent5" w:themeTint="99"/>
-          <w:sz w:val="36"/>
-          <w:szCs w:val="36"/>
-        </w:rPr>
-        <w:t xml:space="preserve">  print('Widget temporarily removed');</w:t>
-      </w:r>
-    </w:p>
-    <w:p>
-      <w:pPr>
-        <w:jc w:val="both"/>
-        <w:rPr>
-          <w:b/>
-          <w:bCs/>
-          <w:color w:val="D86DCB" w:themeColor="accent5" w:themeTint="99"/>
-          <w:sz w:val="36"/>
-          <w:szCs w:val="36"/>
-        </w:rPr>
-      </w:pPr>
-      <w:r>
-        <w:rPr>
-          <w:b/>
-          <w:bCs/>
-          <w:color w:val="D86DCB" w:themeColor="accent5" w:themeTint="99"/>
-          <w:sz w:val="36"/>
-          <w:szCs w:val="36"/>
-        </w:rPr>
-        <w:t>}</w:t>
-      </w:r>
-    </w:p>
-    <w:p>
-      <w:pPr>
-        <w:jc w:val="both"/>
-        <w:rPr>
-          <w:sz w:val="36"/>
-          <w:szCs w:val="36"/>
-        </w:rPr>
-      </w:pPr>
-    </w:p>
-    <w:p>
-      <w:pPr>
-        <w:jc w:val="both"/>
-        <w:rPr>
-          <w:b/>
-          <w:bCs/>
-          <w:sz w:val="36"/>
-          <w:szCs w:val="36"/>
-        </w:rPr>
-      </w:pPr>
-      <w:r>
-        <w:rPr>
-          <w:b/>
-          <w:bCs/>
-          <w:sz w:val="36"/>
-          <w:szCs w:val="36"/>
-        </w:rPr>
-        <w:t>dispose()</w:t>
-      </w:r>
-      <w:r>
-        <w:rPr>
-          <w:b/>
-          <w:bCs/>
-          <w:sz w:val="36"/>
-          <w:szCs w:val="36"/>
-        </w:rPr>
-        <w:t>:</w:t>
-      </w:r>
-    </w:p>
-    <w:p>
-      <w:pPr>
-        <w:jc w:val="both"/>
-        <w:rPr>
-          <w:sz w:val="36"/>
-          <w:szCs w:val="36"/>
-        </w:rPr>
-      </w:pPr>
-      <w:r>
-        <w:rPr>
-          <w:sz w:val="36"/>
-          <w:szCs w:val="36"/>
-        </w:rPr>
-        <w:t># It’s c</w:t>
-      </w:r>
-      <w:r>
-        <w:rPr>
-          <w:sz w:val="36"/>
-          <w:szCs w:val="36"/>
-        </w:rPr>
-        <w:t>alled when the widget is permanently removed (destroyed).</w:t>
-      </w:r>
-      <w:r>
-        <w:rPr>
-          <w:sz w:val="36"/>
-          <w:szCs w:val="36"/>
-        </w:rPr>
-        <w:t xml:space="preserve"> </w:t>
-      </w:r>
-      <w:r>
-        <w:rPr>
-          <w:sz w:val="36"/>
-          <w:szCs w:val="36"/>
-        </w:rPr>
-        <w:t xml:space="preserve">Perfect for cleaning up resources </w:t>
-      </w:r>
-      <w:r>
-        <w:rPr>
-          <w:sz w:val="36"/>
-          <w:szCs w:val="36"/>
-        </w:rPr>
-        <w:t xml:space="preserve">like </w:t>
-      </w:r>
-      <w:r>
-        <w:rPr>
-          <w:b/>
-          <w:bCs/>
-          <w:sz w:val="36"/>
-          <w:szCs w:val="36"/>
-        </w:rPr>
-        <w:t>controllers</w:t>
-      </w:r>
-      <w:r>
-        <w:rPr>
-          <w:sz w:val="36"/>
-          <w:szCs w:val="36"/>
-        </w:rPr>
-        <w:t xml:space="preserve">, </w:t>
-      </w:r>
-      <w:r>
-        <w:rPr>
-          <w:b/>
-          <w:bCs/>
-          <w:sz w:val="36"/>
-          <w:szCs w:val="36"/>
-        </w:rPr>
-        <w:t>streams</w:t>
-      </w:r>
-      <w:r>
-        <w:rPr>
-          <w:sz w:val="36"/>
-          <w:szCs w:val="36"/>
-        </w:rPr>
-        <w:t xml:space="preserve">, </w:t>
-      </w:r>
-      <w:r>
-        <w:rPr>
-          <w:b/>
-          <w:bCs/>
-          <w:sz w:val="36"/>
-          <w:szCs w:val="36"/>
-        </w:rPr>
-        <w:t>focus nodes</w:t>
-      </w:r>
-      <w:r>
-        <w:rPr>
-          <w:sz w:val="36"/>
-          <w:szCs w:val="36"/>
-        </w:rPr>
-        <w:t>, etc.</w:t>
-      </w:r>
-      <w:r>
-        <w:rPr>
-          <w:sz w:val="36"/>
-          <w:szCs w:val="36"/>
-        </w:rPr>
-        <w:t xml:space="preserve"> </w:t>
-      </w:r>
-      <w:r>
-        <w:rPr>
-          <w:sz w:val="36"/>
-          <w:szCs w:val="36"/>
-        </w:rPr>
-        <w:t>It is used to clean up the controller when the widget is disposed. This is important to prevent memory leaks</w:t>
-      </w:r>
-      <w:r>
-        <w:rPr>
-          <w:sz w:val="36"/>
-          <w:szCs w:val="36"/>
-        </w:rPr>
-        <w:t>.</w:t>
-      </w:r>
-    </w:p>
-    <w:p>
-      <w:pPr>
-        <w:jc w:val="both"/>
-        <w:rPr>
-          <w:b/>
-          <w:bCs/>
-          <w:color w:val="D86DCB" w:themeColor="accent5" w:themeTint="99"/>
-          <w:sz w:val="36"/>
-          <w:szCs w:val="36"/>
-        </w:rPr>
-      </w:pPr>
-      <w:r>
-        <w:rPr>
-          <w:b/>
-          <w:bCs/>
-          <w:color w:val="D86DCB" w:themeColor="accent5" w:themeTint="99"/>
-          <w:sz w:val="36"/>
-          <w:szCs w:val="36"/>
-        </w:rPr>
-        <w:t>@override</w:t>
-      </w:r>
-    </w:p>
-    <w:p>
-      <w:pPr>
-        <w:jc w:val="both"/>
-        <w:rPr>
-          <w:b/>
-          <w:bCs/>
-          <w:color w:val="D86DCB" w:themeColor="accent5" w:themeTint="99"/>
-          <w:sz w:val="36"/>
-          <w:szCs w:val="36"/>
-        </w:rPr>
-      </w:pPr>
-      <w:r>
-        <w:rPr>
-          <w:b/>
-          <w:bCs/>
-          <w:color w:val="D86DCB" w:themeColor="accent5" w:themeTint="99"/>
-          <w:sz w:val="36"/>
-          <w:szCs w:val="36"/>
-        </w:rPr>
-        <w:t>void dispose() {</w:t>
-      </w:r>
-    </w:p>
-    <w:p>
-      <w:pPr>
-        <w:jc w:val="both"/>
-        <w:rPr>
-          <w:b/>
-          <w:bCs/>
-          <w:color w:val="D86DCB" w:themeColor="accent5" w:themeTint="99"/>
-          <w:sz w:val="36"/>
-          <w:szCs w:val="36"/>
-        </w:rPr>
-      </w:pPr>
-      <w:r>
-        <w:rPr>
-          <w:b/>
-          <w:bCs/>
-          <w:color w:val="D86DCB" w:themeColor="accent5" w:themeTint="99"/>
-          <w:sz w:val="36"/>
-          <w:szCs w:val="36"/>
-        </w:rPr>
-        <w:t xml:space="preserve">  myController.dispose(); // prevents memory leak</w:t>
-      </w:r>
-    </w:p>
-    <w:p>
-      <w:pPr>
-        <w:jc w:val="both"/>
-        <w:rPr>
-          <w:b/>
-          <w:bCs/>
-          <w:color w:val="D86DCB" w:themeColor="accent5" w:themeTint="99"/>
-          <w:sz w:val="36"/>
-          <w:szCs w:val="36"/>
-        </w:rPr>
-      </w:pPr>
-      <w:r>
-        <w:rPr>
-          <w:b/>
-          <w:bCs/>
-          <w:color w:val="D86DCB" w:themeColor="accent5" w:themeTint="99"/>
-          <w:sz w:val="36"/>
-          <w:szCs w:val="36"/>
-        </w:rPr>
-        <w:t xml:space="preserve">  myAnimationController.dispose();</w:t>
-      </w:r>
-    </w:p>
-    <w:p>
-      <w:pPr>
-        <w:jc w:val="both"/>
-        <w:rPr>
-          <w:b/>
-          <w:bCs/>
-          <w:color w:val="D86DCB" w:themeColor="accent5" w:themeTint="99"/>
-          <w:sz w:val="36"/>
-          <w:szCs w:val="36"/>
-        </w:rPr>
-      </w:pPr>
-      <w:r>
-        <w:rPr>
-          <w:b/>
-          <w:bCs/>
-          <w:color w:val="D86DCB" w:themeColor="accent5" w:themeTint="99"/>
-          <w:sz w:val="36"/>
-          <w:szCs w:val="36"/>
-        </w:rPr>
-        <w:t xml:space="preserve">  super.dispose();</w:t>
-      </w:r>
-    </w:p>
-    <w:p>
-      <w:pPr>
-        <w:jc w:val="both"/>
-        <w:rPr>
-          <w:b/>
-          <w:bCs/>
-          <w:color w:val="D86DCB" w:themeColor="accent5" w:themeTint="99"/>
-          <w:sz w:val="36"/>
-          <w:szCs w:val="36"/>
-        </w:rPr>
-      </w:pPr>
-      <w:r>
-        <w:rPr>
-          <w:b/>
-          <w:bCs/>
-          <w:color w:val="D86DCB" w:themeColor="accent5" w:themeTint="99"/>
-          <w:sz w:val="36"/>
-          <w:szCs w:val="36"/>
-        </w:rPr>
-        <w:t>}</w:t>
-      </w:r>
-    </w:p>
-    <w:p>
-      <w:pPr>
-        <w:jc w:val="both"/>
-        <w:rPr>
-          <w:sz w:val="36"/>
-          <w:szCs w:val="36"/>
-        </w:rPr>
-      </w:pPr>
-      <w:r>
-        <w:rPr>
-          <w:b/>
-          <w:bCs/>
-          <w:sz w:val="36"/>
-          <w:szCs w:val="36"/>
-        </w:rPr>
-        <w:lastRenderedPageBreak/>
-        <w:t>N</w:t>
-      </w:r>
-      <w:r>
-        <w:rPr>
-          <w:b/>
-          <w:bCs/>
-          <w:sz w:val="36"/>
-          <w:szCs w:val="36"/>
-        </w:rPr>
-        <w:t>OTE</w:t>
-      </w:r>
-      <w:r>
-        <w:rPr>
-          <w:b/>
-          <w:bCs/>
-          <w:sz w:val="36"/>
-          <w:szCs w:val="36"/>
-        </w:rPr>
-        <w:t>:</w:t>
-      </w:r>
-      <w:r>
-        <w:rPr>
-          <w:sz w:val="36"/>
-          <w:szCs w:val="36"/>
-        </w:rPr>
-        <w:t xml:space="preserve"> Always call </w:t>
-      </w:r>
-      <w:r>
-        <w:rPr>
-          <w:b/>
-          <w:bCs/>
-          <w:sz w:val="36"/>
-          <w:szCs w:val="36"/>
-        </w:rPr>
-        <w:t xml:space="preserve">super.dispose() </w:t>
-      </w:r>
-      <w:r>
-        <w:rPr>
-          <w:sz w:val="36"/>
-          <w:szCs w:val="36"/>
-        </w:rPr>
-        <w:t>last.</w:t>
-      </w:r>
-      <w:r>
-        <w:rPr>
-          <w:sz w:val="36"/>
-          <w:szCs w:val="36"/>
-        </w:rPr>
-        <w:t xml:space="preserve"> </w:t>
-      </w:r>
-      <w:r>
-        <w:rPr>
-          <w:b/>
-          <w:bCs/>
-          <w:sz w:val="36"/>
-          <w:szCs w:val="36"/>
-        </w:rPr>
-        <w:t>super</w:t>
-      </w:r>
-      <w:r>
-        <w:rPr>
-          <w:sz w:val="36"/>
-          <w:szCs w:val="36"/>
-        </w:rPr>
-        <w:t xml:space="preserve"> keyword keeps the flutters internal dispose method intact adding</w:t>
-      </w:r>
-      <w:r>
-        <w:rPr>
-          <w:sz w:val="36"/>
-          <w:szCs w:val="36"/>
-        </w:rPr>
-        <w:t xml:space="preserve"> </w:t>
-      </w:r>
-      <w:r>
-        <w:rPr>
-          <w:sz w:val="36"/>
-          <w:szCs w:val="36"/>
-        </w:rPr>
-        <w:t>our custom method too</w:t>
-      </w:r>
-      <w:r>
-        <w:rPr>
-          <w:sz w:val="36"/>
-          <w:szCs w:val="36"/>
-        </w:rPr>
-        <w:t>.</w:t>
-      </w:r>
-      <w:r>
-        <w:rPr>
-          <w:sz w:val="36"/>
-          <w:szCs w:val="36"/>
-        </w:rPr>
-        <w:t xml:space="preserve"> </w:t>
-      </w:r>
-    </w:p>
-    <w:p>
-      <w:pPr>
-        <w:jc w:val="both"/>
-        <w:rPr>
-          <w:sz w:val="36"/>
-          <w:szCs w:val="36"/>
-        </w:rPr>
-      </w:pPr>
-      <w:r>
-        <w:rPr>
-          <w:sz w:val="36"/>
-          <w:szCs w:val="36"/>
-        </w:rPr>
-        <w:t xml:space="preserve"># And don’t use </w:t>
-      </w:r>
-      <w:r>
-        <w:rPr>
-          <w:b/>
-          <w:bCs/>
-          <w:sz w:val="36"/>
-          <w:szCs w:val="36"/>
-        </w:rPr>
-        <w:t>context</w:t>
-      </w:r>
-      <w:r>
-        <w:rPr>
-          <w:sz w:val="36"/>
-          <w:szCs w:val="36"/>
-        </w:rPr>
-        <w:t xml:space="preserve"> in </w:t>
-      </w:r>
-      <w:r>
-        <w:rPr>
-          <w:b/>
-          <w:bCs/>
-          <w:sz w:val="36"/>
-          <w:szCs w:val="36"/>
-        </w:rPr>
-        <w:t>dispose()</w:t>
-      </w:r>
-      <w:r>
-        <w:rPr>
-          <w:sz w:val="36"/>
-          <w:szCs w:val="36"/>
-        </w:rPr>
-        <w:t xml:space="preserve"> method. Because while disposing the screen context might not be available and will throw error.</w:t>
-      </w:r>
-    </w:p>
-    <w:p>
-      <w:pPr>
-        <w:jc w:val="both"/>
-        <w:rPr>
-          <w:sz w:val="36"/>
-          <w:szCs w:val="36"/>
-        </w:rPr>
-      </w:pPr>
-    </w:p>
-    <w:p>
-      <w:pPr>
-        <w:jc w:val="both"/>
-        <w:rPr>
-          <w:sz w:val="36"/>
-          <w:szCs w:val="36"/>
-        </w:rPr>
-      </w:pPr>
-      <w:r>
-        <w:rPr>
-          <w:sz w:val="36"/>
-          <w:szCs w:val="36"/>
-        </w:rPr>
-        <w:t>Disposing local controllers inside a function:</w:t>
-      </w:r>
-    </w:p>
-    <w:p>
-      <w:pPr>
-        <w:jc w:val="both"/>
-        <w:rPr>
-          <w:sz w:val="36"/>
-          <w:szCs w:val="36"/>
-        </w:rPr>
-      </w:pPr>
-      <w:r>
-        <w:rPr>
-          <w:sz w:val="36"/>
-          <w:szCs w:val="36"/>
-        </w:rPr>
-        <w:t># Flutter automatically garbage collects this controller so it’s a short-lived dialog controller. We don’t need to manually dispose this using .then() or something.</w:t>
+        <w:t>TextEditingController controller = TextEditingController();</w:t>
       </w:r>
     </w:p>
     <w:p>
@@ -4729,28 +5116,6 @@
           <w:sz w:val="36"/>
           <w:szCs w:val="36"/>
         </w:rPr>
-        <w:t>final controller = TextEditingController(text: tasks[index]);</w:t>
-      </w:r>
-    </w:p>
-    <w:p>
-      <w:pPr>
-        <w:jc w:val="both"/>
-        <w:rPr>
-          <w:b/>
-          <w:bCs/>
-          <w:color w:val="D86DCB" w:themeColor="accent5" w:themeTint="99"/>
-          <w:sz w:val="36"/>
-          <w:szCs w:val="36"/>
-        </w:rPr>
-      </w:pPr>
-      <w:r>
-        <w:rPr>
-          <w:b/>
-          <w:bCs/>
-          <w:color w:val="D86DCB" w:themeColor="accent5" w:themeTint="99"/>
-          <w:sz w:val="36"/>
-          <w:szCs w:val="36"/>
-        </w:rPr>
         <w:t>showDialog(...);</w:t>
       </w:r>
     </w:p>
@@ -4773,111 +5138,6 @@
           <w:sz w:val="36"/>
           <w:szCs w:val="36"/>
         </w:rPr>
-        <w:t>}</w:t>
-      </w:r>
-    </w:p>
-    <w:p>
-      <w:pPr>
-        <w:jc w:val="both"/>
-        <w:rPr>
-          <w:sz w:val="36"/>
-          <w:szCs w:val="36"/>
-        </w:rPr>
-      </w:pPr>
-      <w:r>
-        <w:rPr>
-          <w:sz w:val="36"/>
-          <w:szCs w:val="36"/>
-        </w:rPr>
-        <w:t># Or we can declare the controller outside the function and then load the text into the controller and dispose in the lifecycle dispose method.</w:t>
-      </w:r>
-    </w:p>
-    <w:p>
-      <w:pPr>
-        <w:jc w:val="both"/>
-        <w:rPr>
-          <w:b/>
-          <w:bCs/>
-          <w:color w:val="D86DCB" w:themeColor="accent5" w:themeTint="99"/>
-          <w:sz w:val="36"/>
-          <w:szCs w:val="36"/>
-        </w:rPr>
-      </w:pPr>
-      <w:r>
-        <w:rPr>
-          <w:b/>
-          <w:bCs/>
-          <w:color w:val="D86DCB" w:themeColor="accent5" w:themeTint="99"/>
-          <w:sz w:val="36"/>
-          <w:szCs w:val="36"/>
-        </w:rPr>
-        <w:t>TextEditingController controller = TextEditingController();</w:t>
-      </w:r>
-    </w:p>
-    <w:p>
-      <w:pPr>
-        <w:jc w:val="both"/>
-        <w:rPr>
-          <w:b/>
-          <w:bCs/>
-          <w:color w:val="D86DCB" w:themeColor="accent5" w:themeTint="99"/>
-          <w:sz w:val="36"/>
-          <w:szCs w:val="36"/>
-        </w:rPr>
-      </w:pPr>
-      <w:r>
-        <w:rPr>
-          <w:b/>
-          <w:bCs/>
-          <w:color w:val="D86DCB" w:themeColor="accent5" w:themeTint="99"/>
-          <w:sz w:val="36"/>
-          <w:szCs w:val="36"/>
-        </w:rPr>
-        <w:t>void function () {</w:t>
-      </w:r>
-    </w:p>
-    <w:p>
-      <w:pPr>
-        <w:jc w:val="both"/>
-        <w:rPr>
-          <w:b/>
-          <w:bCs/>
-          <w:color w:val="D86DCB" w:themeColor="accent5" w:themeTint="99"/>
-          <w:sz w:val="36"/>
-          <w:szCs w:val="36"/>
-        </w:rPr>
-      </w:pPr>
-      <w:r>
-        <w:rPr>
-          <w:b/>
-          <w:bCs/>
-          <w:color w:val="D86DCB" w:themeColor="accent5" w:themeTint="99"/>
-          <w:sz w:val="36"/>
-          <w:szCs w:val="36"/>
-        </w:rPr>
-        <w:t>showDialog(...);</w:t>
-      </w:r>
-    </w:p>
-    <w:p>
-      <w:pPr>
-        <w:jc w:val="both"/>
-        <w:rPr>
-          <w:b/>
-          <w:bCs/>
-          <w:color w:val="D86DCB" w:themeColor="accent5" w:themeTint="99"/>
-          <w:sz w:val="36"/>
-          <w:szCs w:val="36"/>
-        </w:rPr>
-      </w:pPr>
-      <w:r>
-        <w:rPr>
-          <w:b/>
-          <w:bCs/>
-          <w:color w:val="D86DCB" w:themeColor="accent5" w:themeTint="99"/>
-          <w:sz w:val="36"/>
-          <w:szCs w:val="36"/>
-        </w:rPr>
-        <w:lastRenderedPageBreak/>
         <w:t>}</w:t>
       </w:r>
     </w:p>
@@ -5322,6 +5582,7 @@
                 <w:sz w:val="36"/>
                 <w:szCs w:val="36"/>
               </w:rPr>
+              <w:lastRenderedPageBreak/>
               <w:t>Rebuild with state changes</w:t>
             </w:r>
           </w:p>
@@ -5445,7 +5706,6 @@
           <w:sz w:val="36"/>
           <w:szCs w:val="36"/>
         </w:rPr>
-        <w:lastRenderedPageBreak/>
         <w:t>Common Mistakes:</w:t>
       </w:r>
     </w:p>
@@ -5908,7 +6168,15 @@
                 <w:sz w:val="36"/>
                 <w:szCs w:val="36"/>
               </w:rPr>
-              <w:t xml:space="preserve"> might not be available</w:t>
+              <w:t xml:space="preserve"> might not </w:t>
+            </w:r>
+            <w:r>
+              <w:rPr>
+                <w:sz w:val="36"/>
+                <w:szCs w:val="36"/>
+              </w:rPr>
+              <w:lastRenderedPageBreak/>
+              <w:t>be available</w:t>
             </w:r>
           </w:p>
         </w:tc>
@@ -5930,6 +6198,7 @@
                 <w:sz w:val="36"/>
                 <w:szCs w:val="36"/>
               </w:rPr>
+              <w:lastRenderedPageBreak/>
               <w:t>Use Provider classes instance to call method or do work</w:t>
             </w:r>
           </w:p>

--- a/f12_statefulwidget_lifecycle_methods.docx
+++ b/f12_statefulwidget_lifecycle_methods.docx
@@ -87,27 +87,65 @@
           <w:sz w:val="36"/>
           <w:szCs w:val="36"/>
         </w:rPr>
-        <w:t>A StatefulWidget’s lifecycle can be summarized in this order:</w:t>
-      </w:r>
-    </w:p>
-    <w:p>
-      <w:pPr>
-        <w:jc w:val="both"/>
-        <w:rPr>
-          <w:b/>
-          <w:bCs/>
-          <w:sz w:val="36"/>
-          <w:szCs w:val="36"/>
-        </w:rPr>
-      </w:pPr>
-      <w:r>
-        <w:rPr>
-          <w:b/>
-          <w:bCs/>
-          <w:sz w:val="36"/>
-          <w:szCs w:val="36"/>
-        </w:rPr>
-        <w:t>createState()</w:t>
+        <w:t xml:space="preserve">A </w:t>
+      </w:r>
+      <w:proofErr w:type="spellStart"/>
+      <w:r>
+        <w:rPr>
+          <w:sz w:val="36"/>
+          <w:szCs w:val="36"/>
+        </w:rPr>
+        <w:t>StatefulWidget’s</w:t>
+      </w:r>
+      <w:proofErr w:type="spellEnd"/>
+      <w:r>
+        <w:rPr>
+          <w:sz w:val="36"/>
+          <w:szCs w:val="36"/>
+        </w:rPr>
+        <w:t xml:space="preserve"> lifecycle can be summarized in this order:</w:t>
+      </w:r>
+    </w:p>
+    <w:p>
+      <w:pPr>
+        <w:jc w:val="both"/>
+        <w:rPr>
+          <w:b/>
+          <w:bCs/>
+          <w:sz w:val="36"/>
+          <w:szCs w:val="36"/>
+        </w:rPr>
+      </w:pPr>
+      <w:proofErr w:type="spellStart"/>
+      <w:proofErr w:type="gramStart"/>
+      <w:r>
+        <w:rPr>
+          <w:b/>
+          <w:bCs/>
+          <w:sz w:val="36"/>
+          <w:szCs w:val="36"/>
+        </w:rPr>
+        <w:t>createState</w:t>
+      </w:r>
+      <w:proofErr w:type="spellEnd"/>
+      <w:r>
+        <w:rPr>
+          <w:b/>
+          <w:bCs/>
+          <w:sz w:val="36"/>
+          <w:szCs w:val="36"/>
+        </w:rPr>
+        <w:t>(</w:t>
+      </w:r>
+      <w:proofErr w:type="gramEnd"/>
+      <w:r>
+        <w:rPr>
+          <w:b/>
+          <w:bCs/>
+          <w:sz w:val="36"/>
+          <w:szCs w:val="36"/>
+        </w:rPr>
+        <w:t>)</w:t>
       </w:r>
     </w:p>
     <w:p>
@@ -140,14 +178,36 @@
           <w:szCs w:val="36"/>
         </w:rPr>
       </w:pPr>
-      <w:r>
-        <w:rPr>
-          <w:b/>
-          <w:bCs/>
-          <w:sz w:val="36"/>
-          <w:szCs w:val="36"/>
-        </w:rPr>
-        <w:t>initState()</w:t>
+      <w:proofErr w:type="spellStart"/>
+      <w:proofErr w:type="gramStart"/>
+      <w:r>
+        <w:rPr>
+          <w:b/>
+          <w:bCs/>
+          <w:sz w:val="36"/>
+          <w:szCs w:val="36"/>
+        </w:rPr>
+        <w:t>initState</w:t>
+      </w:r>
+      <w:proofErr w:type="spellEnd"/>
+      <w:r>
+        <w:rPr>
+          <w:b/>
+          <w:bCs/>
+          <w:sz w:val="36"/>
+          <w:szCs w:val="36"/>
+        </w:rPr>
+        <w:t>(</w:t>
+      </w:r>
+      <w:proofErr w:type="gramEnd"/>
+      <w:r>
+        <w:rPr>
+          <w:b/>
+          <w:bCs/>
+          <w:sz w:val="36"/>
+          <w:szCs w:val="36"/>
+        </w:rPr>
+        <w:t>)</w:t>
       </w:r>
     </w:p>
     <w:p>
@@ -180,14 +240,36 @@
           <w:szCs w:val="36"/>
         </w:rPr>
       </w:pPr>
-      <w:r>
-        <w:rPr>
-          <w:b/>
-          <w:bCs/>
-          <w:sz w:val="36"/>
-          <w:szCs w:val="36"/>
-        </w:rPr>
-        <w:t>didChangeDependencies()</w:t>
+      <w:proofErr w:type="spellStart"/>
+      <w:proofErr w:type="gramStart"/>
+      <w:r>
+        <w:rPr>
+          <w:b/>
+          <w:bCs/>
+          <w:sz w:val="36"/>
+          <w:szCs w:val="36"/>
+        </w:rPr>
+        <w:t>didChangeDependencies</w:t>
+      </w:r>
+      <w:proofErr w:type="spellEnd"/>
+      <w:r>
+        <w:rPr>
+          <w:b/>
+          <w:bCs/>
+          <w:sz w:val="36"/>
+          <w:szCs w:val="36"/>
+        </w:rPr>
+        <w:t>(</w:t>
+      </w:r>
+      <w:proofErr w:type="gramEnd"/>
+      <w:r>
+        <w:rPr>
+          <w:b/>
+          <w:bCs/>
+          <w:sz w:val="36"/>
+          <w:szCs w:val="36"/>
+        </w:rPr>
+        <w:t>)</w:t>
       </w:r>
     </w:p>
     <w:p>
@@ -220,14 +302,25 @@
           <w:szCs w:val="36"/>
         </w:rPr>
       </w:pPr>
-      <w:r>
-        <w:rPr>
-          <w:b/>
-          <w:bCs/>
-          <w:sz w:val="36"/>
-          <w:szCs w:val="36"/>
-        </w:rPr>
-        <w:t>build()</w:t>
+      <w:proofErr w:type="gramStart"/>
+      <w:r>
+        <w:rPr>
+          <w:b/>
+          <w:bCs/>
+          <w:sz w:val="36"/>
+          <w:szCs w:val="36"/>
+        </w:rPr>
+        <w:t>build(</w:t>
+      </w:r>
+      <w:proofErr w:type="gramEnd"/>
+      <w:r>
+        <w:rPr>
+          <w:b/>
+          <w:bCs/>
+          <w:sz w:val="36"/>
+          <w:szCs w:val="36"/>
+        </w:rPr>
+        <w:t>)</w:t>
       </w:r>
     </w:p>
     <w:p>
@@ -260,14 +353,36 @@
           <w:szCs w:val="36"/>
         </w:rPr>
       </w:pPr>
-      <w:r>
-        <w:rPr>
-          <w:b/>
-          <w:bCs/>
-          <w:sz w:val="36"/>
-          <w:szCs w:val="36"/>
-        </w:rPr>
-        <w:t>setState()</w:t>
+      <w:proofErr w:type="spellStart"/>
+      <w:proofErr w:type="gramStart"/>
+      <w:r>
+        <w:rPr>
+          <w:b/>
+          <w:bCs/>
+          <w:sz w:val="36"/>
+          <w:szCs w:val="36"/>
+        </w:rPr>
+        <w:t>setState</w:t>
+      </w:r>
+      <w:proofErr w:type="spellEnd"/>
+      <w:r>
+        <w:rPr>
+          <w:b/>
+          <w:bCs/>
+          <w:sz w:val="36"/>
+          <w:szCs w:val="36"/>
+        </w:rPr>
+        <w:t>(</w:t>
+      </w:r>
+      <w:proofErr w:type="gramEnd"/>
+      <w:r>
+        <w:rPr>
+          <w:b/>
+          <w:bCs/>
+          <w:sz w:val="36"/>
+          <w:szCs w:val="36"/>
+        </w:rPr>
+        <w:t>)</w:t>
       </w:r>
     </w:p>
     <w:p>
@@ -300,14 +415,36 @@
           <w:szCs w:val="36"/>
         </w:rPr>
       </w:pPr>
-      <w:r>
-        <w:rPr>
-          <w:b/>
-          <w:bCs/>
-          <w:sz w:val="36"/>
-          <w:szCs w:val="36"/>
-        </w:rPr>
-        <w:t>didUpdateWidget()</w:t>
+      <w:proofErr w:type="spellStart"/>
+      <w:proofErr w:type="gramStart"/>
+      <w:r>
+        <w:rPr>
+          <w:b/>
+          <w:bCs/>
+          <w:sz w:val="36"/>
+          <w:szCs w:val="36"/>
+        </w:rPr>
+        <w:t>didUpdateWidget</w:t>
+      </w:r>
+      <w:proofErr w:type="spellEnd"/>
+      <w:r>
+        <w:rPr>
+          <w:b/>
+          <w:bCs/>
+          <w:sz w:val="36"/>
+          <w:szCs w:val="36"/>
+        </w:rPr>
+        <w:t>(</w:t>
+      </w:r>
+      <w:proofErr w:type="gramEnd"/>
+      <w:r>
+        <w:rPr>
+          <w:b/>
+          <w:bCs/>
+          <w:sz w:val="36"/>
+          <w:szCs w:val="36"/>
+        </w:rPr>
+        <w:t>)</w:t>
       </w:r>
     </w:p>
     <w:p>
@@ -340,14 +477,25 @@
           <w:szCs w:val="36"/>
         </w:rPr>
       </w:pPr>
-      <w:r>
-        <w:rPr>
-          <w:b/>
-          <w:bCs/>
-          <w:sz w:val="36"/>
-          <w:szCs w:val="36"/>
-        </w:rPr>
-        <w:t>deactivate()</w:t>
+      <w:proofErr w:type="gramStart"/>
+      <w:r>
+        <w:rPr>
+          <w:b/>
+          <w:bCs/>
+          <w:sz w:val="36"/>
+          <w:szCs w:val="36"/>
+        </w:rPr>
+        <w:t>deactivate(</w:t>
+      </w:r>
+      <w:proofErr w:type="gramEnd"/>
+      <w:r>
+        <w:rPr>
+          <w:b/>
+          <w:bCs/>
+          <w:sz w:val="36"/>
+          <w:szCs w:val="36"/>
+        </w:rPr>
+        <w:t>)</w:t>
       </w:r>
     </w:p>
     <w:p>
@@ -380,45 +528,78 @@
           <w:szCs w:val="36"/>
         </w:rPr>
       </w:pPr>
-      <w:r>
-        <w:rPr>
-          <w:b/>
-          <w:bCs/>
-          <w:sz w:val="36"/>
-          <w:szCs w:val="36"/>
-        </w:rPr>
-        <w:t>dispose()</w:t>
-      </w:r>
-    </w:p>
-    <w:p>
-      <w:pPr>
-        <w:jc w:val="both"/>
-        <w:rPr>
-          <w:b/>
-          <w:bCs/>
-          <w:sz w:val="36"/>
-          <w:szCs w:val="36"/>
-        </w:rPr>
-      </w:pPr>
-    </w:p>
-    <w:p>
-      <w:pPr>
-        <w:jc w:val="both"/>
-        <w:rPr>
-          <w:b/>
-          <w:bCs/>
-          <w:sz w:val="36"/>
-          <w:szCs w:val="36"/>
-        </w:rPr>
-      </w:pPr>
-      <w:r>
-        <w:rPr>
-          <w:b/>
-          <w:bCs/>
-          <w:sz w:val="36"/>
-          <w:szCs w:val="36"/>
-        </w:rPr>
-        <w:t>createState():</w:t>
+      <w:proofErr w:type="gramStart"/>
+      <w:r>
+        <w:rPr>
+          <w:b/>
+          <w:bCs/>
+          <w:sz w:val="36"/>
+          <w:szCs w:val="36"/>
+        </w:rPr>
+        <w:t>dispose(</w:t>
+      </w:r>
+      <w:proofErr w:type="gramEnd"/>
+      <w:r>
+        <w:rPr>
+          <w:b/>
+          <w:bCs/>
+          <w:sz w:val="36"/>
+          <w:szCs w:val="36"/>
+        </w:rPr>
+        <w:t>)</w:t>
+      </w:r>
+    </w:p>
+    <w:p>
+      <w:pPr>
+        <w:jc w:val="both"/>
+        <w:rPr>
+          <w:b/>
+          <w:bCs/>
+          <w:sz w:val="36"/>
+          <w:szCs w:val="36"/>
+        </w:rPr>
+      </w:pPr>
+    </w:p>
+    <w:p>
+      <w:pPr>
+        <w:jc w:val="both"/>
+        <w:rPr>
+          <w:b/>
+          <w:bCs/>
+          <w:sz w:val="36"/>
+          <w:szCs w:val="36"/>
+        </w:rPr>
+      </w:pPr>
+      <w:proofErr w:type="spellStart"/>
+      <w:proofErr w:type="gramStart"/>
+      <w:r>
+        <w:rPr>
+          <w:b/>
+          <w:bCs/>
+          <w:sz w:val="36"/>
+          <w:szCs w:val="36"/>
+        </w:rPr>
+        <w:t>createState</w:t>
+      </w:r>
+      <w:proofErr w:type="spellEnd"/>
+      <w:r>
+        <w:rPr>
+          <w:b/>
+          <w:bCs/>
+          <w:sz w:val="36"/>
+          <w:szCs w:val="36"/>
+        </w:rPr>
+        <w:t>(</w:t>
+      </w:r>
+      <w:proofErr w:type="gramEnd"/>
+      <w:r>
+        <w:rPr>
+          <w:b/>
+          <w:bCs/>
+          <w:sz w:val="36"/>
+          <w:szCs w:val="36"/>
+        </w:rPr>
+        <w:t>):</w:t>
       </w:r>
     </w:p>
     <w:p>
@@ -437,14 +618,36 @@
         <w:lastRenderedPageBreak/>
         <w:t xml:space="preserve"># </w:t>
       </w:r>
-      <w:r>
-        <w:rPr>
-          <w:b/>
-          <w:bCs/>
-          <w:sz w:val="36"/>
-          <w:szCs w:val="36"/>
-        </w:rPr>
-        <w:t>creatState()</w:t>
+      <w:proofErr w:type="spellStart"/>
+      <w:proofErr w:type="gramStart"/>
+      <w:r>
+        <w:rPr>
+          <w:b/>
+          <w:bCs/>
+          <w:sz w:val="36"/>
+          <w:szCs w:val="36"/>
+        </w:rPr>
+        <w:t>creatState</w:t>
+      </w:r>
+      <w:proofErr w:type="spellEnd"/>
+      <w:r>
+        <w:rPr>
+          <w:b/>
+          <w:bCs/>
+          <w:sz w:val="36"/>
+          <w:szCs w:val="36"/>
+        </w:rPr>
+        <w:t>(</w:t>
+      </w:r>
+      <w:proofErr w:type="gramEnd"/>
+      <w:r>
+        <w:rPr>
+          <w:b/>
+          <w:bCs/>
+          <w:sz w:val="36"/>
+          <w:szCs w:val="36"/>
+        </w:rPr>
+        <w:t>)</w:t>
       </w:r>
       <w:r>
         <w:rPr>
@@ -509,8 +712,19 @@
           <w:sz w:val="36"/>
           <w:szCs w:val="36"/>
         </w:rPr>
-        <w:t>_MyWidgetState</w:t>
-      </w:r>
+        <w:t>_</w:t>
+      </w:r>
+      <w:proofErr w:type="spellStart"/>
+      <w:r>
+        <w:rPr>
+          <w:b/>
+          <w:bCs/>
+          <w:sz w:val="36"/>
+          <w:szCs w:val="36"/>
+        </w:rPr>
+        <w:t>MyWidgetState</w:t>
+      </w:r>
+      <w:proofErr w:type="spellEnd"/>
       <w:r>
         <w:rPr>
           <w:sz w:val="36"/>
@@ -549,7 +763,85 @@
           <w:szCs w:val="36"/>
         </w:rPr>
         <w:br/>
-        <w:t>State&lt;HomePage&gt; createState() =&gt; _HomePageState();</w:t>
+        <w:t>State&lt;</w:t>
+      </w:r>
+      <w:proofErr w:type="spellStart"/>
+      <w:r>
+        <w:rPr>
+          <w:b/>
+          <w:bCs/>
+          <w:color w:val="D86DCB" w:themeColor="accent5" w:themeTint="99"/>
+          <w:sz w:val="36"/>
+          <w:szCs w:val="36"/>
+        </w:rPr>
+        <w:t>HomePage</w:t>
+      </w:r>
+      <w:proofErr w:type="spellEnd"/>
+      <w:r>
+        <w:rPr>
+          <w:b/>
+          <w:bCs/>
+          <w:color w:val="D86DCB" w:themeColor="accent5" w:themeTint="99"/>
+          <w:sz w:val="36"/>
+          <w:szCs w:val="36"/>
+        </w:rPr>
+        <w:t xml:space="preserve">&gt; </w:t>
+      </w:r>
+      <w:proofErr w:type="spellStart"/>
+      <w:proofErr w:type="gramStart"/>
+      <w:r>
+        <w:rPr>
+          <w:b/>
+          <w:bCs/>
+          <w:color w:val="D86DCB" w:themeColor="accent5" w:themeTint="99"/>
+          <w:sz w:val="36"/>
+          <w:szCs w:val="36"/>
+        </w:rPr>
+        <w:t>createState</w:t>
+      </w:r>
+      <w:proofErr w:type="spellEnd"/>
+      <w:r>
+        <w:rPr>
+          <w:b/>
+          <w:bCs/>
+          <w:color w:val="D86DCB" w:themeColor="accent5" w:themeTint="99"/>
+          <w:sz w:val="36"/>
+          <w:szCs w:val="36"/>
+        </w:rPr>
+        <w:t>(</w:t>
+      </w:r>
+      <w:proofErr w:type="gramEnd"/>
+      <w:r>
+        <w:rPr>
+          <w:b/>
+          <w:bCs/>
+          <w:color w:val="D86DCB" w:themeColor="accent5" w:themeTint="99"/>
+          <w:sz w:val="36"/>
+          <w:szCs w:val="36"/>
+        </w:rPr>
+        <w:t>) =&gt; _</w:t>
+      </w:r>
+      <w:proofErr w:type="spellStart"/>
+      <w:r>
+        <w:rPr>
+          <w:b/>
+          <w:bCs/>
+          <w:color w:val="D86DCB" w:themeColor="accent5" w:themeTint="99"/>
+          <w:sz w:val="36"/>
+          <w:szCs w:val="36"/>
+        </w:rPr>
+        <w:t>HomePageState</w:t>
+      </w:r>
+      <w:proofErr w:type="spellEnd"/>
+      <w:r>
+        <w:rPr>
+          <w:b/>
+          <w:bCs/>
+          <w:color w:val="D86DCB" w:themeColor="accent5" w:themeTint="99"/>
+          <w:sz w:val="36"/>
+          <w:szCs w:val="36"/>
+        </w:rPr>
+        <w:t>();</w:t>
       </w:r>
     </w:p>
     <w:p>
@@ -612,14 +904,41 @@
           <w:sz w:val="36"/>
           <w:szCs w:val="36"/>
         </w:rPr>
-        <w:t>_WeatherPageState</w:t>
-      </w:r>
-      <w:r>
-        <w:rPr>
-          <w:sz w:val="36"/>
-          <w:szCs w:val="36"/>
-        </w:rPr>
-        <w:t xml:space="preserve">) has a built-in boolean property called </w:t>
+        <w:t>_</w:t>
+      </w:r>
+      <w:proofErr w:type="spellStart"/>
+      <w:r>
+        <w:rPr>
+          <w:b/>
+          <w:bCs/>
+          <w:sz w:val="36"/>
+          <w:szCs w:val="36"/>
+        </w:rPr>
+        <w:t>WeatherPageState</w:t>
+      </w:r>
+      <w:proofErr w:type="spellEnd"/>
+      <w:r>
+        <w:rPr>
+          <w:sz w:val="36"/>
+          <w:szCs w:val="36"/>
+        </w:rPr>
+        <w:t xml:space="preserve">) has a built-in </w:t>
+      </w:r>
+      <w:proofErr w:type="spellStart"/>
+      <w:r>
+        <w:rPr>
+          <w:sz w:val="36"/>
+          <w:szCs w:val="36"/>
+        </w:rPr>
+        <w:t>boolean</w:t>
+      </w:r>
+      <w:proofErr w:type="spellEnd"/>
+      <w:r>
+        <w:rPr>
+          <w:sz w:val="36"/>
+          <w:szCs w:val="36"/>
+        </w:rPr>
+        <w:t xml:space="preserve"> property called </w:t>
       </w:r>
       <w:r>
         <w:rPr>
@@ -726,7 +1045,29 @@
           <w:sz w:val="36"/>
           <w:szCs w:val="36"/>
         </w:rPr>
-        <w:t>bool get mounted</w:t>
+        <w:t xml:space="preserve">bool </w:t>
+      </w:r>
+      <w:proofErr w:type="gramStart"/>
+      <w:r>
+        <w:rPr>
+          <w:b/>
+          <w:bCs/>
+          <w:color w:val="D86DCB" w:themeColor="accent5" w:themeTint="99"/>
+          <w:sz w:val="36"/>
+          <w:szCs w:val="36"/>
+        </w:rPr>
+        <w:t>get</w:t>
+      </w:r>
+      <w:proofErr w:type="gramEnd"/>
+      <w:r>
+        <w:rPr>
+          <w:b/>
+          <w:bCs/>
+          <w:color w:val="D86DCB" w:themeColor="accent5" w:themeTint="99"/>
+          <w:sz w:val="36"/>
+          <w:szCs w:val="36"/>
+        </w:rPr>
+        <w:t xml:space="preserve"> mounted</w:t>
       </w:r>
     </w:p>
     <w:p>
@@ -795,14 +1136,36 @@
         </w:rPr>
         <w:t xml:space="preserve">If our widget was navigated away or disposed while waiting, calling </w:t>
       </w:r>
-      <w:r>
-        <w:rPr>
-          <w:b/>
-          <w:bCs/>
-          <w:sz w:val="36"/>
-          <w:szCs w:val="36"/>
-        </w:rPr>
-        <w:t>setState()</w:t>
+      <w:proofErr w:type="spellStart"/>
+      <w:proofErr w:type="gramStart"/>
+      <w:r>
+        <w:rPr>
+          <w:b/>
+          <w:bCs/>
+          <w:sz w:val="36"/>
+          <w:szCs w:val="36"/>
+        </w:rPr>
+        <w:t>setState</w:t>
+      </w:r>
+      <w:proofErr w:type="spellEnd"/>
+      <w:r>
+        <w:rPr>
+          <w:b/>
+          <w:bCs/>
+          <w:sz w:val="36"/>
+          <w:szCs w:val="36"/>
+        </w:rPr>
+        <w:t>(</w:t>
+      </w:r>
+      <w:proofErr w:type="gramEnd"/>
+      <w:r>
+        <w:rPr>
+          <w:b/>
+          <w:bCs/>
+          <w:sz w:val="36"/>
+          <w:szCs w:val="36"/>
+        </w:rPr>
+        <w:t>)</w:t>
       </w:r>
       <w:r>
         <w:rPr>
@@ -811,6 +1174,7 @@
         </w:rPr>
         <w:t xml:space="preserve"> or showing a </w:t>
       </w:r>
+      <w:proofErr w:type="spellStart"/>
       <w:r>
         <w:rPr>
           <w:b/>
@@ -838,6 +1202,7 @@
         </w:rPr>
         <w:t>r</w:t>
       </w:r>
+      <w:proofErr w:type="spellEnd"/>
       <w:r>
         <w:rPr>
           <w:sz w:val="36"/>
@@ -912,51 +1277,151 @@
           <w:szCs w:val="36"/>
         </w:rPr>
         <w:lastRenderedPageBreak/>
-        <w:t>_fetchWeather() async {</w:t>
-      </w:r>
-    </w:p>
-    <w:p>
-      <w:pPr>
-        <w:jc w:val="both"/>
-        <w:rPr>
-          <w:b/>
-          <w:bCs/>
-          <w:color w:val="D86DCB" w:themeColor="accent5" w:themeTint="99"/>
-          <w:sz w:val="36"/>
-          <w:szCs w:val="36"/>
-        </w:rPr>
-      </w:pPr>
-      <w:r>
-        <w:rPr>
-          <w:b/>
-          <w:bCs/>
-          <w:color w:val="D86DCB" w:themeColor="accent5" w:themeTint="99"/>
-          <w:sz w:val="36"/>
-          <w:szCs w:val="36"/>
-        </w:rPr>
-        <w:t xml:space="preserve">  String cityName = await _weatherService.getCurrentCity();</w:t>
-      </w:r>
-    </w:p>
-    <w:p>
-      <w:pPr>
-        <w:jc w:val="both"/>
-        <w:rPr>
-          <w:b/>
-          <w:bCs/>
-          <w:color w:val="D86DCB" w:themeColor="accent5" w:themeTint="99"/>
-          <w:sz w:val="36"/>
-          <w:szCs w:val="36"/>
-        </w:rPr>
-      </w:pPr>
-      <w:r>
-        <w:rPr>
-          <w:b/>
-          <w:bCs/>
-          <w:color w:val="D86DCB" w:themeColor="accent5" w:themeTint="99"/>
-          <w:sz w:val="36"/>
-          <w:szCs w:val="36"/>
-        </w:rPr>
-        <w:t xml:space="preserve">  if (!mounted) return; // Stop if widget is no longer in tree</w:t>
+        <w:t>_</w:t>
+      </w:r>
+      <w:proofErr w:type="spellStart"/>
+      <w:proofErr w:type="gramStart"/>
+      <w:r>
+        <w:rPr>
+          <w:b/>
+          <w:bCs/>
+          <w:color w:val="D86DCB" w:themeColor="accent5" w:themeTint="99"/>
+          <w:sz w:val="36"/>
+          <w:szCs w:val="36"/>
+        </w:rPr>
+        <w:t>fetchWeather</w:t>
+      </w:r>
+      <w:proofErr w:type="spellEnd"/>
+      <w:r>
+        <w:rPr>
+          <w:b/>
+          <w:bCs/>
+          <w:color w:val="D86DCB" w:themeColor="accent5" w:themeTint="99"/>
+          <w:sz w:val="36"/>
+          <w:szCs w:val="36"/>
+        </w:rPr>
+        <w:t>(</w:t>
+      </w:r>
+      <w:proofErr w:type="gramEnd"/>
+      <w:r>
+        <w:rPr>
+          <w:b/>
+          <w:bCs/>
+          <w:color w:val="D86DCB" w:themeColor="accent5" w:themeTint="99"/>
+          <w:sz w:val="36"/>
+          <w:szCs w:val="36"/>
+        </w:rPr>
+        <w:t>) async {</w:t>
+      </w:r>
+    </w:p>
+    <w:p>
+      <w:pPr>
+        <w:jc w:val="both"/>
+        <w:rPr>
+          <w:b/>
+          <w:bCs/>
+          <w:color w:val="D86DCB" w:themeColor="accent5" w:themeTint="99"/>
+          <w:sz w:val="36"/>
+          <w:szCs w:val="36"/>
+        </w:rPr>
+      </w:pPr>
+      <w:r>
+        <w:rPr>
+          <w:b/>
+          <w:bCs/>
+          <w:color w:val="D86DCB" w:themeColor="accent5" w:themeTint="99"/>
+          <w:sz w:val="36"/>
+          <w:szCs w:val="36"/>
+        </w:rPr>
+        <w:t xml:space="preserve">  String </w:t>
+      </w:r>
+      <w:proofErr w:type="spellStart"/>
+      <w:r>
+        <w:rPr>
+          <w:b/>
+          <w:bCs/>
+          <w:color w:val="D86DCB" w:themeColor="accent5" w:themeTint="99"/>
+          <w:sz w:val="36"/>
+          <w:szCs w:val="36"/>
+        </w:rPr>
+        <w:t>cityName</w:t>
+      </w:r>
+      <w:proofErr w:type="spellEnd"/>
+      <w:r>
+        <w:rPr>
+          <w:b/>
+          <w:bCs/>
+          <w:color w:val="D86DCB" w:themeColor="accent5" w:themeTint="99"/>
+          <w:sz w:val="36"/>
+          <w:szCs w:val="36"/>
+        </w:rPr>
+        <w:t xml:space="preserve"> = await _</w:t>
+      </w:r>
+      <w:proofErr w:type="spellStart"/>
+      <w:r>
+        <w:rPr>
+          <w:b/>
+          <w:bCs/>
+          <w:color w:val="D86DCB" w:themeColor="accent5" w:themeTint="99"/>
+          <w:sz w:val="36"/>
+          <w:szCs w:val="36"/>
+        </w:rPr>
+        <w:t>weatherService.getCurrentCity</w:t>
+      </w:r>
+      <w:proofErr w:type="spellEnd"/>
+      <w:r>
+        <w:rPr>
+          <w:b/>
+          <w:bCs/>
+          <w:color w:val="D86DCB" w:themeColor="accent5" w:themeTint="99"/>
+          <w:sz w:val="36"/>
+          <w:szCs w:val="36"/>
+        </w:rPr>
+        <w:t>();</w:t>
+      </w:r>
+    </w:p>
+    <w:p>
+      <w:pPr>
+        <w:jc w:val="both"/>
+        <w:rPr>
+          <w:b/>
+          <w:bCs/>
+          <w:color w:val="D86DCB" w:themeColor="accent5" w:themeTint="99"/>
+          <w:sz w:val="36"/>
+          <w:szCs w:val="36"/>
+        </w:rPr>
+      </w:pPr>
+      <w:r>
+        <w:rPr>
+          <w:b/>
+          <w:bCs/>
+          <w:color w:val="D86DCB" w:themeColor="accent5" w:themeTint="99"/>
+          <w:sz w:val="36"/>
+          <w:szCs w:val="36"/>
+        </w:rPr>
+        <w:t xml:space="preserve">  if </w:t>
+      </w:r>
+      <w:proofErr w:type="gramStart"/>
+      <w:r>
+        <w:rPr>
+          <w:b/>
+          <w:bCs/>
+          <w:color w:val="D86DCB" w:themeColor="accent5" w:themeTint="99"/>
+          <w:sz w:val="36"/>
+          <w:szCs w:val="36"/>
+        </w:rPr>
+        <w:t>(!mounted</w:t>
+      </w:r>
+      <w:proofErr w:type="gramEnd"/>
+      <w:r>
+        <w:rPr>
+          <w:b/>
+          <w:bCs/>
+          <w:color w:val="D86DCB" w:themeColor="accent5" w:themeTint="99"/>
+          <w:sz w:val="36"/>
+          <w:szCs w:val="36"/>
+        </w:rPr>
+        <w:t>) return; // Stop if widget is no longer in tree</w:t>
       </w:r>
     </w:p>
     <w:p>
@@ -1000,51 +1465,173 @@
           <w:sz w:val="36"/>
           <w:szCs w:val="36"/>
         </w:rPr>
-        <w:t xml:space="preserve">    final weather = await _weatherService.getWeather(cityName);</w:t>
-      </w:r>
-    </w:p>
-    <w:p>
-      <w:pPr>
-        <w:jc w:val="both"/>
-        <w:rPr>
-          <w:b/>
-          <w:bCs/>
-          <w:color w:val="D86DCB" w:themeColor="accent5" w:themeTint="99"/>
-          <w:sz w:val="36"/>
-          <w:szCs w:val="36"/>
-        </w:rPr>
-      </w:pPr>
-      <w:r>
-        <w:rPr>
-          <w:b/>
-          <w:bCs/>
-          <w:color w:val="D86DCB" w:themeColor="accent5" w:themeTint="99"/>
-          <w:sz w:val="36"/>
-          <w:szCs w:val="36"/>
-        </w:rPr>
-        <w:t xml:space="preserve">    if (!mounted) return; // again safe check before setState()</w:t>
-      </w:r>
-    </w:p>
-    <w:p>
-      <w:pPr>
-        <w:jc w:val="both"/>
-        <w:rPr>
-          <w:b/>
-          <w:bCs/>
-          <w:color w:val="D86DCB" w:themeColor="accent5" w:themeTint="99"/>
-          <w:sz w:val="36"/>
-          <w:szCs w:val="36"/>
-        </w:rPr>
-      </w:pPr>
-      <w:r>
-        <w:rPr>
-          <w:b/>
-          <w:bCs/>
-          <w:color w:val="D86DCB" w:themeColor="accent5" w:themeTint="99"/>
-          <w:sz w:val="36"/>
-          <w:szCs w:val="36"/>
-        </w:rPr>
-        <w:t xml:space="preserve">    setState(() {</w:t>
+        <w:t xml:space="preserve">    final weather = await _</w:t>
+      </w:r>
+      <w:proofErr w:type="spellStart"/>
+      <w:r>
+        <w:rPr>
+          <w:b/>
+          <w:bCs/>
+          <w:color w:val="D86DCB" w:themeColor="accent5" w:themeTint="99"/>
+          <w:sz w:val="36"/>
+          <w:szCs w:val="36"/>
+        </w:rPr>
+        <w:t>weatherService.getWeather</w:t>
+      </w:r>
+      <w:proofErr w:type="spellEnd"/>
+      <w:r>
+        <w:rPr>
+          <w:b/>
+          <w:bCs/>
+          <w:color w:val="D86DCB" w:themeColor="accent5" w:themeTint="99"/>
+          <w:sz w:val="36"/>
+          <w:szCs w:val="36"/>
+        </w:rPr>
+        <w:t>(</w:t>
+      </w:r>
+      <w:proofErr w:type="spellStart"/>
+      <w:r>
+        <w:rPr>
+          <w:b/>
+          <w:bCs/>
+          <w:color w:val="D86DCB" w:themeColor="accent5" w:themeTint="99"/>
+          <w:sz w:val="36"/>
+          <w:szCs w:val="36"/>
+        </w:rPr>
+        <w:t>cityName</w:t>
+      </w:r>
+      <w:proofErr w:type="spellEnd"/>
+      <w:r>
+        <w:rPr>
+          <w:b/>
+          <w:bCs/>
+          <w:color w:val="D86DCB" w:themeColor="accent5" w:themeTint="99"/>
+          <w:sz w:val="36"/>
+          <w:szCs w:val="36"/>
+        </w:rPr>
+        <w:t>);</w:t>
+      </w:r>
+    </w:p>
+    <w:p>
+      <w:pPr>
+        <w:jc w:val="both"/>
+        <w:rPr>
+          <w:b/>
+          <w:bCs/>
+          <w:color w:val="D86DCB" w:themeColor="accent5" w:themeTint="99"/>
+          <w:sz w:val="36"/>
+          <w:szCs w:val="36"/>
+        </w:rPr>
+      </w:pPr>
+      <w:r>
+        <w:rPr>
+          <w:b/>
+          <w:bCs/>
+          <w:color w:val="D86DCB" w:themeColor="accent5" w:themeTint="99"/>
+          <w:sz w:val="36"/>
+          <w:szCs w:val="36"/>
+        </w:rPr>
+        <w:t xml:space="preserve">    if </w:t>
+      </w:r>
+      <w:proofErr w:type="gramStart"/>
+      <w:r>
+        <w:rPr>
+          <w:b/>
+          <w:bCs/>
+          <w:color w:val="D86DCB" w:themeColor="accent5" w:themeTint="99"/>
+          <w:sz w:val="36"/>
+          <w:szCs w:val="36"/>
+        </w:rPr>
+        <w:t>(!mounted</w:t>
+      </w:r>
+      <w:proofErr w:type="gramEnd"/>
+      <w:r>
+        <w:rPr>
+          <w:b/>
+          <w:bCs/>
+          <w:color w:val="D86DCB" w:themeColor="accent5" w:themeTint="99"/>
+          <w:sz w:val="36"/>
+          <w:szCs w:val="36"/>
+        </w:rPr>
+        <w:t xml:space="preserve">) return; // again safe check before </w:t>
+      </w:r>
+      <w:proofErr w:type="spellStart"/>
+      <w:r>
+        <w:rPr>
+          <w:b/>
+          <w:bCs/>
+          <w:color w:val="D86DCB" w:themeColor="accent5" w:themeTint="99"/>
+          <w:sz w:val="36"/>
+          <w:szCs w:val="36"/>
+        </w:rPr>
+        <w:t>setState</w:t>
+      </w:r>
+      <w:proofErr w:type="spellEnd"/>
+      <w:r>
+        <w:rPr>
+          <w:b/>
+          <w:bCs/>
+          <w:color w:val="D86DCB" w:themeColor="accent5" w:themeTint="99"/>
+          <w:sz w:val="36"/>
+          <w:szCs w:val="36"/>
+        </w:rPr>
+        <w:t>()</w:t>
+      </w:r>
+    </w:p>
+    <w:p>
+      <w:pPr>
+        <w:jc w:val="both"/>
+        <w:rPr>
+          <w:b/>
+          <w:bCs/>
+          <w:color w:val="D86DCB" w:themeColor="accent5" w:themeTint="99"/>
+          <w:sz w:val="36"/>
+          <w:szCs w:val="36"/>
+        </w:rPr>
+      </w:pPr>
+      <w:r>
+        <w:rPr>
+          <w:b/>
+          <w:bCs/>
+          <w:color w:val="D86DCB" w:themeColor="accent5" w:themeTint="99"/>
+          <w:sz w:val="36"/>
+          <w:szCs w:val="36"/>
+        </w:rPr>
+        <w:t xml:space="preserve">    </w:t>
+      </w:r>
+      <w:proofErr w:type="spellStart"/>
+      <w:proofErr w:type="gramStart"/>
+      <w:r>
+        <w:rPr>
+          <w:b/>
+          <w:bCs/>
+          <w:color w:val="D86DCB" w:themeColor="accent5" w:themeTint="99"/>
+          <w:sz w:val="36"/>
+          <w:szCs w:val="36"/>
+        </w:rPr>
+        <w:t>setState</w:t>
+      </w:r>
+      <w:proofErr w:type="spellEnd"/>
+      <w:r>
+        <w:rPr>
+          <w:b/>
+          <w:bCs/>
+          <w:color w:val="D86DCB" w:themeColor="accent5" w:themeTint="99"/>
+          <w:sz w:val="36"/>
+          <w:szCs w:val="36"/>
+        </w:rPr>
+        <w:t>(</w:t>
+      </w:r>
+      <w:proofErr w:type="gramEnd"/>
+      <w:r>
+        <w:rPr>
+          <w:b/>
+          <w:bCs/>
+          <w:color w:val="D86DCB" w:themeColor="accent5" w:themeTint="99"/>
+          <w:sz w:val="36"/>
+          <w:szCs w:val="36"/>
+        </w:rPr>
+        <w:t>() {</w:t>
       </w:r>
     </w:p>
     <w:p>
@@ -1132,51 +1719,185 @@
           <w:sz w:val="36"/>
           <w:szCs w:val="36"/>
         </w:rPr>
-        <w:t xml:space="preserve">    if (!mounted) return;</w:t>
-      </w:r>
-    </w:p>
-    <w:p>
-      <w:pPr>
-        <w:jc w:val="both"/>
-        <w:rPr>
-          <w:b/>
-          <w:bCs/>
-          <w:color w:val="D86DCB" w:themeColor="accent5" w:themeTint="99"/>
-          <w:sz w:val="36"/>
-          <w:szCs w:val="36"/>
-        </w:rPr>
-      </w:pPr>
-      <w:r>
-        <w:rPr>
-          <w:b/>
-          <w:bCs/>
-          <w:color w:val="D86DCB" w:themeColor="accent5" w:themeTint="99"/>
-          <w:sz w:val="36"/>
-          <w:szCs w:val="36"/>
-        </w:rPr>
-        <w:t xml:space="preserve">    ScaffoldMessenger.of(context).showSnackBar(</w:t>
-      </w:r>
-    </w:p>
-    <w:p>
-      <w:pPr>
-        <w:jc w:val="both"/>
-        <w:rPr>
-          <w:b/>
-          <w:bCs/>
-          <w:color w:val="D86DCB" w:themeColor="accent5" w:themeTint="99"/>
-          <w:sz w:val="36"/>
-          <w:szCs w:val="36"/>
-        </w:rPr>
-      </w:pPr>
-      <w:r>
-        <w:rPr>
-          <w:b/>
-          <w:bCs/>
-          <w:color w:val="D86DCB" w:themeColor="accent5" w:themeTint="99"/>
-          <w:sz w:val="36"/>
-          <w:szCs w:val="36"/>
-        </w:rPr>
-        <w:t xml:space="preserve">      SnackBar(content: Text(e.toString())),</w:t>
+        <w:t xml:space="preserve">    if </w:t>
+      </w:r>
+      <w:proofErr w:type="gramStart"/>
+      <w:r>
+        <w:rPr>
+          <w:b/>
+          <w:bCs/>
+          <w:color w:val="D86DCB" w:themeColor="accent5" w:themeTint="99"/>
+          <w:sz w:val="36"/>
+          <w:szCs w:val="36"/>
+        </w:rPr>
+        <w:t>(!mounted</w:t>
+      </w:r>
+      <w:proofErr w:type="gramEnd"/>
+      <w:r>
+        <w:rPr>
+          <w:b/>
+          <w:bCs/>
+          <w:color w:val="D86DCB" w:themeColor="accent5" w:themeTint="99"/>
+          <w:sz w:val="36"/>
+          <w:szCs w:val="36"/>
+        </w:rPr>
+        <w:t>) return;</w:t>
+      </w:r>
+    </w:p>
+    <w:p>
+      <w:pPr>
+        <w:jc w:val="both"/>
+        <w:rPr>
+          <w:b/>
+          <w:bCs/>
+          <w:color w:val="D86DCB" w:themeColor="accent5" w:themeTint="99"/>
+          <w:sz w:val="36"/>
+          <w:szCs w:val="36"/>
+        </w:rPr>
+      </w:pPr>
+      <w:r>
+        <w:rPr>
+          <w:b/>
+          <w:bCs/>
+          <w:color w:val="D86DCB" w:themeColor="accent5" w:themeTint="99"/>
+          <w:sz w:val="36"/>
+          <w:szCs w:val="36"/>
+        </w:rPr>
+        <w:t xml:space="preserve">    </w:t>
+      </w:r>
+      <w:proofErr w:type="spellStart"/>
+      <w:r>
+        <w:rPr>
+          <w:b/>
+          <w:bCs/>
+          <w:color w:val="D86DCB" w:themeColor="accent5" w:themeTint="99"/>
+          <w:sz w:val="36"/>
+          <w:szCs w:val="36"/>
+        </w:rPr>
+        <w:t>ScaffoldMessenger.of</w:t>
+      </w:r>
+      <w:proofErr w:type="spellEnd"/>
+      <w:r>
+        <w:rPr>
+          <w:b/>
+          <w:bCs/>
+          <w:color w:val="D86DCB" w:themeColor="accent5" w:themeTint="99"/>
+          <w:sz w:val="36"/>
+          <w:szCs w:val="36"/>
+        </w:rPr>
+        <w:t>(context</w:t>
+      </w:r>
+      <w:proofErr w:type="gramStart"/>
+      <w:r>
+        <w:rPr>
+          <w:b/>
+          <w:bCs/>
+          <w:color w:val="D86DCB" w:themeColor="accent5" w:themeTint="99"/>
+          <w:sz w:val="36"/>
+          <w:szCs w:val="36"/>
+        </w:rPr>
+        <w:t>).</w:t>
+      </w:r>
+      <w:proofErr w:type="spellStart"/>
+      <w:r>
+        <w:rPr>
+          <w:b/>
+          <w:bCs/>
+          <w:color w:val="D86DCB" w:themeColor="accent5" w:themeTint="99"/>
+          <w:sz w:val="36"/>
+          <w:szCs w:val="36"/>
+        </w:rPr>
+        <w:t>showSnackBar</w:t>
+      </w:r>
+      <w:proofErr w:type="spellEnd"/>
+      <w:proofErr w:type="gramEnd"/>
+      <w:r>
+        <w:rPr>
+          <w:b/>
+          <w:bCs/>
+          <w:color w:val="D86DCB" w:themeColor="accent5" w:themeTint="99"/>
+          <w:sz w:val="36"/>
+          <w:szCs w:val="36"/>
+        </w:rPr>
+        <w:t>(</w:t>
+      </w:r>
+    </w:p>
+    <w:p>
+      <w:pPr>
+        <w:jc w:val="both"/>
+        <w:rPr>
+          <w:b/>
+          <w:bCs/>
+          <w:color w:val="D86DCB" w:themeColor="accent5" w:themeTint="99"/>
+          <w:sz w:val="36"/>
+          <w:szCs w:val="36"/>
+        </w:rPr>
+      </w:pPr>
+      <w:r>
+        <w:rPr>
+          <w:b/>
+          <w:bCs/>
+          <w:color w:val="D86DCB" w:themeColor="accent5" w:themeTint="99"/>
+          <w:sz w:val="36"/>
+          <w:szCs w:val="36"/>
+        </w:rPr>
+        <w:t xml:space="preserve">      </w:t>
+      </w:r>
+      <w:proofErr w:type="spellStart"/>
+      <w:proofErr w:type="gramStart"/>
+      <w:r>
+        <w:rPr>
+          <w:b/>
+          <w:bCs/>
+          <w:color w:val="D86DCB" w:themeColor="accent5" w:themeTint="99"/>
+          <w:sz w:val="36"/>
+          <w:szCs w:val="36"/>
+        </w:rPr>
+        <w:t>SnackBar</w:t>
+      </w:r>
+      <w:proofErr w:type="spellEnd"/>
+      <w:r>
+        <w:rPr>
+          <w:b/>
+          <w:bCs/>
+          <w:color w:val="D86DCB" w:themeColor="accent5" w:themeTint="99"/>
+          <w:sz w:val="36"/>
+          <w:szCs w:val="36"/>
+        </w:rPr>
+        <w:t>(</w:t>
+      </w:r>
+      <w:proofErr w:type="gramEnd"/>
+      <w:r>
+        <w:rPr>
+          <w:b/>
+          <w:bCs/>
+          <w:color w:val="D86DCB" w:themeColor="accent5" w:themeTint="99"/>
+          <w:sz w:val="36"/>
+          <w:szCs w:val="36"/>
+        </w:rPr>
+        <w:t>content: Text(</w:t>
+      </w:r>
+      <w:proofErr w:type="spellStart"/>
+      <w:r>
+        <w:rPr>
+          <w:b/>
+          <w:bCs/>
+          <w:color w:val="D86DCB" w:themeColor="accent5" w:themeTint="99"/>
+          <w:sz w:val="36"/>
+          <w:szCs w:val="36"/>
+        </w:rPr>
+        <w:t>e.toString</w:t>
+      </w:r>
+      <w:proofErr w:type="spellEnd"/>
+      <w:r>
+        <w:rPr>
+          <w:b/>
+          <w:bCs/>
+          <w:color w:val="D86DCB" w:themeColor="accent5" w:themeTint="99"/>
+          <w:sz w:val="36"/>
+          <w:szCs w:val="36"/>
+        </w:rPr>
+        <w:t>())),</w:t>
       </w:r>
     </w:p>
     <w:p>
@@ -1358,7 +2079,38 @@
           <w:sz w:val="36"/>
           <w:szCs w:val="36"/>
         </w:rPr>
-        <w:t xml:space="preserve"> setState()</w:t>
+        <w:t xml:space="preserve"> </w:t>
+      </w:r>
+      <w:proofErr w:type="spellStart"/>
+      <w:proofErr w:type="gramStart"/>
+      <w:r>
+        <w:rPr>
+          <w:b/>
+          <w:bCs/>
+          <w:sz w:val="36"/>
+          <w:szCs w:val="36"/>
+        </w:rPr>
+        <w:t>setState</w:t>
+      </w:r>
+      <w:proofErr w:type="spellEnd"/>
+      <w:r>
+        <w:rPr>
+          <w:b/>
+          <w:bCs/>
+          <w:sz w:val="36"/>
+          <w:szCs w:val="36"/>
+        </w:rPr>
+        <w:t>(</w:t>
+      </w:r>
+      <w:proofErr w:type="gramEnd"/>
+      <w:r>
+        <w:rPr>
+          <w:b/>
+          <w:bCs/>
+          <w:sz w:val="36"/>
+          <w:szCs w:val="36"/>
+        </w:rPr>
+        <w:t>)</w:t>
       </w:r>
     </w:p>
     <w:p>
@@ -1381,6 +2133,7 @@
         </w:rPr>
         <w:t xml:space="preserve">Use context (for navigation, </w:t>
       </w:r>
+      <w:proofErr w:type="spellStart"/>
       <w:r>
         <w:rPr>
           <w:b/>
@@ -1390,6 +2143,7 @@
         </w:rPr>
         <w:t>SnackBar</w:t>
       </w:r>
+      <w:proofErr w:type="spellEnd"/>
       <w:r>
         <w:rPr>
           <w:sz w:val="36"/>
@@ -1436,12 +2190,23 @@
           <w:szCs w:val="36"/>
         </w:rPr>
       </w:pPr>
-      <w:r>
-        <w:rPr>
-          <w:sz w:val="36"/>
-          <w:szCs w:val="36"/>
-        </w:rPr>
-        <w:t>context.mounted:</w:t>
+      <w:proofErr w:type="spellStart"/>
+      <w:proofErr w:type="gramStart"/>
+      <w:r>
+        <w:rPr>
+          <w:sz w:val="36"/>
+          <w:szCs w:val="36"/>
+        </w:rPr>
+        <w:t>context.mounted</w:t>
+      </w:r>
+      <w:proofErr w:type="spellEnd"/>
+      <w:proofErr w:type="gramEnd"/>
+      <w:r>
+        <w:rPr>
+          <w:sz w:val="36"/>
+          <w:szCs w:val="36"/>
+        </w:rPr>
+        <w:t>:</w:t>
       </w:r>
     </w:p>
     <w:p>
@@ -1461,14 +2226,27 @@
         </w:rPr>
         <w:t xml:space="preserve"># We can also use </w:t>
       </w:r>
-      <w:r>
-        <w:rPr>
-          <w:b/>
-          <w:bCs/>
-          <w:sz w:val="36"/>
-          <w:szCs w:val="36"/>
-        </w:rPr>
-        <w:t xml:space="preserve">context.mounted </w:t>
+      <w:proofErr w:type="spellStart"/>
+      <w:proofErr w:type="gramStart"/>
+      <w:r>
+        <w:rPr>
+          <w:b/>
+          <w:bCs/>
+          <w:sz w:val="36"/>
+          <w:szCs w:val="36"/>
+        </w:rPr>
+        <w:t>context.mounted</w:t>
+      </w:r>
+      <w:proofErr w:type="spellEnd"/>
+      <w:proofErr w:type="gramEnd"/>
+      <w:r>
+        <w:rPr>
+          <w:b/>
+          <w:bCs/>
+          <w:sz w:val="36"/>
+          <w:szCs w:val="36"/>
+        </w:rPr>
+        <w:t xml:space="preserve"> </w:t>
       </w:r>
       <w:r>
         <w:rPr>
@@ -1538,29 +2316,183 @@
           <w:sz w:val="36"/>
           <w:szCs w:val="36"/>
         </w:rPr>
-        <w:t>if(!context.mounted) return;</w:t>
-      </w:r>
-    </w:p>
-    <w:p>
-      <w:pPr>
-        <w:jc w:val="both"/>
-        <w:rPr>
-          <w:b/>
-          <w:bCs/>
-          <w:color w:val="D86DCB" w:themeColor="accent5" w:themeTint="99"/>
-          <w:sz w:val="36"/>
-          <w:szCs w:val="36"/>
-        </w:rPr>
-      </w:pPr>
-      <w:r>
-        <w:rPr>
-          <w:b/>
-          <w:bCs/>
-          <w:color w:val="D86DCB" w:themeColor="accent5" w:themeTint="99"/>
-          <w:sz w:val="36"/>
-          <w:szCs w:val="36"/>
-        </w:rPr>
-        <w:t xml:space="preserve">                      Navigator.pop(context);    ScaffoldMessenger.of(context).showSnackBar(SnackBar(content: Text(…),));</w:t>
+        <w:t>if</w:t>
+      </w:r>
+      <w:proofErr w:type="gramStart"/>
+      <w:r>
+        <w:rPr>
+          <w:b/>
+          <w:bCs/>
+          <w:color w:val="D86DCB" w:themeColor="accent5" w:themeTint="99"/>
+          <w:sz w:val="36"/>
+          <w:szCs w:val="36"/>
+        </w:rPr>
+        <w:t>(!</w:t>
+      </w:r>
+      <w:proofErr w:type="spellStart"/>
+      <w:r>
+        <w:rPr>
+          <w:b/>
+          <w:bCs/>
+          <w:color w:val="D86DCB" w:themeColor="accent5" w:themeTint="99"/>
+          <w:sz w:val="36"/>
+          <w:szCs w:val="36"/>
+        </w:rPr>
+        <w:t>context</w:t>
+      </w:r>
+      <w:proofErr w:type="gramEnd"/>
+      <w:r>
+        <w:rPr>
+          <w:b/>
+          <w:bCs/>
+          <w:color w:val="D86DCB" w:themeColor="accent5" w:themeTint="99"/>
+          <w:sz w:val="36"/>
+          <w:szCs w:val="36"/>
+        </w:rPr>
+        <w:t>.mounted</w:t>
+      </w:r>
+      <w:proofErr w:type="spellEnd"/>
+      <w:r>
+        <w:rPr>
+          <w:b/>
+          <w:bCs/>
+          <w:color w:val="D86DCB" w:themeColor="accent5" w:themeTint="99"/>
+          <w:sz w:val="36"/>
+          <w:szCs w:val="36"/>
+        </w:rPr>
+        <w:t>) return;</w:t>
+      </w:r>
+    </w:p>
+    <w:p>
+      <w:pPr>
+        <w:jc w:val="both"/>
+        <w:rPr>
+          <w:b/>
+          <w:bCs/>
+          <w:color w:val="D86DCB" w:themeColor="accent5" w:themeTint="99"/>
+          <w:sz w:val="36"/>
+          <w:szCs w:val="36"/>
+        </w:rPr>
+      </w:pPr>
+      <w:r>
+        <w:rPr>
+          <w:b/>
+          <w:bCs/>
+          <w:color w:val="D86DCB" w:themeColor="accent5" w:themeTint="99"/>
+          <w:sz w:val="36"/>
+          <w:szCs w:val="36"/>
+        </w:rPr>
+        <w:t xml:space="preserve">                      </w:t>
+      </w:r>
+      <w:proofErr w:type="spellStart"/>
+      <w:r>
+        <w:rPr>
+          <w:b/>
+          <w:bCs/>
+          <w:color w:val="D86DCB" w:themeColor="accent5" w:themeTint="99"/>
+          <w:sz w:val="36"/>
+          <w:szCs w:val="36"/>
+        </w:rPr>
+        <w:t>Navigator.pop</w:t>
+      </w:r>
+      <w:proofErr w:type="spellEnd"/>
+      <w:r>
+        <w:rPr>
+          <w:b/>
+          <w:bCs/>
+          <w:color w:val="D86DCB" w:themeColor="accent5" w:themeTint="99"/>
+          <w:sz w:val="36"/>
+          <w:szCs w:val="36"/>
+        </w:rPr>
+        <w:t>(context</w:t>
+      </w:r>
+      <w:proofErr w:type="gramStart"/>
+      <w:r>
+        <w:rPr>
+          <w:b/>
+          <w:bCs/>
+          <w:color w:val="D86DCB" w:themeColor="accent5" w:themeTint="99"/>
+          <w:sz w:val="36"/>
+          <w:szCs w:val="36"/>
+        </w:rPr>
+        <w:t xml:space="preserve">);   </w:t>
+      </w:r>
+      <w:proofErr w:type="gramEnd"/>
+      <w:r>
+        <w:rPr>
+          <w:b/>
+          <w:bCs/>
+          <w:color w:val="D86DCB" w:themeColor="accent5" w:themeTint="99"/>
+          <w:sz w:val="36"/>
+          <w:szCs w:val="36"/>
+        </w:rPr>
+        <w:t xml:space="preserve"> </w:t>
+      </w:r>
+      <w:proofErr w:type="spellStart"/>
+      <w:r>
+        <w:rPr>
+          <w:b/>
+          <w:bCs/>
+          <w:color w:val="D86DCB" w:themeColor="accent5" w:themeTint="99"/>
+          <w:sz w:val="36"/>
+          <w:szCs w:val="36"/>
+        </w:rPr>
+        <w:t>ScaffoldMessenger.of</w:t>
+      </w:r>
+      <w:proofErr w:type="spellEnd"/>
+      <w:r>
+        <w:rPr>
+          <w:b/>
+          <w:bCs/>
+          <w:color w:val="D86DCB" w:themeColor="accent5" w:themeTint="99"/>
+          <w:sz w:val="36"/>
+          <w:szCs w:val="36"/>
+        </w:rPr>
+        <w:t>(context).</w:t>
+      </w:r>
+      <w:proofErr w:type="spellStart"/>
+      <w:r>
+        <w:rPr>
+          <w:b/>
+          <w:bCs/>
+          <w:color w:val="D86DCB" w:themeColor="accent5" w:themeTint="99"/>
+          <w:sz w:val="36"/>
+          <w:szCs w:val="36"/>
+        </w:rPr>
+        <w:t>showSnackBar</w:t>
+      </w:r>
+      <w:proofErr w:type="spellEnd"/>
+      <w:r>
+        <w:rPr>
+          <w:b/>
+          <w:bCs/>
+          <w:color w:val="D86DCB" w:themeColor="accent5" w:themeTint="99"/>
+          <w:sz w:val="36"/>
+          <w:szCs w:val="36"/>
+        </w:rPr>
+        <w:t>(</w:t>
+      </w:r>
+      <w:proofErr w:type="spellStart"/>
+      <w:r>
+        <w:rPr>
+          <w:b/>
+          <w:bCs/>
+          <w:color w:val="D86DCB" w:themeColor="accent5" w:themeTint="99"/>
+          <w:sz w:val="36"/>
+          <w:szCs w:val="36"/>
+        </w:rPr>
+        <w:t>SnackBar</w:t>
+      </w:r>
+      <w:proofErr w:type="spellEnd"/>
+      <w:r>
+        <w:rPr>
+          <w:b/>
+          <w:bCs/>
+          <w:color w:val="D86DCB" w:themeColor="accent5" w:themeTint="99"/>
+          <w:sz w:val="36"/>
+          <w:szCs w:val="36"/>
+        </w:rPr>
+        <w:t>(content: Text(…),));</w:t>
       </w:r>
     </w:p>
     <w:p>
@@ -1594,6 +2526,7 @@
         </w:rPr>
         <w:t xml:space="preserve"> in a variable </w:t>
       </w:r>
+      <w:proofErr w:type="spellStart"/>
       <w:r>
         <w:rPr>
           <w:b/>
@@ -1603,6 +2536,7 @@
         </w:rPr>
         <w:t>ctx</w:t>
       </w:r>
+      <w:proofErr w:type="spellEnd"/>
       <w:r>
         <w:rPr>
           <w:sz w:val="36"/>
@@ -1671,95 +2605,261 @@
           <w:sz w:val="36"/>
           <w:szCs w:val="36"/>
         </w:rPr>
-        <w:t>Future&lt;void&gt; _moveToNextScreen() async {</w:t>
-      </w:r>
-    </w:p>
-    <w:p>
-      <w:pPr>
-        <w:jc w:val="both"/>
-        <w:rPr>
-          <w:b/>
-          <w:bCs/>
-          <w:color w:val="D86DCB" w:themeColor="accent5" w:themeTint="99"/>
-          <w:sz w:val="36"/>
-          <w:szCs w:val="36"/>
-        </w:rPr>
-      </w:pPr>
-      <w:r>
-        <w:rPr>
-          <w:b/>
-          <w:bCs/>
-          <w:color w:val="D86DCB" w:themeColor="accent5" w:themeTint="99"/>
-          <w:sz w:val="36"/>
-          <w:szCs w:val="36"/>
-        </w:rPr>
-        <w:t xml:space="preserve">  final ctx = context;</w:t>
-      </w:r>
-    </w:p>
-    <w:p>
-      <w:pPr>
-        <w:jc w:val="both"/>
-        <w:rPr>
-          <w:b/>
-          <w:bCs/>
-          <w:color w:val="D86DCB" w:themeColor="accent5" w:themeTint="99"/>
-          <w:sz w:val="36"/>
-          <w:szCs w:val="36"/>
-        </w:rPr>
-      </w:pPr>
-      <w:r>
-        <w:rPr>
-          <w:b/>
-          <w:bCs/>
-          <w:color w:val="D86DCB" w:themeColor="accent5" w:themeTint="99"/>
-          <w:sz w:val="36"/>
-          <w:szCs w:val="36"/>
-        </w:rPr>
-        <w:t xml:space="preserve">  await Future.delayed(const Duration(seconds: 2));</w:t>
-      </w:r>
-    </w:p>
-    <w:p>
-      <w:pPr>
-        <w:jc w:val="both"/>
-        <w:rPr>
-          <w:b/>
-          <w:bCs/>
-          <w:color w:val="D86DCB" w:themeColor="accent5" w:themeTint="99"/>
-          <w:sz w:val="36"/>
-          <w:szCs w:val="36"/>
-        </w:rPr>
-      </w:pPr>
-      <w:r>
-        <w:rPr>
-          <w:b/>
-          <w:bCs/>
-          <w:color w:val="D86DCB" w:themeColor="accent5" w:themeTint="99"/>
-          <w:sz w:val="36"/>
-          <w:szCs w:val="36"/>
-        </w:rPr>
-        <w:t xml:space="preserve">  if (!mounted) return;</w:t>
-      </w:r>
-    </w:p>
-    <w:p>
-      <w:pPr>
-        <w:jc w:val="both"/>
-        <w:rPr>
-          <w:b/>
-          <w:bCs/>
-          <w:color w:val="D86DCB" w:themeColor="accent5" w:themeTint="99"/>
-          <w:sz w:val="36"/>
-          <w:szCs w:val="36"/>
-        </w:rPr>
-      </w:pPr>
-      <w:r>
-        <w:rPr>
-          <w:b/>
-          <w:bCs/>
-          <w:color w:val="D86DCB" w:themeColor="accent5" w:themeTint="99"/>
-          <w:sz w:val="36"/>
-          <w:szCs w:val="36"/>
-        </w:rPr>
-        <w:t xml:space="preserve">  Navigator.pushReplacementNamed(ctx, '/home');</w:t>
+        <w:t>Future&lt;void&gt; _</w:t>
+      </w:r>
+      <w:proofErr w:type="spellStart"/>
+      <w:proofErr w:type="gramStart"/>
+      <w:r>
+        <w:rPr>
+          <w:b/>
+          <w:bCs/>
+          <w:color w:val="D86DCB" w:themeColor="accent5" w:themeTint="99"/>
+          <w:sz w:val="36"/>
+          <w:szCs w:val="36"/>
+        </w:rPr>
+        <w:t>moveToNextScreen</w:t>
+      </w:r>
+      <w:proofErr w:type="spellEnd"/>
+      <w:r>
+        <w:rPr>
+          <w:b/>
+          <w:bCs/>
+          <w:color w:val="D86DCB" w:themeColor="accent5" w:themeTint="99"/>
+          <w:sz w:val="36"/>
+          <w:szCs w:val="36"/>
+        </w:rPr>
+        <w:t>(</w:t>
+      </w:r>
+      <w:proofErr w:type="gramEnd"/>
+      <w:r>
+        <w:rPr>
+          <w:b/>
+          <w:bCs/>
+          <w:color w:val="D86DCB" w:themeColor="accent5" w:themeTint="99"/>
+          <w:sz w:val="36"/>
+          <w:szCs w:val="36"/>
+        </w:rPr>
+        <w:t>) async {</w:t>
+      </w:r>
+    </w:p>
+    <w:p>
+      <w:pPr>
+        <w:jc w:val="both"/>
+        <w:rPr>
+          <w:b/>
+          <w:bCs/>
+          <w:color w:val="D86DCB" w:themeColor="accent5" w:themeTint="99"/>
+          <w:sz w:val="36"/>
+          <w:szCs w:val="36"/>
+        </w:rPr>
+      </w:pPr>
+      <w:r>
+        <w:rPr>
+          <w:b/>
+          <w:bCs/>
+          <w:color w:val="D86DCB" w:themeColor="accent5" w:themeTint="99"/>
+          <w:sz w:val="36"/>
+          <w:szCs w:val="36"/>
+        </w:rPr>
+        <w:t xml:space="preserve">  final </w:t>
+      </w:r>
+      <w:proofErr w:type="spellStart"/>
+      <w:r>
+        <w:rPr>
+          <w:b/>
+          <w:bCs/>
+          <w:color w:val="D86DCB" w:themeColor="accent5" w:themeTint="99"/>
+          <w:sz w:val="36"/>
+          <w:szCs w:val="36"/>
+        </w:rPr>
+        <w:t>ctx</w:t>
+      </w:r>
+      <w:proofErr w:type="spellEnd"/>
+      <w:r>
+        <w:rPr>
+          <w:b/>
+          <w:bCs/>
+          <w:color w:val="D86DCB" w:themeColor="accent5" w:themeTint="99"/>
+          <w:sz w:val="36"/>
+          <w:szCs w:val="36"/>
+        </w:rPr>
+        <w:t xml:space="preserve"> = context;</w:t>
+      </w:r>
+    </w:p>
+    <w:p>
+      <w:pPr>
+        <w:jc w:val="both"/>
+        <w:rPr>
+          <w:b/>
+          <w:bCs/>
+          <w:color w:val="D86DCB" w:themeColor="accent5" w:themeTint="99"/>
+          <w:sz w:val="36"/>
+          <w:szCs w:val="36"/>
+        </w:rPr>
+      </w:pPr>
+      <w:r>
+        <w:rPr>
+          <w:b/>
+          <w:bCs/>
+          <w:color w:val="D86DCB" w:themeColor="accent5" w:themeTint="99"/>
+          <w:sz w:val="36"/>
+          <w:szCs w:val="36"/>
+        </w:rPr>
+        <w:t xml:space="preserve">  await </w:t>
+      </w:r>
+      <w:proofErr w:type="spellStart"/>
+      <w:r>
+        <w:rPr>
+          <w:b/>
+          <w:bCs/>
+          <w:color w:val="D86DCB" w:themeColor="accent5" w:themeTint="99"/>
+          <w:sz w:val="36"/>
+          <w:szCs w:val="36"/>
+        </w:rPr>
+        <w:t>Future.delayed</w:t>
+      </w:r>
+      <w:proofErr w:type="spellEnd"/>
+      <w:r>
+        <w:rPr>
+          <w:b/>
+          <w:bCs/>
+          <w:color w:val="D86DCB" w:themeColor="accent5" w:themeTint="99"/>
+          <w:sz w:val="36"/>
+          <w:szCs w:val="36"/>
+        </w:rPr>
+        <w:t xml:space="preserve">(const </w:t>
+      </w:r>
+      <w:proofErr w:type="gramStart"/>
+      <w:r>
+        <w:rPr>
+          <w:b/>
+          <w:bCs/>
+          <w:color w:val="D86DCB" w:themeColor="accent5" w:themeTint="99"/>
+          <w:sz w:val="36"/>
+          <w:szCs w:val="36"/>
+        </w:rPr>
+        <w:t>Duration(</w:t>
+      </w:r>
+      <w:proofErr w:type="gramEnd"/>
+      <w:r>
+        <w:rPr>
+          <w:b/>
+          <w:bCs/>
+          <w:color w:val="D86DCB" w:themeColor="accent5" w:themeTint="99"/>
+          <w:sz w:val="36"/>
+          <w:szCs w:val="36"/>
+        </w:rPr>
+        <w:t>seconds: 2));</w:t>
+      </w:r>
+    </w:p>
+    <w:p>
+      <w:pPr>
+        <w:jc w:val="both"/>
+        <w:rPr>
+          <w:b/>
+          <w:bCs/>
+          <w:color w:val="D86DCB" w:themeColor="accent5" w:themeTint="99"/>
+          <w:sz w:val="36"/>
+          <w:szCs w:val="36"/>
+        </w:rPr>
+      </w:pPr>
+      <w:r>
+        <w:rPr>
+          <w:b/>
+          <w:bCs/>
+          <w:color w:val="D86DCB" w:themeColor="accent5" w:themeTint="99"/>
+          <w:sz w:val="36"/>
+          <w:szCs w:val="36"/>
+        </w:rPr>
+        <w:t xml:space="preserve">  if </w:t>
+      </w:r>
+      <w:proofErr w:type="gramStart"/>
+      <w:r>
+        <w:rPr>
+          <w:b/>
+          <w:bCs/>
+          <w:color w:val="D86DCB" w:themeColor="accent5" w:themeTint="99"/>
+          <w:sz w:val="36"/>
+          <w:szCs w:val="36"/>
+        </w:rPr>
+        <w:t>(!mounted</w:t>
+      </w:r>
+      <w:proofErr w:type="gramEnd"/>
+      <w:r>
+        <w:rPr>
+          <w:b/>
+          <w:bCs/>
+          <w:color w:val="D86DCB" w:themeColor="accent5" w:themeTint="99"/>
+          <w:sz w:val="36"/>
+          <w:szCs w:val="36"/>
+        </w:rPr>
+        <w:t>) return;</w:t>
+      </w:r>
+    </w:p>
+    <w:p>
+      <w:pPr>
+        <w:jc w:val="both"/>
+        <w:rPr>
+          <w:b/>
+          <w:bCs/>
+          <w:color w:val="D86DCB" w:themeColor="accent5" w:themeTint="99"/>
+          <w:sz w:val="36"/>
+          <w:szCs w:val="36"/>
+        </w:rPr>
+      </w:pPr>
+      <w:r>
+        <w:rPr>
+          <w:b/>
+          <w:bCs/>
+          <w:color w:val="D86DCB" w:themeColor="accent5" w:themeTint="99"/>
+          <w:sz w:val="36"/>
+          <w:szCs w:val="36"/>
+        </w:rPr>
+        <w:t xml:space="preserve">  </w:t>
+      </w:r>
+      <w:proofErr w:type="spellStart"/>
+      <w:r>
+        <w:rPr>
+          <w:b/>
+          <w:bCs/>
+          <w:color w:val="D86DCB" w:themeColor="accent5" w:themeTint="99"/>
+          <w:sz w:val="36"/>
+          <w:szCs w:val="36"/>
+        </w:rPr>
+        <w:t>Navigator.pushReplacementNamed</w:t>
+      </w:r>
+      <w:proofErr w:type="spellEnd"/>
+      <w:r>
+        <w:rPr>
+          <w:b/>
+          <w:bCs/>
+          <w:color w:val="D86DCB" w:themeColor="accent5" w:themeTint="99"/>
+          <w:sz w:val="36"/>
+          <w:szCs w:val="36"/>
+        </w:rPr>
+        <w:t>(</w:t>
+      </w:r>
+      <w:proofErr w:type="spellStart"/>
+      <w:r>
+        <w:rPr>
+          <w:b/>
+          <w:bCs/>
+          <w:color w:val="D86DCB" w:themeColor="accent5" w:themeTint="99"/>
+          <w:sz w:val="36"/>
+          <w:szCs w:val="36"/>
+        </w:rPr>
+        <w:t>ctx</w:t>
+      </w:r>
+      <w:proofErr w:type="spellEnd"/>
+      <w:r>
+        <w:rPr>
+          <w:b/>
+          <w:bCs/>
+          <w:color w:val="D86DCB" w:themeColor="accent5" w:themeTint="99"/>
+          <w:sz w:val="36"/>
+          <w:szCs w:val="36"/>
+        </w:rPr>
+        <w:t>, '/home');</w:t>
       </w:r>
     </w:p>
     <w:p>
@@ -1814,14 +2914,36 @@
           <w:szCs w:val="36"/>
         </w:rPr>
       </w:pPr>
-      <w:r>
-        <w:rPr>
-          <w:b/>
-          <w:bCs/>
-          <w:sz w:val="36"/>
-          <w:szCs w:val="36"/>
-        </w:rPr>
-        <w:t>initState():</w:t>
+      <w:proofErr w:type="spellStart"/>
+      <w:proofErr w:type="gramStart"/>
+      <w:r>
+        <w:rPr>
+          <w:b/>
+          <w:bCs/>
+          <w:sz w:val="36"/>
+          <w:szCs w:val="36"/>
+        </w:rPr>
+        <w:t>initState</w:t>
+      </w:r>
+      <w:proofErr w:type="spellEnd"/>
+      <w:r>
+        <w:rPr>
+          <w:b/>
+          <w:bCs/>
+          <w:sz w:val="36"/>
+          <w:szCs w:val="36"/>
+        </w:rPr>
+        <w:t>(</w:t>
+      </w:r>
+      <w:proofErr w:type="gramEnd"/>
+      <w:r>
+        <w:rPr>
+          <w:b/>
+          <w:bCs/>
+          <w:sz w:val="36"/>
+          <w:szCs w:val="36"/>
+        </w:rPr>
+        <w:t>):</w:t>
       </w:r>
     </w:p>
     <w:p>
@@ -1846,7 +2968,38 @@
           <w:sz w:val="36"/>
           <w:szCs w:val="36"/>
         </w:rPr>
-        <w:t xml:space="preserve"> initState()</w:t>
+        <w:t xml:space="preserve"> </w:t>
+      </w:r>
+      <w:proofErr w:type="spellStart"/>
+      <w:proofErr w:type="gramStart"/>
+      <w:r>
+        <w:rPr>
+          <w:b/>
+          <w:bCs/>
+          <w:sz w:val="36"/>
+          <w:szCs w:val="36"/>
+        </w:rPr>
+        <w:t>initState</w:t>
+      </w:r>
+      <w:proofErr w:type="spellEnd"/>
+      <w:r>
+        <w:rPr>
+          <w:b/>
+          <w:bCs/>
+          <w:sz w:val="36"/>
+          <w:szCs w:val="36"/>
+        </w:rPr>
+        <w:t>(</w:t>
+      </w:r>
+      <w:proofErr w:type="gramEnd"/>
+      <w:r>
+        <w:rPr>
+          <w:b/>
+          <w:bCs/>
+          <w:sz w:val="36"/>
+          <w:szCs w:val="36"/>
+        </w:rPr>
+        <w:t>)</w:t>
       </w:r>
       <w:r>
         <w:rPr>
@@ -1862,8 +3015,19 @@
           <w:sz w:val="36"/>
           <w:szCs w:val="36"/>
         </w:rPr>
-        <w:t xml:space="preserve"> StatefulWidget</w:t>
-      </w:r>
+        <w:t xml:space="preserve"> </w:t>
+      </w:r>
+      <w:proofErr w:type="spellStart"/>
+      <w:r>
+        <w:rPr>
+          <w:b/>
+          <w:bCs/>
+          <w:sz w:val="36"/>
+          <w:szCs w:val="36"/>
+        </w:rPr>
+        <w:t>StatefulWidget</w:t>
+      </w:r>
+      <w:proofErr w:type="spellEnd"/>
       <w:r>
         <w:rPr>
           <w:sz w:val="36"/>
@@ -1888,6 +3052,7 @@
         </w:rPr>
         <w:t xml:space="preserve"> every time widget is built except </w:t>
       </w:r>
+      <w:proofErr w:type="spellStart"/>
       <w:r>
         <w:rPr>
           <w:b/>
@@ -1897,6 +3062,7 @@
         </w:rPr>
         <w:t>setStates</w:t>
       </w:r>
+      <w:proofErr w:type="spellEnd"/>
       <w:r>
         <w:rPr>
           <w:sz w:val="36"/>
@@ -1904,6 +3070,7 @@
         </w:rPr>
         <w:t xml:space="preserve"> rebuilt. Like when we refresh the app or open the app after closing it and home page gets built and this </w:t>
       </w:r>
+      <w:proofErr w:type="spellStart"/>
       <w:r>
         <w:rPr>
           <w:b/>
@@ -1913,6 +3080,7 @@
         </w:rPr>
         <w:t>initState</w:t>
       </w:r>
+      <w:proofErr w:type="spellEnd"/>
       <w:r>
         <w:rPr>
           <w:sz w:val="36"/>
@@ -1964,7 +3132,38 @@
           <w:sz w:val="36"/>
           <w:szCs w:val="36"/>
         </w:rPr>
-        <w:t xml:space="preserve"> initState() </w:t>
+        <w:t xml:space="preserve"> </w:t>
+      </w:r>
+      <w:proofErr w:type="spellStart"/>
+      <w:proofErr w:type="gramStart"/>
+      <w:r>
+        <w:rPr>
+          <w:b/>
+          <w:bCs/>
+          <w:sz w:val="36"/>
+          <w:szCs w:val="36"/>
+        </w:rPr>
+        <w:t>initState</w:t>
+      </w:r>
+      <w:proofErr w:type="spellEnd"/>
+      <w:r>
+        <w:rPr>
+          <w:b/>
+          <w:bCs/>
+          <w:sz w:val="36"/>
+          <w:szCs w:val="36"/>
+        </w:rPr>
+        <w:t>(</w:t>
+      </w:r>
+      <w:proofErr w:type="gramEnd"/>
+      <w:r>
+        <w:rPr>
+          <w:b/>
+          <w:bCs/>
+          <w:sz w:val="36"/>
+          <w:szCs w:val="36"/>
+        </w:rPr>
+        <w:t xml:space="preserve">) </w:t>
       </w:r>
       <w:r>
         <w:rPr>
@@ -2024,8 +3223,19 @@
           <w:sz w:val="36"/>
           <w:szCs w:val="36"/>
         </w:rPr>
-        <w:t xml:space="preserve"> HomePage</w:t>
-      </w:r>
+        <w:t xml:space="preserve"> </w:t>
+      </w:r>
+      <w:proofErr w:type="spellStart"/>
+      <w:r>
+        <w:rPr>
+          <w:b/>
+          <w:bCs/>
+          <w:sz w:val="36"/>
+          <w:szCs w:val="36"/>
+        </w:rPr>
+        <w:t>HomePage</w:t>
+      </w:r>
+      <w:proofErr w:type="spellEnd"/>
       <w:r>
         <w:rPr>
           <w:sz w:val="36"/>
@@ -2077,8 +3287,19 @@
           <w:sz w:val="36"/>
           <w:szCs w:val="36"/>
         </w:rPr>
-        <w:t xml:space="preserve"> initState</w:t>
-      </w:r>
+        <w:t xml:space="preserve"> </w:t>
+      </w:r>
+      <w:proofErr w:type="spellStart"/>
+      <w:r>
+        <w:rPr>
+          <w:b/>
+          <w:bCs/>
+          <w:sz w:val="36"/>
+          <w:szCs w:val="36"/>
+        </w:rPr>
+        <w:t>initState</w:t>
+      </w:r>
+      <w:proofErr w:type="spellEnd"/>
       <w:r>
         <w:rPr>
           <w:sz w:val="36"/>
@@ -2086,6 +3307,7 @@
         </w:rPr>
         <w:t xml:space="preserve"> runs whenever a widget is built a new like to do tile gets built in list builder when we scroll up and down it runs the </w:t>
       </w:r>
+      <w:proofErr w:type="spellStart"/>
       <w:r>
         <w:rPr>
           <w:b/>
@@ -2095,13 +3317,31 @@
         </w:rPr>
         <w:t>initState</w:t>
       </w:r>
-      <w:r>
-        <w:rPr>
-          <w:sz w:val="36"/>
-          <w:szCs w:val="36"/>
-        </w:rPr>
-        <w:t xml:space="preserve"> when its built. But rebuilding caused by </w:t>
-      </w:r>
+      <w:proofErr w:type="spellEnd"/>
+      <w:r>
+        <w:rPr>
+          <w:sz w:val="36"/>
+          <w:szCs w:val="36"/>
+        </w:rPr>
+        <w:t xml:space="preserve"> when </w:t>
+      </w:r>
+      <w:proofErr w:type="spellStart"/>
+      <w:r>
+        <w:rPr>
+          <w:sz w:val="36"/>
+          <w:szCs w:val="36"/>
+        </w:rPr>
+        <w:t>its</w:t>
+      </w:r>
+      <w:proofErr w:type="spellEnd"/>
+      <w:r>
+        <w:rPr>
+          <w:sz w:val="36"/>
+          <w:szCs w:val="36"/>
+        </w:rPr>
+        <w:t xml:space="preserve"> built. But rebuilding caused by </w:t>
+      </w:r>
+      <w:proofErr w:type="spellStart"/>
       <w:r>
         <w:rPr>
           <w:b/>
@@ -2111,6 +3351,7 @@
         </w:rPr>
         <w:t>setState</w:t>
       </w:r>
+      <w:proofErr w:type="spellEnd"/>
       <w:r>
         <w:rPr>
           <w:sz w:val="36"/>
@@ -2118,6 +3359,7 @@
         </w:rPr>
         <w:t xml:space="preserve"> does not run </w:t>
       </w:r>
+      <w:proofErr w:type="spellStart"/>
       <w:r>
         <w:rPr>
           <w:b/>
@@ -2127,6 +3369,7 @@
         </w:rPr>
         <w:t>initState</w:t>
       </w:r>
+      <w:proofErr w:type="spellEnd"/>
       <w:r>
         <w:rPr>
           <w:sz w:val="36"/>
@@ -2176,7 +3419,41 @@
           <w:sz w:val="36"/>
           <w:szCs w:val="36"/>
         </w:rPr>
-        <w:t xml:space="preserve">  void initState()  {</w:t>
+        <w:t xml:space="preserve">  void </w:t>
+      </w:r>
+      <w:proofErr w:type="spellStart"/>
+      <w:proofErr w:type="gramStart"/>
+      <w:r>
+        <w:rPr>
+          <w:b/>
+          <w:bCs/>
+          <w:color w:val="D86DCB" w:themeColor="accent5" w:themeTint="99"/>
+          <w:sz w:val="36"/>
+          <w:szCs w:val="36"/>
+        </w:rPr>
+        <w:t>initState</w:t>
+      </w:r>
+      <w:proofErr w:type="spellEnd"/>
+      <w:r>
+        <w:rPr>
+          <w:b/>
+          <w:bCs/>
+          <w:color w:val="D86DCB" w:themeColor="accent5" w:themeTint="99"/>
+          <w:sz w:val="36"/>
+          <w:szCs w:val="36"/>
+        </w:rPr>
+        <w:t>(</w:t>
+      </w:r>
+      <w:proofErr w:type="gramEnd"/>
+      <w:r>
+        <w:rPr>
+          <w:b/>
+          <w:bCs/>
+          <w:color w:val="D86DCB" w:themeColor="accent5" w:themeTint="99"/>
+          <w:sz w:val="36"/>
+          <w:szCs w:val="36"/>
+        </w:rPr>
+        <w:t>)  {</w:t>
       </w:r>
     </w:p>
     <w:p>
@@ -2201,14 +3478,36 @@
         </w:rPr>
         <w:t xml:space="preserve">The parent class (State) also has its own </w:t>
       </w:r>
-      <w:r>
-        <w:rPr>
-          <w:b/>
-          <w:bCs/>
-          <w:sz w:val="36"/>
-          <w:szCs w:val="36"/>
-        </w:rPr>
-        <w:t>initState()</w:t>
+      <w:proofErr w:type="spellStart"/>
+      <w:proofErr w:type="gramStart"/>
+      <w:r>
+        <w:rPr>
+          <w:b/>
+          <w:bCs/>
+          <w:sz w:val="36"/>
+          <w:szCs w:val="36"/>
+        </w:rPr>
+        <w:t>initState</w:t>
+      </w:r>
+      <w:proofErr w:type="spellEnd"/>
+      <w:r>
+        <w:rPr>
+          <w:b/>
+          <w:bCs/>
+          <w:sz w:val="36"/>
+          <w:szCs w:val="36"/>
+        </w:rPr>
+        <w:t>(</w:t>
+      </w:r>
+      <w:proofErr w:type="gramEnd"/>
+      <w:r>
+        <w:rPr>
+          <w:b/>
+          <w:bCs/>
+          <w:sz w:val="36"/>
+          <w:szCs w:val="36"/>
+        </w:rPr>
+        <w:t>)</w:t>
       </w:r>
       <w:r>
         <w:rPr>
@@ -2231,14 +3530,27 @@
         </w:rPr>
         <w:t xml:space="preserve">By calling </w:t>
       </w:r>
-      <w:r>
-        <w:rPr>
-          <w:b/>
-          <w:bCs/>
-          <w:sz w:val="36"/>
-          <w:szCs w:val="36"/>
-        </w:rPr>
-        <w:t>super.initState()</w:t>
+      <w:proofErr w:type="spellStart"/>
+      <w:proofErr w:type="gramStart"/>
+      <w:r>
+        <w:rPr>
+          <w:b/>
+          <w:bCs/>
+          <w:sz w:val="36"/>
+          <w:szCs w:val="36"/>
+        </w:rPr>
+        <w:t>super.initState</w:t>
+      </w:r>
+      <w:proofErr w:type="spellEnd"/>
+      <w:proofErr w:type="gramEnd"/>
+      <w:r>
+        <w:rPr>
+          <w:b/>
+          <w:bCs/>
+          <w:sz w:val="36"/>
+          <w:szCs w:val="36"/>
+        </w:rPr>
+        <w:t>()</w:t>
       </w:r>
       <w:r>
         <w:rPr>
@@ -2275,51 +3587,121 @@
           <w:szCs w:val="36"/>
         </w:rPr>
         <w:lastRenderedPageBreak/>
-        <w:t xml:space="preserve">    super.initState();</w:t>
-      </w:r>
-    </w:p>
-    <w:p>
-      <w:pPr>
-        <w:jc w:val="both"/>
-        <w:rPr>
-          <w:b/>
-          <w:bCs/>
-          <w:color w:val="D86DCB" w:themeColor="accent5" w:themeTint="99"/>
-          <w:sz w:val="36"/>
-          <w:szCs w:val="36"/>
-        </w:rPr>
-      </w:pPr>
-      <w:r>
-        <w:rPr>
-          <w:b/>
-          <w:bCs/>
-          <w:color w:val="D86DCB" w:themeColor="accent5" w:themeTint="99"/>
-          <w:sz w:val="36"/>
-          <w:szCs w:val="36"/>
-        </w:rPr>
-        <w:t xml:space="preserve">    if (_myBox.get('TODOLIST') == null) {</w:t>
-      </w:r>
-    </w:p>
-    <w:p>
-      <w:pPr>
-        <w:jc w:val="both"/>
-        <w:rPr>
-          <w:b/>
-          <w:bCs/>
-          <w:color w:val="D86DCB" w:themeColor="accent5" w:themeTint="99"/>
-          <w:sz w:val="36"/>
-          <w:szCs w:val="36"/>
-        </w:rPr>
-      </w:pPr>
-      <w:r>
-        <w:rPr>
-          <w:b/>
-          <w:bCs/>
-          <w:color w:val="D86DCB" w:themeColor="accent5" w:themeTint="99"/>
-          <w:sz w:val="36"/>
-          <w:szCs w:val="36"/>
-        </w:rPr>
-        <w:t xml:space="preserve">      db.createInitialData();</w:t>
+        <w:t xml:space="preserve">    </w:t>
+      </w:r>
+      <w:proofErr w:type="spellStart"/>
+      <w:proofErr w:type="gramStart"/>
+      <w:r>
+        <w:rPr>
+          <w:b/>
+          <w:bCs/>
+          <w:color w:val="D86DCB" w:themeColor="accent5" w:themeTint="99"/>
+          <w:sz w:val="36"/>
+          <w:szCs w:val="36"/>
+        </w:rPr>
+        <w:t>super.initState</w:t>
+      </w:r>
+      <w:proofErr w:type="spellEnd"/>
+      <w:proofErr w:type="gramEnd"/>
+      <w:r>
+        <w:rPr>
+          <w:b/>
+          <w:bCs/>
+          <w:color w:val="D86DCB" w:themeColor="accent5" w:themeTint="99"/>
+          <w:sz w:val="36"/>
+          <w:szCs w:val="36"/>
+        </w:rPr>
+        <w:t>();</w:t>
+      </w:r>
+    </w:p>
+    <w:p>
+      <w:pPr>
+        <w:jc w:val="both"/>
+        <w:rPr>
+          <w:b/>
+          <w:bCs/>
+          <w:color w:val="D86DCB" w:themeColor="accent5" w:themeTint="99"/>
+          <w:sz w:val="36"/>
+          <w:szCs w:val="36"/>
+        </w:rPr>
+      </w:pPr>
+      <w:r>
+        <w:rPr>
+          <w:b/>
+          <w:bCs/>
+          <w:color w:val="D86DCB" w:themeColor="accent5" w:themeTint="99"/>
+          <w:sz w:val="36"/>
+          <w:szCs w:val="36"/>
+        </w:rPr>
+        <w:t xml:space="preserve">    if (_</w:t>
+      </w:r>
+      <w:proofErr w:type="spellStart"/>
+      <w:r>
+        <w:rPr>
+          <w:b/>
+          <w:bCs/>
+          <w:color w:val="D86DCB" w:themeColor="accent5" w:themeTint="99"/>
+          <w:sz w:val="36"/>
+          <w:szCs w:val="36"/>
+        </w:rPr>
+        <w:t>myBox.get</w:t>
+      </w:r>
+      <w:proofErr w:type="spellEnd"/>
+      <w:r>
+        <w:rPr>
+          <w:b/>
+          <w:bCs/>
+          <w:color w:val="D86DCB" w:themeColor="accent5" w:themeTint="99"/>
+          <w:sz w:val="36"/>
+          <w:szCs w:val="36"/>
+        </w:rPr>
+        <w:t>('TODOLIST') == null) {</w:t>
+      </w:r>
+    </w:p>
+    <w:p>
+      <w:pPr>
+        <w:jc w:val="both"/>
+        <w:rPr>
+          <w:b/>
+          <w:bCs/>
+          <w:color w:val="D86DCB" w:themeColor="accent5" w:themeTint="99"/>
+          <w:sz w:val="36"/>
+          <w:szCs w:val="36"/>
+        </w:rPr>
+      </w:pPr>
+      <w:r>
+        <w:rPr>
+          <w:b/>
+          <w:bCs/>
+          <w:color w:val="D86DCB" w:themeColor="accent5" w:themeTint="99"/>
+          <w:sz w:val="36"/>
+          <w:szCs w:val="36"/>
+        </w:rPr>
+        <w:t xml:space="preserve">      </w:t>
+      </w:r>
+      <w:proofErr w:type="spellStart"/>
+      <w:proofErr w:type="gramStart"/>
+      <w:r>
+        <w:rPr>
+          <w:b/>
+          <w:bCs/>
+          <w:color w:val="D86DCB" w:themeColor="accent5" w:themeTint="99"/>
+          <w:sz w:val="36"/>
+          <w:szCs w:val="36"/>
+        </w:rPr>
+        <w:t>db.createInitialData</w:t>
+      </w:r>
+      <w:proofErr w:type="spellEnd"/>
+      <w:proofErr w:type="gramEnd"/>
+      <w:r>
+        <w:rPr>
+          <w:b/>
+          <w:bCs/>
+          <w:color w:val="D86DCB" w:themeColor="accent5" w:themeTint="99"/>
+          <w:sz w:val="36"/>
+          <w:szCs w:val="36"/>
+        </w:rPr>
+        <w:t>();</w:t>
       </w:r>
     </w:p>
     <w:p>
@@ -2363,7 +3745,31 @@
           <w:sz w:val="36"/>
           <w:szCs w:val="36"/>
         </w:rPr>
-        <w:t xml:space="preserve">      db.loadData();</w:t>
+        <w:t xml:space="preserve">      </w:t>
+      </w:r>
+      <w:proofErr w:type="spellStart"/>
+      <w:proofErr w:type="gramStart"/>
+      <w:r>
+        <w:rPr>
+          <w:b/>
+          <w:bCs/>
+          <w:color w:val="D86DCB" w:themeColor="accent5" w:themeTint="99"/>
+          <w:sz w:val="36"/>
+          <w:szCs w:val="36"/>
+        </w:rPr>
+        <w:t>db.loadData</w:t>
+      </w:r>
+      <w:proofErr w:type="spellEnd"/>
+      <w:proofErr w:type="gramEnd"/>
+      <w:r>
+        <w:rPr>
+          <w:b/>
+          <w:bCs/>
+          <w:color w:val="D86DCB" w:themeColor="accent5" w:themeTint="99"/>
+          <w:sz w:val="36"/>
+          <w:szCs w:val="36"/>
+        </w:rPr>
+        <w:t>();</w:t>
       </w:r>
     </w:p>
     <w:p>
@@ -2432,14 +3838,36 @@
           <w:szCs w:val="36"/>
         </w:rPr>
       </w:pPr>
-      <w:r>
-        <w:rPr>
-          <w:b/>
-          <w:bCs/>
-          <w:sz w:val="36"/>
-          <w:szCs w:val="36"/>
-        </w:rPr>
-        <w:t>didChangeDependencies()</w:t>
+      <w:proofErr w:type="spellStart"/>
+      <w:proofErr w:type="gramStart"/>
+      <w:r>
+        <w:rPr>
+          <w:b/>
+          <w:bCs/>
+          <w:sz w:val="36"/>
+          <w:szCs w:val="36"/>
+        </w:rPr>
+        <w:t>didChangeDependencies</w:t>
+      </w:r>
+      <w:proofErr w:type="spellEnd"/>
+      <w:r>
+        <w:rPr>
+          <w:b/>
+          <w:bCs/>
+          <w:sz w:val="36"/>
+          <w:szCs w:val="36"/>
+        </w:rPr>
+        <w:t>(</w:t>
+      </w:r>
+      <w:proofErr w:type="gramEnd"/>
+      <w:r>
+        <w:rPr>
+          <w:b/>
+          <w:bCs/>
+          <w:sz w:val="36"/>
+          <w:szCs w:val="36"/>
+        </w:rPr>
+        <w:t>)</w:t>
       </w:r>
       <w:r>
         <w:rPr>
@@ -2489,14 +3917,36 @@
         </w:rPr>
         <w:t xml:space="preserve"> </w:t>
       </w:r>
-      <w:r>
-        <w:rPr>
-          <w:b/>
-          <w:bCs/>
-          <w:sz w:val="36"/>
-          <w:szCs w:val="36"/>
-        </w:rPr>
-        <w:t>initState()</w:t>
+      <w:proofErr w:type="spellStart"/>
+      <w:proofErr w:type="gramStart"/>
+      <w:r>
+        <w:rPr>
+          <w:b/>
+          <w:bCs/>
+          <w:sz w:val="36"/>
+          <w:szCs w:val="36"/>
+        </w:rPr>
+        <w:t>initState</w:t>
+      </w:r>
+      <w:proofErr w:type="spellEnd"/>
+      <w:r>
+        <w:rPr>
+          <w:b/>
+          <w:bCs/>
+          <w:sz w:val="36"/>
+          <w:szCs w:val="36"/>
+        </w:rPr>
+        <w:t>(</w:t>
+      </w:r>
+      <w:proofErr w:type="gramEnd"/>
+      <w:r>
+        <w:rPr>
+          <w:b/>
+          <w:bCs/>
+          <w:sz w:val="36"/>
+          <w:szCs w:val="36"/>
+        </w:rPr>
+        <w:t>)</w:t>
       </w:r>
       <w:r>
         <w:rPr>
@@ -2528,8 +3978,19 @@
           <w:sz w:val="36"/>
           <w:szCs w:val="36"/>
         </w:rPr>
-        <w:t>Theme, MediaQuery</w:t>
-      </w:r>
+        <w:t xml:space="preserve">Theme, </w:t>
+      </w:r>
+      <w:proofErr w:type="spellStart"/>
+      <w:r>
+        <w:rPr>
+          <w:b/>
+          <w:bCs/>
+          <w:sz w:val="36"/>
+          <w:szCs w:val="36"/>
+        </w:rPr>
+        <w:t>MediaQuery</w:t>
+      </w:r>
+      <w:proofErr w:type="spellEnd"/>
       <w:r>
         <w:rPr>
           <w:sz w:val="36"/>
@@ -2602,73 +4063,219 @@
           <w:sz w:val="36"/>
           <w:szCs w:val="36"/>
         </w:rPr>
-        <w:t>void didChangeDependencies() {</w:t>
-      </w:r>
-    </w:p>
-    <w:p>
-      <w:pPr>
-        <w:jc w:val="both"/>
-        <w:rPr>
-          <w:b/>
-          <w:bCs/>
-          <w:color w:val="D86DCB" w:themeColor="accent5" w:themeTint="99"/>
-          <w:sz w:val="36"/>
-          <w:szCs w:val="36"/>
-        </w:rPr>
-      </w:pPr>
-      <w:r>
-        <w:rPr>
-          <w:b/>
-          <w:bCs/>
-          <w:color w:val="D86DCB" w:themeColor="accent5" w:themeTint="99"/>
-          <w:sz w:val="36"/>
-          <w:szCs w:val="36"/>
-        </w:rPr>
-        <w:t xml:space="preserve">  print('didChangeDependencies called!');</w:t>
-      </w:r>
-    </w:p>
-    <w:p>
-      <w:pPr>
-        <w:jc w:val="both"/>
-        <w:rPr>
-          <w:b/>
-          <w:bCs/>
-          <w:color w:val="D86DCB" w:themeColor="accent5" w:themeTint="99"/>
-          <w:sz w:val="36"/>
-          <w:szCs w:val="36"/>
-        </w:rPr>
-      </w:pPr>
-      <w:r>
-        <w:rPr>
-          <w:b/>
-          <w:bCs/>
-          <w:color w:val="D86DCB" w:themeColor="accent5" w:themeTint="99"/>
-          <w:sz w:val="36"/>
-          <w:szCs w:val="36"/>
-        </w:rPr>
-        <w:t xml:space="preserve">  final size = MediaQuery.of(context).size; // Now safe to use context</w:t>
-      </w:r>
-    </w:p>
-    <w:p>
-      <w:pPr>
-        <w:jc w:val="both"/>
-        <w:rPr>
-          <w:b/>
-          <w:bCs/>
-          <w:color w:val="D86DCB" w:themeColor="accent5" w:themeTint="99"/>
-          <w:sz w:val="36"/>
-          <w:szCs w:val="36"/>
-        </w:rPr>
-      </w:pPr>
-      <w:r>
-        <w:rPr>
-          <w:b/>
-          <w:bCs/>
-          <w:color w:val="D86DCB" w:themeColor="accent5" w:themeTint="99"/>
-          <w:sz w:val="36"/>
-          <w:szCs w:val="36"/>
-        </w:rPr>
-        <w:t xml:space="preserve">  super.didChangeDependencies();</w:t>
+        <w:t xml:space="preserve">void </w:t>
+      </w:r>
+      <w:proofErr w:type="spellStart"/>
+      <w:proofErr w:type="gramStart"/>
+      <w:r>
+        <w:rPr>
+          <w:b/>
+          <w:bCs/>
+          <w:color w:val="D86DCB" w:themeColor="accent5" w:themeTint="99"/>
+          <w:sz w:val="36"/>
+          <w:szCs w:val="36"/>
+        </w:rPr>
+        <w:t>didChangeDependencies</w:t>
+      </w:r>
+      <w:proofErr w:type="spellEnd"/>
+      <w:r>
+        <w:rPr>
+          <w:b/>
+          <w:bCs/>
+          <w:color w:val="D86DCB" w:themeColor="accent5" w:themeTint="99"/>
+          <w:sz w:val="36"/>
+          <w:szCs w:val="36"/>
+        </w:rPr>
+        <w:t>(</w:t>
+      </w:r>
+      <w:proofErr w:type="gramEnd"/>
+      <w:r>
+        <w:rPr>
+          <w:b/>
+          <w:bCs/>
+          <w:color w:val="D86DCB" w:themeColor="accent5" w:themeTint="99"/>
+          <w:sz w:val="36"/>
+          <w:szCs w:val="36"/>
+        </w:rPr>
+        <w:t>) {</w:t>
+      </w:r>
+    </w:p>
+    <w:p>
+      <w:pPr>
+        <w:jc w:val="both"/>
+        <w:rPr>
+          <w:b/>
+          <w:bCs/>
+          <w:color w:val="D86DCB" w:themeColor="accent5" w:themeTint="99"/>
+          <w:sz w:val="36"/>
+          <w:szCs w:val="36"/>
+        </w:rPr>
+      </w:pPr>
+      <w:r>
+        <w:rPr>
+          <w:b/>
+          <w:bCs/>
+          <w:color w:val="D86DCB" w:themeColor="accent5" w:themeTint="99"/>
+          <w:sz w:val="36"/>
+          <w:szCs w:val="36"/>
+        </w:rPr>
+        <w:t xml:space="preserve">  </w:t>
+      </w:r>
+      <w:proofErr w:type="gramStart"/>
+      <w:r>
+        <w:rPr>
+          <w:b/>
+          <w:bCs/>
+          <w:color w:val="D86DCB" w:themeColor="accent5" w:themeTint="99"/>
+          <w:sz w:val="36"/>
+          <w:szCs w:val="36"/>
+        </w:rPr>
+        <w:t>print(</w:t>
+      </w:r>
+      <w:proofErr w:type="gramEnd"/>
+      <w:r>
+        <w:rPr>
+          <w:b/>
+          <w:bCs/>
+          <w:color w:val="D86DCB" w:themeColor="accent5" w:themeTint="99"/>
+          <w:sz w:val="36"/>
+          <w:szCs w:val="36"/>
+        </w:rPr>
+        <w:t>'</w:t>
+      </w:r>
+      <w:proofErr w:type="spellStart"/>
+      <w:r>
+        <w:rPr>
+          <w:b/>
+          <w:bCs/>
+          <w:color w:val="D86DCB" w:themeColor="accent5" w:themeTint="99"/>
+          <w:sz w:val="36"/>
+          <w:szCs w:val="36"/>
+        </w:rPr>
+        <w:t>didChangeDependencies</w:t>
+      </w:r>
+      <w:proofErr w:type="spellEnd"/>
+      <w:r>
+        <w:rPr>
+          <w:b/>
+          <w:bCs/>
+          <w:color w:val="D86DCB" w:themeColor="accent5" w:themeTint="99"/>
+          <w:sz w:val="36"/>
+          <w:szCs w:val="36"/>
+        </w:rPr>
+        <w:t xml:space="preserve"> called!');</w:t>
+      </w:r>
+    </w:p>
+    <w:p>
+      <w:pPr>
+        <w:jc w:val="both"/>
+        <w:rPr>
+          <w:b/>
+          <w:bCs/>
+          <w:color w:val="D86DCB" w:themeColor="accent5" w:themeTint="99"/>
+          <w:sz w:val="36"/>
+          <w:szCs w:val="36"/>
+        </w:rPr>
+      </w:pPr>
+      <w:r>
+        <w:rPr>
+          <w:b/>
+          <w:bCs/>
+          <w:color w:val="D86DCB" w:themeColor="accent5" w:themeTint="99"/>
+          <w:sz w:val="36"/>
+          <w:szCs w:val="36"/>
+        </w:rPr>
+        <w:t xml:space="preserve">  final size = </w:t>
+      </w:r>
+      <w:proofErr w:type="spellStart"/>
+      <w:r>
+        <w:rPr>
+          <w:b/>
+          <w:bCs/>
+          <w:color w:val="D86DCB" w:themeColor="accent5" w:themeTint="99"/>
+          <w:sz w:val="36"/>
+          <w:szCs w:val="36"/>
+        </w:rPr>
+        <w:t>MediaQuery.of</w:t>
+      </w:r>
+      <w:proofErr w:type="spellEnd"/>
+      <w:r>
+        <w:rPr>
+          <w:b/>
+          <w:bCs/>
+          <w:color w:val="D86DCB" w:themeColor="accent5" w:themeTint="99"/>
+          <w:sz w:val="36"/>
+          <w:szCs w:val="36"/>
+        </w:rPr>
+        <w:t>(context</w:t>
+      </w:r>
+      <w:proofErr w:type="gramStart"/>
+      <w:r>
+        <w:rPr>
+          <w:b/>
+          <w:bCs/>
+          <w:color w:val="D86DCB" w:themeColor="accent5" w:themeTint="99"/>
+          <w:sz w:val="36"/>
+          <w:szCs w:val="36"/>
+        </w:rPr>
+        <w:t>).size</w:t>
+      </w:r>
+      <w:proofErr w:type="gramEnd"/>
+      <w:r>
+        <w:rPr>
+          <w:b/>
+          <w:bCs/>
+          <w:color w:val="D86DCB" w:themeColor="accent5" w:themeTint="99"/>
+          <w:sz w:val="36"/>
+          <w:szCs w:val="36"/>
+        </w:rPr>
+        <w:t>; // Now safe to use context</w:t>
+      </w:r>
+    </w:p>
+    <w:p>
+      <w:pPr>
+        <w:jc w:val="both"/>
+        <w:rPr>
+          <w:b/>
+          <w:bCs/>
+          <w:color w:val="D86DCB" w:themeColor="accent5" w:themeTint="99"/>
+          <w:sz w:val="36"/>
+          <w:szCs w:val="36"/>
+        </w:rPr>
+      </w:pPr>
+      <w:r>
+        <w:rPr>
+          <w:b/>
+          <w:bCs/>
+          <w:color w:val="D86DCB" w:themeColor="accent5" w:themeTint="99"/>
+          <w:sz w:val="36"/>
+          <w:szCs w:val="36"/>
+        </w:rPr>
+        <w:t xml:space="preserve">  </w:t>
+      </w:r>
+      <w:proofErr w:type="spellStart"/>
+      <w:proofErr w:type="gramStart"/>
+      <w:r>
+        <w:rPr>
+          <w:b/>
+          <w:bCs/>
+          <w:color w:val="D86DCB" w:themeColor="accent5" w:themeTint="99"/>
+          <w:sz w:val="36"/>
+          <w:szCs w:val="36"/>
+        </w:rPr>
+        <w:t>super.didChangeDependencies</w:t>
+      </w:r>
+      <w:proofErr w:type="spellEnd"/>
+      <w:proofErr w:type="gramEnd"/>
+      <w:r>
+        <w:rPr>
+          <w:b/>
+          <w:bCs/>
+          <w:color w:val="D86DCB" w:themeColor="accent5" w:themeTint="99"/>
+          <w:sz w:val="36"/>
+          <w:szCs w:val="36"/>
+        </w:rPr>
+        <w:t>();</w:t>
       </w:r>
     </w:p>
     <w:p>
@@ -2715,14 +4322,25 @@
           <w:szCs w:val="36"/>
         </w:rPr>
       </w:pPr>
-      <w:r>
-        <w:rPr>
-          <w:b/>
-          <w:bCs/>
-          <w:sz w:val="36"/>
-          <w:szCs w:val="36"/>
-        </w:rPr>
-        <w:t>build():</w:t>
+      <w:proofErr w:type="gramStart"/>
+      <w:r>
+        <w:rPr>
+          <w:b/>
+          <w:bCs/>
+          <w:sz w:val="36"/>
+          <w:szCs w:val="36"/>
+        </w:rPr>
+        <w:t>build(</w:t>
+      </w:r>
+      <w:proofErr w:type="gramEnd"/>
+      <w:r>
+        <w:rPr>
+          <w:b/>
+          <w:bCs/>
+          <w:sz w:val="36"/>
+          <w:szCs w:val="36"/>
+        </w:rPr>
+        <w:t>):</w:t>
       </w:r>
     </w:p>
     <w:p>
@@ -2762,14 +4380,36 @@
         </w:rPr>
         <w:t xml:space="preserve"> every time </w:t>
       </w:r>
-      <w:r>
-        <w:rPr>
-          <w:b/>
-          <w:bCs/>
-          <w:sz w:val="36"/>
-          <w:szCs w:val="36"/>
-        </w:rPr>
-        <w:t>setState()</w:t>
+      <w:proofErr w:type="spellStart"/>
+      <w:proofErr w:type="gramStart"/>
+      <w:r>
+        <w:rPr>
+          <w:b/>
+          <w:bCs/>
+          <w:sz w:val="36"/>
+          <w:szCs w:val="36"/>
+        </w:rPr>
+        <w:t>setState</w:t>
+      </w:r>
+      <w:proofErr w:type="spellEnd"/>
+      <w:r>
+        <w:rPr>
+          <w:b/>
+          <w:bCs/>
+          <w:sz w:val="36"/>
+          <w:szCs w:val="36"/>
+        </w:rPr>
+        <w:t>(</w:t>
+      </w:r>
+      <w:proofErr w:type="gramEnd"/>
+      <w:r>
+        <w:rPr>
+          <w:b/>
+          <w:bCs/>
+          <w:sz w:val="36"/>
+          <w:szCs w:val="36"/>
+        </w:rPr>
+        <w:t>)</w:t>
       </w:r>
       <w:r>
         <w:rPr>
@@ -2820,14 +4460,25 @@
         </w:rPr>
         <w:t xml:space="preserve">eep </w:t>
       </w:r>
-      <w:r>
-        <w:rPr>
-          <w:b/>
-          <w:bCs/>
-          <w:sz w:val="36"/>
-          <w:szCs w:val="36"/>
-        </w:rPr>
-        <w:t>build()</w:t>
+      <w:proofErr w:type="gramStart"/>
+      <w:r>
+        <w:rPr>
+          <w:b/>
+          <w:bCs/>
+          <w:sz w:val="36"/>
+          <w:szCs w:val="36"/>
+        </w:rPr>
+        <w:t>build(</w:t>
+      </w:r>
+      <w:proofErr w:type="gramEnd"/>
+      <w:r>
+        <w:rPr>
+          <w:b/>
+          <w:bCs/>
+          <w:sz w:val="36"/>
+          <w:szCs w:val="36"/>
+        </w:rPr>
+        <w:t>)</w:t>
       </w:r>
       <w:r>
         <w:rPr>
@@ -2878,73 +4529,163 @@
           <w:sz w:val="36"/>
           <w:szCs w:val="36"/>
         </w:rPr>
-        <w:t>Widget build(BuildContext context) {</w:t>
-      </w:r>
-    </w:p>
-    <w:p>
-      <w:pPr>
-        <w:jc w:val="both"/>
-        <w:rPr>
-          <w:b/>
-          <w:bCs/>
-          <w:color w:val="D86DCB" w:themeColor="accent5" w:themeTint="99"/>
-          <w:sz w:val="36"/>
-          <w:szCs w:val="36"/>
-        </w:rPr>
-      </w:pPr>
-      <w:r>
-        <w:rPr>
-          <w:b/>
-          <w:bCs/>
-          <w:color w:val="D86DCB" w:themeColor="accent5" w:themeTint="99"/>
-          <w:sz w:val="36"/>
-          <w:szCs w:val="36"/>
-        </w:rPr>
-        <w:t xml:space="preserve">  print('build called!');</w:t>
-      </w:r>
-    </w:p>
-    <w:p>
-      <w:pPr>
-        <w:jc w:val="both"/>
-        <w:rPr>
-          <w:b/>
-          <w:bCs/>
-          <w:color w:val="D86DCB" w:themeColor="accent5" w:themeTint="99"/>
-          <w:sz w:val="36"/>
-          <w:szCs w:val="36"/>
-        </w:rPr>
-      </w:pPr>
-      <w:r>
-        <w:rPr>
-          <w:b/>
-          <w:bCs/>
-          <w:color w:val="D86DCB" w:themeColor="accent5" w:themeTint="99"/>
-          <w:sz w:val="36"/>
-          <w:szCs w:val="36"/>
-        </w:rPr>
-        <w:t xml:space="preserve">  return Scaffold(</w:t>
-      </w:r>
-    </w:p>
-    <w:p>
-      <w:pPr>
-        <w:jc w:val="both"/>
-        <w:rPr>
-          <w:b/>
-          <w:bCs/>
-          <w:color w:val="D86DCB" w:themeColor="accent5" w:themeTint="99"/>
-          <w:sz w:val="36"/>
-          <w:szCs w:val="36"/>
-        </w:rPr>
-      </w:pPr>
-      <w:r>
-        <w:rPr>
-          <w:b/>
-          <w:bCs/>
-          <w:color w:val="D86DCB" w:themeColor="accent5" w:themeTint="99"/>
-          <w:sz w:val="36"/>
-          <w:szCs w:val="36"/>
-        </w:rPr>
-        <w:t xml:space="preserve">    body: Center(child: Text('Counter: $_counter')),</w:t>
+        <w:t xml:space="preserve">Widget </w:t>
+      </w:r>
+      <w:proofErr w:type="gramStart"/>
+      <w:r>
+        <w:rPr>
+          <w:b/>
+          <w:bCs/>
+          <w:color w:val="D86DCB" w:themeColor="accent5" w:themeTint="99"/>
+          <w:sz w:val="36"/>
+          <w:szCs w:val="36"/>
+        </w:rPr>
+        <w:t>build(</w:t>
+      </w:r>
+      <w:proofErr w:type="spellStart"/>
+      <w:proofErr w:type="gramEnd"/>
+      <w:r>
+        <w:rPr>
+          <w:b/>
+          <w:bCs/>
+          <w:color w:val="D86DCB" w:themeColor="accent5" w:themeTint="99"/>
+          <w:sz w:val="36"/>
+          <w:szCs w:val="36"/>
+        </w:rPr>
+        <w:t>BuildContext</w:t>
+      </w:r>
+      <w:proofErr w:type="spellEnd"/>
+      <w:r>
+        <w:rPr>
+          <w:b/>
+          <w:bCs/>
+          <w:color w:val="D86DCB" w:themeColor="accent5" w:themeTint="99"/>
+          <w:sz w:val="36"/>
+          <w:szCs w:val="36"/>
+        </w:rPr>
+        <w:t xml:space="preserve"> context) {</w:t>
+      </w:r>
+    </w:p>
+    <w:p>
+      <w:pPr>
+        <w:jc w:val="both"/>
+        <w:rPr>
+          <w:b/>
+          <w:bCs/>
+          <w:color w:val="D86DCB" w:themeColor="accent5" w:themeTint="99"/>
+          <w:sz w:val="36"/>
+          <w:szCs w:val="36"/>
+        </w:rPr>
+      </w:pPr>
+      <w:r>
+        <w:rPr>
+          <w:b/>
+          <w:bCs/>
+          <w:color w:val="D86DCB" w:themeColor="accent5" w:themeTint="99"/>
+          <w:sz w:val="36"/>
+          <w:szCs w:val="36"/>
+        </w:rPr>
+        <w:t xml:space="preserve">  </w:t>
+      </w:r>
+      <w:proofErr w:type="gramStart"/>
+      <w:r>
+        <w:rPr>
+          <w:b/>
+          <w:bCs/>
+          <w:color w:val="D86DCB" w:themeColor="accent5" w:themeTint="99"/>
+          <w:sz w:val="36"/>
+          <w:szCs w:val="36"/>
+        </w:rPr>
+        <w:t>print(</w:t>
+      </w:r>
+      <w:proofErr w:type="gramEnd"/>
+      <w:r>
+        <w:rPr>
+          <w:b/>
+          <w:bCs/>
+          <w:color w:val="D86DCB" w:themeColor="accent5" w:themeTint="99"/>
+          <w:sz w:val="36"/>
+          <w:szCs w:val="36"/>
+        </w:rPr>
+        <w:t>'build called!');</w:t>
+      </w:r>
+    </w:p>
+    <w:p>
+      <w:pPr>
+        <w:jc w:val="both"/>
+        <w:rPr>
+          <w:b/>
+          <w:bCs/>
+          <w:color w:val="D86DCB" w:themeColor="accent5" w:themeTint="99"/>
+          <w:sz w:val="36"/>
+          <w:szCs w:val="36"/>
+        </w:rPr>
+      </w:pPr>
+      <w:r>
+        <w:rPr>
+          <w:b/>
+          <w:bCs/>
+          <w:color w:val="D86DCB" w:themeColor="accent5" w:themeTint="99"/>
+          <w:sz w:val="36"/>
+          <w:szCs w:val="36"/>
+        </w:rPr>
+        <w:t xml:space="preserve">  return </w:t>
+      </w:r>
+      <w:proofErr w:type="gramStart"/>
+      <w:r>
+        <w:rPr>
+          <w:b/>
+          <w:bCs/>
+          <w:color w:val="D86DCB" w:themeColor="accent5" w:themeTint="99"/>
+          <w:sz w:val="36"/>
+          <w:szCs w:val="36"/>
+        </w:rPr>
+        <w:t>Scaffold(</w:t>
+      </w:r>
+      <w:proofErr w:type="gramEnd"/>
+    </w:p>
+    <w:p>
+      <w:pPr>
+        <w:jc w:val="both"/>
+        <w:rPr>
+          <w:b/>
+          <w:bCs/>
+          <w:color w:val="D86DCB" w:themeColor="accent5" w:themeTint="99"/>
+          <w:sz w:val="36"/>
+          <w:szCs w:val="36"/>
+        </w:rPr>
+      </w:pPr>
+      <w:r>
+        <w:rPr>
+          <w:b/>
+          <w:bCs/>
+          <w:color w:val="D86DCB" w:themeColor="accent5" w:themeTint="99"/>
+          <w:sz w:val="36"/>
+          <w:szCs w:val="36"/>
+        </w:rPr>
+        <w:t xml:space="preserve">    body: </w:t>
+      </w:r>
+      <w:proofErr w:type="gramStart"/>
+      <w:r>
+        <w:rPr>
+          <w:b/>
+          <w:bCs/>
+          <w:color w:val="D86DCB" w:themeColor="accent5" w:themeTint="99"/>
+          <w:sz w:val="36"/>
+          <w:szCs w:val="36"/>
+        </w:rPr>
+        <w:t>Center(</w:t>
+      </w:r>
+      <w:proofErr w:type="gramEnd"/>
+      <w:r>
+        <w:rPr>
+          <w:b/>
+          <w:bCs/>
+          <w:color w:val="D86DCB" w:themeColor="accent5" w:themeTint="99"/>
+          <w:sz w:val="36"/>
+          <w:szCs w:val="36"/>
+        </w:rPr>
+        <w:t>child: Text('Counter: $_counter')),</w:t>
       </w:r>
     </w:p>
     <w:p>
@@ -3012,14 +4753,36 @@
           <w:szCs w:val="36"/>
         </w:rPr>
       </w:pPr>
-      <w:r>
-        <w:rPr>
-          <w:b/>
-          <w:bCs/>
-          <w:sz w:val="36"/>
-          <w:szCs w:val="36"/>
-        </w:rPr>
-        <w:t>SetState():</w:t>
+      <w:proofErr w:type="spellStart"/>
+      <w:proofErr w:type="gramStart"/>
+      <w:r>
+        <w:rPr>
+          <w:b/>
+          <w:bCs/>
+          <w:sz w:val="36"/>
+          <w:szCs w:val="36"/>
+        </w:rPr>
+        <w:t>SetState</w:t>
+      </w:r>
+      <w:proofErr w:type="spellEnd"/>
+      <w:r>
+        <w:rPr>
+          <w:b/>
+          <w:bCs/>
+          <w:sz w:val="36"/>
+          <w:szCs w:val="36"/>
+        </w:rPr>
+        <w:t>(</w:t>
+      </w:r>
+      <w:proofErr w:type="gramEnd"/>
+      <w:r>
+        <w:rPr>
+          <w:b/>
+          <w:bCs/>
+          <w:sz w:val="36"/>
+          <w:szCs w:val="36"/>
+        </w:rPr>
+        <w:t>):</w:t>
       </w:r>
     </w:p>
     <w:p>
@@ -3037,6 +4800,7 @@
         </w:rPr>
         <w:t xml:space="preserve"># </w:t>
       </w:r>
+      <w:proofErr w:type="spellStart"/>
       <w:r>
         <w:rPr>
           <w:b/>
@@ -3046,6 +4810,7 @@
         </w:rPr>
         <w:t>SeState</w:t>
       </w:r>
+      <w:proofErr w:type="spellEnd"/>
       <w:r>
         <w:rPr>
           <w:sz w:val="36"/>
@@ -3088,14 +4853,36 @@
         </w:rPr>
         <w:t xml:space="preserve"> must call </w:t>
       </w:r>
-      <w:r>
-        <w:rPr>
-          <w:b/>
-          <w:bCs/>
-          <w:sz w:val="36"/>
-          <w:szCs w:val="36"/>
-        </w:rPr>
-        <w:t xml:space="preserve">setState() </w:t>
+      <w:proofErr w:type="spellStart"/>
+      <w:proofErr w:type="gramStart"/>
+      <w:r>
+        <w:rPr>
+          <w:b/>
+          <w:bCs/>
+          <w:sz w:val="36"/>
+          <w:szCs w:val="36"/>
+        </w:rPr>
+        <w:t>setState</w:t>
+      </w:r>
+      <w:proofErr w:type="spellEnd"/>
+      <w:r>
+        <w:rPr>
+          <w:b/>
+          <w:bCs/>
+          <w:sz w:val="36"/>
+          <w:szCs w:val="36"/>
+        </w:rPr>
+        <w:t>(</w:t>
+      </w:r>
+      <w:proofErr w:type="gramEnd"/>
+      <w:r>
+        <w:rPr>
+          <w:b/>
+          <w:bCs/>
+          <w:sz w:val="36"/>
+          <w:szCs w:val="36"/>
+        </w:rPr>
+        <w:t xml:space="preserve">) </w:t>
       </w:r>
       <w:r>
         <w:rPr>
@@ -3146,15 +4933,39 @@
           <w:szCs w:val="36"/>
         </w:rPr>
       </w:pPr>
-      <w:r>
-        <w:rPr>
-          <w:b/>
-          <w:bCs/>
-          <w:color w:val="D86DCB" w:themeColor="accent5" w:themeTint="99"/>
-          <w:sz w:val="36"/>
-          <w:szCs w:val="36"/>
-        </w:rPr>
-        <w:t>SetState({</w:t>
+      <w:proofErr w:type="spellStart"/>
+      <w:proofErr w:type="gramStart"/>
+      <w:r>
+        <w:rPr>
+          <w:b/>
+          <w:bCs/>
+          <w:color w:val="D86DCB" w:themeColor="accent5" w:themeTint="99"/>
+          <w:sz w:val="36"/>
+          <w:szCs w:val="36"/>
+        </w:rPr>
+        <w:t>SetState</w:t>
+      </w:r>
+      <w:proofErr w:type="spellEnd"/>
+      <w:r>
+        <w:rPr>
+          <w:b/>
+          <w:bCs/>
+          <w:color w:val="D86DCB" w:themeColor="accent5" w:themeTint="99"/>
+          <w:sz w:val="36"/>
+          <w:szCs w:val="36"/>
+        </w:rPr>
+        <w:t>(</w:t>
+      </w:r>
+      <w:proofErr w:type="gramEnd"/>
+      <w:r>
+        <w:rPr>
+          <w:b/>
+          <w:bCs/>
+          <w:color w:val="D86DCB" w:themeColor="accent5" w:themeTint="99"/>
+          <w:sz w:val="36"/>
+          <w:szCs w:val="36"/>
+        </w:rPr>
+        <w:t>{</w:t>
       </w:r>
     </w:p>
     <w:p>
@@ -3217,14 +5028,36 @@
         </w:rPr>
         <w:t xml:space="preserve"># Remember, </w:t>
       </w:r>
-      <w:r>
-        <w:rPr>
-          <w:b/>
-          <w:bCs/>
-          <w:sz w:val="36"/>
-          <w:szCs w:val="36"/>
-        </w:rPr>
-        <w:t>setState()</w:t>
+      <w:proofErr w:type="spellStart"/>
+      <w:proofErr w:type="gramStart"/>
+      <w:r>
+        <w:rPr>
+          <w:b/>
+          <w:bCs/>
+          <w:sz w:val="36"/>
+          <w:szCs w:val="36"/>
+        </w:rPr>
+        <w:t>setState</w:t>
+      </w:r>
+      <w:proofErr w:type="spellEnd"/>
+      <w:r>
+        <w:rPr>
+          <w:b/>
+          <w:bCs/>
+          <w:sz w:val="36"/>
+          <w:szCs w:val="36"/>
+        </w:rPr>
+        <w:t>(</w:t>
+      </w:r>
+      <w:proofErr w:type="gramEnd"/>
+      <w:r>
+        <w:rPr>
+          <w:b/>
+          <w:bCs/>
+          <w:sz w:val="36"/>
+          <w:szCs w:val="36"/>
+        </w:rPr>
+        <w:t>)</w:t>
       </w:r>
       <w:r>
         <w:rPr>
@@ -3266,14 +5099,25 @@
         <w:lastRenderedPageBreak/>
         <w:t xml:space="preserve">method. Useful only when we want to rebuild the whole widget tree in the </w:t>
       </w:r>
-      <w:r>
-        <w:rPr>
-          <w:b/>
-          <w:bCs/>
-          <w:sz w:val="36"/>
-          <w:szCs w:val="36"/>
-        </w:rPr>
-        <w:t>build()</w:t>
+      <w:proofErr w:type="gramStart"/>
+      <w:r>
+        <w:rPr>
+          <w:b/>
+          <w:bCs/>
+          <w:sz w:val="36"/>
+          <w:szCs w:val="36"/>
+        </w:rPr>
+        <w:t>build(</w:t>
+      </w:r>
+      <w:proofErr w:type="gramEnd"/>
+      <w:r>
+        <w:rPr>
+          <w:b/>
+          <w:bCs/>
+          <w:sz w:val="36"/>
+          <w:szCs w:val="36"/>
+        </w:rPr>
+        <w:t>)</w:t>
       </w:r>
       <w:r>
         <w:rPr>
@@ -3282,6 +5126,7 @@
         </w:rPr>
         <w:t xml:space="preserve"> method like a </w:t>
       </w:r>
+      <w:proofErr w:type="spellStart"/>
       <w:r>
         <w:rPr>
           <w:b/>
@@ -3291,6 +5136,7 @@
         </w:rPr>
         <w:t>BottomNavigationBar</w:t>
       </w:r>
+      <w:proofErr w:type="spellEnd"/>
       <w:r>
         <w:rPr>
           <w:sz w:val="36"/>
@@ -3298,6 +5144,7 @@
         </w:rPr>
         <w:t xml:space="preserve"> widget (instead of using </w:t>
       </w:r>
+      <w:proofErr w:type="spellStart"/>
       <w:r>
         <w:rPr>
           <w:b/>
@@ -3307,6 +5154,7 @@
         </w:rPr>
         <w:t>ValueNotifier</w:t>
       </w:r>
+      <w:proofErr w:type="spellEnd"/>
       <w:r>
         <w:rPr>
           <w:b/>
@@ -3373,6 +5221,7 @@
         </w:rPr>
         <w:t xml:space="preserve">In case of State hoisting or using </w:t>
       </w:r>
+      <w:proofErr w:type="spellStart"/>
       <w:r>
         <w:rPr>
           <w:b/>
@@ -3382,6 +5231,7 @@
         </w:rPr>
         <w:t>VoidCallback</w:t>
       </w:r>
+      <w:proofErr w:type="spellEnd"/>
       <w:r>
         <w:rPr>
           <w:sz w:val="36"/>
@@ -3389,14 +5239,36 @@
         </w:rPr>
         <w:t xml:space="preserve"> to call a </w:t>
       </w:r>
-      <w:r>
-        <w:rPr>
-          <w:b/>
-          <w:bCs/>
-          <w:sz w:val="36"/>
-          <w:szCs w:val="36"/>
-        </w:rPr>
-        <w:t>setState()</w:t>
+      <w:proofErr w:type="spellStart"/>
+      <w:proofErr w:type="gramStart"/>
+      <w:r>
+        <w:rPr>
+          <w:b/>
+          <w:bCs/>
+          <w:sz w:val="36"/>
+          <w:szCs w:val="36"/>
+        </w:rPr>
+        <w:t>setState</w:t>
+      </w:r>
+      <w:proofErr w:type="spellEnd"/>
+      <w:r>
+        <w:rPr>
+          <w:b/>
+          <w:bCs/>
+          <w:sz w:val="36"/>
+          <w:szCs w:val="36"/>
+        </w:rPr>
+        <w:t>(</w:t>
+      </w:r>
+      <w:proofErr w:type="gramEnd"/>
+      <w:r>
+        <w:rPr>
+          <w:b/>
+          <w:bCs/>
+          <w:sz w:val="36"/>
+          <w:szCs w:val="36"/>
+        </w:rPr>
+        <w:t>)</w:t>
       </w:r>
       <w:r>
         <w:rPr>
@@ -3405,14 +5277,36 @@
         </w:rPr>
         <w:t xml:space="preserve"> of  a sub-widget in home screen. </w:t>
       </w:r>
-      <w:r>
-        <w:rPr>
-          <w:b/>
-          <w:bCs/>
-          <w:sz w:val="36"/>
-          <w:szCs w:val="36"/>
-        </w:rPr>
-        <w:t xml:space="preserve">setState() </w:t>
+      <w:proofErr w:type="spellStart"/>
+      <w:proofErr w:type="gramStart"/>
+      <w:r>
+        <w:rPr>
+          <w:b/>
+          <w:bCs/>
+          <w:sz w:val="36"/>
+          <w:szCs w:val="36"/>
+        </w:rPr>
+        <w:t>setState</w:t>
+      </w:r>
+      <w:proofErr w:type="spellEnd"/>
+      <w:r>
+        <w:rPr>
+          <w:b/>
+          <w:bCs/>
+          <w:sz w:val="36"/>
+          <w:szCs w:val="36"/>
+        </w:rPr>
+        <w:t>(</w:t>
+      </w:r>
+      <w:proofErr w:type="gramEnd"/>
+      <w:r>
+        <w:rPr>
+          <w:b/>
+          <w:bCs/>
+          <w:sz w:val="36"/>
+          <w:szCs w:val="36"/>
+        </w:rPr>
+        <w:t xml:space="preserve">) </w:t>
       </w:r>
       <w:r>
         <w:rPr>
@@ -3456,6 +5350,8 @@
         </w:rPr>
         <w:t xml:space="preserve"> where </w:t>
       </w:r>
+      <w:proofErr w:type="spellStart"/>
+      <w:proofErr w:type="gramStart"/>
       <w:r>
         <w:rPr>
           <w:b/>
@@ -3465,14 +5361,25 @@
         </w:rPr>
         <w:t>setState</w:t>
       </w:r>
-      <w:r>
-        <w:rPr>
-          <w:b/>
-          <w:bCs/>
-          <w:sz w:val="36"/>
-          <w:szCs w:val="36"/>
-        </w:rPr>
-        <w:t>()</w:t>
+      <w:proofErr w:type="spellEnd"/>
+      <w:r>
+        <w:rPr>
+          <w:b/>
+          <w:bCs/>
+          <w:sz w:val="36"/>
+          <w:szCs w:val="36"/>
+        </w:rPr>
+        <w:t>(</w:t>
+      </w:r>
+      <w:proofErr w:type="gramEnd"/>
+      <w:r>
+        <w:rPr>
+          <w:b/>
+          <w:bCs/>
+          <w:sz w:val="36"/>
+          <w:szCs w:val="36"/>
+        </w:rPr>
+        <w:t>)</w:t>
       </w:r>
       <w:r>
         <w:rPr>
@@ -3502,6 +5409,7 @@
         </w:rPr>
         <w:t xml:space="preserve">If we need extra logic in home page then use </w:t>
       </w:r>
+      <w:proofErr w:type="spellStart"/>
       <w:r>
         <w:rPr>
           <w:b/>
@@ -3511,6 +5419,7 @@
         </w:rPr>
         <w:t>VoidCallback</w:t>
       </w:r>
+      <w:proofErr w:type="spellEnd"/>
       <w:r>
         <w:rPr>
           <w:sz w:val="36"/>
@@ -3525,14 +5434,36 @@
         </w:rPr>
         <w:t xml:space="preserve">this calls the </w:t>
       </w:r>
-      <w:r>
-        <w:rPr>
-          <w:b/>
-          <w:bCs/>
-          <w:sz w:val="36"/>
-          <w:szCs w:val="36"/>
-        </w:rPr>
-        <w:t>setState()</w:t>
+      <w:proofErr w:type="spellStart"/>
+      <w:proofErr w:type="gramStart"/>
+      <w:r>
+        <w:rPr>
+          <w:b/>
+          <w:bCs/>
+          <w:sz w:val="36"/>
+          <w:szCs w:val="36"/>
+        </w:rPr>
+        <w:t>setState</w:t>
+      </w:r>
+      <w:proofErr w:type="spellEnd"/>
+      <w:r>
+        <w:rPr>
+          <w:b/>
+          <w:bCs/>
+          <w:sz w:val="36"/>
+          <w:szCs w:val="36"/>
+        </w:rPr>
+        <w:t>(</w:t>
+      </w:r>
+      <w:proofErr w:type="gramEnd"/>
+      <w:r>
+        <w:rPr>
+          <w:b/>
+          <w:bCs/>
+          <w:sz w:val="36"/>
+          <w:szCs w:val="36"/>
+        </w:rPr>
+        <w:t>)</w:t>
       </w:r>
       <w:r>
         <w:rPr>
@@ -3550,6 +5481,7 @@
         </w:rPr>
         <w:t xml:space="preserve"> </w:t>
       </w:r>
+      <w:proofErr w:type="spellStart"/>
       <w:r>
         <w:rPr>
           <w:b/>
@@ -3577,6 +5509,7 @@
         </w:rPr>
         <w:t>State</w:t>
       </w:r>
+      <w:proofErr w:type="spellEnd"/>
       <w:r>
         <w:rPr>
           <w:sz w:val="36"/>
@@ -3600,14 +5533,36 @@
         </w:rPr>
         <w:t xml:space="preserve"> with </w:t>
       </w:r>
-      <w:r>
-        <w:rPr>
-          <w:b/>
-          <w:bCs/>
-          <w:sz w:val="36"/>
-          <w:szCs w:val="36"/>
-        </w:rPr>
-        <w:t>setState()</w:t>
+      <w:proofErr w:type="spellStart"/>
+      <w:proofErr w:type="gramStart"/>
+      <w:r>
+        <w:rPr>
+          <w:b/>
+          <w:bCs/>
+          <w:sz w:val="36"/>
+          <w:szCs w:val="36"/>
+        </w:rPr>
+        <w:t>setState</w:t>
+      </w:r>
+      <w:proofErr w:type="spellEnd"/>
+      <w:r>
+        <w:rPr>
+          <w:b/>
+          <w:bCs/>
+          <w:sz w:val="36"/>
+          <w:szCs w:val="36"/>
+        </w:rPr>
+        <w:t>(</w:t>
+      </w:r>
+      <w:proofErr w:type="gramEnd"/>
+      <w:r>
+        <w:rPr>
+          <w:b/>
+          <w:bCs/>
+          <w:sz w:val="36"/>
+          <w:szCs w:val="36"/>
+        </w:rPr>
+        <w:t>)</w:t>
       </w:r>
       <w:r>
         <w:rPr>
@@ -3649,14 +5604,25 @@
           <w:szCs w:val="36"/>
         </w:rPr>
       </w:pPr>
-      <w:r>
-        <w:rPr>
-          <w:b/>
-          <w:bCs/>
-          <w:sz w:val="36"/>
-          <w:szCs w:val="36"/>
-        </w:rPr>
-        <w:t>didUpdateWidget:</w:t>
+      <w:proofErr w:type="spellStart"/>
+      <w:r>
+        <w:rPr>
+          <w:b/>
+          <w:bCs/>
+          <w:sz w:val="36"/>
+          <w:szCs w:val="36"/>
+        </w:rPr>
+        <w:t>didUpdateWidget</w:t>
+      </w:r>
+      <w:proofErr w:type="spellEnd"/>
+      <w:r>
+        <w:rPr>
+          <w:b/>
+          <w:bCs/>
+          <w:sz w:val="36"/>
+          <w:szCs w:val="36"/>
+        </w:rPr>
+        <w:t>:</w:t>
       </w:r>
     </w:p>
     <w:p>
@@ -3681,6 +5647,7 @@
         </w:rPr>
         <w:t xml:space="preserve">n Flutter, every </w:t>
       </w:r>
+      <w:proofErr w:type="spellStart"/>
       <w:r>
         <w:rPr>
           <w:b/>
@@ -3690,6 +5657,7 @@
         </w:rPr>
         <w:t>StatefulWidget</w:t>
       </w:r>
+      <w:proofErr w:type="spellEnd"/>
       <w:r>
         <w:rPr>
           <w:sz w:val="36"/>
@@ -3725,14 +5693,25 @@
         </w:rPr>
         <w:t xml:space="preserve">That’s where </w:t>
       </w:r>
-      <w:r>
-        <w:rPr>
-          <w:b/>
-          <w:bCs/>
-          <w:sz w:val="36"/>
-          <w:szCs w:val="36"/>
-        </w:rPr>
-        <w:t xml:space="preserve">didUpdateWidget </w:t>
+      <w:proofErr w:type="spellStart"/>
+      <w:r>
+        <w:rPr>
+          <w:b/>
+          <w:bCs/>
+          <w:sz w:val="36"/>
+          <w:szCs w:val="36"/>
+        </w:rPr>
+        <w:t>didUpdateWidget</w:t>
+      </w:r>
+      <w:proofErr w:type="spellEnd"/>
+      <w:r>
+        <w:rPr>
+          <w:b/>
+          <w:bCs/>
+          <w:sz w:val="36"/>
+          <w:szCs w:val="36"/>
+        </w:rPr>
+        <w:t xml:space="preserve"> </w:t>
       </w:r>
       <w:r>
         <w:rPr>
@@ -3748,6 +5727,7 @@
         </w:rPr>
         <w:t xml:space="preserve"> </w:t>
       </w:r>
+      <w:proofErr w:type="spellStart"/>
       <w:r>
         <w:rPr>
           <w:b/>
@@ -3757,6 +5737,7 @@
         </w:rPr>
         <w:t>didUpdateWidget</w:t>
       </w:r>
+      <w:proofErr w:type="spellEnd"/>
       <w:r>
         <w:rPr>
           <w:sz w:val="36"/>
@@ -3800,13 +5781,38 @@
         </w:rPr>
         <w:t xml:space="preserve"> open the app parent builds </w:t>
       </w:r>
+      <w:proofErr w:type="spellStart"/>
       <w:r>
         <w:rPr>
           <w:sz w:val="36"/>
           <w:szCs w:val="36"/>
         </w:rPr>
         <w:lastRenderedPageBreak/>
-        <w:t>ToDoTile with taskCompleted = false.</w:t>
+        <w:t>ToDoTile</w:t>
+      </w:r>
+      <w:proofErr w:type="spellEnd"/>
+      <w:r>
+        <w:rPr>
+          <w:sz w:val="36"/>
+          <w:szCs w:val="36"/>
+        </w:rPr>
+        <w:t xml:space="preserve"> with </w:t>
+      </w:r>
+      <w:proofErr w:type="spellStart"/>
+      <w:r>
+        <w:rPr>
+          <w:sz w:val="36"/>
+          <w:szCs w:val="36"/>
+        </w:rPr>
+        <w:t>taskCompleted</w:t>
+      </w:r>
+      <w:proofErr w:type="spellEnd"/>
+      <w:r>
+        <w:rPr>
+          <w:sz w:val="36"/>
+          <w:szCs w:val="36"/>
+        </w:rPr>
+        <w:t xml:space="preserve"> = false.</w:t>
       </w:r>
       <w:r>
         <w:rPr>
@@ -3848,7 +5854,25 @@
           <w:sz w:val="36"/>
           <w:szCs w:val="36"/>
         </w:rPr>
-        <w:t>Parent also updates its DB (db.toDoList).</w:t>
+        <w:t>Parent also updates its DB (</w:t>
+      </w:r>
+      <w:proofErr w:type="spellStart"/>
+      <w:proofErr w:type="gramStart"/>
+      <w:r>
+        <w:rPr>
+          <w:sz w:val="36"/>
+          <w:szCs w:val="36"/>
+        </w:rPr>
+        <w:t>db.toDoList</w:t>
+      </w:r>
+      <w:proofErr w:type="spellEnd"/>
+      <w:proofErr w:type="gramEnd"/>
+      <w:r>
+        <w:rPr>
+          <w:sz w:val="36"/>
+          <w:szCs w:val="36"/>
+        </w:rPr>
+        <w:t>).</w:t>
       </w:r>
       <w:r>
         <w:rPr>
@@ -3876,7 +5900,39 @@
           <w:sz w:val="36"/>
           <w:szCs w:val="36"/>
         </w:rPr>
-        <w:t>Parent rebuilds the ToDoTile with new data (maybe taskCompleted = false again).</w:t>
+        <w:t xml:space="preserve">Parent rebuilds the </w:t>
+      </w:r>
+      <w:proofErr w:type="spellStart"/>
+      <w:r>
+        <w:rPr>
+          <w:sz w:val="36"/>
+          <w:szCs w:val="36"/>
+        </w:rPr>
+        <w:t>ToDoTile</w:t>
+      </w:r>
+      <w:proofErr w:type="spellEnd"/>
+      <w:r>
+        <w:rPr>
+          <w:sz w:val="36"/>
+          <w:szCs w:val="36"/>
+        </w:rPr>
+        <w:t xml:space="preserve"> with new data (maybe </w:t>
+      </w:r>
+      <w:proofErr w:type="spellStart"/>
+      <w:r>
+        <w:rPr>
+          <w:sz w:val="36"/>
+          <w:szCs w:val="36"/>
+        </w:rPr>
+        <w:t>taskCompleted</w:t>
+      </w:r>
+      <w:proofErr w:type="spellEnd"/>
+      <w:r>
+        <w:rPr>
+          <w:sz w:val="36"/>
+          <w:szCs w:val="36"/>
+        </w:rPr>
+        <w:t xml:space="preserve"> = false again).</w:t>
       </w:r>
       <w:r>
         <w:rPr>
@@ -3892,6 +5948,7 @@
         </w:rPr>
         <w:t xml:space="preserve">Without </w:t>
       </w:r>
+      <w:proofErr w:type="spellStart"/>
       <w:r>
         <w:rPr>
           <w:b/>
@@ -3901,6 +5958,7 @@
         </w:rPr>
         <w:t>didUpdateWidget</w:t>
       </w:r>
+      <w:proofErr w:type="spellEnd"/>
       <w:r>
         <w:rPr>
           <w:sz w:val="36"/>
@@ -3924,6 +5982,7 @@
         </w:rPr>
         <w:t xml:space="preserve"># </w:t>
       </w:r>
+      <w:proofErr w:type="spellStart"/>
       <w:r>
         <w:rPr>
           <w:b/>
@@ -3933,6 +5992,7 @@
         </w:rPr>
         <w:t>didUpdateWidget</w:t>
       </w:r>
+      <w:proofErr w:type="spellEnd"/>
       <w:r>
         <w:rPr>
           <w:sz w:val="36"/>
@@ -3954,7 +6014,39 @@
           <w:sz w:val="36"/>
           <w:szCs w:val="36"/>
         </w:rPr>
-        <w:t># It takes a parameter which is the oldwidget of ToDoTile.</w:t>
+        <w:t xml:space="preserve"># It takes a parameter which is the </w:t>
+      </w:r>
+      <w:proofErr w:type="spellStart"/>
+      <w:r>
+        <w:rPr>
+          <w:sz w:val="36"/>
+          <w:szCs w:val="36"/>
+        </w:rPr>
+        <w:t>oldwidget</w:t>
+      </w:r>
+      <w:proofErr w:type="spellEnd"/>
+      <w:r>
+        <w:rPr>
+          <w:sz w:val="36"/>
+          <w:szCs w:val="36"/>
+        </w:rPr>
+        <w:t xml:space="preserve"> of </w:t>
+      </w:r>
+      <w:proofErr w:type="spellStart"/>
+      <w:r>
+        <w:rPr>
+          <w:sz w:val="36"/>
+          <w:szCs w:val="36"/>
+        </w:rPr>
+        <w:t>ToDoTile</w:t>
+      </w:r>
+      <w:proofErr w:type="spellEnd"/>
+      <w:r>
+        <w:rPr>
+          <w:sz w:val="36"/>
+          <w:szCs w:val="36"/>
+        </w:rPr>
+        <w:t>.</w:t>
       </w:r>
     </w:p>
     <w:p>
@@ -3972,12 +6064,21 @@
         </w:rPr>
         <w:t xml:space="preserve"># </w:t>
       </w:r>
-      <w:r>
-        <w:rPr>
-          <w:sz w:val="36"/>
-          <w:szCs w:val="36"/>
-        </w:rPr>
-        <w:t>oldWidget → the previous configuration (before rebuild).</w:t>
+      <w:proofErr w:type="spellStart"/>
+      <w:r>
+        <w:rPr>
+          <w:sz w:val="36"/>
+          <w:szCs w:val="36"/>
+        </w:rPr>
+        <w:t>oldWidget</w:t>
+      </w:r>
+      <w:proofErr w:type="spellEnd"/>
+      <w:r>
+        <w:rPr>
+          <w:sz w:val="36"/>
+          <w:szCs w:val="36"/>
+        </w:rPr>
+        <w:t xml:space="preserve"> → the previous configuration (before rebuild).</w:t>
       </w:r>
       <w:r>
         <w:rPr>
@@ -4021,6 +6122,7 @@
         </w:rPr>
         <w:t xml:space="preserve">If the parent changed </w:t>
       </w:r>
+      <w:proofErr w:type="spellStart"/>
       <w:r>
         <w:rPr>
           <w:b/>
@@ -4030,6 +6132,7 @@
         </w:rPr>
         <w:t>taskCompleted</w:t>
       </w:r>
+      <w:proofErr w:type="spellEnd"/>
       <w:r>
         <w:rPr>
           <w:sz w:val="36"/>
@@ -4114,29 +6217,153 @@
           <w:sz w:val="36"/>
           <w:szCs w:val="36"/>
         </w:rPr>
-        <w:t>void didUpdateWidget(covariant ToDoTile oldWidget) {</w:t>
-      </w:r>
-    </w:p>
-    <w:p>
-      <w:pPr>
-        <w:jc w:val="both"/>
-        <w:rPr>
-          <w:b/>
-          <w:bCs/>
-          <w:color w:val="D86DCB" w:themeColor="accent5" w:themeTint="99"/>
-          <w:sz w:val="36"/>
-          <w:szCs w:val="36"/>
-        </w:rPr>
-      </w:pPr>
-      <w:r>
-        <w:rPr>
-          <w:b/>
-          <w:bCs/>
-          <w:color w:val="D86DCB" w:themeColor="accent5" w:themeTint="99"/>
-          <w:sz w:val="36"/>
-          <w:szCs w:val="36"/>
-        </w:rPr>
-        <w:t xml:space="preserve">  super.didUpdateWidget(oldWidget);</w:t>
+        <w:t xml:space="preserve">void </w:t>
+      </w:r>
+      <w:proofErr w:type="spellStart"/>
+      <w:proofErr w:type="gramStart"/>
+      <w:r>
+        <w:rPr>
+          <w:b/>
+          <w:bCs/>
+          <w:color w:val="D86DCB" w:themeColor="accent5" w:themeTint="99"/>
+          <w:sz w:val="36"/>
+          <w:szCs w:val="36"/>
+        </w:rPr>
+        <w:t>didUpdateWidget</w:t>
+      </w:r>
+      <w:proofErr w:type="spellEnd"/>
+      <w:r>
+        <w:rPr>
+          <w:b/>
+          <w:bCs/>
+          <w:color w:val="D86DCB" w:themeColor="accent5" w:themeTint="99"/>
+          <w:sz w:val="36"/>
+          <w:szCs w:val="36"/>
+        </w:rPr>
+        <w:t>(</w:t>
+      </w:r>
+      <w:proofErr w:type="gramEnd"/>
+      <w:r>
+        <w:rPr>
+          <w:b/>
+          <w:bCs/>
+          <w:color w:val="D86DCB" w:themeColor="accent5" w:themeTint="99"/>
+          <w:sz w:val="36"/>
+          <w:szCs w:val="36"/>
+        </w:rPr>
+        <w:t xml:space="preserve">covariant </w:t>
+      </w:r>
+      <w:proofErr w:type="spellStart"/>
+      <w:r>
+        <w:rPr>
+          <w:b/>
+          <w:bCs/>
+          <w:color w:val="D86DCB" w:themeColor="accent5" w:themeTint="99"/>
+          <w:sz w:val="36"/>
+          <w:szCs w:val="36"/>
+        </w:rPr>
+        <w:t>ToDoTile</w:t>
+      </w:r>
+      <w:proofErr w:type="spellEnd"/>
+      <w:r>
+        <w:rPr>
+          <w:b/>
+          <w:bCs/>
+          <w:color w:val="D86DCB" w:themeColor="accent5" w:themeTint="99"/>
+          <w:sz w:val="36"/>
+          <w:szCs w:val="36"/>
+        </w:rPr>
+        <w:t xml:space="preserve"> </w:t>
+      </w:r>
+      <w:proofErr w:type="spellStart"/>
+      <w:r>
+        <w:rPr>
+          <w:b/>
+          <w:bCs/>
+          <w:color w:val="D86DCB" w:themeColor="accent5" w:themeTint="99"/>
+          <w:sz w:val="36"/>
+          <w:szCs w:val="36"/>
+        </w:rPr>
+        <w:t>oldWidget</w:t>
+      </w:r>
+      <w:proofErr w:type="spellEnd"/>
+      <w:r>
+        <w:rPr>
+          <w:b/>
+          <w:bCs/>
+          <w:color w:val="D86DCB" w:themeColor="accent5" w:themeTint="99"/>
+          <w:sz w:val="36"/>
+          <w:szCs w:val="36"/>
+        </w:rPr>
+        <w:t>) {</w:t>
+      </w:r>
+    </w:p>
+    <w:p>
+      <w:pPr>
+        <w:jc w:val="both"/>
+        <w:rPr>
+          <w:b/>
+          <w:bCs/>
+          <w:color w:val="D86DCB" w:themeColor="accent5" w:themeTint="99"/>
+          <w:sz w:val="36"/>
+          <w:szCs w:val="36"/>
+        </w:rPr>
+      </w:pPr>
+      <w:r>
+        <w:rPr>
+          <w:b/>
+          <w:bCs/>
+          <w:color w:val="D86DCB" w:themeColor="accent5" w:themeTint="99"/>
+          <w:sz w:val="36"/>
+          <w:szCs w:val="36"/>
+        </w:rPr>
+        <w:t xml:space="preserve">  </w:t>
+      </w:r>
+      <w:proofErr w:type="spellStart"/>
+      <w:proofErr w:type="gramStart"/>
+      <w:r>
+        <w:rPr>
+          <w:b/>
+          <w:bCs/>
+          <w:color w:val="D86DCB" w:themeColor="accent5" w:themeTint="99"/>
+          <w:sz w:val="36"/>
+          <w:szCs w:val="36"/>
+        </w:rPr>
+        <w:t>super.didUpdateWidget</w:t>
+      </w:r>
+      <w:proofErr w:type="spellEnd"/>
+      <w:proofErr w:type="gramEnd"/>
+      <w:r>
+        <w:rPr>
+          <w:b/>
+          <w:bCs/>
+          <w:color w:val="D86DCB" w:themeColor="accent5" w:themeTint="99"/>
+          <w:sz w:val="36"/>
+          <w:szCs w:val="36"/>
+        </w:rPr>
+        <w:t>(</w:t>
+      </w:r>
+      <w:proofErr w:type="spellStart"/>
+      <w:r>
+        <w:rPr>
+          <w:b/>
+          <w:bCs/>
+          <w:color w:val="D86DCB" w:themeColor="accent5" w:themeTint="99"/>
+          <w:sz w:val="36"/>
+          <w:szCs w:val="36"/>
+        </w:rPr>
+        <w:t>oldWidget</w:t>
+      </w:r>
+      <w:proofErr w:type="spellEnd"/>
+      <w:r>
+        <w:rPr>
+          <w:b/>
+          <w:bCs/>
+          <w:color w:val="D86DCB" w:themeColor="accent5" w:themeTint="99"/>
+          <w:sz w:val="36"/>
+          <w:szCs w:val="36"/>
+        </w:rPr>
+        <w:t>);</w:t>
       </w:r>
     </w:p>
     <w:p>
@@ -4180,29 +6407,141 @@
           <w:sz w:val="36"/>
           <w:szCs w:val="36"/>
         </w:rPr>
-        <w:t xml:space="preserve">  if (oldWidget.taskCompleted != widget.taskCompleted) {</w:t>
-      </w:r>
-    </w:p>
-    <w:p>
-      <w:pPr>
-        <w:jc w:val="both"/>
-        <w:rPr>
-          <w:b/>
-          <w:bCs/>
-          <w:color w:val="D86DCB" w:themeColor="accent5" w:themeTint="99"/>
-          <w:sz w:val="36"/>
-          <w:szCs w:val="36"/>
-        </w:rPr>
-      </w:pPr>
-      <w:r>
-        <w:rPr>
-          <w:b/>
-          <w:bCs/>
-          <w:color w:val="D86DCB" w:themeColor="accent5" w:themeTint="99"/>
-          <w:sz w:val="36"/>
-          <w:szCs w:val="36"/>
-        </w:rPr>
-        <w:t xml:space="preserve">    setState(() =&gt; completed = widget.taskCompleted);</w:t>
+        <w:t xml:space="preserve">  if (</w:t>
+      </w:r>
+      <w:proofErr w:type="spellStart"/>
+      <w:proofErr w:type="gramStart"/>
+      <w:r>
+        <w:rPr>
+          <w:b/>
+          <w:bCs/>
+          <w:color w:val="D86DCB" w:themeColor="accent5" w:themeTint="99"/>
+          <w:sz w:val="36"/>
+          <w:szCs w:val="36"/>
+        </w:rPr>
+        <w:t>oldWidget.taskCompleted</w:t>
+      </w:r>
+      <w:proofErr w:type="spellEnd"/>
+      <w:r>
+        <w:rPr>
+          <w:b/>
+          <w:bCs/>
+          <w:color w:val="D86DCB" w:themeColor="accent5" w:themeTint="99"/>
+          <w:sz w:val="36"/>
+          <w:szCs w:val="36"/>
+        </w:rPr>
+        <w:t xml:space="preserve"> !</w:t>
+      </w:r>
+      <w:proofErr w:type="gramEnd"/>
+      <w:r>
+        <w:rPr>
+          <w:b/>
+          <w:bCs/>
+          <w:color w:val="D86DCB" w:themeColor="accent5" w:themeTint="99"/>
+          <w:sz w:val="36"/>
+          <w:szCs w:val="36"/>
+        </w:rPr>
+        <w:t xml:space="preserve">= </w:t>
+      </w:r>
+      <w:proofErr w:type="spellStart"/>
+      <w:r>
+        <w:rPr>
+          <w:b/>
+          <w:bCs/>
+          <w:color w:val="D86DCB" w:themeColor="accent5" w:themeTint="99"/>
+          <w:sz w:val="36"/>
+          <w:szCs w:val="36"/>
+        </w:rPr>
+        <w:t>widget.taskCompleted</w:t>
+      </w:r>
+      <w:proofErr w:type="spellEnd"/>
+      <w:r>
+        <w:rPr>
+          <w:b/>
+          <w:bCs/>
+          <w:color w:val="D86DCB" w:themeColor="accent5" w:themeTint="99"/>
+          <w:sz w:val="36"/>
+          <w:szCs w:val="36"/>
+        </w:rPr>
+        <w:t>) {</w:t>
+      </w:r>
+    </w:p>
+    <w:p>
+      <w:pPr>
+        <w:jc w:val="both"/>
+        <w:rPr>
+          <w:b/>
+          <w:bCs/>
+          <w:color w:val="D86DCB" w:themeColor="accent5" w:themeTint="99"/>
+          <w:sz w:val="36"/>
+          <w:szCs w:val="36"/>
+        </w:rPr>
+      </w:pPr>
+      <w:r>
+        <w:rPr>
+          <w:b/>
+          <w:bCs/>
+          <w:color w:val="D86DCB" w:themeColor="accent5" w:themeTint="99"/>
+          <w:sz w:val="36"/>
+          <w:szCs w:val="36"/>
+        </w:rPr>
+        <w:t xml:space="preserve">    </w:t>
+      </w:r>
+      <w:proofErr w:type="spellStart"/>
+      <w:proofErr w:type="gramStart"/>
+      <w:r>
+        <w:rPr>
+          <w:b/>
+          <w:bCs/>
+          <w:color w:val="D86DCB" w:themeColor="accent5" w:themeTint="99"/>
+          <w:sz w:val="36"/>
+          <w:szCs w:val="36"/>
+        </w:rPr>
+        <w:t>setState</w:t>
+      </w:r>
+      <w:proofErr w:type="spellEnd"/>
+      <w:r>
+        <w:rPr>
+          <w:b/>
+          <w:bCs/>
+          <w:color w:val="D86DCB" w:themeColor="accent5" w:themeTint="99"/>
+          <w:sz w:val="36"/>
+          <w:szCs w:val="36"/>
+        </w:rPr>
+        <w:t>(</w:t>
+      </w:r>
+      <w:proofErr w:type="gramEnd"/>
+      <w:r>
+        <w:rPr>
+          <w:b/>
+          <w:bCs/>
+          <w:color w:val="D86DCB" w:themeColor="accent5" w:themeTint="99"/>
+          <w:sz w:val="36"/>
+          <w:szCs w:val="36"/>
+        </w:rPr>
+        <w:t xml:space="preserve">() =&gt; completed = </w:t>
+      </w:r>
+      <w:proofErr w:type="spellStart"/>
+      <w:r>
+        <w:rPr>
+          <w:b/>
+          <w:bCs/>
+          <w:color w:val="D86DCB" w:themeColor="accent5" w:themeTint="99"/>
+          <w:sz w:val="36"/>
+          <w:szCs w:val="36"/>
+        </w:rPr>
+        <w:t>widget.taskCompleted</w:t>
+      </w:r>
+      <w:proofErr w:type="spellEnd"/>
+      <w:r>
+        <w:rPr>
+          <w:b/>
+          <w:bCs/>
+          <w:color w:val="D86DCB" w:themeColor="accent5" w:themeTint="99"/>
+          <w:sz w:val="36"/>
+          <w:szCs w:val="36"/>
+        </w:rPr>
+        <w:t>);</w:t>
       </w:r>
     </w:p>
     <w:p>
@@ -4269,14 +6608,25 @@
           <w:szCs w:val="36"/>
         </w:rPr>
       </w:pPr>
-      <w:r>
-        <w:rPr>
-          <w:b/>
-          <w:bCs/>
-          <w:sz w:val="36"/>
-          <w:szCs w:val="36"/>
-        </w:rPr>
-        <w:t>deactivate()</w:t>
+      <w:proofErr w:type="gramStart"/>
+      <w:r>
+        <w:rPr>
+          <w:b/>
+          <w:bCs/>
+          <w:sz w:val="36"/>
+          <w:szCs w:val="36"/>
+        </w:rPr>
+        <w:t>deactivate(</w:t>
+      </w:r>
+      <w:proofErr w:type="gramEnd"/>
+      <w:r>
+        <w:rPr>
+          <w:b/>
+          <w:bCs/>
+          <w:sz w:val="36"/>
+          <w:szCs w:val="36"/>
+        </w:rPr>
+        <w:t>)</w:t>
       </w:r>
       <w:r>
         <w:rPr>
@@ -4396,51 +6746,119 @@
           <w:sz w:val="36"/>
           <w:szCs w:val="36"/>
         </w:rPr>
-        <w:t>void deactivate() {</w:t>
-      </w:r>
-    </w:p>
-    <w:p>
-      <w:pPr>
-        <w:jc w:val="both"/>
-        <w:rPr>
-          <w:b/>
-          <w:bCs/>
-          <w:color w:val="D86DCB" w:themeColor="accent5" w:themeTint="99"/>
-          <w:sz w:val="36"/>
-          <w:szCs w:val="36"/>
-        </w:rPr>
-      </w:pPr>
-      <w:r>
-        <w:rPr>
-          <w:b/>
-          <w:bCs/>
-          <w:color w:val="D86DCB" w:themeColor="accent5" w:themeTint="99"/>
-          <w:sz w:val="36"/>
-          <w:szCs w:val="36"/>
-        </w:rPr>
-        <w:t xml:space="preserve">  super.deactivate();</w:t>
-      </w:r>
-    </w:p>
-    <w:p>
-      <w:pPr>
-        <w:jc w:val="both"/>
-        <w:rPr>
-          <w:b/>
-          <w:bCs/>
-          <w:color w:val="D86DCB" w:themeColor="accent5" w:themeTint="99"/>
-          <w:sz w:val="36"/>
-          <w:szCs w:val="36"/>
-        </w:rPr>
-      </w:pPr>
-      <w:r>
-        <w:rPr>
-          <w:b/>
-          <w:bCs/>
-          <w:color w:val="D86DCB" w:themeColor="accent5" w:themeTint="99"/>
-          <w:sz w:val="36"/>
-          <w:szCs w:val="36"/>
-        </w:rPr>
-        <w:t xml:space="preserve">  print('Widget temporarily removed');</w:t>
+        <w:t xml:space="preserve">void </w:t>
+      </w:r>
+      <w:proofErr w:type="gramStart"/>
+      <w:r>
+        <w:rPr>
+          <w:b/>
+          <w:bCs/>
+          <w:color w:val="D86DCB" w:themeColor="accent5" w:themeTint="99"/>
+          <w:sz w:val="36"/>
+          <w:szCs w:val="36"/>
+        </w:rPr>
+        <w:t>deactivate(</w:t>
+      </w:r>
+      <w:proofErr w:type="gramEnd"/>
+      <w:r>
+        <w:rPr>
+          <w:b/>
+          <w:bCs/>
+          <w:color w:val="D86DCB" w:themeColor="accent5" w:themeTint="99"/>
+          <w:sz w:val="36"/>
+          <w:szCs w:val="36"/>
+        </w:rPr>
+        <w:t>) {</w:t>
+      </w:r>
+    </w:p>
+    <w:p>
+      <w:pPr>
+        <w:jc w:val="both"/>
+        <w:rPr>
+          <w:b/>
+          <w:bCs/>
+          <w:color w:val="D86DCB" w:themeColor="accent5" w:themeTint="99"/>
+          <w:sz w:val="36"/>
+          <w:szCs w:val="36"/>
+        </w:rPr>
+      </w:pPr>
+      <w:r>
+        <w:rPr>
+          <w:b/>
+          <w:bCs/>
+          <w:color w:val="D86DCB" w:themeColor="accent5" w:themeTint="99"/>
+          <w:sz w:val="36"/>
+          <w:szCs w:val="36"/>
+        </w:rPr>
+        <w:t xml:space="preserve">  </w:t>
+      </w:r>
+      <w:proofErr w:type="spellStart"/>
+      <w:proofErr w:type="gramStart"/>
+      <w:r>
+        <w:rPr>
+          <w:b/>
+          <w:bCs/>
+          <w:color w:val="D86DCB" w:themeColor="accent5" w:themeTint="99"/>
+          <w:sz w:val="36"/>
+          <w:szCs w:val="36"/>
+        </w:rPr>
+        <w:t>super.deactivate</w:t>
+      </w:r>
+      <w:proofErr w:type="spellEnd"/>
+      <w:proofErr w:type="gramEnd"/>
+      <w:r>
+        <w:rPr>
+          <w:b/>
+          <w:bCs/>
+          <w:color w:val="D86DCB" w:themeColor="accent5" w:themeTint="99"/>
+          <w:sz w:val="36"/>
+          <w:szCs w:val="36"/>
+        </w:rPr>
+        <w:t>();</w:t>
+      </w:r>
+    </w:p>
+    <w:p>
+      <w:pPr>
+        <w:jc w:val="both"/>
+        <w:rPr>
+          <w:b/>
+          <w:bCs/>
+          <w:color w:val="D86DCB" w:themeColor="accent5" w:themeTint="99"/>
+          <w:sz w:val="36"/>
+          <w:szCs w:val="36"/>
+        </w:rPr>
+      </w:pPr>
+      <w:r>
+        <w:rPr>
+          <w:b/>
+          <w:bCs/>
+          <w:color w:val="D86DCB" w:themeColor="accent5" w:themeTint="99"/>
+          <w:sz w:val="36"/>
+          <w:szCs w:val="36"/>
+        </w:rPr>
+        <w:t xml:space="preserve">  </w:t>
+      </w:r>
+      <w:proofErr w:type="gramStart"/>
+      <w:r>
+        <w:rPr>
+          <w:b/>
+          <w:bCs/>
+          <w:color w:val="D86DCB" w:themeColor="accent5" w:themeTint="99"/>
+          <w:sz w:val="36"/>
+          <w:szCs w:val="36"/>
+        </w:rPr>
+        <w:t>print(</w:t>
+      </w:r>
+      <w:proofErr w:type="gramEnd"/>
+      <w:r>
+        <w:rPr>
+          <w:b/>
+          <w:bCs/>
+          <w:color w:val="D86DCB" w:themeColor="accent5" w:themeTint="99"/>
+          <w:sz w:val="36"/>
+          <w:szCs w:val="36"/>
+        </w:rPr>
+        <w:t>'Widget temporarily removed');</w:t>
       </w:r>
     </w:p>
     <w:p>
@@ -4484,14 +6902,25 @@
           <w:szCs w:val="36"/>
         </w:rPr>
       </w:pPr>
-      <w:r>
-        <w:rPr>
-          <w:b/>
-          <w:bCs/>
-          <w:sz w:val="36"/>
-          <w:szCs w:val="36"/>
-        </w:rPr>
-        <w:t>dispose()</w:t>
+      <w:proofErr w:type="gramStart"/>
+      <w:r>
+        <w:rPr>
+          <w:b/>
+          <w:bCs/>
+          <w:sz w:val="36"/>
+          <w:szCs w:val="36"/>
+        </w:rPr>
+        <w:t>dispose(</w:t>
+      </w:r>
+      <w:proofErr w:type="gramEnd"/>
+      <w:r>
+        <w:rPr>
+          <w:b/>
+          <w:bCs/>
+          <w:sz w:val="36"/>
+          <w:szCs w:val="36"/>
+        </w:rPr>
+        <w:t>)</w:t>
       </w:r>
       <w:r>
         <w:rPr>
@@ -4657,29 +7086,73 @@
           <w:sz w:val="36"/>
           <w:szCs w:val="36"/>
         </w:rPr>
-        <w:t>void dispose() {</w:t>
-      </w:r>
-    </w:p>
-    <w:p>
-      <w:pPr>
-        <w:jc w:val="both"/>
-        <w:rPr>
-          <w:b/>
-          <w:bCs/>
-          <w:color w:val="D86DCB" w:themeColor="accent5" w:themeTint="99"/>
-          <w:sz w:val="36"/>
-          <w:szCs w:val="36"/>
-        </w:rPr>
-      </w:pPr>
-      <w:r>
-        <w:rPr>
-          <w:b/>
-          <w:bCs/>
-          <w:color w:val="D86DCB" w:themeColor="accent5" w:themeTint="99"/>
-          <w:sz w:val="36"/>
-          <w:szCs w:val="36"/>
-        </w:rPr>
-        <w:t xml:space="preserve">  myController.dispose(); // prevents memory leak</w:t>
+        <w:t xml:space="preserve">void </w:t>
+      </w:r>
+      <w:proofErr w:type="gramStart"/>
+      <w:r>
+        <w:rPr>
+          <w:b/>
+          <w:bCs/>
+          <w:color w:val="D86DCB" w:themeColor="accent5" w:themeTint="99"/>
+          <w:sz w:val="36"/>
+          <w:szCs w:val="36"/>
+        </w:rPr>
+        <w:t>dispose(</w:t>
+      </w:r>
+      <w:proofErr w:type="gramEnd"/>
+      <w:r>
+        <w:rPr>
+          <w:b/>
+          <w:bCs/>
+          <w:color w:val="D86DCB" w:themeColor="accent5" w:themeTint="99"/>
+          <w:sz w:val="36"/>
+          <w:szCs w:val="36"/>
+        </w:rPr>
+        <w:t>) {</w:t>
+      </w:r>
+    </w:p>
+    <w:p>
+      <w:pPr>
+        <w:jc w:val="both"/>
+        <w:rPr>
+          <w:b/>
+          <w:bCs/>
+          <w:color w:val="D86DCB" w:themeColor="accent5" w:themeTint="99"/>
+          <w:sz w:val="36"/>
+          <w:szCs w:val="36"/>
+        </w:rPr>
+      </w:pPr>
+      <w:r>
+        <w:rPr>
+          <w:b/>
+          <w:bCs/>
+          <w:color w:val="D86DCB" w:themeColor="accent5" w:themeTint="99"/>
+          <w:sz w:val="36"/>
+          <w:szCs w:val="36"/>
+        </w:rPr>
+        <w:t xml:space="preserve">  </w:t>
+      </w:r>
+      <w:proofErr w:type="spellStart"/>
+      <w:r>
+        <w:rPr>
+          <w:b/>
+          <w:bCs/>
+          <w:color w:val="D86DCB" w:themeColor="accent5" w:themeTint="99"/>
+          <w:sz w:val="36"/>
+          <w:szCs w:val="36"/>
+        </w:rPr>
+        <w:t>myController.dispose</w:t>
+      </w:r>
+      <w:proofErr w:type="spellEnd"/>
+      <w:r>
+        <w:rPr>
+          <w:b/>
+          <w:bCs/>
+          <w:color w:val="D86DCB" w:themeColor="accent5" w:themeTint="99"/>
+          <w:sz w:val="36"/>
+          <w:szCs w:val="36"/>
+        </w:rPr>
+        <w:t>(); // prevents memory leak</w:t>
       </w:r>
     </w:p>
     <w:p>
@@ -4702,29 +7175,75 @@
           <w:szCs w:val="36"/>
         </w:rPr>
         <w:lastRenderedPageBreak/>
-        <w:t xml:space="preserve">  myAnimationController.dispose();</w:t>
-      </w:r>
-    </w:p>
-    <w:p>
-      <w:pPr>
-        <w:jc w:val="both"/>
-        <w:rPr>
-          <w:b/>
-          <w:bCs/>
-          <w:color w:val="D86DCB" w:themeColor="accent5" w:themeTint="99"/>
-          <w:sz w:val="36"/>
-          <w:szCs w:val="36"/>
-        </w:rPr>
-      </w:pPr>
-      <w:r>
-        <w:rPr>
-          <w:b/>
-          <w:bCs/>
-          <w:color w:val="D86DCB" w:themeColor="accent5" w:themeTint="99"/>
-          <w:sz w:val="36"/>
-          <w:szCs w:val="36"/>
-        </w:rPr>
-        <w:t xml:space="preserve">  super.dispose();</w:t>
+        <w:t xml:space="preserve">  </w:t>
+      </w:r>
+      <w:proofErr w:type="spellStart"/>
+      <w:r>
+        <w:rPr>
+          <w:b/>
+          <w:bCs/>
+          <w:color w:val="D86DCB" w:themeColor="accent5" w:themeTint="99"/>
+          <w:sz w:val="36"/>
+          <w:szCs w:val="36"/>
+        </w:rPr>
+        <w:t>myAnimationController.dispose</w:t>
+      </w:r>
+      <w:proofErr w:type="spellEnd"/>
+      <w:r>
+        <w:rPr>
+          <w:b/>
+          <w:bCs/>
+          <w:color w:val="D86DCB" w:themeColor="accent5" w:themeTint="99"/>
+          <w:sz w:val="36"/>
+          <w:szCs w:val="36"/>
+        </w:rPr>
+        <w:t>();</w:t>
+      </w:r>
+    </w:p>
+    <w:p>
+      <w:pPr>
+        <w:jc w:val="both"/>
+        <w:rPr>
+          <w:b/>
+          <w:bCs/>
+          <w:color w:val="D86DCB" w:themeColor="accent5" w:themeTint="99"/>
+          <w:sz w:val="36"/>
+          <w:szCs w:val="36"/>
+        </w:rPr>
+      </w:pPr>
+      <w:r>
+        <w:rPr>
+          <w:b/>
+          <w:bCs/>
+          <w:color w:val="D86DCB" w:themeColor="accent5" w:themeTint="99"/>
+          <w:sz w:val="36"/>
+          <w:szCs w:val="36"/>
+        </w:rPr>
+        <w:t xml:space="preserve">  </w:t>
+      </w:r>
+      <w:proofErr w:type="spellStart"/>
+      <w:proofErr w:type="gramStart"/>
+      <w:r>
+        <w:rPr>
+          <w:b/>
+          <w:bCs/>
+          <w:color w:val="D86DCB" w:themeColor="accent5" w:themeTint="99"/>
+          <w:sz w:val="36"/>
+          <w:szCs w:val="36"/>
+        </w:rPr>
+        <w:t>super.dispose</w:t>
+      </w:r>
+      <w:proofErr w:type="spellEnd"/>
+      <w:proofErr w:type="gramEnd"/>
+      <w:r>
+        <w:rPr>
+          <w:b/>
+          <w:bCs/>
+          <w:color w:val="D86DCB" w:themeColor="accent5" w:themeTint="99"/>
+          <w:sz w:val="36"/>
+          <w:szCs w:val="36"/>
+        </w:rPr>
+        <w:t>();</w:t>
       </w:r>
     </w:p>
     <w:p>
@@ -4791,14 +7310,27 @@
         </w:rPr>
         <w:t xml:space="preserve"> Always call </w:t>
       </w:r>
-      <w:r>
-        <w:rPr>
-          <w:b/>
-          <w:bCs/>
-          <w:sz w:val="36"/>
-          <w:szCs w:val="36"/>
-        </w:rPr>
-        <w:t xml:space="preserve">super.dispose() </w:t>
+      <w:proofErr w:type="spellStart"/>
+      <w:proofErr w:type="gramStart"/>
+      <w:r>
+        <w:rPr>
+          <w:b/>
+          <w:bCs/>
+          <w:sz w:val="36"/>
+          <w:szCs w:val="36"/>
+        </w:rPr>
+        <w:t>super.dispose</w:t>
+      </w:r>
+      <w:proofErr w:type="spellEnd"/>
+      <w:proofErr w:type="gramEnd"/>
+      <w:r>
+        <w:rPr>
+          <w:b/>
+          <w:bCs/>
+          <w:sz w:val="36"/>
+          <w:szCs w:val="36"/>
+        </w:rPr>
+        <w:t xml:space="preserve">() </w:t>
       </w:r>
       <w:r>
         <w:rPr>
@@ -4890,14 +7422,25 @@
         </w:rPr>
         <w:t xml:space="preserve"> in </w:t>
       </w:r>
-      <w:r>
-        <w:rPr>
-          <w:b/>
-          <w:bCs/>
-          <w:sz w:val="36"/>
-          <w:szCs w:val="36"/>
-        </w:rPr>
-        <w:t>dispose()</w:t>
+      <w:proofErr w:type="gramStart"/>
+      <w:r>
+        <w:rPr>
+          <w:b/>
+          <w:bCs/>
+          <w:sz w:val="36"/>
+          <w:szCs w:val="36"/>
+        </w:rPr>
+        <w:t>dispose(</w:t>
+      </w:r>
+      <w:proofErr w:type="gramEnd"/>
+      <w:r>
+        <w:rPr>
+          <w:b/>
+          <w:bCs/>
+          <w:sz w:val="36"/>
+          <w:szCs w:val="36"/>
+        </w:rPr>
+        <w:t>)</w:t>
       </w:r>
       <w:r>
         <w:rPr>
@@ -4945,7 +7488,23 @@
           <w:sz w:val="36"/>
           <w:szCs w:val="36"/>
         </w:rPr>
-        <w:t># Flutter automatically garbage collects this controller so it’s a short-lived dialog controller. We don’t need to manually dispose this using .then() or something.</w:t>
+        <w:t xml:space="preserve"># Flutter automatically garbage collects this controller so it’s a short-lived dialog controller. We don’t need to manually dispose this </w:t>
+      </w:r>
+      <w:proofErr w:type="gramStart"/>
+      <w:r>
+        <w:rPr>
+          <w:sz w:val="36"/>
+          <w:szCs w:val="36"/>
+        </w:rPr>
+        <w:t>using .then</w:t>
+      </w:r>
+      <w:proofErr w:type="gramEnd"/>
+      <w:r>
+        <w:rPr>
+          <w:sz w:val="36"/>
+          <w:szCs w:val="36"/>
+        </w:rPr>
+        <w:t>() or something.</w:t>
       </w:r>
     </w:p>
     <w:p>
@@ -4989,29 +7548,75 @@
           <w:sz w:val="36"/>
           <w:szCs w:val="36"/>
         </w:rPr>
-        <w:t>final controller = TextEditingController(text: tasks[index]);</w:t>
-      </w:r>
-    </w:p>
-    <w:p>
-      <w:pPr>
-        <w:jc w:val="both"/>
-        <w:rPr>
-          <w:b/>
-          <w:bCs/>
-          <w:color w:val="D86DCB" w:themeColor="accent5" w:themeTint="99"/>
-          <w:sz w:val="36"/>
-          <w:szCs w:val="36"/>
-        </w:rPr>
-      </w:pPr>
-      <w:r>
-        <w:rPr>
-          <w:b/>
-          <w:bCs/>
-          <w:color w:val="D86DCB" w:themeColor="accent5" w:themeTint="99"/>
-          <w:sz w:val="36"/>
-          <w:szCs w:val="36"/>
-        </w:rPr>
-        <w:t>showDialog(...);</w:t>
+        <w:t xml:space="preserve">final controller = </w:t>
+      </w:r>
+      <w:proofErr w:type="spellStart"/>
+      <w:proofErr w:type="gramStart"/>
+      <w:r>
+        <w:rPr>
+          <w:b/>
+          <w:bCs/>
+          <w:color w:val="D86DCB" w:themeColor="accent5" w:themeTint="99"/>
+          <w:sz w:val="36"/>
+          <w:szCs w:val="36"/>
+        </w:rPr>
+        <w:t>TextEditingController</w:t>
+      </w:r>
+      <w:proofErr w:type="spellEnd"/>
+      <w:r>
+        <w:rPr>
+          <w:b/>
+          <w:bCs/>
+          <w:color w:val="D86DCB" w:themeColor="accent5" w:themeTint="99"/>
+          <w:sz w:val="36"/>
+          <w:szCs w:val="36"/>
+        </w:rPr>
+        <w:t>(</w:t>
+      </w:r>
+      <w:proofErr w:type="gramEnd"/>
+      <w:r>
+        <w:rPr>
+          <w:b/>
+          <w:bCs/>
+          <w:color w:val="D86DCB" w:themeColor="accent5" w:themeTint="99"/>
+          <w:sz w:val="36"/>
+          <w:szCs w:val="36"/>
+        </w:rPr>
+        <w:t>text: tasks[index]);</w:t>
+      </w:r>
+    </w:p>
+    <w:p>
+      <w:pPr>
+        <w:jc w:val="both"/>
+        <w:rPr>
+          <w:b/>
+          <w:bCs/>
+          <w:color w:val="D86DCB" w:themeColor="accent5" w:themeTint="99"/>
+          <w:sz w:val="36"/>
+          <w:szCs w:val="36"/>
+        </w:rPr>
+      </w:pPr>
+      <w:proofErr w:type="spellStart"/>
+      <w:r>
+        <w:rPr>
+          <w:b/>
+          <w:bCs/>
+          <w:color w:val="D86DCB" w:themeColor="accent5" w:themeTint="99"/>
+          <w:sz w:val="36"/>
+          <w:szCs w:val="36"/>
+        </w:rPr>
+        <w:t>showDialog</w:t>
+      </w:r>
+      <w:proofErr w:type="spellEnd"/>
+      <w:r>
+        <w:rPr>
+          <w:b/>
+          <w:bCs/>
+          <w:color w:val="D86DCB" w:themeColor="accent5" w:themeTint="99"/>
+          <w:sz w:val="36"/>
+          <w:szCs w:val="36"/>
+        </w:rPr>
+        <w:t>(...);</w:t>
       </w:r>
     </w:p>
     <w:p>
@@ -5063,6 +7668,7 @@
           <w:szCs w:val="36"/>
         </w:rPr>
       </w:pPr>
+      <w:proofErr w:type="spellStart"/>
       <w:r>
         <w:rPr>
           <w:b/>
@@ -5072,7 +7678,52 @@
           <w:szCs w:val="36"/>
         </w:rPr>
         <w:lastRenderedPageBreak/>
-        <w:t>TextEditingController controller = TextEditingController();</w:t>
+        <w:t>TextEditingController</w:t>
+      </w:r>
+      <w:proofErr w:type="spellEnd"/>
+      <w:r>
+        <w:rPr>
+          <w:b/>
+          <w:bCs/>
+          <w:color w:val="D86DCB" w:themeColor="accent5" w:themeTint="99"/>
+          <w:sz w:val="36"/>
+          <w:szCs w:val="36"/>
+        </w:rPr>
+        <w:t xml:space="preserve"> controller = </w:t>
+      </w:r>
+      <w:proofErr w:type="spellStart"/>
+      <w:proofErr w:type="gramStart"/>
+      <w:r>
+        <w:rPr>
+          <w:b/>
+          <w:bCs/>
+          <w:color w:val="D86DCB" w:themeColor="accent5" w:themeTint="99"/>
+          <w:sz w:val="36"/>
+          <w:szCs w:val="36"/>
+        </w:rPr>
+        <w:t>TextEditingController</w:t>
+      </w:r>
+      <w:proofErr w:type="spellEnd"/>
+      <w:r>
+        <w:rPr>
+          <w:b/>
+          <w:bCs/>
+          <w:color w:val="D86DCB" w:themeColor="accent5" w:themeTint="99"/>
+          <w:sz w:val="36"/>
+          <w:szCs w:val="36"/>
+        </w:rPr>
+        <w:t>(</w:t>
+      </w:r>
+      <w:proofErr w:type="gramEnd"/>
+      <w:r>
+        <w:rPr>
+          <w:b/>
+          <w:bCs/>
+          <w:color w:val="D86DCB" w:themeColor="accent5" w:themeTint="99"/>
+          <w:sz w:val="36"/>
+          <w:szCs w:val="36"/>
+        </w:rPr>
+        <w:t>);</w:t>
       </w:r>
     </w:p>
     <w:p>
@@ -5108,15 +7759,27 @@
           <w:szCs w:val="36"/>
         </w:rPr>
       </w:pPr>
-      <w:r>
-        <w:rPr>
-          <w:b/>
-          <w:bCs/>
-          <w:color w:val="D86DCB" w:themeColor="accent5" w:themeTint="99"/>
-          <w:sz w:val="36"/>
-          <w:szCs w:val="36"/>
-        </w:rPr>
-        <w:t>showDialog(...);</w:t>
+      <w:proofErr w:type="spellStart"/>
+      <w:r>
+        <w:rPr>
+          <w:b/>
+          <w:bCs/>
+          <w:color w:val="D86DCB" w:themeColor="accent5" w:themeTint="99"/>
+          <w:sz w:val="36"/>
+          <w:szCs w:val="36"/>
+        </w:rPr>
+        <w:t>showDialog</w:t>
+      </w:r>
+      <w:proofErr w:type="spellEnd"/>
+      <w:r>
+        <w:rPr>
+          <w:b/>
+          <w:bCs/>
+          <w:color w:val="D86DCB" w:themeColor="accent5" w:themeTint="99"/>
+          <w:sz w:val="36"/>
+          <w:szCs w:val="36"/>
+        </w:rPr>
+        <w:t>(...);</w:t>
       </w:r>
     </w:p>
     <w:p>
@@ -5204,29 +7867,77 @@
           <w:sz w:val="36"/>
           <w:szCs w:val="36"/>
         </w:rPr>
-        <w:t xml:space="preserve">  controller.dispose();</w:t>
-      </w:r>
-    </w:p>
-    <w:p>
-      <w:pPr>
-        <w:jc w:val="both"/>
-        <w:rPr>
-          <w:b/>
-          <w:bCs/>
-          <w:color w:val="D86DCB" w:themeColor="accent5" w:themeTint="99"/>
-          <w:sz w:val="36"/>
-          <w:szCs w:val="36"/>
-        </w:rPr>
-      </w:pPr>
-      <w:r>
-        <w:rPr>
-          <w:b/>
-          <w:bCs/>
-          <w:color w:val="D86DCB" w:themeColor="accent5" w:themeTint="99"/>
-          <w:sz w:val="36"/>
-          <w:szCs w:val="36"/>
-        </w:rPr>
-        <w:t xml:space="preserve">  super.dispose();</w:t>
+        <w:t xml:space="preserve">  </w:t>
+      </w:r>
+      <w:proofErr w:type="spellStart"/>
+      <w:proofErr w:type="gramStart"/>
+      <w:r>
+        <w:rPr>
+          <w:b/>
+          <w:bCs/>
+          <w:color w:val="D86DCB" w:themeColor="accent5" w:themeTint="99"/>
+          <w:sz w:val="36"/>
+          <w:szCs w:val="36"/>
+        </w:rPr>
+        <w:t>controller.dispose</w:t>
+      </w:r>
+      <w:proofErr w:type="spellEnd"/>
+      <w:proofErr w:type="gramEnd"/>
+      <w:r>
+        <w:rPr>
+          <w:b/>
+          <w:bCs/>
+          <w:color w:val="D86DCB" w:themeColor="accent5" w:themeTint="99"/>
+          <w:sz w:val="36"/>
+          <w:szCs w:val="36"/>
+        </w:rPr>
+        <w:t>();</w:t>
+      </w:r>
+    </w:p>
+    <w:p>
+      <w:pPr>
+        <w:jc w:val="both"/>
+        <w:rPr>
+          <w:b/>
+          <w:bCs/>
+          <w:color w:val="D86DCB" w:themeColor="accent5" w:themeTint="99"/>
+          <w:sz w:val="36"/>
+          <w:szCs w:val="36"/>
+        </w:rPr>
+      </w:pPr>
+      <w:r>
+        <w:rPr>
+          <w:b/>
+          <w:bCs/>
+          <w:color w:val="D86DCB" w:themeColor="accent5" w:themeTint="99"/>
+          <w:sz w:val="36"/>
+          <w:szCs w:val="36"/>
+        </w:rPr>
+        <w:t xml:space="preserve">  </w:t>
+      </w:r>
+      <w:proofErr w:type="spellStart"/>
+      <w:proofErr w:type="gramStart"/>
+      <w:r>
+        <w:rPr>
+          <w:b/>
+          <w:bCs/>
+          <w:color w:val="D86DCB" w:themeColor="accent5" w:themeTint="99"/>
+          <w:sz w:val="36"/>
+          <w:szCs w:val="36"/>
+        </w:rPr>
+        <w:t>super.dispose</w:t>
+      </w:r>
+      <w:proofErr w:type="spellEnd"/>
+      <w:proofErr w:type="gramEnd"/>
+      <w:r>
+        <w:rPr>
+          <w:b/>
+          <w:bCs/>
+          <w:color w:val="D86DCB" w:themeColor="accent5" w:themeTint="99"/>
+          <w:sz w:val="36"/>
+          <w:szCs w:val="36"/>
+        </w:rPr>
+        <w:t>();</w:t>
       </w:r>
     </w:p>
     <w:p>
@@ -5395,12 +8106,30 @@
                 <w:szCs w:val="36"/>
               </w:rPr>
             </w:pPr>
+            <w:proofErr w:type="spellStart"/>
+            <w:proofErr w:type="gramStart"/>
             <w:r>
               <w:rPr>
                 <w:sz w:val="36"/>
                 <w:szCs w:val="36"/>
               </w:rPr>
-              <w:t>initState()</w:t>
+              <w:t>initState</w:t>
+            </w:r>
+            <w:proofErr w:type="spellEnd"/>
+            <w:r>
+              <w:rPr>
+                <w:sz w:val="36"/>
+                <w:szCs w:val="36"/>
+              </w:rPr>
+              <w:t>(</w:t>
+            </w:r>
+            <w:proofErr w:type="gramEnd"/>
+            <w:r>
+              <w:rPr>
+                <w:sz w:val="36"/>
+                <w:szCs w:val="36"/>
+              </w:rPr>
+              <w:t>)</w:t>
             </w:r>
           </w:p>
         </w:tc>
@@ -5426,7 +8155,23 @@
                 <w:sz w:val="36"/>
                 <w:szCs w:val="36"/>
               </w:rPr>
-              <w:t>Read MediaQuery, Theme, Provider</w:t>
+              <w:t xml:space="preserve">Read </w:t>
+            </w:r>
+            <w:proofErr w:type="spellStart"/>
+            <w:r>
+              <w:rPr>
+                <w:sz w:val="36"/>
+                <w:szCs w:val="36"/>
+              </w:rPr>
+              <w:t>MediaQuery</w:t>
+            </w:r>
+            <w:proofErr w:type="spellEnd"/>
+            <w:r>
+              <w:rPr>
+                <w:sz w:val="36"/>
+                <w:szCs w:val="36"/>
+              </w:rPr>
+              <w:t>, Theme, Provider</w:t>
             </w:r>
           </w:p>
         </w:tc>
@@ -5445,12 +8190,30 @@
                 <w:szCs w:val="36"/>
               </w:rPr>
             </w:pPr>
+            <w:proofErr w:type="spellStart"/>
+            <w:proofErr w:type="gramStart"/>
             <w:r>
               <w:rPr>
                 <w:sz w:val="36"/>
                 <w:szCs w:val="36"/>
               </w:rPr>
-              <w:t>didChangeDependencies()</w:t>
+              <w:t>didChangeDependencies</w:t>
+            </w:r>
+            <w:proofErr w:type="spellEnd"/>
+            <w:r>
+              <w:rPr>
+                <w:sz w:val="36"/>
+                <w:szCs w:val="36"/>
+              </w:rPr>
+              <w:t>(</w:t>
+            </w:r>
+            <w:proofErr w:type="gramEnd"/>
+            <w:r>
+              <w:rPr>
+                <w:sz w:val="36"/>
+                <w:szCs w:val="36"/>
+              </w:rPr>
+              <w:t>)</w:t>
             </w:r>
           </w:p>
         </w:tc>
@@ -5498,12 +8261,30 @@
                 <w:szCs w:val="36"/>
               </w:rPr>
             </w:pPr>
+            <w:proofErr w:type="spellStart"/>
+            <w:proofErr w:type="gramStart"/>
             <w:r>
               <w:rPr>
                 <w:sz w:val="36"/>
                 <w:szCs w:val="36"/>
               </w:rPr>
-              <w:t>didUpdateWidget()</w:t>
+              <w:t>didUpdateWidget</w:t>
+            </w:r>
+            <w:proofErr w:type="spellEnd"/>
+            <w:r>
+              <w:rPr>
+                <w:sz w:val="36"/>
+                <w:szCs w:val="36"/>
+              </w:rPr>
+              <w:t>(</w:t>
+            </w:r>
+            <w:proofErr w:type="gramEnd"/>
+            <w:r>
+              <w:rPr>
+                <w:sz w:val="36"/>
+                <w:szCs w:val="36"/>
+              </w:rPr>
+              <w:t>)</w:t>
             </w:r>
           </w:p>
         </w:tc>
@@ -5548,12 +8329,21 @@
                 <w:szCs w:val="36"/>
               </w:rPr>
             </w:pPr>
+            <w:proofErr w:type="gramStart"/>
             <w:r>
               <w:rPr>
                 <w:sz w:val="36"/>
                 <w:szCs w:val="36"/>
               </w:rPr>
-              <w:t>dispose()</w:t>
+              <w:t>dispose(</w:t>
+            </w:r>
+            <w:proofErr w:type="gramEnd"/>
+            <w:r>
+              <w:rPr>
+                <w:sz w:val="36"/>
+                <w:szCs w:val="36"/>
+              </w:rPr>
+              <w:t>)</w:t>
             </w:r>
           </w:p>
         </w:tc>
@@ -5602,12 +8392,30 @@
                 <w:szCs w:val="36"/>
               </w:rPr>
             </w:pPr>
+            <w:proofErr w:type="spellStart"/>
+            <w:proofErr w:type="gramStart"/>
             <w:r>
               <w:rPr>
                 <w:sz w:val="36"/>
                 <w:szCs w:val="36"/>
               </w:rPr>
-              <w:t>setState()</w:t>
+              <w:t>setState</w:t>
+            </w:r>
+            <w:proofErr w:type="spellEnd"/>
+            <w:r>
+              <w:rPr>
+                <w:sz w:val="36"/>
+                <w:szCs w:val="36"/>
+              </w:rPr>
+              <w:t>(</w:t>
+            </w:r>
+            <w:proofErr w:type="gramEnd"/>
+            <w:r>
+              <w:rPr>
+                <w:sz w:val="36"/>
+                <w:szCs w:val="36"/>
+              </w:rPr>
+              <w:t>)</w:t>
             </w:r>
           </w:p>
         </w:tc>
@@ -5821,7 +8629,32 @@
                 <w:sz w:val="36"/>
                 <w:szCs w:val="36"/>
               </w:rPr>
-              <w:t>Using context in initState()</w:t>
+              <w:t xml:space="preserve">Using context in </w:t>
+            </w:r>
+            <w:proofErr w:type="spellStart"/>
+            <w:proofErr w:type="gramStart"/>
+            <w:r>
+              <w:rPr>
+                <w:sz w:val="36"/>
+                <w:szCs w:val="36"/>
+              </w:rPr>
+              <w:t>initState</w:t>
+            </w:r>
+            <w:proofErr w:type="spellEnd"/>
+            <w:r>
+              <w:rPr>
+                <w:sz w:val="36"/>
+                <w:szCs w:val="36"/>
+              </w:rPr>
+              <w:t>(</w:t>
+            </w:r>
+            <w:proofErr w:type="gramEnd"/>
+            <w:r>
+              <w:rPr>
+                <w:sz w:val="36"/>
+                <w:szCs w:val="36"/>
+              </w:rPr>
+              <w:t>)</w:t>
             </w:r>
           </w:p>
         </w:tc>
@@ -5869,7 +8702,32 @@
                 <w:sz w:val="36"/>
                 <w:szCs w:val="36"/>
               </w:rPr>
-              <w:t>Use didChangeDependencies()</w:t>
+              <w:t xml:space="preserve">Use </w:t>
+            </w:r>
+            <w:proofErr w:type="spellStart"/>
+            <w:proofErr w:type="gramStart"/>
+            <w:r>
+              <w:rPr>
+                <w:sz w:val="36"/>
+                <w:szCs w:val="36"/>
+              </w:rPr>
+              <w:t>didChangeDependencies</w:t>
+            </w:r>
+            <w:proofErr w:type="spellEnd"/>
+            <w:r>
+              <w:rPr>
+                <w:sz w:val="36"/>
+                <w:szCs w:val="36"/>
+              </w:rPr>
+              <w:t>(</w:t>
+            </w:r>
+            <w:proofErr w:type="gramEnd"/>
+            <w:r>
+              <w:rPr>
+                <w:sz w:val="36"/>
+                <w:szCs w:val="36"/>
+              </w:rPr>
+              <w:t>)</w:t>
             </w:r>
           </w:p>
         </w:tc>
@@ -5895,7 +8753,25 @@
                 <w:sz w:val="36"/>
                 <w:szCs w:val="36"/>
               </w:rPr>
-              <w:t>Forgetting to call super.dispose()</w:t>
+              <w:t xml:space="preserve">Forgetting to call </w:t>
+            </w:r>
+            <w:proofErr w:type="spellStart"/>
+            <w:proofErr w:type="gramStart"/>
+            <w:r>
+              <w:rPr>
+                <w:sz w:val="36"/>
+                <w:szCs w:val="36"/>
+              </w:rPr>
+              <w:t>super.dispose</w:t>
+            </w:r>
+            <w:proofErr w:type="spellEnd"/>
+            <w:proofErr w:type="gramEnd"/>
+            <w:r>
+              <w:rPr>
+                <w:sz w:val="36"/>
+                <w:szCs w:val="36"/>
+              </w:rPr>
+              <w:t>()</w:t>
             </w:r>
           </w:p>
         </w:tc>
@@ -5972,7 +8848,32 @@
                 <w:sz w:val="36"/>
                 <w:szCs w:val="36"/>
               </w:rPr>
-              <w:t>Using async setState() after widget destroyed</w:t>
+              <w:t xml:space="preserve">Using async </w:t>
+            </w:r>
+            <w:proofErr w:type="spellStart"/>
+            <w:proofErr w:type="gramStart"/>
+            <w:r>
+              <w:rPr>
+                <w:sz w:val="36"/>
+                <w:szCs w:val="36"/>
+              </w:rPr>
+              <w:t>setState</w:t>
+            </w:r>
+            <w:proofErr w:type="spellEnd"/>
+            <w:r>
+              <w:rPr>
+                <w:sz w:val="36"/>
+                <w:szCs w:val="36"/>
+              </w:rPr>
+              <w:t>(</w:t>
+            </w:r>
+            <w:proofErr w:type="gramEnd"/>
+            <w:r>
+              <w:rPr>
+                <w:sz w:val="36"/>
+                <w:szCs w:val="36"/>
+              </w:rPr>
+              <w:t>) after widget destroyed</w:t>
             </w:r>
           </w:p>
         </w:tc>
@@ -6046,7 +8947,23 @@
                 <w:sz w:val="36"/>
                 <w:szCs w:val="36"/>
               </w:rPr>
-              <w:t>Doing heavy work in build()</w:t>
+              <w:t xml:space="preserve">Doing heavy work in </w:t>
+            </w:r>
+            <w:proofErr w:type="gramStart"/>
+            <w:r>
+              <w:rPr>
+                <w:sz w:val="36"/>
+                <w:szCs w:val="36"/>
+              </w:rPr>
+              <w:t>build(</w:t>
+            </w:r>
+            <w:proofErr w:type="gramEnd"/>
+            <w:r>
+              <w:rPr>
+                <w:sz w:val="36"/>
+                <w:szCs w:val="36"/>
+              </w:rPr>
+              <w:t>)</w:t>
             </w:r>
           </w:p>
         </w:tc>
@@ -6096,6 +9013,8 @@
               </w:rPr>
               <w:t xml:space="preserve">Move to </w:t>
             </w:r>
+            <w:proofErr w:type="spellStart"/>
+            <w:proofErr w:type="gramStart"/>
             <w:r>
               <w:rPr>
                 <w:b/>
@@ -6103,7 +9022,27 @@
                 <w:sz w:val="36"/>
                 <w:szCs w:val="36"/>
               </w:rPr>
-              <w:t>initState()</w:t>
+              <w:t>initState</w:t>
+            </w:r>
+            <w:proofErr w:type="spellEnd"/>
+            <w:r>
+              <w:rPr>
+                <w:b/>
+                <w:bCs/>
+                <w:sz w:val="36"/>
+                <w:szCs w:val="36"/>
+              </w:rPr>
+              <w:t>(</w:t>
+            </w:r>
+            <w:proofErr w:type="gramEnd"/>
+            <w:r>
+              <w:rPr>
+                <w:b/>
+                <w:bCs/>
+                <w:sz w:val="36"/>
+                <w:szCs w:val="36"/>
+              </w:rPr>
+              <w:t>)</w:t>
             </w:r>
           </w:p>
         </w:tc>
@@ -6130,7 +9069,23 @@
                 <w:sz w:val="36"/>
                 <w:szCs w:val="36"/>
               </w:rPr>
-              <w:t>Using context in dispose()</w:t>
+              <w:t xml:space="preserve">Using context in </w:t>
+            </w:r>
+            <w:proofErr w:type="gramStart"/>
+            <w:r>
+              <w:rPr>
+                <w:sz w:val="36"/>
+                <w:szCs w:val="36"/>
+              </w:rPr>
+              <w:t>dispose(</w:t>
+            </w:r>
+            <w:proofErr w:type="gramEnd"/>
+            <w:r>
+              <w:rPr>
+                <w:sz w:val="36"/>
+                <w:szCs w:val="36"/>
+              </w:rPr>
+              <w:t>)</w:t>
             </w:r>
           </w:p>
         </w:tc>
@@ -6205,6 +9160,112 @@
         </w:tc>
       </w:tr>
     </w:tbl>
+    <w:p>
+      <w:pPr>
+        <w:jc w:val="both"/>
+        <w:rPr>
+          <w:sz w:val="36"/>
+          <w:szCs w:val="36"/>
+        </w:rPr>
+      </w:pPr>
+    </w:p>
+    <w:p>
+      <w:pPr>
+        <w:jc w:val="both"/>
+        <w:rPr>
+          <w:sz w:val="36"/>
+          <w:szCs w:val="36"/>
+        </w:rPr>
+      </w:pPr>
+    </w:p>
+    <w:p>
+      <w:pPr>
+        <w:jc w:val="center"/>
+        <w:rPr>
+          <w:sz w:val="36"/>
+          <w:szCs w:val="36"/>
+        </w:rPr>
+      </w:pPr>
+      <w:r>
+        <w:rPr>
+          <w:sz w:val="36"/>
+          <w:szCs w:val="36"/>
+        </w:rPr>
+        <w:t>Break</w:t>
+      </w:r>
+    </w:p>
+    <w:p>
+      <w:pPr>
+        <w:jc w:val="both"/>
+        <w:rPr>
+          <w:sz w:val="36"/>
+          <w:szCs w:val="36"/>
+        </w:rPr>
+      </w:pPr>
+    </w:p>
+    <w:p>
+      <w:pPr>
+        <w:jc w:val="both"/>
+        <w:rPr>
+          <w:b/>
+          <w:bCs/>
+          <w:sz w:val="36"/>
+          <w:szCs w:val="36"/>
+        </w:rPr>
+      </w:pPr>
+      <w:r>
+        <w:rPr>
+          <w:b/>
+          <w:bCs/>
+          <w:sz w:val="36"/>
+          <w:szCs w:val="36"/>
+        </w:rPr>
+        <w:t>App Lifecycle State &amp; Listener:</w:t>
+      </w:r>
+    </w:p>
+    <w:p>
+      <w:pPr>
+        <w:jc w:val="both"/>
+        <w:rPr>
+          <w:sz w:val="36"/>
+          <w:szCs w:val="36"/>
+        </w:rPr>
+      </w:pPr>
+      <w:r>
+        <w:rPr>
+          <w:sz w:val="36"/>
+          <w:szCs w:val="36"/>
+        </w:rPr>
+        <w:t># App has lifecycle states (</w:t>
+      </w:r>
+      <w:proofErr w:type="spellStart"/>
+      <w:r>
+        <w:rPr>
+          <w:b/>
+          <w:bCs/>
+          <w:sz w:val="36"/>
+          <w:szCs w:val="36"/>
+        </w:rPr>
+        <w:t>enum</w:t>
+      </w:r>
+      <w:proofErr w:type="spellEnd"/>
+      <w:r>
+        <w:rPr>
+          <w:sz w:val="36"/>
+          <w:szCs w:val="36"/>
+        </w:rPr>
+        <w:t xml:space="preserve"> options) which can be used to listen if app is paused, backgrounded or terminated. For more info f24 flutter extras of basic doc</w:t>
+      </w:r>
+    </w:p>
+    <w:p>
+      <w:pPr>
+        <w:jc w:val="both"/>
+        <w:rPr>
+          <w:sz w:val="36"/>
+          <w:szCs w:val="36"/>
+        </w:rPr>
+      </w:pPr>
+    </w:p>
     <w:p>
       <w:pPr>
         <w:jc w:val="both"/>

--- a/f12_statefulwidget_lifecycle_methods.docx
+++ b/f12_statefulwidget_lifecycle_methods.docx
@@ -92,10 +92,19 @@
       <w:proofErr w:type="spellStart"/>
       <w:r>
         <w:rPr>
-          <w:sz w:val="36"/>
-          <w:szCs w:val="36"/>
-        </w:rPr>
-        <w:t>StatefulWidget’s</w:t>
+          <w:b/>
+          <w:bCs/>
+          <w:sz w:val="36"/>
+          <w:szCs w:val="36"/>
+        </w:rPr>
+        <w:t>StatefulWidget</w:t>
+      </w:r>
+      <w:r>
+        <w:rPr>
+          <w:sz w:val="36"/>
+          <w:szCs w:val="36"/>
+        </w:rPr>
+        <w:t>’s</w:t>
       </w:r>
       <w:proofErr w:type="spellEnd"/>
       <w:r>
@@ -147,6 +156,42 @@
         </w:rPr>
         <w:t>)</w:t>
       </w:r>
+      <w:r>
+        <w:rPr>
+          <w:sz w:val="36"/>
+          <w:szCs w:val="36"/>
+        </w:rPr>
+        <w:tab/>
+      </w:r>
+      <w:r>
+        <w:rPr>
+          <w:sz w:val="36"/>
+          <w:szCs w:val="36"/>
+        </w:rPr>
+        <w:tab/>
+      </w:r>
+      <w:r>
+        <w:rPr>
+          <w:sz w:val="36"/>
+          <w:szCs w:val="36"/>
+        </w:rPr>
+        <w:tab/>
+      </w:r>
+      <w:r>
+        <w:rPr>
+          <w:sz w:val="36"/>
+          <w:szCs w:val="36"/>
+        </w:rPr>
+        <w:sym w:font="Wingdings" w:char="F0E0"/>
+      </w:r>
+      <w:r>
+        <w:rPr>
+          <w:sz w:val="36"/>
+          <w:szCs w:val="36"/>
+        </w:rPr>
+        <w:tab/>
+        <w:t>Creates the State object</w:t>
+      </w:r>
     </w:p>
     <w:p>
       <w:pPr>
@@ -209,6 +254,42 @@
         </w:rPr>
         <w:t>)</w:t>
       </w:r>
+      <w:r>
+        <w:rPr>
+          <w:sz w:val="36"/>
+          <w:szCs w:val="36"/>
+        </w:rPr>
+        <w:tab/>
+      </w:r>
+      <w:r>
+        <w:rPr>
+          <w:sz w:val="36"/>
+          <w:szCs w:val="36"/>
+        </w:rPr>
+        <w:tab/>
+      </w:r>
+      <w:r>
+        <w:rPr>
+          <w:sz w:val="36"/>
+          <w:szCs w:val="36"/>
+        </w:rPr>
+        <w:tab/>
+      </w:r>
+      <w:r>
+        <w:rPr>
+          <w:sz w:val="36"/>
+          <w:szCs w:val="36"/>
+        </w:rPr>
+        <w:sym w:font="Wingdings" w:char="F0E0"/>
+      </w:r>
+      <w:r>
+        <w:rPr>
+          <w:sz w:val="36"/>
+          <w:szCs w:val="36"/>
+        </w:rPr>
+        <w:tab/>
+        <w:t>Initialize data and resources</w:t>
+      </w:r>
     </w:p>
     <w:p>
       <w:pPr>
@@ -234,10 +315,8 @@
       <w:pPr>
         <w:jc w:val="both"/>
         <w:rPr>
-          <w:b/>
-          <w:bCs/>
-          <w:sz w:val="36"/>
-          <w:szCs w:val="36"/>
+          <w:sz w:val="32"/>
+          <w:szCs w:val="32"/>
         </w:rPr>
       </w:pPr>
       <w:proofErr w:type="spellStart"/>
@@ -271,6 +350,36 @@
         </w:rPr>
         <w:t>)</w:t>
       </w:r>
+      <w:r>
+        <w:rPr>
+          <w:b/>
+          <w:bCs/>
+          <w:sz w:val="36"/>
+          <w:szCs w:val="36"/>
+        </w:rPr>
+        <w:t xml:space="preserve"> </w:t>
+      </w:r>
+      <w:r>
+        <w:rPr>
+          <w:sz w:val="36"/>
+          <w:szCs w:val="36"/>
+        </w:rPr>
+        <w:sym w:font="Wingdings" w:char="F0E0"/>
+      </w:r>
+      <w:r>
+        <w:rPr>
+          <w:sz w:val="36"/>
+          <w:szCs w:val="36"/>
+        </w:rPr>
+        <w:t xml:space="preserve"> </w:t>
+      </w:r>
+      <w:r>
+        <w:rPr>
+          <w:sz w:val="32"/>
+          <w:szCs w:val="32"/>
+        </w:rPr>
+        <w:t>React to dependency changes</w:t>
+      </w:r>
     </w:p>
     <w:p>
       <w:pPr>
@@ -296,10 +405,8 @@
       <w:pPr>
         <w:jc w:val="both"/>
         <w:rPr>
-          <w:b/>
-          <w:bCs/>
-          <w:sz w:val="36"/>
-          <w:szCs w:val="36"/>
+          <w:sz w:val="30"/>
+          <w:szCs w:val="30"/>
         </w:rPr>
       </w:pPr>
       <w:proofErr w:type="gramStart"/>
@@ -322,6 +429,55 @@
         </w:rPr>
         <w:t>)</w:t>
       </w:r>
+      <w:r>
+        <w:rPr>
+          <w:sz w:val="36"/>
+          <w:szCs w:val="36"/>
+        </w:rPr>
+        <w:tab/>
+      </w:r>
+      <w:r>
+        <w:rPr>
+          <w:sz w:val="36"/>
+          <w:szCs w:val="36"/>
+        </w:rPr>
+        <w:tab/>
+      </w:r>
+      <w:r>
+        <w:rPr>
+          <w:sz w:val="36"/>
+          <w:szCs w:val="36"/>
+        </w:rPr>
+        <w:tab/>
+      </w:r>
+      <w:r>
+        <w:rPr>
+          <w:sz w:val="36"/>
+          <w:szCs w:val="36"/>
+        </w:rPr>
+        <w:tab/>
+      </w:r>
+      <w:r>
+        <w:rPr>
+          <w:sz w:val="36"/>
+          <w:szCs w:val="36"/>
+        </w:rPr>
+        <w:sym w:font="Wingdings" w:char="F0E0"/>
+      </w:r>
+      <w:r>
+        <w:rPr>
+          <w:sz w:val="36"/>
+          <w:szCs w:val="36"/>
+        </w:rPr>
+        <w:tab/>
+      </w:r>
+      <w:r>
+        <w:rPr>
+          <w:sz w:val="30"/>
+          <w:szCs w:val="30"/>
+        </w:rPr>
+        <w:t>Build and render the widget tree or UI</w:t>
+      </w:r>
     </w:p>
     <w:p>
       <w:pPr>
@@ -384,6 +540,48 @@
         </w:rPr>
         <w:t>)</w:t>
       </w:r>
+      <w:r>
+        <w:rPr>
+          <w:b/>
+          <w:bCs/>
+          <w:sz w:val="36"/>
+          <w:szCs w:val="36"/>
+        </w:rPr>
+        <w:tab/>
+      </w:r>
+      <w:r>
+        <w:rPr>
+          <w:b/>
+          <w:bCs/>
+          <w:sz w:val="36"/>
+          <w:szCs w:val="36"/>
+        </w:rPr>
+        <w:tab/>
+      </w:r>
+      <w:r>
+        <w:rPr>
+          <w:b/>
+          <w:bCs/>
+          <w:sz w:val="36"/>
+          <w:szCs w:val="36"/>
+        </w:rPr>
+        <w:tab/>
+      </w:r>
+      <w:r>
+        <w:rPr>
+          <w:sz w:val="36"/>
+          <w:szCs w:val="36"/>
+        </w:rPr>
+        <w:sym w:font="Wingdings" w:char="F0E0"/>
+      </w:r>
+      <w:r>
+        <w:rPr>
+          <w:sz w:val="36"/>
+          <w:szCs w:val="36"/>
+        </w:rPr>
+        <w:tab/>
+        <w:t>Trigger UI rebuilds</w:t>
+      </w:r>
     </w:p>
     <w:p>
       <w:pPr>
@@ -409,8 +607,6 @@
       <w:pPr>
         <w:jc w:val="both"/>
         <w:rPr>
-          <w:b/>
-          <w:bCs/>
           <w:sz w:val="36"/>
           <w:szCs w:val="36"/>
         </w:rPr>
@@ -446,6 +642,30 @@
         </w:rPr>
         <w:t>)</w:t>
       </w:r>
+      <w:r>
+        <w:rPr>
+          <w:b/>
+          <w:bCs/>
+          <w:sz w:val="36"/>
+          <w:szCs w:val="36"/>
+        </w:rPr>
+        <w:tab/>
+      </w:r>
+      <w:r>
+        <w:rPr>
+          <w:sz w:val="36"/>
+          <w:szCs w:val="36"/>
+        </w:rPr>
+        <w:sym w:font="Wingdings" w:char="F0E0"/>
+      </w:r>
+      <w:r>
+        <w:rPr>
+          <w:sz w:val="36"/>
+          <w:szCs w:val="36"/>
+        </w:rPr>
+        <w:tab/>
+        <w:t>Handles widget updates</w:t>
+      </w:r>
     </w:p>
     <w:p>
       <w:pPr>
@@ -471,8 +691,6 @@
       <w:pPr>
         <w:jc w:val="both"/>
         <w:rPr>
-          <w:b/>
-          <w:bCs/>
           <w:sz w:val="36"/>
           <w:szCs w:val="36"/>
         </w:rPr>
@@ -497,6 +715,48 @@
         </w:rPr>
         <w:t>)</w:t>
       </w:r>
+      <w:r>
+        <w:rPr>
+          <w:b/>
+          <w:bCs/>
+          <w:sz w:val="36"/>
+          <w:szCs w:val="36"/>
+        </w:rPr>
+        <w:tab/>
+      </w:r>
+      <w:r>
+        <w:rPr>
+          <w:b/>
+          <w:bCs/>
+          <w:sz w:val="36"/>
+          <w:szCs w:val="36"/>
+        </w:rPr>
+        <w:tab/>
+      </w:r>
+      <w:r>
+        <w:rPr>
+          <w:b/>
+          <w:bCs/>
+          <w:sz w:val="36"/>
+          <w:szCs w:val="36"/>
+        </w:rPr>
+        <w:tab/>
+      </w:r>
+      <w:r>
+        <w:rPr>
+          <w:sz w:val="36"/>
+          <w:szCs w:val="36"/>
+        </w:rPr>
+        <w:sym w:font="Wingdings" w:char="F0E0"/>
+      </w:r>
+      <w:r>
+        <w:rPr>
+          <w:sz w:val="36"/>
+          <w:szCs w:val="36"/>
+        </w:rPr>
+        <w:tab/>
+        <w:t>Widget temporarily removed</w:t>
+      </w:r>
     </w:p>
     <w:p>
       <w:pPr>
@@ -521,12 +781,6 @@
     <w:p>
       <w:pPr>
         <w:jc w:val="both"/>
-        <w:rPr>
-          <w:b/>
-          <w:bCs/>
-          <w:sz w:val="36"/>
-          <w:szCs w:val="36"/>
-        </w:rPr>
       </w:pPr>
       <w:proofErr w:type="gramStart"/>
       <w:r>
@@ -548,6 +802,72 @@
         </w:rPr>
         <w:t>)</w:t>
       </w:r>
+      <w:r>
+        <w:rPr>
+          <w:b/>
+          <w:bCs/>
+          <w:sz w:val="36"/>
+          <w:szCs w:val="36"/>
+        </w:rPr>
+        <w:tab/>
+      </w:r>
+      <w:r>
+        <w:rPr>
+          <w:b/>
+          <w:bCs/>
+          <w:sz w:val="36"/>
+          <w:szCs w:val="36"/>
+        </w:rPr>
+        <w:tab/>
+      </w:r>
+      <w:r>
+        <w:rPr>
+          <w:b/>
+          <w:bCs/>
+          <w:sz w:val="36"/>
+          <w:szCs w:val="36"/>
+        </w:rPr>
+        <w:tab/>
+      </w:r>
+      <w:r>
+        <w:rPr>
+          <w:sz w:val="36"/>
+          <w:szCs w:val="36"/>
+        </w:rPr>
+        <w:sym w:font="Wingdings" w:char="F0E0"/>
+      </w:r>
+      <w:r>
+        <w:rPr>
+          <w:sz w:val="36"/>
+          <w:szCs w:val="36"/>
+        </w:rPr>
+        <w:tab/>
+      </w:r>
+      <w:r>
+        <w:t>Clean up resources &amp; prevent memory leaks</w:t>
+      </w:r>
+    </w:p>
+    <w:p>
+      <w:pPr>
+        <w:jc w:val="both"/>
+        <w:rPr>
+          <w:b/>
+          <w:bCs/>
+          <w:sz w:val="36"/>
+          <w:szCs w:val="36"/>
+        </w:rPr>
+      </w:pPr>
+    </w:p>
+    <w:p>
+      <w:pPr>
+        <w:jc w:val="both"/>
+        <w:rPr>
+          <w:b/>
+          <w:bCs/>
+          <w:sz w:val="36"/>
+          <w:szCs w:val="36"/>
+        </w:rPr>
+      </w:pPr>
     </w:p>
     <w:p>
       <w:pPr>
@@ -579,6 +899,7 @@
           <w:sz w:val="36"/>
           <w:szCs w:val="36"/>
         </w:rPr>
+        <w:lastRenderedPageBreak/>
         <w:t>createState</w:t>
       </w:r>
       <w:proofErr w:type="spellEnd"/>
@@ -615,7 +936,6 @@
           <w:sz w:val="36"/>
           <w:szCs w:val="36"/>
         </w:rPr>
-        <w:lastRenderedPageBreak/>
         <w:t xml:space="preserve"># </w:t>
       </w:r>
       <w:proofErr w:type="spellStart"/>
@@ -1247,6 +1567,7 @@
           <w:sz w:val="36"/>
           <w:szCs w:val="36"/>
         </w:rPr>
+        <w:lastRenderedPageBreak/>
         <w:t># We</w:t>
       </w:r>
       <w:r>
@@ -1276,718 +1597,718 @@
           <w:sz w:val="36"/>
           <w:szCs w:val="36"/>
         </w:rPr>
+        <w:t>_</w:t>
+      </w:r>
+      <w:proofErr w:type="spellStart"/>
+      <w:proofErr w:type="gramStart"/>
+      <w:r>
+        <w:rPr>
+          <w:b/>
+          <w:bCs/>
+          <w:color w:val="D86DCB" w:themeColor="accent5" w:themeTint="99"/>
+          <w:sz w:val="36"/>
+          <w:szCs w:val="36"/>
+        </w:rPr>
+        <w:t>fetchWeather</w:t>
+      </w:r>
+      <w:proofErr w:type="spellEnd"/>
+      <w:r>
+        <w:rPr>
+          <w:b/>
+          <w:bCs/>
+          <w:color w:val="D86DCB" w:themeColor="accent5" w:themeTint="99"/>
+          <w:sz w:val="36"/>
+          <w:szCs w:val="36"/>
+        </w:rPr>
+        <w:t>(</w:t>
+      </w:r>
+      <w:proofErr w:type="gramEnd"/>
+      <w:r>
+        <w:rPr>
+          <w:b/>
+          <w:bCs/>
+          <w:color w:val="D86DCB" w:themeColor="accent5" w:themeTint="99"/>
+          <w:sz w:val="36"/>
+          <w:szCs w:val="36"/>
+        </w:rPr>
+        <w:t>) async {</w:t>
+      </w:r>
+    </w:p>
+    <w:p>
+      <w:pPr>
+        <w:jc w:val="both"/>
+        <w:rPr>
+          <w:b/>
+          <w:bCs/>
+          <w:color w:val="D86DCB" w:themeColor="accent5" w:themeTint="99"/>
+          <w:sz w:val="36"/>
+          <w:szCs w:val="36"/>
+        </w:rPr>
+      </w:pPr>
+      <w:r>
+        <w:rPr>
+          <w:b/>
+          <w:bCs/>
+          <w:color w:val="D86DCB" w:themeColor="accent5" w:themeTint="99"/>
+          <w:sz w:val="36"/>
+          <w:szCs w:val="36"/>
+        </w:rPr>
+        <w:t xml:space="preserve">  String </w:t>
+      </w:r>
+      <w:proofErr w:type="spellStart"/>
+      <w:r>
+        <w:rPr>
+          <w:b/>
+          <w:bCs/>
+          <w:color w:val="D86DCB" w:themeColor="accent5" w:themeTint="99"/>
+          <w:sz w:val="36"/>
+          <w:szCs w:val="36"/>
+        </w:rPr>
+        <w:t>cityName</w:t>
+      </w:r>
+      <w:proofErr w:type="spellEnd"/>
+      <w:r>
+        <w:rPr>
+          <w:b/>
+          <w:bCs/>
+          <w:color w:val="D86DCB" w:themeColor="accent5" w:themeTint="99"/>
+          <w:sz w:val="36"/>
+          <w:szCs w:val="36"/>
+        </w:rPr>
+        <w:t xml:space="preserve"> = await _</w:t>
+      </w:r>
+      <w:proofErr w:type="spellStart"/>
+      <w:r>
+        <w:rPr>
+          <w:b/>
+          <w:bCs/>
+          <w:color w:val="D86DCB" w:themeColor="accent5" w:themeTint="99"/>
+          <w:sz w:val="36"/>
+          <w:szCs w:val="36"/>
+        </w:rPr>
+        <w:t>weatherService.getCurrentCity</w:t>
+      </w:r>
+      <w:proofErr w:type="spellEnd"/>
+      <w:r>
+        <w:rPr>
+          <w:b/>
+          <w:bCs/>
+          <w:color w:val="D86DCB" w:themeColor="accent5" w:themeTint="99"/>
+          <w:sz w:val="36"/>
+          <w:szCs w:val="36"/>
+        </w:rPr>
+        <w:t>();</w:t>
+      </w:r>
+    </w:p>
+    <w:p>
+      <w:pPr>
+        <w:jc w:val="both"/>
+        <w:rPr>
+          <w:b/>
+          <w:bCs/>
+          <w:color w:val="D86DCB" w:themeColor="accent5" w:themeTint="99"/>
+          <w:sz w:val="36"/>
+          <w:szCs w:val="36"/>
+        </w:rPr>
+      </w:pPr>
+      <w:r>
+        <w:rPr>
+          <w:b/>
+          <w:bCs/>
+          <w:color w:val="D86DCB" w:themeColor="accent5" w:themeTint="99"/>
+          <w:sz w:val="36"/>
+          <w:szCs w:val="36"/>
+        </w:rPr>
+        <w:t xml:space="preserve">  if </w:t>
+      </w:r>
+      <w:proofErr w:type="gramStart"/>
+      <w:r>
+        <w:rPr>
+          <w:b/>
+          <w:bCs/>
+          <w:color w:val="D86DCB" w:themeColor="accent5" w:themeTint="99"/>
+          <w:sz w:val="36"/>
+          <w:szCs w:val="36"/>
+        </w:rPr>
+        <w:t>(!mounted</w:t>
+      </w:r>
+      <w:proofErr w:type="gramEnd"/>
+      <w:r>
+        <w:rPr>
+          <w:b/>
+          <w:bCs/>
+          <w:color w:val="D86DCB" w:themeColor="accent5" w:themeTint="99"/>
+          <w:sz w:val="36"/>
+          <w:szCs w:val="36"/>
+        </w:rPr>
+        <w:t>) return; // Stop if widget is no longer in tree</w:t>
+      </w:r>
+    </w:p>
+    <w:p>
+      <w:pPr>
+        <w:jc w:val="both"/>
+        <w:rPr>
+          <w:b/>
+          <w:bCs/>
+          <w:color w:val="D86DCB" w:themeColor="accent5" w:themeTint="99"/>
+          <w:sz w:val="36"/>
+          <w:szCs w:val="36"/>
+        </w:rPr>
+      </w:pPr>
+      <w:r>
+        <w:rPr>
+          <w:b/>
+          <w:bCs/>
+          <w:color w:val="D86DCB" w:themeColor="accent5" w:themeTint="99"/>
+          <w:sz w:val="36"/>
+          <w:szCs w:val="36"/>
+        </w:rPr>
+        <w:t xml:space="preserve">  try {</w:t>
+      </w:r>
+    </w:p>
+    <w:p>
+      <w:pPr>
+        <w:jc w:val="both"/>
+        <w:rPr>
+          <w:b/>
+          <w:bCs/>
+          <w:color w:val="D86DCB" w:themeColor="accent5" w:themeTint="99"/>
+          <w:sz w:val="36"/>
+          <w:szCs w:val="36"/>
+        </w:rPr>
+      </w:pPr>
+      <w:r>
+        <w:rPr>
+          <w:b/>
+          <w:bCs/>
+          <w:color w:val="D86DCB" w:themeColor="accent5" w:themeTint="99"/>
+          <w:sz w:val="36"/>
+          <w:szCs w:val="36"/>
+        </w:rPr>
+        <w:t xml:space="preserve">    final weather = await _</w:t>
+      </w:r>
+      <w:proofErr w:type="spellStart"/>
+      <w:r>
+        <w:rPr>
+          <w:b/>
+          <w:bCs/>
+          <w:color w:val="D86DCB" w:themeColor="accent5" w:themeTint="99"/>
+          <w:sz w:val="36"/>
+          <w:szCs w:val="36"/>
+        </w:rPr>
+        <w:t>weatherService.getWeather</w:t>
+      </w:r>
+      <w:proofErr w:type="spellEnd"/>
+      <w:r>
+        <w:rPr>
+          <w:b/>
+          <w:bCs/>
+          <w:color w:val="D86DCB" w:themeColor="accent5" w:themeTint="99"/>
+          <w:sz w:val="36"/>
+          <w:szCs w:val="36"/>
+        </w:rPr>
+        <w:t>(</w:t>
+      </w:r>
+      <w:proofErr w:type="spellStart"/>
+      <w:r>
+        <w:rPr>
+          <w:b/>
+          <w:bCs/>
+          <w:color w:val="D86DCB" w:themeColor="accent5" w:themeTint="99"/>
+          <w:sz w:val="36"/>
+          <w:szCs w:val="36"/>
+        </w:rPr>
+        <w:t>cityName</w:t>
+      </w:r>
+      <w:proofErr w:type="spellEnd"/>
+      <w:r>
+        <w:rPr>
+          <w:b/>
+          <w:bCs/>
+          <w:color w:val="D86DCB" w:themeColor="accent5" w:themeTint="99"/>
+          <w:sz w:val="36"/>
+          <w:szCs w:val="36"/>
+        </w:rPr>
+        <w:t>);</w:t>
+      </w:r>
+    </w:p>
+    <w:p>
+      <w:pPr>
+        <w:jc w:val="both"/>
+        <w:rPr>
+          <w:b/>
+          <w:bCs/>
+          <w:color w:val="D86DCB" w:themeColor="accent5" w:themeTint="99"/>
+          <w:sz w:val="36"/>
+          <w:szCs w:val="36"/>
+        </w:rPr>
+      </w:pPr>
+      <w:r>
+        <w:rPr>
+          <w:b/>
+          <w:bCs/>
+          <w:color w:val="D86DCB" w:themeColor="accent5" w:themeTint="99"/>
+          <w:sz w:val="36"/>
+          <w:szCs w:val="36"/>
+        </w:rPr>
+        <w:t xml:space="preserve">    if </w:t>
+      </w:r>
+      <w:proofErr w:type="gramStart"/>
+      <w:r>
+        <w:rPr>
+          <w:b/>
+          <w:bCs/>
+          <w:color w:val="D86DCB" w:themeColor="accent5" w:themeTint="99"/>
+          <w:sz w:val="36"/>
+          <w:szCs w:val="36"/>
+        </w:rPr>
+        <w:t>(!mounted</w:t>
+      </w:r>
+      <w:proofErr w:type="gramEnd"/>
+      <w:r>
+        <w:rPr>
+          <w:b/>
+          <w:bCs/>
+          <w:color w:val="D86DCB" w:themeColor="accent5" w:themeTint="99"/>
+          <w:sz w:val="36"/>
+          <w:szCs w:val="36"/>
+        </w:rPr>
+        <w:t xml:space="preserve">) return; // again safe check before </w:t>
+      </w:r>
+      <w:proofErr w:type="spellStart"/>
+      <w:r>
+        <w:rPr>
+          <w:b/>
+          <w:bCs/>
+          <w:color w:val="D86DCB" w:themeColor="accent5" w:themeTint="99"/>
+          <w:sz w:val="36"/>
+          <w:szCs w:val="36"/>
+        </w:rPr>
+        <w:t>setState</w:t>
+      </w:r>
+      <w:proofErr w:type="spellEnd"/>
+      <w:r>
+        <w:rPr>
+          <w:b/>
+          <w:bCs/>
+          <w:color w:val="D86DCB" w:themeColor="accent5" w:themeTint="99"/>
+          <w:sz w:val="36"/>
+          <w:szCs w:val="36"/>
+        </w:rPr>
+        <w:t>()</w:t>
+      </w:r>
+    </w:p>
+    <w:p>
+      <w:pPr>
+        <w:jc w:val="both"/>
+        <w:rPr>
+          <w:b/>
+          <w:bCs/>
+          <w:color w:val="D86DCB" w:themeColor="accent5" w:themeTint="99"/>
+          <w:sz w:val="36"/>
+          <w:szCs w:val="36"/>
+        </w:rPr>
+      </w:pPr>
+      <w:r>
+        <w:rPr>
+          <w:b/>
+          <w:bCs/>
+          <w:color w:val="D86DCB" w:themeColor="accent5" w:themeTint="99"/>
+          <w:sz w:val="36"/>
+          <w:szCs w:val="36"/>
+        </w:rPr>
+        <w:t xml:space="preserve">    </w:t>
+      </w:r>
+      <w:proofErr w:type="spellStart"/>
+      <w:proofErr w:type="gramStart"/>
+      <w:r>
+        <w:rPr>
+          <w:b/>
+          <w:bCs/>
+          <w:color w:val="D86DCB" w:themeColor="accent5" w:themeTint="99"/>
+          <w:sz w:val="36"/>
+          <w:szCs w:val="36"/>
+        </w:rPr>
+        <w:t>setState</w:t>
+      </w:r>
+      <w:proofErr w:type="spellEnd"/>
+      <w:r>
+        <w:rPr>
+          <w:b/>
+          <w:bCs/>
+          <w:color w:val="D86DCB" w:themeColor="accent5" w:themeTint="99"/>
+          <w:sz w:val="36"/>
+          <w:szCs w:val="36"/>
+        </w:rPr>
+        <w:t>(</w:t>
+      </w:r>
+      <w:proofErr w:type="gramEnd"/>
+      <w:r>
+        <w:rPr>
+          <w:b/>
+          <w:bCs/>
+          <w:color w:val="D86DCB" w:themeColor="accent5" w:themeTint="99"/>
+          <w:sz w:val="36"/>
+          <w:szCs w:val="36"/>
+        </w:rPr>
+        <w:t>() {</w:t>
+      </w:r>
+    </w:p>
+    <w:p>
+      <w:pPr>
+        <w:jc w:val="both"/>
+        <w:rPr>
+          <w:b/>
+          <w:bCs/>
+          <w:color w:val="D86DCB" w:themeColor="accent5" w:themeTint="99"/>
+          <w:sz w:val="36"/>
+          <w:szCs w:val="36"/>
+        </w:rPr>
+      </w:pPr>
+      <w:r>
+        <w:rPr>
+          <w:b/>
+          <w:bCs/>
+          <w:color w:val="D86DCB" w:themeColor="accent5" w:themeTint="99"/>
+          <w:sz w:val="36"/>
+          <w:szCs w:val="36"/>
+        </w:rPr>
+        <w:t xml:space="preserve">      _weather = weather;</w:t>
+      </w:r>
+    </w:p>
+    <w:p>
+      <w:pPr>
+        <w:jc w:val="both"/>
+        <w:rPr>
+          <w:b/>
+          <w:bCs/>
+          <w:color w:val="D86DCB" w:themeColor="accent5" w:themeTint="99"/>
+          <w:sz w:val="36"/>
+          <w:szCs w:val="36"/>
+        </w:rPr>
+      </w:pPr>
+      <w:r>
+        <w:rPr>
+          <w:b/>
+          <w:bCs/>
+          <w:color w:val="D86DCB" w:themeColor="accent5" w:themeTint="99"/>
+          <w:sz w:val="36"/>
+          <w:szCs w:val="36"/>
+        </w:rPr>
+        <w:t xml:space="preserve">    });</w:t>
+      </w:r>
+    </w:p>
+    <w:p>
+      <w:pPr>
+        <w:jc w:val="both"/>
+        <w:rPr>
+          <w:b/>
+          <w:bCs/>
+          <w:color w:val="D86DCB" w:themeColor="accent5" w:themeTint="99"/>
+          <w:sz w:val="36"/>
+          <w:szCs w:val="36"/>
+        </w:rPr>
+      </w:pPr>
+      <w:r>
+        <w:rPr>
+          <w:b/>
+          <w:bCs/>
+          <w:color w:val="D86DCB" w:themeColor="accent5" w:themeTint="99"/>
+          <w:sz w:val="36"/>
+          <w:szCs w:val="36"/>
+        </w:rPr>
+        <w:t xml:space="preserve">  } catch (e) {</w:t>
+      </w:r>
+    </w:p>
+    <w:p>
+      <w:pPr>
+        <w:jc w:val="both"/>
+        <w:rPr>
+          <w:b/>
+          <w:bCs/>
+          <w:color w:val="D86DCB" w:themeColor="accent5" w:themeTint="99"/>
+          <w:sz w:val="36"/>
+          <w:szCs w:val="36"/>
+        </w:rPr>
+      </w:pPr>
+      <w:r>
+        <w:rPr>
+          <w:b/>
+          <w:bCs/>
+          <w:color w:val="D86DCB" w:themeColor="accent5" w:themeTint="99"/>
+          <w:sz w:val="36"/>
+          <w:szCs w:val="36"/>
+        </w:rPr>
+        <w:t xml:space="preserve">    if </w:t>
+      </w:r>
+      <w:proofErr w:type="gramStart"/>
+      <w:r>
+        <w:rPr>
+          <w:b/>
+          <w:bCs/>
+          <w:color w:val="D86DCB" w:themeColor="accent5" w:themeTint="99"/>
+          <w:sz w:val="36"/>
+          <w:szCs w:val="36"/>
+        </w:rPr>
+        <w:t>(!mounted</w:t>
+      </w:r>
+      <w:proofErr w:type="gramEnd"/>
+      <w:r>
+        <w:rPr>
+          <w:b/>
+          <w:bCs/>
+          <w:color w:val="D86DCB" w:themeColor="accent5" w:themeTint="99"/>
+          <w:sz w:val="36"/>
+          <w:szCs w:val="36"/>
+        </w:rPr>
+        <w:t>) return;</w:t>
+      </w:r>
+    </w:p>
+    <w:p>
+      <w:pPr>
+        <w:jc w:val="both"/>
+        <w:rPr>
+          <w:b/>
+          <w:bCs/>
+          <w:color w:val="D86DCB" w:themeColor="accent5" w:themeTint="99"/>
+          <w:sz w:val="36"/>
+          <w:szCs w:val="36"/>
+        </w:rPr>
+      </w:pPr>
+      <w:r>
+        <w:rPr>
+          <w:b/>
+          <w:bCs/>
+          <w:color w:val="D86DCB" w:themeColor="accent5" w:themeTint="99"/>
+          <w:sz w:val="36"/>
+          <w:szCs w:val="36"/>
+        </w:rPr>
+        <w:t xml:space="preserve">    </w:t>
+      </w:r>
+      <w:proofErr w:type="spellStart"/>
+      <w:r>
+        <w:rPr>
+          <w:b/>
+          <w:bCs/>
+          <w:color w:val="D86DCB" w:themeColor="accent5" w:themeTint="99"/>
+          <w:sz w:val="36"/>
+          <w:szCs w:val="36"/>
+        </w:rPr>
+        <w:t>ScaffoldMessenger.of</w:t>
+      </w:r>
+      <w:proofErr w:type="spellEnd"/>
+      <w:r>
+        <w:rPr>
+          <w:b/>
+          <w:bCs/>
+          <w:color w:val="D86DCB" w:themeColor="accent5" w:themeTint="99"/>
+          <w:sz w:val="36"/>
+          <w:szCs w:val="36"/>
+        </w:rPr>
+        <w:t>(context</w:t>
+      </w:r>
+      <w:proofErr w:type="gramStart"/>
+      <w:r>
+        <w:rPr>
+          <w:b/>
+          <w:bCs/>
+          <w:color w:val="D86DCB" w:themeColor="accent5" w:themeTint="99"/>
+          <w:sz w:val="36"/>
+          <w:szCs w:val="36"/>
+        </w:rPr>
+        <w:t>).</w:t>
+      </w:r>
+      <w:proofErr w:type="spellStart"/>
+      <w:r>
+        <w:rPr>
+          <w:b/>
+          <w:bCs/>
+          <w:color w:val="D86DCB" w:themeColor="accent5" w:themeTint="99"/>
+          <w:sz w:val="36"/>
+          <w:szCs w:val="36"/>
+        </w:rPr>
+        <w:t>showSnackBar</w:t>
+      </w:r>
+      <w:proofErr w:type="spellEnd"/>
+      <w:proofErr w:type="gramEnd"/>
+      <w:r>
+        <w:rPr>
+          <w:b/>
+          <w:bCs/>
+          <w:color w:val="D86DCB" w:themeColor="accent5" w:themeTint="99"/>
+          <w:sz w:val="36"/>
+          <w:szCs w:val="36"/>
+        </w:rPr>
+        <w:t>(</w:t>
+      </w:r>
+    </w:p>
+    <w:p>
+      <w:pPr>
+        <w:jc w:val="both"/>
+        <w:rPr>
+          <w:b/>
+          <w:bCs/>
+          <w:color w:val="D86DCB" w:themeColor="accent5" w:themeTint="99"/>
+          <w:sz w:val="36"/>
+          <w:szCs w:val="36"/>
+        </w:rPr>
+      </w:pPr>
+      <w:r>
+        <w:rPr>
+          <w:b/>
+          <w:bCs/>
+          <w:color w:val="D86DCB" w:themeColor="accent5" w:themeTint="99"/>
+          <w:sz w:val="36"/>
+          <w:szCs w:val="36"/>
+        </w:rPr>
+        <w:t xml:space="preserve">      </w:t>
+      </w:r>
+      <w:proofErr w:type="spellStart"/>
+      <w:proofErr w:type="gramStart"/>
+      <w:r>
+        <w:rPr>
+          <w:b/>
+          <w:bCs/>
+          <w:color w:val="D86DCB" w:themeColor="accent5" w:themeTint="99"/>
+          <w:sz w:val="36"/>
+          <w:szCs w:val="36"/>
+        </w:rPr>
+        <w:t>SnackBar</w:t>
+      </w:r>
+      <w:proofErr w:type="spellEnd"/>
+      <w:r>
+        <w:rPr>
+          <w:b/>
+          <w:bCs/>
+          <w:color w:val="D86DCB" w:themeColor="accent5" w:themeTint="99"/>
+          <w:sz w:val="36"/>
+          <w:szCs w:val="36"/>
+        </w:rPr>
+        <w:t>(</w:t>
+      </w:r>
+      <w:proofErr w:type="gramEnd"/>
+      <w:r>
+        <w:rPr>
+          <w:b/>
+          <w:bCs/>
+          <w:color w:val="D86DCB" w:themeColor="accent5" w:themeTint="99"/>
+          <w:sz w:val="36"/>
+          <w:szCs w:val="36"/>
+        </w:rPr>
+        <w:t>content: Text(</w:t>
+      </w:r>
+      <w:proofErr w:type="spellStart"/>
+      <w:r>
+        <w:rPr>
+          <w:b/>
+          <w:bCs/>
+          <w:color w:val="D86DCB" w:themeColor="accent5" w:themeTint="99"/>
+          <w:sz w:val="36"/>
+          <w:szCs w:val="36"/>
+        </w:rPr>
+        <w:t>e.toString</w:t>
+      </w:r>
+      <w:proofErr w:type="spellEnd"/>
+      <w:r>
+        <w:rPr>
+          <w:b/>
+          <w:bCs/>
+          <w:color w:val="D86DCB" w:themeColor="accent5" w:themeTint="99"/>
+          <w:sz w:val="36"/>
+          <w:szCs w:val="36"/>
+        </w:rPr>
+        <w:t>())),</w:t>
+      </w:r>
+    </w:p>
+    <w:p>
+      <w:pPr>
+        <w:jc w:val="both"/>
+        <w:rPr>
+          <w:b/>
+          <w:bCs/>
+          <w:color w:val="D86DCB" w:themeColor="accent5" w:themeTint="99"/>
+          <w:sz w:val="36"/>
+          <w:szCs w:val="36"/>
+        </w:rPr>
+      </w:pPr>
+      <w:r>
+        <w:rPr>
+          <w:b/>
+          <w:bCs/>
+          <w:color w:val="D86DCB" w:themeColor="accent5" w:themeTint="99"/>
+          <w:sz w:val="36"/>
+          <w:szCs w:val="36"/>
+        </w:rPr>
+        <w:t xml:space="preserve">    );</w:t>
+      </w:r>
+    </w:p>
+    <w:p>
+      <w:pPr>
+        <w:jc w:val="both"/>
+        <w:rPr>
+          <w:b/>
+          <w:bCs/>
+          <w:color w:val="D86DCB" w:themeColor="accent5" w:themeTint="99"/>
+          <w:sz w:val="36"/>
+          <w:szCs w:val="36"/>
+        </w:rPr>
+      </w:pPr>
+      <w:r>
+        <w:rPr>
+          <w:b/>
+          <w:bCs/>
+          <w:color w:val="D86DCB" w:themeColor="accent5" w:themeTint="99"/>
+          <w:sz w:val="36"/>
+          <w:szCs w:val="36"/>
+        </w:rPr>
+        <w:t xml:space="preserve">  }</w:t>
+      </w:r>
+    </w:p>
+    <w:p>
+      <w:pPr>
+        <w:jc w:val="both"/>
+        <w:rPr>
+          <w:b/>
+          <w:bCs/>
+          <w:color w:val="D86DCB" w:themeColor="accent5" w:themeTint="99"/>
+          <w:sz w:val="36"/>
+          <w:szCs w:val="36"/>
+        </w:rPr>
+      </w:pPr>
+      <w:r>
+        <w:rPr>
+          <w:b/>
+          <w:bCs/>
+          <w:color w:val="D86DCB" w:themeColor="accent5" w:themeTint="99"/>
+          <w:sz w:val="36"/>
+          <w:szCs w:val="36"/>
+        </w:rPr>
+        <w:t>}</w:t>
+      </w:r>
+    </w:p>
+    <w:p>
+      <w:pPr>
+        <w:jc w:val="both"/>
+        <w:rPr>
+          <w:sz w:val="36"/>
+          <w:szCs w:val="36"/>
+        </w:rPr>
+      </w:pPr>
+    </w:p>
+    <w:p>
+      <w:pPr>
+        <w:jc w:val="both"/>
+        <w:rPr>
+          <w:sz w:val="36"/>
+          <w:szCs w:val="36"/>
+        </w:rPr>
+      </w:pPr>
+      <w:r>
+        <w:rPr>
+          <w:sz w:val="36"/>
+          <w:szCs w:val="36"/>
+        </w:rPr>
         <w:lastRenderedPageBreak/>
-        <w:t>_</w:t>
-      </w:r>
-      <w:proofErr w:type="spellStart"/>
-      <w:proofErr w:type="gramStart"/>
-      <w:r>
-        <w:rPr>
-          <w:b/>
-          <w:bCs/>
-          <w:color w:val="D86DCB" w:themeColor="accent5" w:themeTint="99"/>
-          <w:sz w:val="36"/>
-          <w:szCs w:val="36"/>
-        </w:rPr>
-        <w:t>fetchWeather</w:t>
-      </w:r>
-      <w:proofErr w:type="spellEnd"/>
-      <w:r>
-        <w:rPr>
-          <w:b/>
-          <w:bCs/>
-          <w:color w:val="D86DCB" w:themeColor="accent5" w:themeTint="99"/>
-          <w:sz w:val="36"/>
-          <w:szCs w:val="36"/>
-        </w:rPr>
-        <w:t>(</w:t>
-      </w:r>
-      <w:proofErr w:type="gramEnd"/>
-      <w:r>
-        <w:rPr>
-          <w:b/>
-          <w:bCs/>
-          <w:color w:val="D86DCB" w:themeColor="accent5" w:themeTint="99"/>
-          <w:sz w:val="36"/>
-          <w:szCs w:val="36"/>
-        </w:rPr>
-        <w:t>) async {</w:t>
-      </w:r>
-    </w:p>
-    <w:p>
-      <w:pPr>
-        <w:jc w:val="both"/>
-        <w:rPr>
-          <w:b/>
-          <w:bCs/>
-          <w:color w:val="D86DCB" w:themeColor="accent5" w:themeTint="99"/>
-          <w:sz w:val="36"/>
-          <w:szCs w:val="36"/>
-        </w:rPr>
-      </w:pPr>
-      <w:r>
-        <w:rPr>
-          <w:b/>
-          <w:bCs/>
-          <w:color w:val="D86DCB" w:themeColor="accent5" w:themeTint="99"/>
-          <w:sz w:val="36"/>
-          <w:szCs w:val="36"/>
-        </w:rPr>
-        <w:t xml:space="preserve">  String </w:t>
-      </w:r>
-      <w:proofErr w:type="spellStart"/>
-      <w:r>
-        <w:rPr>
-          <w:b/>
-          <w:bCs/>
-          <w:color w:val="D86DCB" w:themeColor="accent5" w:themeTint="99"/>
-          <w:sz w:val="36"/>
-          <w:szCs w:val="36"/>
-        </w:rPr>
-        <w:t>cityName</w:t>
-      </w:r>
-      <w:proofErr w:type="spellEnd"/>
-      <w:r>
-        <w:rPr>
-          <w:b/>
-          <w:bCs/>
-          <w:color w:val="D86DCB" w:themeColor="accent5" w:themeTint="99"/>
-          <w:sz w:val="36"/>
-          <w:szCs w:val="36"/>
-        </w:rPr>
-        <w:t xml:space="preserve"> = await _</w:t>
-      </w:r>
-      <w:proofErr w:type="spellStart"/>
-      <w:r>
-        <w:rPr>
-          <w:b/>
-          <w:bCs/>
-          <w:color w:val="D86DCB" w:themeColor="accent5" w:themeTint="99"/>
-          <w:sz w:val="36"/>
-          <w:szCs w:val="36"/>
-        </w:rPr>
-        <w:t>weatherService.getCurrentCity</w:t>
-      </w:r>
-      <w:proofErr w:type="spellEnd"/>
-      <w:r>
-        <w:rPr>
-          <w:b/>
-          <w:bCs/>
-          <w:color w:val="D86DCB" w:themeColor="accent5" w:themeTint="99"/>
-          <w:sz w:val="36"/>
-          <w:szCs w:val="36"/>
-        </w:rPr>
-        <w:t>();</w:t>
-      </w:r>
-    </w:p>
-    <w:p>
-      <w:pPr>
-        <w:jc w:val="both"/>
-        <w:rPr>
-          <w:b/>
-          <w:bCs/>
-          <w:color w:val="D86DCB" w:themeColor="accent5" w:themeTint="99"/>
-          <w:sz w:val="36"/>
-          <w:szCs w:val="36"/>
-        </w:rPr>
-      </w:pPr>
-      <w:r>
-        <w:rPr>
-          <w:b/>
-          <w:bCs/>
-          <w:color w:val="D86DCB" w:themeColor="accent5" w:themeTint="99"/>
-          <w:sz w:val="36"/>
-          <w:szCs w:val="36"/>
-        </w:rPr>
-        <w:t xml:space="preserve">  if </w:t>
-      </w:r>
-      <w:proofErr w:type="gramStart"/>
-      <w:r>
-        <w:rPr>
-          <w:b/>
-          <w:bCs/>
-          <w:color w:val="D86DCB" w:themeColor="accent5" w:themeTint="99"/>
-          <w:sz w:val="36"/>
-          <w:szCs w:val="36"/>
-        </w:rPr>
-        <w:t>(!mounted</w:t>
-      </w:r>
-      <w:proofErr w:type="gramEnd"/>
-      <w:r>
-        <w:rPr>
-          <w:b/>
-          <w:bCs/>
-          <w:color w:val="D86DCB" w:themeColor="accent5" w:themeTint="99"/>
-          <w:sz w:val="36"/>
-          <w:szCs w:val="36"/>
-        </w:rPr>
-        <w:t>) return; // Stop if widget is no longer in tree</w:t>
-      </w:r>
-    </w:p>
-    <w:p>
-      <w:pPr>
-        <w:jc w:val="both"/>
-        <w:rPr>
-          <w:b/>
-          <w:bCs/>
-          <w:color w:val="D86DCB" w:themeColor="accent5" w:themeTint="99"/>
-          <w:sz w:val="36"/>
-          <w:szCs w:val="36"/>
-        </w:rPr>
-      </w:pPr>
-      <w:r>
-        <w:rPr>
-          <w:b/>
-          <w:bCs/>
-          <w:color w:val="D86DCB" w:themeColor="accent5" w:themeTint="99"/>
-          <w:sz w:val="36"/>
-          <w:szCs w:val="36"/>
-        </w:rPr>
-        <w:t xml:space="preserve">  try {</w:t>
-      </w:r>
-    </w:p>
-    <w:p>
-      <w:pPr>
-        <w:jc w:val="both"/>
-        <w:rPr>
-          <w:b/>
-          <w:bCs/>
-          <w:color w:val="D86DCB" w:themeColor="accent5" w:themeTint="99"/>
-          <w:sz w:val="36"/>
-          <w:szCs w:val="36"/>
-        </w:rPr>
-      </w:pPr>
-      <w:r>
-        <w:rPr>
-          <w:b/>
-          <w:bCs/>
-          <w:color w:val="D86DCB" w:themeColor="accent5" w:themeTint="99"/>
-          <w:sz w:val="36"/>
-          <w:szCs w:val="36"/>
-        </w:rPr>
-        <w:t xml:space="preserve">    final weather = await _</w:t>
-      </w:r>
-      <w:proofErr w:type="spellStart"/>
-      <w:r>
-        <w:rPr>
-          <w:b/>
-          <w:bCs/>
-          <w:color w:val="D86DCB" w:themeColor="accent5" w:themeTint="99"/>
-          <w:sz w:val="36"/>
-          <w:szCs w:val="36"/>
-        </w:rPr>
-        <w:t>weatherService.getWeather</w:t>
-      </w:r>
-      <w:proofErr w:type="spellEnd"/>
-      <w:r>
-        <w:rPr>
-          <w:b/>
-          <w:bCs/>
-          <w:color w:val="D86DCB" w:themeColor="accent5" w:themeTint="99"/>
-          <w:sz w:val="36"/>
-          <w:szCs w:val="36"/>
-        </w:rPr>
-        <w:t>(</w:t>
-      </w:r>
-      <w:proofErr w:type="spellStart"/>
-      <w:r>
-        <w:rPr>
-          <w:b/>
-          <w:bCs/>
-          <w:color w:val="D86DCB" w:themeColor="accent5" w:themeTint="99"/>
-          <w:sz w:val="36"/>
-          <w:szCs w:val="36"/>
-        </w:rPr>
-        <w:t>cityName</w:t>
-      </w:r>
-      <w:proofErr w:type="spellEnd"/>
-      <w:r>
-        <w:rPr>
-          <w:b/>
-          <w:bCs/>
-          <w:color w:val="D86DCB" w:themeColor="accent5" w:themeTint="99"/>
-          <w:sz w:val="36"/>
-          <w:szCs w:val="36"/>
-        </w:rPr>
-        <w:t>);</w:t>
-      </w:r>
-    </w:p>
-    <w:p>
-      <w:pPr>
-        <w:jc w:val="both"/>
-        <w:rPr>
-          <w:b/>
-          <w:bCs/>
-          <w:color w:val="D86DCB" w:themeColor="accent5" w:themeTint="99"/>
-          <w:sz w:val="36"/>
-          <w:szCs w:val="36"/>
-        </w:rPr>
-      </w:pPr>
-      <w:r>
-        <w:rPr>
-          <w:b/>
-          <w:bCs/>
-          <w:color w:val="D86DCB" w:themeColor="accent5" w:themeTint="99"/>
-          <w:sz w:val="36"/>
-          <w:szCs w:val="36"/>
-        </w:rPr>
-        <w:t xml:space="preserve">    if </w:t>
-      </w:r>
-      <w:proofErr w:type="gramStart"/>
-      <w:r>
-        <w:rPr>
-          <w:b/>
-          <w:bCs/>
-          <w:color w:val="D86DCB" w:themeColor="accent5" w:themeTint="99"/>
-          <w:sz w:val="36"/>
-          <w:szCs w:val="36"/>
-        </w:rPr>
-        <w:t>(!mounted</w:t>
-      </w:r>
-      <w:proofErr w:type="gramEnd"/>
-      <w:r>
-        <w:rPr>
-          <w:b/>
-          <w:bCs/>
-          <w:color w:val="D86DCB" w:themeColor="accent5" w:themeTint="99"/>
-          <w:sz w:val="36"/>
-          <w:szCs w:val="36"/>
-        </w:rPr>
-        <w:t xml:space="preserve">) return; // again safe check before </w:t>
-      </w:r>
-      <w:proofErr w:type="spellStart"/>
-      <w:r>
-        <w:rPr>
-          <w:b/>
-          <w:bCs/>
-          <w:color w:val="D86DCB" w:themeColor="accent5" w:themeTint="99"/>
-          <w:sz w:val="36"/>
-          <w:szCs w:val="36"/>
-        </w:rPr>
-        <w:t>setState</w:t>
-      </w:r>
-      <w:proofErr w:type="spellEnd"/>
-      <w:r>
-        <w:rPr>
-          <w:b/>
-          <w:bCs/>
-          <w:color w:val="D86DCB" w:themeColor="accent5" w:themeTint="99"/>
-          <w:sz w:val="36"/>
-          <w:szCs w:val="36"/>
-        </w:rPr>
-        <w:t>()</w:t>
-      </w:r>
-    </w:p>
-    <w:p>
-      <w:pPr>
-        <w:jc w:val="both"/>
-        <w:rPr>
-          <w:b/>
-          <w:bCs/>
-          <w:color w:val="D86DCB" w:themeColor="accent5" w:themeTint="99"/>
-          <w:sz w:val="36"/>
-          <w:szCs w:val="36"/>
-        </w:rPr>
-      </w:pPr>
-      <w:r>
-        <w:rPr>
-          <w:b/>
-          <w:bCs/>
-          <w:color w:val="D86DCB" w:themeColor="accent5" w:themeTint="99"/>
-          <w:sz w:val="36"/>
-          <w:szCs w:val="36"/>
-        </w:rPr>
-        <w:t xml:space="preserve">    </w:t>
-      </w:r>
-      <w:proofErr w:type="spellStart"/>
-      <w:proofErr w:type="gramStart"/>
-      <w:r>
-        <w:rPr>
-          <w:b/>
-          <w:bCs/>
-          <w:color w:val="D86DCB" w:themeColor="accent5" w:themeTint="99"/>
-          <w:sz w:val="36"/>
-          <w:szCs w:val="36"/>
-        </w:rPr>
-        <w:t>setState</w:t>
-      </w:r>
-      <w:proofErr w:type="spellEnd"/>
-      <w:r>
-        <w:rPr>
-          <w:b/>
-          <w:bCs/>
-          <w:color w:val="D86DCB" w:themeColor="accent5" w:themeTint="99"/>
-          <w:sz w:val="36"/>
-          <w:szCs w:val="36"/>
-        </w:rPr>
-        <w:t>(</w:t>
-      </w:r>
-      <w:proofErr w:type="gramEnd"/>
-      <w:r>
-        <w:rPr>
-          <w:b/>
-          <w:bCs/>
-          <w:color w:val="D86DCB" w:themeColor="accent5" w:themeTint="99"/>
-          <w:sz w:val="36"/>
-          <w:szCs w:val="36"/>
-        </w:rPr>
-        <w:t>() {</w:t>
-      </w:r>
-    </w:p>
-    <w:p>
-      <w:pPr>
-        <w:jc w:val="both"/>
-        <w:rPr>
-          <w:b/>
-          <w:bCs/>
-          <w:color w:val="D86DCB" w:themeColor="accent5" w:themeTint="99"/>
-          <w:sz w:val="36"/>
-          <w:szCs w:val="36"/>
-        </w:rPr>
-      </w:pPr>
-      <w:r>
-        <w:rPr>
-          <w:b/>
-          <w:bCs/>
-          <w:color w:val="D86DCB" w:themeColor="accent5" w:themeTint="99"/>
-          <w:sz w:val="36"/>
-          <w:szCs w:val="36"/>
-        </w:rPr>
-        <w:t xml:space="preserve">      _weather = weather;</w:t>
-      </w:r>
-    </w:p>
-    <w:p>
-      <w:pPr>
-        <w:jc w:val="both"/>
-        <w:rPr>
-          <w:b/>
-          <w:bCs/>
-          <w:color w:val="D86DCB" w:themeColor="accent5" w:themeTint="99"/>
-          <w:sz w:val="36"/>
-          <w:szCs w:val="36"/>
-        </w:rPr>
-      </w:pPr>
-      <w:r>
-        <w:rPr>
-          <w:b/>
-          <w:bCs/>
-          <w:color w:val="D86DCB" w:themeColor="accent5" w:themeTint="99"/>
-          <w:sz w:val="36"/>
-          <w:szCs w:val="36"/>
-        </w:rPr>
-        <w:t xml:space="preserve">    });</w:t>
-      </w:r>
-    </w:p>
-    <w:p>
-      <w:pPr>
-        <w:jc w:val="both"/>
-        <w:rPr>
-          <w:b/>
-          <w:bCs/>
-          <w:color w:val="D86DCB" w:themeColor="accent5" w:themeTint="99"/>
-          <w:sz w:val="36"/>
-          <w:szCs w:val="36"/>
-        </w:rPr>
-      </w:pPr>
-      <w:r>
-        <w:rPr>
-          <w:b/>
-          <w:bCs/>
-          <w:color w:val="D86DCB" w:themeColor="accent5" w:themeTint="99"/>
-          <w:sz w:val="36"/>
-          <w:szCs w:val="36"/>
-        </w:rPr>
-        <w:t xml:space="preserve">  } catch (e) {</w:t>
-      </w:r>
-    </w:p>
-    <w:p>
-      <w:pPr>
-        <w:jc w:val="both"/>
-        <w:rPr>
-          <w:b/>
-          <w:bCs/>
-          <w:color w:val="D86DCB" w:themeColor="accent5" w:themeTint="99"/>
-          <w:sz w:val="36"/>
-          <w:szCs w:val="36"/>
-        </w:rPr>
-      </w:pPr>
-      <w:r>
-        <w:rPr>
-          <w:b/>
-          <w:bCs/>
-          <w:color w:val="D86DCB" w:themeColor="accent5" w:themeTint="99"/>
-          <w:sz w:val="36"/>
-          <w:szCs w:val="36"/>
-        </w:rPr>
-        <w:t xml:space="preserve">    if </w:t>
-      </w:r>
-      <w:proofErr w:type="gramStart"/>
-      <w:r>
-        <w:rPr>
-          <w:b/>
-          <w:bCs/>
-          <w:color w:val="D86DCB" w:themeColor="accent5" w:themeTint="99"/>
-          <w:sz w:val="36"/>
-          <w:szCs w:val="36"/>
-        </w:rPr>
-        <w:t>(!mounted</w:t>
-      </w:r>
-      <w:proofErr w:type="gramEnd"/>
-      <w:r>
-        <w:rPr>
-          <w:b/>
-          <w:bCs/>
-          <w:color w:val="D86DCB" w:themeColor="accent5" w:themeTint="99"/>
-          <w:sz w:val="36"/>
-          <w:szCs w:val="36"/>
-        </w:rPr>
-        <w:t>) return;</w:t>
-      </w:r>
-    </w:p>
-    <w:p>
-      <w:pPr>
-        <w:jc w:val="both"/>
-        <w:rPr>
-          <w:b/>
-          <w:bCs/>
-          <w:color w:val="D86DCB" w:themeColor="accent5" w:themeTint="99"/>
-          <w:sz w:val="36"/>
-          <w:szCs w:val="36"/>
-        </w:rPr>
-      </w:pPr>
-      <w:r>
-        <w:rPr>
-          <w:b/>
-          <w:bCs/>
-          <w:color w:val="D86DCB" w:themeColor="accent5" w:themeTint="99"/>
-          <w:sz w:val="36"/>
-          <w:szCs w:val="36"/>
-        </w:rPr>
-        <w:t xml:space="preserve">    </w:t>
-      </w:r>
-      <w:proofErr w:type="spellStart"/>
-      <w:r>
-        <w:rPr>
-          <w:b/>
-          <w:bCs/>
-          <w:color w:val="D86DCB" w:themeColor="accent5" w:themeTint="99"/>
-          <w:sz w:val="36"/>
-          <w:szCs w:val="36"/>
-        </w:rPr>
-        <w:t>ScaffoldMessenger.of</w:t>
-      </w:r>
-      <w:proofErr w:type="spellEnd"/>
-      <w:r>
-        <w:rPr>
-          <w:b/>
-          <w:bCs/>
-          <w:color w:val="D86DCB" w:themeColor="accent5" w:themeTint="99"/>
-          <w:sz w:val="36"/>
-          <w:szCs w:val="36"/>
-        </w:rPr>
-        <w:t>(context</w:t>
-      </w:r>
-      <w:proofErr w:type="gramStart"/>
-      <w:r>
-        <w:rPr>
-          <w:b/>
-          <w:bCs/>
-          <w:color w:val="D86DCB" w:themeColor="accent5" w:themeTint="99"/>
-          <w:sz w:val="36"/>
-          <w:szCs w:val="36"/>
-        </w:rPr>
-        <w:t>).</w:t>
-      </w:r>
-      <w:proofErr w:type="spellStart"/>
-      <w:r>
-        <w:rPr>
-          <w:b/>
-          <w:bCs/>
-          <w:color w:val="D86DCB" w:themeColor="accent5" w:themeTint="99"/>
-          <w:sz w:val="36"/>
-          <w:szCs w:val="36"/>
-        </w:rPr>
-        <w:t>showSnackBar</w:t>
-      </w:r>
-      <w:proofErr w:type="spellEnd"/>
-      <w:proofErr w:type="gramEnd"/>
-      <w:r>
-        <w:rPr>
-          <w:b/>
-          <w:bCs/>
-          <w:color w:val="D86DCB" w:themeColor="accent5" w:themeTint="99"/>
-          <w:sz w:val="36"/>
-          <w:szCs w:val="36"/>
-        </w:rPr>
-        <w:t>(</w:t>
-      </w:r>
-    </w:p>
-    <w:p>
-      <w:pPr>
-        <w:jc w:val="both"/>
-        <w:rPr>
-          <w:b/>
-          <w:bCs/>
-          <w:color w:val="D86DCB" w:themeColor="accent5" w:themeTint="99"/>
-          <w:sz w:val="36"/>
-          <w:szCs w:val="36"/>
-        </w:rPr>
-      </w:pPr>
-      <w:r>
-        <w:rPr>
-          <w:b/>
-          <w:bCs/>
-          <w:color w:val="D86DCB" w:themeColor="accent5" w:themeTint="99"/>
-          <w:sz w:val="36"/>
-          <w:szCs w:val="36"/>
-        </w:rPr>
-        <w:t xml:space="preserve">      </w:t>
-      </w:r>
-      <w:proofErr w:type="spellStart"/>
-      <w:proofErr w:type="gramStart"/>
-      <w:r>
-        <w:rPr>
-          <w:b/>
-          <w:bCs/>
-          <w:color w:val="D86DCB" w:themeColor="accent5" w:themeTint="99"/>
-          <w:sz w:val="36"/>
-          <w:szCs w:val="36"/>
-        </w:rPr>
-        <w:t>SnackBar</w:t>
-      </w:r>
-      <w:proofErr w:type="spellEnd"/>
-      <w:r>
-        <w:rPr>
-          <w:b/>
-          <w:bCs/>
-          <w:color w:val="D86DCB" w:themeColor="accent5" w:themeTint="99"/>
-          <w:sz w:val="36"/>
-          <w:szCs w:val="36"/>
-        </w:rPr>
-        <w:t>(</w:t>
-      </w:r>
-      <w:proofErr w:type="gramEnd"/>
-      <w:r>
-        <w:rPr>
-          <w:b/>
-          <w:bCs/>
-          <w:color w:val="D86DCB" w:themeColor="accent5" w:themeTint="99"/>
-          <w:sz w:val="36"/>
-          <w:szCs w:val="36"/>
-        </w:rPr>
-        <w:t>content: Text(</w:t>
-      </w:r>
-      <w:proofErr w:type="spellStart"/>
-      <w:r>
-        <w:rPr>
-          <w:b/>
-          <w:bCs/>
-          <w:color w:val="D86DCB" w:themeColor="accent5" w:themeTint="99"/>
-          <w:sz w:val="36"/>
-          <w:szCs w:val="36"/>
-        </w:rPr>
-        <w:t>e.toString</w:t>
-      </w:r>
-      <w:proofErr w:type="spellEnd"/>
-      <w:r>
-        <w:rPr>
-          <w:b/>
-          <w:bCs/>
-          <w:color w:val="D86DCB" w:themeColor="accent5" w:themeTint="99"/>
-          <w:sz w:val="36"/>
-          <w:szCs w:val="36"/>
-        </w:rPr>
-        <w:t>())),</w:t>
-      </w:r>
-    </w:p>
-    <w:p>
-      <w:pPr>
-        <w:jc w:val="both"/>
-        <w:rPr>
-          <w:b/>
-          <w:bCs/>
-          <w:color w:val="D86DCB" w:themeColor="accent5" w:themeTint="99"/>
-          <w:sz w:val="36"/>
-          <w:szCs w:val="36"/>
-        </w:rPr>
-      </w:pPr>
-      <w:r>
-        <w:rPr>
-          <w:b/>
-          <w:bCs/>
-          <w:color w:val="D86DCB" w:themeColor="accent5" w:themeTint="99"/>
-          <w:sz w:val="36"/>
-          <w:szCs w:val="36"/>
-        </w:rPr>
-        <w:t xml:space="preserve">    );</w:t>
-      </w:r>
-    </w:p>
-    <w:p>
-      <w:pPr>
-        <w:jc w:val="both"/>
-        <w:rPr>
-          <w:b/>
-          <w:bCs/>
-          <w:color w:val="D86DCB" w:themeColor="accent5" w:themeTint="99"/>
-          <w:sz w:val="36"/>
-          <w:szCs w:val="36"/>
-        </w:rPr>
-      </w:pPr>
-      <w:r>
-        <w:rPr>
-          <w:b/>
-          <w:bCs/>
-          <w:color w:val="D86DCB" w:themeColor="accent5" w:themeTint="99"/>
-          <w:sz w:val="36"/>
-          <w:szCs w:val="36"/>
-        </w:rPr>
-        <w:t xml:space="preserve">  }</w:t>
-      </w:r>
-    </w:p>
-    <w:p>
-      <w:pPr>
-        <w:jc w:val="both"/>
-        <w:rPr>
-          <w:b/>
-          <w:bCs/>
-          <w:color w:val="D86DCB" w:themeColor="accent5" w:themeTint="99"/>
-          <w:sz w:val="36"/>
-          <w:szCs w:val="36"/>
-        </w:rPr>
-      </w:pPr>
-      <w:r>
-        <w:rPr>
-          <w:b/>
-          <w:bCs/>
-          <w:color w:val="D86DCB" w:themeColor="accent5" w:themeTint="99"/>
-          <w:sz w:val="36"/>
-          <w:szCs w:val="36"/>
-        </w:rPr>
-        <w:t>}</w:t>
-      </w:r>
-    </w:p>
-    <w:p>
-      <w:pPr>
-        <w:jc w:val="both"/>
-        <w:rPr>
-          <w:sz w:val="36"/>
-          <w:szCs w:val="36"/>
-        </w:rPr>
-      </w:pPr>
-    </w:p>
-    <w:p>
-      <w:pPr>
-        <w:jc w:val="both"/>
-        <w:rPr>
-          <w:sz w:val="36"/>
-          <w:szCs w:val="36"/>
-        </w:rPr>
-      </w:pPr>
-      <w:r>
-        <w:rPr>
-          <w:sz w:val="36"/>
-          <w:szCs w:val="36"/>
-        </w:rPr>
         <w:t>When to use mounted</w:t>
       </w:r>
       <w:r>
@@ -2011,7 +2332,6 @@
           <w:sz w:val="36"/>
           <w:szCs w:val="36"/>
         </w:rPr>
-        <w:lastRenderedPageBreak/>
         <w:t xml:space="preserve"># </w:t>
       </w:r>
       <w:r>
@@ -2881,6 +3201,7 @@
           <w:sz w:val="36"/>
           <w:szCs w:val="36"/>
         </w:rPr>
+        <w:lastRenderedPageBreak/>
         <w:t>}</w:t>
       </w:r>
     </w:p>
@@ -3557,7 +3878,15 @@
           <w:sz w:val="36"/>
           <w:szCs w:val="36"/>
         </w:rPr>
-        <w:t>, we make sure Flutter’s internal stuff still runs, in addition to our code</w:t>
+        <w:t xml:space="preserve">, </w:t>
+      </w:r>
+      <w:r>
+        <w:rPr>
+          <w:sz w:val="36"/>
+          <w:szCs w:val="36"/>
+        </w:rPr>
+        <w:lastRenderedPageBreak/>
+        <w:t>we make sure Flutter’s internal stuff still runs, in addition to our code</w:t>
       </w:r>
       <w:r>
         <w:rPr>
@@ -3565,6 +3894,2911 @@
           <w:szCs w:val="36"/>
         </w:rPr>
         <w:t>.</w:t>
+      </w:r>
+    </w:p>
+    <w:p>
+      <w:pPr>
+        <w:jc w:val="both"/>
+        <w:rPr>
+          <w:b/>
+          <w:bCs/>
+          <w:color w:val="D86DCB" w:themeColor="accent5" w:themeTint="99"/>
+          <w:sz w:val="36"/>
+          <w:szCs w:val="36"/>
+        </w:rPr>
+      </w:pPr>
+      <w:r>
+        <w:rPr>
+          <w:b/>
+          <w:bCs/>
+          <w:color w:val="D86DCB" w:themeColor="accent5" w:themeTint="99"/>
+          <w:sz w:val="36"/>
+          <w:szCs w:val="36"/>
+        </w:rPr>
+        <w:t xml:space="preserve">    </w:t>
+      </w:r>
+      <w:proofErr w:type="spellStart"/>
+      <w:proofErr w:type="gramStart"/>
+      <w:r>
+        <w:rPr>
+          <w:b/>
+          <w:bCs/>
+          <w:color w:val="D86DCB" w:themeColor="accent5" w:themeTint="99"/>
+          <w:sz w:val="36"/>
+          <w:szCs w:val="36"/>
+        </w:rPr>
+        <w:t>super.initState</w:t>
+      </w:r>
+      <w:proofErr w:type="spellEnd"/>
+      <w:proofErr w:type="gramEnd"/>
+      <w:r>
+        <w:rPr>
+          <w:b/>
+          <w:bCs/>
+          <w:color w:val="D86DCB" w:themeColor="accent5" w:themeTint="99"/>
+          <w:sz w:val="36"/>
+          <w:szCs w:val="36"/>
+        </w:rPr>
+        <w:t>();</w:t>
+      </w:r>
+    </w:p>
+    <w:p>
+      <w:pPr>
+        <w:jc w:val="both"/>
+        <w:rPr>
+          <w:b/>
+          <w:bCs/>
+          <w:color w:val="D86DCB" w:themeColor="accent5" w:themeTint="99"/>
+          <w:sz w:val="36"/>
+          <w:szCs w:val="36"/>
+        </w:rPr>
+      </w:pPr>
+      <w:r>
+        <w:rPr>
+          <w:b/>
+          <w:bCs/>
+          <w:color w:val="D86DCB" w:themeColor="accent5" w:themeTint="99"/>
+          <w:sz w:val="36"/>
+          <w:szCs w:val="36"/>
+        </w:rPr>
+        <w:t xml:space="preserve">    if (_</w:t>
+      </w:r>
+      <w:proofErr w:type="spellStart"/>
+      <w:r>
+        <w:rPr>
+          <w:b/>
+          <w:bCs/>
+          <w:color w:val="D86DCB" w:themeColor="accent5" w:themeTint="99"/>
+          <w:sz w:val="36"/>
+          <w:szCs w:val="36"/>
+        </w:rPr>
+        <w:t>myBox.get</w:t>
+      </w:r>
+      <w:proofErr w:type="spellEnd"/>
+      <w:r>
+        <w:rPr>
+          <w:b/>
+          <w:bCs/>
+          <w:color w:val="D86DCB" w:themeColor="accent5" w:themeTint="99"/>
+          <w:sz w:val="36"/>
+          <w:szCs w:val="36"/>
+        </w:rPr>
+        <w:t>('TODOLIST') == null) {</w:t>
+      </w:r>
+    </w:p>
+    <w:p>
+      <w:pPr>
+        <w:jc w:val="both"/>
+        <w:rPr>
+          <w:b/>
+          <w:bCs/>
+          <w:color w:val="D86DCB" w:themeColor="accent5" w:themeTint="99"/>
+          <w:sz w:val="36"/>
+          <w:szCs w:val="36"/>
+        </w:rPr>
+      </w:pPr>
+      <w:r>
+        <w:rPr>
+          <w:b/>
+          <w:bCs/>
+          <w:color w:val="D86DCB" w:themeColor="accent5" w:themeTint="99"/>
+          <w:sz w:val="36"/>
+          <w:szCs w:val="36"/>
+        </w:rPr>
+        <w:t xml:space="preserve">      </w:t>
+      </w:r>
+      <w:proofErr w:type="spellStart"/>
+      <w:proofErr w:type="gramStart"/>
+      <w:r>
+        <w:rPr>
+          <w:b/>
+          <w:bCs/>
+          <w:color w:val="D86DCB" w:themeColor="accent5" w:themeTint="99"/>
+          <w:sz w:val="36"/>
+          <w:szCs w:val="36"/>
+        </w:rPr>
+        <w:t>db.createInitialData</w:t>
+      </w:r>
+      <w:proofErr w:type="spellEnd"/>
+      <w:proofErr w:type="gramEnd"/>
+      <w:r>
+        <w:rPr>
+          <w:b/>
+          <w:bCs/>
+          <w:color w:val="D86DCB" w:themeColor="accent5" w:themeTint="99"/>
+          <w:sz w:val="36"/>
+          <w:szCs w:val="36"/>
+        </w:rPr>
+        <w:t>();</w:t>
+      </w:r>
+    </w:p>
+    <w:p>
+      <w:pPr>
+        <w:jc w:val="both"/>
+        <w:rPr>
+          <w:b/>
+          <w:bCs/>
+          <w:color w:val="D86DCB" w:themeColor="accent5" w:themeTint="99"/>
+          <w:sz w:val="36"/>
+          <w:szCs w:val="36"/>
+        </w:rPr>
+      </w:pPr>
+      <w:r>
+        <w:rPr>
+          <w:b/>
+          <w:bCs/>
+          <w:color w:val="D86DCB" w:themeColor="accent5" w:themeTint="99"/>
+          <w:sz w:val="36"/>
+          <w:szCs w:val="36"/>
+        </w:rPr>
+        <w:t xml:space="preserve">    } else {</w:t>
+      </w:r>
+    </w:p>
+    <w:p>
+      <w:pPr>
+        <w:jc w:val="both"/>
+        <w:rPr>
+          <w:b/>
+          <w:bCs/>
+          <w:color w:val="D86DCB" w:themeColor="accent5" w:themeTint="99"/>
+          <w:sz w:val="36"/>
+          <w:szCs w:val="36"/>
+        </w:rPr>
+      </w:pPr>
+      <w:r>
+        <w:rPr>
+          <w:b/>
+          <w:bCs/>
+          <w:color w:val="D86DCB" w:themeColor="accent5" w:themeTint="99"/>
+          <w:sz w:val="36"/>
+          <w:szCs w:val="36"/>
+        </w:rPr>
+        <w:t xml:space="preserve">      </w:t>
+      </w:r>
+      <w:proofErr w:type="spellStart"/>
+      <w:proofErr w:type="gramStart"/>
+      <w:r>
+        <w:rPr>
+          <w:b/>
+          <w:bCs/>
+          <w:color w:val="D86DCB" w:themeColor="accent5" w:themeTint="99"/>
+          <w:sz w:val="36"/>
+          <w:szCs w:val="36"/>
+        </w:rPr>
+        <w:t>db.loadData</w:t>
+      </w:r>
+      <w:proofErr w:type="spellEnd"/>
+      <w:proofErr w:type="gramEnd"/>
+      <w:r>
+        <w:rPr>
+          <w:b/>
+          <w:bCs/>
+          <w:color w:val="D86DCB" w:themeColor="accent5" w:themeTint="99"/>
+          <w:sz w:val="36"/>
+          <w:szCs w:val="36"/>
+        </w:rPr>
+        <w:t>();</w:t>
+      </w:r>
+    </w:p>
+    <w:p>
+      <w:pPr>
+        <w:jc w:val="both"/>
+        <w:rPr>
+          <w:b/>
+          <w:bCs/>
+          <w:color w:val="D86DCB" w:themeColor="accent5" w:themeTint="99"/>
+          <w:sz w:val="36"/>
+          <w:szCs w:val="36"/>
+        </w:rPr>
+      </w:pPr>
+      <w:r>
+        <w:rPr>
+          <w:b/>
+          <w:bCs/>
+          <w:color w:val="D86DCB" w:themeColor="accent5" w:themeTint="99"/>
+          <w:sz w:val="36"/>
+          <w:szCs w:val="36"/>
+        </w:rPr>
+        <w:t xml:space="preserve">    }</w:t>
+      </w:r>
+    </w:p>
+    <w:p>
+      <w:pPr>
+        <w:jc w:val="both"/>
+        <w:rPr>
+          <w:b/>
+          <w:bCs/>
+          <w:color w:val="D86DCB" w:themeColor="accent5" w:themeTint="99"/>
+          <w:sz w:val="36"/>
+          <w:szCs w:val="36"/>
+        </w:rPr>
+      </w:pPr>
+      <w:r>
+        <w:rPr>
+          <w:b/>
+          <w:bCs/>
+          <w:color w:val="D86DCB" w:themeColor="accent5" w:themeTint="99"/>
+          <w:sz w:val="36"/>
+          <w:szCs w:val="36"/>
+        </w:rPr>
+        <w:t xml:space="preserve">  }</w:t>
+      </w:r>
+    </w:p>
+    <w:p>
+      <w:pPr>
+        <w:jc w:val="both"/>
+        <w:rPr>
+          <w:b/>
+          <w:bCs/>
+          <w:color w:val="D86DCB" w:themeColor="accent5" w:themeTint="99"/>
+          <w:sz w:val="36"/>
+          <w:szCs w:val="36"/>
+        </w:rPr>
+      </w:pPr>
+    </w:p>
+    <w:p>
+      <w:pPr>
+        <w:jc w:val="both"/>
+        <w:rPr>
+          <w:b/>
+          <w:bCs/>
+          <w:sz w:val="36"/>
+          <w:szCs w:val="36"/>
+        </w:rPr>
+      </w:pPr>
+      <w:proofErr w:type="spellStart"/>
+      <w:proofErr w:type="gramStart"/>
+      <w:r>
+        <w:rPr>
+          <w:b/>
+          <w:bCs/>
+          <w:sz w:val="36"/>
+          <w:szCs w:val="36"/>
+        </w:rPr>
+        <w:t>didChangeDependencies</w:t>
+      </w:r>
+      <w:proofErr w:type="spellEnd"/>
+      <w:r>
+        <w:rPr>
+          <w:b/>
+          <w:bCs/>
+          <w:sz w:val="36"/>
+          <w:szCs w:val="36"/>
+        </w:rPr>
+        <w:t>(</w:t>
+      </w:r>
+      <w:proofErr w:type="gramEnd"/>
+      <w:r>
+        <w:rPr>
+          <w:b/>
+          <w:bCs/>
+          <w:sz w:val="36"/>
+          <w:szCs w:val="36"/>
+        </w:rPr>
+        <w:t>)</w:t>
+      </w:r>
+      <w:r>
+        <w:rPr>
+          <w:b/>
+          <w:bCs/>
+          <w:sz w:val="36"/>
+          <w:szCs w:val="36"/>
+        </w:rPr>
+        <w:t>:</w:t>
+      </w:r>
+    </w:p>
+    <w:p>
+      <w:pPr>
+        <w:jc w:val="both"/>
+        <w:rPr>
+          <w:b/>
+          <w:bCs/>
+          <w:sz w:val="36"/>
+          <w:szCs w:val="36"/>
+        </w:rPr>
+      </w:pPr>
+      <w:r>
+        <w:rPr>
+          <w:sz w:val="36"/>
+          <w:szCs w:val="36"/>
+        </w:rPr>
+        <w:t># It’s c</w:t>
+      </w:r>
+      <w:r>
+        <w:rPr>
+          <w:sz w:val="36"/>
+          <w:szCs w:val="36"/>
+        </w:rPr>
+        <w:t>alled</w:t>
+      </w:r>
+      <w:r>
+        <w:rPr>
+          <w:sz w:val="36"/>
+          <w:szCs w:val="36"/>
+        </w:rPr>
+        <w:t xml:space="preserve"> after</w:t>
+      </w:r>
+      <w:r>
+        <w:rPr>
+          <w:sz w:val="36"/>
+          <w:szCs w:val="36"/>
+        </w:rPr>
+        <w:t xml:space="preserve"> </w:t>
+      </w:r>
+      <w:proofErr w:type="spellStart"/>
+      <w:proofErr w:type="gramStart"/>
+      <w:r>
+        <w:rPr>
+          <w:b/>
+          <w:bCs/>
+          <w:sz w:val="36"/>
+          <w:szCs w:val="36"/>
+        </w:rPr>
+        <w:t>initState</w:t>
+      </w:r>
+      <w:proofErr w:type="spellEnd"/>
+      <w:r>
+        <w:rPr>
+          <w:b/>
+          <w:bCs/>
+          <w:sz w:val="36"/>
+          <w:szCs w:val="36"/>
+        </w:rPr>
+        <w:t>(</w:t>
+      </w:r>
+      <w:proofErr w:type="gramEnd"/>
+      <w:r>
+        <w:rPr>
+          <w:b/>
+          <w:bCs/>
+          <w:sz w:val="36"/>
+          <w:szCs w:val="36"/>
+        </w:rPr>
+        <w:t>)</w:t>
+      </w:r>
+      <w:r>
+        <w:rPr>
+          <w:b/>
+          <w:bCs/>
+          <w:sz w:val="36"/>
+          <w:szCs w:val="36"/>
+        </w:rPr>
+        <w:t xml:space="preserve"> </w:t>
+      </w:r>
+      <w:r>
+        <w:rPr>
+          <w:sz w:val="36"/>
+          <w:szCs w:val="36"/>
+        </w:rPr>
+        <w:t>and w</w:t>
+      </w:r>
+      <w:r>
+        <w:rPr>
+          <w:sz w:val="36"/>
+          <w:szCs w:val="36"/>
+        </w:rPr>
+        <w:t xml:space="preserve">henever an inherited widget (like </w:t>
+      </w:r>
+      <w:r>
+        <w:rPr>
+          <w:b/>
+          <w:bCs/>
+          <w:sz w:val="36"/>
+          <w:szCs w:val="36"/>
+        </w:rPr>
+        <w:t xml:space="preserve">Theme, </w:t>
+      </w:r>
+      <w:proofErr w:type="spellStart"/>
+      <w:r>
+        <w:rPr>
+          <w:b/>
+          <w:bCs/>
+          <w:sz w:val="36"/>
+          <w:szCs w:val="36"/>
+        </w:rPr>
+        <w:t>MediaQuery</w:t>
+      </w:r>
+      <w:proofErr w:type="spellEnd"/>
+      <w:r>
+        <w:rPr>
+          <w:sz w:val="36"/>
+          <w:szCs w:val="36"/>
+        </w:rPr>
+        <w:t xml:space="preserve">, or </w:t>
+      </w:r>
+      <w:r>
+        <w:rPr>
+          <w:b/>
+          <w:bCs/>
+          <w:sz w:val="36"/>
+          <w:szCs w:val="36"/>
+        </w:rPr>
+        <w:t>Provider</w:t>
+      </w:r>
+      <w:r>
+        <w:rPr>
+          <w:sz w:val="36"/>
+          <w:szCs w:val="36"/>
+        </w:rPr>
+        <w:t>) changes</w:t>
+      </w:r>
+      <w:r>
+        <w:rPr>
+          <w:sz w:val="36"/>
+          <w:szCs w:val="36"/>
+        </w:rPr>
+        <w:t>.</w:t>
+      </w:r>
+    </w:p>
+    <w:p>
+      <w:pPr>
+        <w:jc w:val="both"/>
+        <w:rPr>
+          <w:b/>
+          <w:bCs/>
+          <w:color w:val="D86DCB" w:themeColor="accent5" w:themeTint="99"/>
+          <w:sz w:val="36"/>
+          <w:szCs w:val="36"/>
+        </w:rPr>
+      </w:pPr>
+      <w:r>
+        <w:rPr>
+          <w:b/>
+          <w:bCs/>
+          <w:color w:val="D86DCB" w:themeColor="accent5" w:themeTint="99"/>
+          <w:sz w:val="36"/>
+          <w:szCs w:val="36"/>
+        </w:rPr>
+        <w:t>@override</w:t>
+      </w:r>
+    </w:p>
+    <w:p>
+      <w:pPr>
+        <w:jc w:val="both"/>
+        <w:rPr>
+          <w:b/>
+          <w:bCs/>
+          <w:color w:val="D86DCB" w:themeColor="accent5" w:themeTint="99"/>
+          <w:sz w:val="36"/>
+          <w:szCs w:val="36"/>
+        </w:rPr>
+      </w:pPr>
+      <w:r>
+        <w:rPr>
+          <w:b/>
+          <w:bCs/>
+          <w:color w:val="D86DCB" w:themeColor="accent5" w:themeTint="99"/>
+          <w:sz w:val="36"/>
+          <w:szCs w:val="36"/>
+        </w:rPr>
+        <w:t xml:space="preserve">void </w:t>
+      </w:r>
+      <w:proofErr w:type="spellStart"/>
+      <w:proofErr w:type="gramStart"/>
+      <w:r>
+        <w:rPr>
+          <w:b/>
+          <w:bCs/>
+          <w:color w:val="D86DCB" w:themeColor="accent5" w:themeTint="99"/>
+          <w:sz w:val="36"/>
+          <w:szCs w:val="36"/>
+        </w:rPr>
+        <w:t>didChangeDependencies</w:t>
+      </w:r>
+      <w:proofErr w:type="spellEnd"/>
+      <w:r>
+        <w:rPr>
+          <w:b/>
+          <w:bCs/>
+          <w:color w:val="D86DCB" w:themeColor="accent5" w:themeTint="99"/>
+          <w:sz w:val="36"/>
+          <w:szCs w:val="36"/>
+        </w:rPr>
+        <w:t>(</w:t>
+      </w:r>
+      <w:proofErr w:type="gramEnd"/>
+      <w:r>
+        <w:rPr>
+          <w:b/>
+          <w:bCs/>
+          <w:color w:val="D86DCB" w:themeColor="accent5" w:themeTint="99"/>
+          <w:sz w:val="36"/>
+          <w:szCs w:val="36"/>
+        </w:rPr>
+        <w:t>) {</w:t>
+      </w:r>
+    </w:p>
+    <w:p>
+      <w:pPr>
+        <w:jc w:val="both"/>
+        <w:rPr>
+          <w:b/>
+          <w:bCs/>
+          <w:color w:val="D86DCB" w:themeColor="accent5" w:themeTint="99"/>
+          <w:sz w:val="36"/>
+          <w:szCs w:val="36"/>
+        </w:rPr>
+      </w:pPr>
+      <w:r>
+        <w:rPr>
+          <w:b/>
+          <w:bCs/>
+          <w:color w:val="D86DCB" w:themeColor="accent5" w:themeTint="99"/>
+          <w:sz w:val="36"/>
+          <w:szCs w:val="36"/>
+        </w:rPr>
+        <w:t xml:space="preserve">  </w:t>
+      </w:r>
+      <w:proofErr w:type="gramStart"/>
+      <w:r>
+        <w:rPr>
+          <w:b/>
+          <w:bCs/>
+          <w:color w:val="D86DCB" w:themeColor="accent5" w:themeTint="99"/>
+          <w:sz w:val="36"/>
+          <w:szCs w:val="36"/>
+        </w:rPr>
+        <w:t>print(</w:t>
+      </w:r>
+      <w:proofErr w:type="gramEnd"/>
+      <w:r>
+        <w:rPr>
+          <w:b/>
+          <w:bCs/>
+          <w:color w:val="D86DCB" w:themeColor="accent5" w:themeTint="99"/>
+          <w:sz w:val="36"/>
+          <w:szCs w:val="36"/>
+        </w:rPr>
+        <w:t>'</w:t>
+      </w:r>
+      <w:proofErr w:type="spellStart"/>
+      <w:r>
+        <w:rPr>
+          <w:b/>
+          <w:bCs/>
+          <w:color w:val="D86DCB" w:themeColor="accent5" w:themeTint="99"/>
+          <w:sz w:val="36"/>
+          <w:szCs w:val="36"/>
+        </w:rPr>
+        <w:t>didChangeDependencies</w:t>
+      </w:r>
+      <w:proofErr w:type="spellEnd"/>
+      <w:r>
+        <w:rPr>
+          <w:b/>
+          <w:bCs/>
+          <w:color w:val="D86DCB" w:themeColor="accent5" w:themeTint="99"/>
+          <w:sz w:val="36"/>
+          <w:szCs w:val="36"/>
+        </w:rPr>
+        <w:t xml:space="preserve"> called!');</w:t>
+      </w:r>
+    </w:p>
+    <w:p>
+      <w:pPr>
+        <w:jc w:val="both"/>
+        <w:rPr>
+          <w:b/>
+          <w:bCs/>
+          <w:color w:val="D86DCB" w:themeColor="accent5" w:themeTint="99"/>
+          <w:sz w:val="36"/>
+          <w:szCs w:val="36"/>
+        </w:rPr>
+      </w:pPr>
+      <w:r>
+        <w:rPr>
+          <w:b/>
+          <w:bCs/>
+          <w:color w:val="D86DCB" w:themeColor="accent5" w:themeTint="99"/>
+          <w:sz w:val="36"/>
+          <w:szCs w:val="36"/>
+        </w:rPr>
+        <w:t xml:space="preserve">  final size = </w:t>
+      </w:r>
+      <w:proofErr w:type="spellStart"/>
+      <w:r>
+        <w:rPr>
+          <w:b/>
+          <w:bCs/>
+          <w:color w:val="D86DCB" w:themeColor="accent5" w:themeTint="99"/>
+          <w:sz w:val="36"/>
+          <w:szCs w:val="36"/>
+        </w:rPr>
+        <w:t>MediaQuery.of</w:t>
+      </w:r>
+      <w:proofErr w:type="spellEnd"/>
+      <w:r>
+        <w:rPr>
+          <w:b/>
+          <w:bCs/>
+          <w:color w:val="D86DCB" w:themeColor="accent5" w:themeTint="99"/>
+          <w:sz w:val="36"/>
+          <w:szCs w:val="36"/>
+        </w:rPr>
+        <w:t>(context</w:t>
+      </w:r>
+      <w:proofErr w:type="gramStart"/>
+      <w:r>
+        <w:rPr>
+          <w:b/>
+          <w:bCs/>
+          <w:color w:val="D86DCB" w:themeColor="accent5" w:themeTint="99"/>
+          <w:sz w:val="36"/>
+          <w:szCs w:val="36"/>
+        </w:rPr>
+        <w:t>).size</w:t>
+      </w:r>
+      <w:proofErr w:type="gramEnd"/>
+      <w:r>
+        <w:rPr>
+          <w:b/>
+          <w:bCs/>
+          <w:color w:val="D86DCB" w:themeColor="accent5" w:themeTint="99"/>
+          <w:sz w:val="36"/>
+          <w:szCs w:val="36"/>
+        </w:rPr>
+        <w:t>; // Now safe to use context</w:t>
+      </w:r>
+    </w:p>
+    <w:p>
+      <w:pPr>
+        <w:jc w:val="both"/>
+        <w:rPr>
+          <w:b/>
+          <w:bCs/>
+          <w:color w:val="D86DCB" w:themeColor="accent5" w:themeTint="99"/>
+          <w:sz w:val="36"/>
+          <w:szCs w:val="36"/>
+        </w:rPr>
+      </w:pPr>
+      <w:r>
+        <w:rPr>
+          <w:b/>
+          <w:bCs/>
+          <w:color w:val="D86DCB" w:themeColor="accent5" w:themeTint="99"/>
+          <w:sz w:val="36"/>
+          <w:szCs w:val="36"/>
+        </w:rPr>
+        <w:t xml:space="preserve">  </w:t>
+      </w:r>
+      <w:proofErr w:type="spellStart"/>
+      <w:proofErr w:type="gramStart"/>
+      <w:r>
+        <w:rPr>
+          <w:b/>
+          <w:bCs/>
+          <w:color w:val="D86DCB" w:themeColor="accent5" w:themeTint="99"/>
+          <w:sz w:val="36"/>
+          <w:szCs w:val="36"/>
+        </w:rPr>
+        <w:t>super.didChangeDependencies</w:t>
+      </w:r>
+      <w:proofErr w:type="spellEnd"/>
+      <w:proofErr w:type="gramEnd"/>
+      <w:r>
+        <w:rPr>
+          <w:b/>
+          <w:bCs/>
+          <w:color w:val="D86DCB" w:themeColor="accent5" w:themeTint="99"/>
+          <w:sz w:val="36"/>
+          <w:szCs w:val="36"/>
+        </w:rPr>
+        <w:t>();</w:t>
+      </w:r>
+    </w:p>
+    <w:p>
+      <w:pPr>
+        <w:jc w:val="both"/>
+        <w:rPr>
+          <w:b/>
+          <w:bCs/>
+          <w:color w:val="D86DCB" w:themeColor="accent5" w:themeTint="99"/>
+          <w:sz w:val="36"/>
+          <w:szCs w:val="36"/>
+        </w:rPr>
+      </w:pPr>
+      <w:r>
+        <w:rPr>
+          <w:b/>
+          <w:bCs/>
+          <w:color w:val="D86DCB" w:themeColor="accent5" w:themeTint="99"/>
+          <w:sz w:val="36"/>
+          <w:szCs w:val="36"/>
+        </w:rPr>
+        <w:t>}</w:t>
+      </w:r>
+    </w:p>
+    <w:p>
+      <w:pPr>
+        <w:jc w:val="both"/>
+        <w:rPr>
+          <w:b/>
+          <w:bCs/>
+          <w:color w:val="D86DCB" w:themeColor="accent5" w:themeTint="99"/>
+          <w:sz w:val="36"/>
+          <w:szCs w:val="36"/>
+        </w:rPr>
+      </w:pPr>
+    </w:p>
+    <w:p>
+      <w:pPr>
+        <w:jc w:val="both"/>
+        <w:rPr>
+          <w:b/>
+          <w:bCs/>
+          <w:sz w:val="36"/>
+          <w:szCs w:val="36"/>
+        </w:rPr>
+      </w:pPr>
+      <w:proofErr w:type="gramStart"/>
+      <w:r>
+        <w:rPr>
+          <w:b/>
+          <w:bCs/>
+          <w:sz w:val="36"/>
+          <w:szCs w:val="36"/>
+        </w:rPr>
+        <w:lastRenderedPageBreak/>
+        <w:t>build(</w:t>
+      </w:r>
+      <w:proofErr w:type="gramEnd"/>
+      <w:r>
+        <w:rPr>
+          <w:b/>
+          <w:bCs/>
+          <w:sz w:val="36"/>
+          <w:szCs w:val="36"/>
+        </w:rPr>
+        <w:t>):</w:t>
+      </w:r>
+    </w:p>
+    <w:p>
+      <w:pPr>
+        <w:jc w:val="both"/>
+        <w:rPr>
+          <w:sz w:val="36"/>
+          <w:szCs w:val="36"/>
+        </w:rPr>
+      </w:pPr>
+      <w:r>
+        <w:rPr>
+          <w:sz w:val="36"/>
+          <w:szCs w:val="36"/>
+        </w:rPr>
+        <w:t># It’s c</w:t>
+      </w:r>
+      <w:r>
+        <w:rPr>
+          <w:sz w:val="36"/>
+          <w:szCs w:val="36"/>
+        </w:rPr>
+        <w:t>alled many times</w:t>
+      </w:r>
+      <w:r>
+        <w:rPr>
+          <w:sz w:val="36"/>
+          <w:szCs w:val="36"/>
+        </w:rPr>
+        <w:t>,</w:t>
+      </w:r>
+      <w:r>
+        <w:rPr>
+          <w:sz w:val="36"/>
+          <w:szCs w:val="36"/>
+        </w:rPr>
+        <w:t xml:space="preserve"> every time </w:t>
+      </w:r>
+      <w:proofErr w:type="spellStart"/>
+      <w:proofErr w:type="gramStart"/>
+      <w:r>
+        <w:rPr>
+          <w:b/>
+          <w:bCs/>
+          <w:sz w:val="36"/>
+          <w:szCs w:val="36"/>
+        </w:rPr>
+        <w:t>setState</w:t>
+      </w:r>
+      <w:proofErr w:type="spellEnd"/>
+      <w:r>
+        <w:rPr>
+          <w:b/>
+          <w:bCs/>
+          <w:sz w:val="36"/>
+          <w:szCs w:val="36"/>
+        </w:rPr>
+        <w:t>(</w:t>
+      </w:r>
+      <w:proofErr w:type="gramEnd"/>
+      <w:r>
+        <w:rPr>
+          <w:b/>
+          <w:bCs/>
+          <w:sz w:val="36"/>
+          <w:szCs w:val="36"/>
+        </w:rPr>
+        <w:t>)</w:t>
+      </w:r>
+      <w:r>
+        <w:rPr>
+          <w:sz w:val="36"/>
+          <w:szCs w:val="36"/>
+        </w:rPr>
+        <w:t xml:space="preserve"> runs or dependencies change.</w:t>
+      </w:r>
+      <w:r>
+        <w:rPr>
+          <w:sz w:val="36"/>
+          <w:szCs w:val="36"/>
+        </w:rPr>
+        <w:t xml:space="preserve"> </w:t>
+      </w:r>
+      <w:r>
+        <w:rPr>
+          <w:sz w:val="36"/>
+          <w:szCs w:val="36"/>
+        </w:rPr>
+        <w:t>It describes what the widget looks like.</w:t>
+      </w:r>
+      <w:r>
+        <w:rPr>
+          <w:sz w:val="36"/>
+          <w:szCs w:val="36"/>
+        </w:rPr>
+        <w:t xml:space="preserve"> </w:t>
+      </w:r>
+      <w:r>
+        <w:rPr>
+          <w:sz w:val="36"/>
+          <w:szCs w:val="36"/>
+        </w:rPr>
+        <w:t xml:space="preserve">Rule </w:t>
+      </w:r>
+      <w:r>
+        <w:rPr>
+          <w:sz w:val="36"/>
+          <w:szCs w:val="36"/>
+        </w:rPr>
+        <w:t>k</w:t>
+      </w:r>
+      <w:r>
+        <w:rPr>
+          <w:sz w:val="36"/>
+          <w:szCs w:val="36"/>
+        </w:rPr>
+        <w:t xml:space="preserve">eep </w:t>
+      </w:r>
+      <w:proofErr w:type="gramStart"/>
+      <w:r>
+        <w:rPr>
+          <w:b/>
+          <w:bCs/>
+          <w:sz w:val="36"/>
+          <w:szCs w:val="36"/>
+        </w:rPr>
+        <w:t>build(</w:t>
+      </w:r>
+      <w:proofErr w:type="gramEnd"/>
+      <w:r>
+        <w:rPr>
+          <w:b/>
+          <w:bCs/>
+          <w:sz w:val="36"/>
+          <w:szCs w:val="36"/>
+        </w:rPr>
+        <w:t>)</w:t>
+      </w:r>
+      <w:r>
+        <w:rPr>
+          <w:sz w:val="36"/>
+          <w:szCs w:val="36"/>
+        </w:rPr>
+        <w:t xml:space="preserve"> fast. It should only describe UI, not do heavy work.</w:t>
+      </w:r>
+    </w:p>
+    <w:p>
+      <w:pPr>
+        <w:jc w:val="both"/>
+        <w:rPr>
+          <w:b/>
+          <w:bCs/>
+          <w:color w:val="D86DCB" w:themeColor="accent5" w:themeTint="99"/>
+          <w:sz w:val="36"/>
+          <w:szCs w:val="36"/>
+        </w:rPr>
+      </w:pPr>
+      <w:r>
+        <w:rPr>
+          <w:b/>
+          <w:bCs/>
+          <w:color w:val="D86DCB" w:themeColor="accent5" w:themeTint="99"/>
+          <w:sz w:val="36"/>
+          <w:szCs w:val="36"/>
+        </w:rPr>
+        <w:t>@override</w:t>
+      </w:r>
+    </w:p>
+    <w:p>
+      <w:pPr>
+        <w:jc w:val="both"/>
+        <w:rPr>
+          <w:b/>
+          <w:bCs/>
+          <w:color w:val="D86DCB" w:themeColor="accent5" w:themeTint="99"/>
+          <w:sz w:val="36"/>
+          <w:szCs w:val="36"/>
+        </w:rPr>
+      </w:pPr>
+      <w:r>
+        <w:rPr>
+          <w:b/>
+          <w:bCs/>
+          <w:color w:val="D86DCB" w:themeColor="accent5" w:themeTint="99"/>
+          <w:sz w:val="36"/>
+          <w:szCs w:val="36"/>
+        </w:rPr>
+        <w:t xml:space="preserve">Widget </w:t>
+      </w:r>
+      <w:proofErr w:type="gramStart"/>
+      <w:r>
+        <w:rPr>
+          <w:b/>
+          <w:bCs/>
+          <w:color w:val="D86DCB" w:themeColor="accent5" w:themeTint="99"/>
+          <w:sz w:val="36"/>
+          <w:szCs w:val="36"/>
+        </w:rPr>
+        <w:t>build(</w:t>
+      </w:r>
+      <w:proofErr w:type="spellStart"/>
+      <w:proofErr w:type="gramEnd"/>
+      <w:r>
+        <w:rPr>
+          <w:b/>
+          <w:bCs/>
+          <w:color w:val="D86DCB" w:themeColor="accent5" w:themeTint="99"/>
+          <w:sz w:val="36"/>
+          <w:szCs w:val="36"/>
+        </w:rPr>
+        <w:t>BuildContext</w:t>
+      </w:r>
+      <w:proofErr w:type="spellEnd"/>
+      <w:r>
+        <w:rPr>
+          <w:b/>
+          <w:bCs/>
+          <w:color w:val="D86DCB" w:themeColor="accent5" w:themeTint="99"/>
+          <w:sz w:val="36"/>
+          <w:szCs w:val="36"/>
+        </w:rPr>
+        <w:t xml:space="preserve"> context) {</w:t>
+      </w:r>
+    </w:p>
+    <w:p>
+      <w:pPr>
+        <w:jc w:val="both"/>
+        <w:rPr>
+          <w:b/>
+          <w:bCs/>
+          <w:color w:val="D86DCB" w:themeColor="accent5" w:themeTint="99"/>
+          <w:sz w:val="36"/>
+          <w:szCs w:val="36"/>
+        </w:rPr>
+      </w:pPr>
+      <w:r>
+        <w:rPr>
+          <w:b/>
+          <w:bCs/>
+          <w:color w:val="D86DCB" w:themeColor="accent5" w:themeTint="99"/>
+          <w:sz w:val="36"/>
+          <w:szCs w:val="36"/>
+        </w:rPr>
+        <w:t xml:space="preserve">  </w:t>
+      </w:r>
+      <w:proofErr w:type="gramStart"/>
+      <w:r>
+        <w:rPr>
+          <w:b/>
+          <w:bCs/>
+          <w:color w:val="D86DCB" w:themeColor="accent5" w:themeTint="99"/>
+          <w:sz w:val="36"/>
+          <w:szCs w:val="36"/>
+        </w:rPr>
+        <w:t>print(</w:t>
+      </w:r>
+      <w:proofErr w:type="gramEnd"/>
+      <w:r>
+        <w:rPr>
+          <w:b/>
+          <w:bCs/>
+          <w:color w:val="D86DCB" w:themeColor="accent5" w:themeTint="99"/>
+          <w:sz w:val="36"/>
+          <w:szCs w:val="36"/>
+        </w:rPr>
+        <w:t>'build called!');</w:t>
+      </w:r>
+    </w:p>
+    <w:p>
+      <w:pPr>
+        <w:jc w:val="both"/>
+        <w:rPr>
+          <w:b/>
+          <w:bCs/>
+          <w:color w:val="D86DCB" w:themeColor="accent5" w:themeTint="99"/>
+          <w:sz w:val="36"/>
+          <w:szCs w:val="36"/>
+        </w:rPr>
+      </w:pPr>
+      <w:r>
+        <w:rPr>
+          <w:b/>
+          <w:bCs/>
+          <w:color w:val="D86DCB" w:themeColor="accent5" w:themeTint="99"/>
+          <w:sz w:val="36"/>
+          <w:szCs w:val="36"/>
+        </w:rPr>
+        <w:t xml:space="preserve">  return </w:t>
+      </w:r>
+      <w:proofErr w:type="gramStart"/>
+      <w:r>
+        <w:rPr>
+          <w:b/>
+          <w:bCs/>
+          <w:color w:val="D86DCB" w:themeColor="accent5" w:themeTint="99"/>
+          <w:sz w:val="36"/>
+          <w:szCs w:val="36"/>
+        </w:rPr>
+        <w:t>Scaffold(</w:t>
+      </w:r>
+      <w:proofErr w:type="gramEnd"/>
+    </w:p>
+    <w:p>
+      <w:pPr>
+        <w:jc w:val="both"/>
+        <w:rPr>
+          <w:b/>
+          <w:bCs/>
+          <w:color w:val="D86DCB" w:themeColor="accent5" w:themeTint="99"/>
+          <w:sz w:val="36"/>
+          <w:szCs w:val="36"/>
+        </w:rPr>
+      </w:pPr>
+      <w:r>
+        <w:rPr>
+          <w:b/>
+          <w:bCs/>
+          <w:color w:val="D86DCB" w:themeColor="accent5" w:themeTint="99"/>
+          <w:sz w:val="36"/>
+          <w:szCs w:val="36"/>
+        </w:rPr>
+        <w:t xml:space="preserve">    body: </w:t>
+      </w:r>
+      <w:proofErr w:type="gramStart"/>
+      <w:r>
+        <w:rPr>
+          <w:b/>
+          <w:bCs/>
+          <w:color w:val="D86DCB" w:themeColor="accent5" w:themeTint="99"/>
+          <w:sz w:val="36"/>
+          <w:szCs w:val="36"/>
+        </w:rPr>
+        <w:t>Center(</w:t>
+      </w:r>
+      <w:proofErr w:type="gramEnd"/>
+      <w:r>
+        <w:rPr>
+          <w:b/>
+          <w:bCs/>
+          <w:color w:val="D86DCB" w:themeColor="accent5" w:themeTint="99"/>
+          <w:sz w:val="36"/>
+          <w:szCs w:val="36"/>
+        </w:rPr>
+        <w:t>child: Text('Counter: $_counter')),</w:t>
+      </w:r>
+    </w:p>
+    <w:p>
+      <w:pPr>
+        <w:jc w:val="both"/>
+        <w:rPr>
+          <w:b/>
+          <w:bCs/>
+          <w:color w:val="D86DCB" w:themeColor="accent5" w:themeTint="99"/>
+          <w:sz w:val="36"/>
+          <w:szCs w:val="36"/>
+        </w:rPr>
+      </w:pPr>
+      <w:r>
+        <w:rPr>
+          <w:b/>
+          <w:bCs/>
+          <w:color w:val="D86DCB" w:themeColor="accent5" w:themeTint="99"/>
+          <w:sz w:val="36"/>
+          <w:szCs w:val="36"/>
+        </w:rPr>
+        <w:t xml:space="preserve">  );</w:t>
+      </w:r>
+    </w:p>
+    <w:p>
+      <w:pPr>
+        <w:jc w:val="both"/>
+        <w:rPr>
+          <w:b/>
+          <w:bCs/>
+          <w:color w:val="D86DCB" w:themeColor="accent5" w:themeTint="99"/>
+          <w:sz w:val="36"/>
+          <w:szCs w:val="36"/>
+        </w:rPr>
+      </w:pPr>
+      <w:r>
+        <w:rPr>
+          <w:b/>
+          <w:bCs/>
+          <w:color w:val="D86DCB" w:themeColor="accent5" w:themeTint="99"/>
+          <w:sz w:val="36"/>
+          <w:szCs w:val="36"/>
+        </w:rPr>
+        <w:t>}</w:t>
+      </w:r>
+    </w:p>
+    <w:p>
+      <w:pPr>
+        <w:jc w:val="both"/>
+        <w:rPr>
+          <w:b/>
+          <w:bCs/>
+          <w:sz w:val="36"/>
+          <w:szCs w:val="36"/>
+        </w:rPr>
+      </w:pPr>
+    </w:p>
+    <w:p>
+      <w:pPr>
+        <w:jc w:val="both"/>
+        <w:rPr>
+          <w:b/>
+          <w:bCs/>
+          <w:sz w:val="36"/>
+          <w:szCs w:val="36"/>
+        </w:rPr>
+      </w:pPr>
+      <w:proofErr w:type="spellStart"/>
+      <w:proofErr w:type="gramStart"/>
+      <w:r>
+        <w:rPr>
+          <w:b/>
+          <w:bCs/>
+          <w:sz w:val="36"/>
+          <w:szCs w:val="36"/>
+        </w:rPr>
+        <w:t>SetState</w:t>
+      </w:r>
+      <w:proofErr w:type="spellEnd"/>
+      <w:r>
+        <w:rPr>
+          <w:b/>
+          <w:bCs/>
+          <w:sz w:val="36"/>
+          <w:szCs w:val="36"/>
+        </w:rPr>
+        <w:t>(</w:t>
+      </w:r>
+      <w:proofErr w:type="gramEnd"/>
+      <w:r>
+        <w:rPr>
+          <w:b/>
+          <w:bCs/>
+          <w:sz w:val="36"/>
+          <w:szCs w:val="36"/>
+        </w:rPr>
+        <w:t>):</w:t>
+      </w:r>
+    </w:p>
+    <w:p>
+      <w:pPr>
+        <w:jc w:val="both"/>
+        <w:rPr>
+          <w:sz w:val="36"/>
+          <w:szCs w:val="36"/>
+        </w:rPr>
+      </w:pPr>
+      <w:r>
+        <w:rPr>
+          <w:sz w:val="36"/>
+          <w:szCs w:val="36"/>
+        </w:rPr>
+        <w:t xml:space="preserve"># </w:t>
+      </w:r>
+      <w:proofErr w:type="spellStart"/>
+      <w:r>
+        <w:rPr>
+          <w:b/>
+          <w:bCs/>
+          <w:sz w:val="36"/>
+          <w:szCs w:val="36"/>
+        </w:rPr>
+        <w:t>SeState</w:t>
+      </w:r>
+      <w:proofErr w:type="spellEnd"/>
+      <w:r>
+        <w:rPr>
+          <w:sz w:val="36"/>
+          <w:szCs w:val="36"/>
+        </w:rPr>
+        <w:t xml:space="preserve"> is used to rebuild the UI with new value. </w:t>
+      </w:r>
+      <w:r>
+        <w:rPr>
+          <w:sz w:val="36"/>
+          <w:szCs w:val="36"/>
+        </w:rPr>
+        <w:t>Tells Flutter “Hey, something changed</w:t>
+      </w:r>
+      <w:r>
+        <w:rPr>
+          <w:sz w:val="36"/>
+          <w:szCs w:val="36"/>
+        </w:rPr>
+        <w:t>,</w:t>
+      </w:r>
+      <w:r>
+        <w:rPr>
+          <w:sz w:val="36"/>
+          <w:szCs w:val="36"/>
+        </w:rPr>
+        <w:t xml:space="preserve"> rebuild this widget.”</w:t>
+      </w:r>
+      <w:r>
+        <w:rPr>
+          <w:sz w:val="36"/>
+          <w:szCs w:val="36"/>
+        </w:rPr>
+        <w:t xml:space="preserve"> We</w:t>
+      </w:r>
+      <w:r>
+        <w:rPr>
+          <w:sz w:val="36"/>
+          <w:szCs w:val="36"/>
+        </w:rPr>
+        <w:t xml:space="preserve"> must call </w:t>
+      </w:r>
+      <w:proofErr w:type="spellStart"/>
+      <w:proofErr w:type="gramStart"/>
+      <w:r>
+        <w:rPr>
+          <w:b/>
+          <w:bCs/>
+          <w:sz w:val="36"/>
+          <w:szCs w:val="36"/>
+        </w:rPr>
+        <w:t>setState</w:t>
+      </w:r>
+      <w:proofErr w:type="spellEnd"/>
+      <w:r>
+        <w:rPr>
+          <w:b/>
+          <w:bCs/>
+          <w:sz w:val="36"/>
+          <w:szCs w:val="36"/>
+        </w:rPr>
+        <w:t>(</w:t>
+      </w:r>
+      <w:proofErr w:type="gramEnd"/>
+      <w:r>
+        <w:rPr>
+          <w:b/>
+          <w:bCs/>
+          <w:sz w:val="36"/>
+          <w:szCs w:val="36"/>
+        </w:rPr>
+        <w:t xml:space="preserve">) </w:t>
+      </w:r>
+      <w:r>
+        <w:rPr>
+          <w:sz w:val="36"/>
+          <w:szCs w:val="36"/>
+        </w:rPr>
+        <w:t xml:space="preserve">inside the State class, not in async functions after the widget is destroyed use </w:t>
+      </w:r>
+      <w:r>
+        <w:rPr>
+          <w:b/>
+          <w:bCs/>
+          <w:sz w:val="36"/>
+          <w:szCs w:val="36"/>
+        </w:rPr>
+        <w:t>if (mounted)</w:t>
+      </w:r>
+      <w:r>
+        <w:rPr>
+          <w:sz w:val="36"/>
+          <w:szCs w:val="36"/>
+        </w:rPr>
+        <w:t xml:space="preserve"> to check safe</w:t>
+      </w:r>
+      <w:r>
+        <w:rPr>
+          <w:sz w:val="36"/>
+          <w:szCs w:val="36"/>
+        </w:rPr>
+        <w:t>l</w:t>
+      </w:r>
+      <w:r>
+        <w:rPr>
+          <w:sz w:val="36"/>
+          <w:szCs w:val="36"/>
+        </w:rPr>
+        <w:t>y.</w:t>
+      </w:r>
+    </w:p>
+    <w:p>
+      <w:pPr>
+        <w:jc w:val="both"/>
+        <w:rPr>
+          <w:b/>
+          <w:bCs/>
+          <w:color w:val="D86DCB" w:themeColor="accent5" w:themeTint="99"/>
+          <w:sz w:val="36"/>
+          <w:szCs w:val="36"/>
+        </w:rPr>
+      </w:pPr>
+      <w:proofErr w:type="spellStart"/>
+      <w:proofErr w:type="gramStart"/>
+      <w:r>
+        <w:rPr>
+          <w:b/>
+          <w:bCs/>
+          <w:color w:val="D86DCB" w:themeColor="accent5" w:themeTint="99"/>
+          <w:sz w:val="36"/>
+          <w:szCs w:val="36"/>
+        </w:rPr>
+        <w:t>SetState</w:t>
+      </w:r>
+      <w:proofErr w:type="spellEnd"/>
+      <w:r>
+        <w:rPr>
+          <w:b/>
+          <w:bCs/>
+          <w:color w:val="D86DCB" w:themeColor="accent5" w:themeTint="99"/>
+          <w:sz w:val="36"/>
+          <w:szCs w:val="36"/>
+        </w:rPr>
+        <w:t>(</w:t>
+      </w:r>
+      <w:proofErr w:type="gramEnd"/>
+      <w:r>
+        <w:rPr>
+          <w:b/>
+          <w:bCs/>
+          <w:color w:val="D86DCB" w:themeColor="accent5" w:themeTint="99"/>
+          <w:sz w:val="36"/>
+          <w:szCs w:val="36"/>
+        </w:rPr>
+        <w:t>{</w:t>
+      </w:r>
+    </w:p>
+    <w:p>
+      <w:pPr>
+        <w:jc w:val="both"/>
+        <w:rPr>
+          <w:b/>
+          <w:bCs/>
+          <w:color w:val="D86DCB" w:themeColor="accent5" w:themeTint="99"/>
+          <w:sz w:val="36"/>
+          <w:szCs w:val="36"/>
+        </w:rPr>
+      </w:pPr>
+      <w:r>
+        <w:rPr>
+          <w:b/>
+          <w:bCs/>
+          <w:color w:val="D86DCB" w:themeColor="accent5" w:themeTint="99"/>
+          <w:sz w:val="36"/>
+          <w:szCs w:val="36"/>
+        </w:rPr>
+        <w:tab/>
+        <w:t>count++;</w:t>
+      </w:r>
+    </w:p>
+    <w:p>
+      <w:pPr>
+        <w:jc w:val="both"/>
+        <w:rPr>
+          <w:b/>
+          <w:bCs/>
+          <w:color w:val="D86DCB" w:themeColor="accent5" w:themeTint="99"/>
+          <w:sz w:val="36"/>
+          <w:szCs w:val="36"/>
+        </w:rPr>
+      </w:pPr>
+      <w:r>
+        <w:rPr>
+          <w:b/>
+          <w:bCs/>
+          <w:color w:val="D86DCB" w:themeColor="accent5" w:themeTint="99"/>
+          <w:sz w:val="36"/>
+          <w:szCs w:val="36"/>
+        </w:rPr>
+        <w:t>})</w:t>
+      </w:r>
+    </w:p>
+    <w:p>
+      <w:pPr>
+        <w:jc w:val="both"/>
+        <w:rPr>
+          <w:sz w:val="36"/>
+          <w:szCs w:val="36"/>
+        </w:rPr>
+      </w:pPr>
+      <w:r>
+        <w:rPr>
+          <w:sz w:val="36"/>
+          <w:szCs w:val="36"/>
+        </w:rPr>
+        <w:lastRenderedPageBreak/>
+        <w:t xml:space="preserve"># Remember, </w:t>
+      </w:r>
+      <w:proofErr w:type="spellStart"/>
+      <w:proofErr w:type="gramStart"/>
+      <w:r>
+        <w:rPr>
+          <w:b/>
+          <w:bCs/>
+          <w:sz w:val="36"/>
+          <w:szCs w:val="36"/>
+        </w:rPr>
+        <w:t>setState</w:t>
+      </w:r>
+      <w:proofErr w:type="spellEnd"/>
+      <w:r>
+        <w:rPr>
+          <w:b/>
+          <w:bCs/>
+          <w:sz w:val="36"/>
+          <w:szCs w:val="36"/>
+        </w:rPr>
+        <w:t>(</w:t>
+      </w:r>
+      <w:proofErr w:type="gramEnd"/>
+      <w:r>
+        <w:rPr>
+          <w:b/>
+          <w:bCs/>
+          <w:sz w:val="36"/>
+          <w:szCs w:val="36"/>
+        </w:rPr>
+        <w:t>)</w:t>
+      </w:r>
+      <w:r>
+        <w:rPr>
+          <w:sz w:val="36"/>
+          <w:szCs w:val="36"/>
+        </w:rPr>
+        <w:t xml:space="preserve"> call the </w:t>
+      </w:r>
+      <w:r>
+        <w:rPr>
+          <w:b/>
+          <w:bCs/>
+          <w:sz w:val="36"/>
+          <w:szCs w:val="36"/>
+        </w:rPr>
+        <w:t>build()</w:t>
+      </w:r>
+      <w:r>
+        <w:rPr>
+          <w:sz w:val="36"/>
+          <w:szCs w:val="36"/>
+        </w:rPr>
+        <w:t xml:space="preserve"> method and rebuilds the whole widget tree present in that </w:t>
+      </w:r>
+      <w:r>
+        <w:rPr>
+          <w:b/>
+          <w:bCs/>
+          <w:sz w:val="36"/>
+          <w:szCs w:val="36"/>
+        </w:rPr>
+        <w:t xml:space="preserve">build() </w:t>
+      </w:r>
+      <w:r>
+        <w:rPr>
+          <w:sz w:val="36"/>
+          <w:szCs w:val="36"/>
+        </w:rPr>
+        <w:t xml:space="preserve">method. Useful only when we want to rebuild the whole widget tree in the </w:t>
+      </w:r>
+      <w:proofErr w:type="gramStart"/>
+      <w:r>
+        <w:rPr>
+          <w:b/>
+          <w:bCs/>
+          <w:sz w:val="36"/>
+          <w:szCs w:val="36"/>
+        </w:rPr>
+        <w:t>build(</w:t>
+      </w:r>
+      <w:proofErr w:type="gramEnd"/>
+      <w:r>
+        <w:rPr>
+          <w:b/>
+          <w:bCs/>
+          <w:sz w:val="36"/>
+          <w:szCs w:val="36"/>
+        </w:rPr>
+        <w:t>)</w:t>
+      </w:r>
+      <w:r>
+        <w:rPr>
+          <w:sz w:val="36"/>
+          <w:szCs w:val="36"/>
+        </w:rPr>
+        <w:t xml:space="preserve"> method like a </w:t>
+      </w:r>
+      <w:proofErr w:type="spellStart"/>
+      <w:r>
+        <w:rPr>
+          <w:b/>
+          <w:bCs/>
+          <w:sz w:val="36"/>
+          <w:szCs w:val="36"/>
+        </w:rPr>
+        <w:t>BottomNavigationBar</w:t>
+      </w:r>
+      <w:proofErr w:type="spellEnd"/>
+      <w:r>
+        <w:rPr>
+          <w:sz w:val="36"/>
+          <w:szCs w:val="36"/>
+        </w:rPr>
+        <w:t xml:space="preserve"> widget (instead of using </w:t>
+      </w:r>
+      <w:proofErr w:type="spellStart"/>
+      <w:r>
+        <w:rPr>
+          <w:b/>
+          <w:bCs/>
+          <w:sz w:val="36"/>
+          <w:szCs w:val="36"/>
+        </w:rPr>
+        <w:t>ValueNotifier</w:t>
+      </w:r>
+      <w:proofErr w:type="spellEnd"/>
+      <w:r>
+        <w:rPr>
+          <w:b/>
+          <w:bCs/>
+          <w:sz w:val="36"/>
+          <w:szCs w:val="36"/>
+        </w:rPr>
+        <w:t xml:space="preserve"> </w:t>
+      </w:r>
+      <w:r>
+        <w:rPr>
+          <w:sz w:val="36"/>
+          <w:szCs w:val="36"/>
+        </w:rPr>
+        <w:t>cause it will do the same thing)</w:t>
+      </w:r>
+    </w:p>
+    <w:p>
+      <w:pPr>
+        <w:jc w:val="both"/>
+        <w:rPr>
+          <w:sz w:val="36"/>
+          <w:szCs w:val="36"/>
+        </w:rPr>
+      </w:pPr>
+      <w:r>
+        <w:rPr>
+          <w:b/>
+          <w:bCs/>
+          <w:sz w:val="36"/>
+          <w:szCs w:val="36"/>
+        </w:rPr>
+        <w:t>N</w:t>
+      </w:r>
+      <w:r>
+        <w:rPr>
+          <w:b/>
+          <w:bCs/>
+          <w:sz w:val="36"/>
+          <w:szCs w:val="36"/>
+        </w:rPr>
+        <w:t>OTE</w:t>
+      </w:r>
+      <w:r>
+        <w:rPr>
+          <w:b/>
+          <w:bCs/>
+          <w:sz w:val="36"/>
+          <w:szCs w:val="36"/>
+        </w:rPr>
+        <w:t>:</w:t>
+      </w:r>
+      <w:r>
+        <w:rPr>
+          <w:sz w:val="36"/>
+          <w:szCs w:val="36"/>
+        </w:rPr>
+        <w:t xml:space="preserve"> </w:t>
+      </w:r>
+      <w:r>
+        <w:rPr>
+          <w:sz w:val="36"/>
+          <w:szCs w:val="36"/>
+        </w:rPr>
+        <w:t xml:space="preserve">In case of State hoisting or using </w:t>
+      </w:r>
+      <w:proofErr w:type="spellStart"/>
+      <w:r>
+        <w:rPr>
+          <w:b/>
+          <w:bCs/>
+          <w:sz w:val="36"/>
+          <w:szCs w:val="36"/>
+        </w:rPr>
+        <w:t>VoidCallback</w:t>
+      </w:r>
+      <w:proofErr w:type="spellEnd"/>
+      <w:r>
+        <w:rPr>
+          <w:sz w:val="36"/>
+          <w:szCs w:val="36"/>
+        </w:rPr>
+        <w:t xml:space="preserve"> to call a </w:t>
+      </w:r>
+      <w:proofErr w:type="spellStart"/>
+      <w:proofErr w:type="gramStart"/>
+      <w:r>
+        <w:rPr>
+          <w:b/>
+          <w:bCs/>
+          <w:sz w:val="36"/>
+          <w:szCs w:val="36"/>
+        </w:rPr>
+        <w:t>setState</w:t>
+      </w:r>
+      <w:proofErr w:type="spellEnd"/>
+      <w:r>
+        <w:rPr>
+          <w:b/>
+          <w:bCs/>
+          <w:sz w:val="36"/>
+          <w:szCs w:val="36"/>
+        </w:rPr>
+        <w:t>(</w:t>
+      </w:r>
+      <w:proofErr w:type="gramEnd"/>
+      <w:r>
+        <w:rPr>
+          <w:b/>
+          <w:bCs/>
+          <w:sz w:val="36"/>
+          <w:szCs w:val="36"/>
+        </w:rPr>
+        <w:t>)</w:t>
+      </w:r>
+      <w:r>
+        <w:rPr>
+          <w:sz w:val="36"/>
+          <w:szCs w:val="36"/>
+        </w:rPr>
+        <w:t xml:space="preserve"> of  a sub-widget in home screen. </w:t>
+      </w:r>
+      <w:proofErr w:type="spellStart"/>
+      <w:proofErr w:type="gramStart"/>
+      <w:r>
+        <w:rPr>
+          <w:b/>
+          <w:bCs/>
+          <w:sz w:val="36"/>
+          <w:szCs w:val="36"/>
+        </w:rPr>
+        <w:t>setState</w:t>
+      </w:r>
+      <w:proofErr w:type="spellEnd"/>
+      <w:r>
+        <w:rPr>
+          <w:b/>
+          <w:bCs/>
+          <w:sz w:val="36"/>
+          <w:szCs w:val="36"/>
+        </w:rPr>
+        <w:t>(</w:t>
+      </w:r>
+      <w:proofErr w:type="gramEnd"/>
+      <w:r>
+        <w:rPr>
+          <w:b/>
+          <w:bCs/>
+          <w:sz w:val="36"/>
+          <w:szCs w:val="36"/>
+        </w:rPr>
+        <w:t xml:space="preserve">) </w:t>
+      </w:r>
+      <w:r>
+        <w:rPr>
+          <w:sz w:val="36"/>
+          <w:szCs w:val="36"/>
+        </w:rPr>
+        <w:t>does NOT rebuild the entire app</w:t>
+      </w:r>
+      <w:r>
+        <w:rPr>
+          <w:sz w:val="36"/>
+          <w:szCs w:val="36"/>
+        </w:rPr>
+        <w:t xml:space="preserve"> </w:t>
+      </w:r>
+      <w:r>
+        <w:rPr>
+          <w:sz w:val="36"/>
+          <w:szCs w:val="36"/>
+        </w:rPr>
+        <w:t xml:space="preserve">. </w:t>
+      </w:r>
+      <w:r>
+        <w:rPr>
+          <w:sz w:val="36"/>
+          <w:szCs w:val="36"/>
+        </w:rPr>
+        <w:t>It only rebuilds the widget subtree below the State object</w:t>
+      </w:r>
+      <w:r>
+        <w:rPr>
+          <w:sz w:val="36"/>
+          <w:szCs w:val="36"/>
+        </w:rPr>
+        <w:t xml:space="preserve"> class</w:t>
+      </w:r>
+      <w:r>
+        <w:rPr>
+          <w:sz w:val="36"/>
+          <w:szCs w:val="36"/>
+        </w:rPr>
+        <w:t xml:space="preserve"> where </w:t>
+      </w:r>
+      <w:proofErr w:type="spellStart"/>
+      <w:proofErr w:type="gramStart"/>
+      <w:r>
+        <w:rPr>
+          <w:b/>
+          <w:bCs/>
+          <w:sz w:val="36"/>
+          <w:szCs w:val="36"/>
+        </w:rPr>
+        <w:t>setState</w:t>
+      </w:r>
+      <w:proofErr w:type="spellEnd"/>
+      <w:r>
+        <w:rPr>
+          <w:b/>
+          <w:bCs/>
+          <w:sz w:val="36"/>
+          <w:szCs w:val="36"/>
+        </w:rPr>
+        <w:t>(</w:t>
+      </w:r>
+      <w:proofErr w:type="gramEnd"/>
+      <w:r>
+        <w:rPr>
+          <w:b/>
+          <w:bCs/>
+          <w:sz w:val="36"/>
+          <w:szCs w:val="36"/>
+        </w:rPr>
+        <w:t>)</w:t>
+      </w:r>
+      <w:r>
+        <w:rPr>
+          <w:sz w:val="36"/>
+          <w:szCs w:val="36"/>
+        </w:rPr>
+        <w:t xml:space="preserve"> is called</w:t>
+      </w:r>
+      <w:r>
+        <w:rPr>
+          <w:sz w:val="36"/>
+          <w:szCs w:val="36"/>
+        </w:rPr>
+        <w:t>.</w:t>
+      </w:r>
+      <w:r>
+        <w:rPr>
+          <w:sz w:val="36"/>
+          <w:szCs w:val="36"/>
+        </w:rPr>
+        <w:t xml:space="preserve"> </w:t>
+      </w:r>
+      <w:r>
+        <w:rPr>
+          <w:sz w:val="36"/>
+          <w:szCs w:val="36"/>
+        </w:rPr>
+        <w:t xml:space="preserve">If we need extra logic in home page then use </w:t>
+      </w:r>
+      <w:proofErr w:type="spellStart"/>
+      <w:r>
+        <w:rPr>
+          <w:b/>
+          <w:bCs/>
+          <w:sz w:val="36"/>
+          <w:szCs w:val="36"/>
+        </w:rPr>
+        <w:t>VoidCallback</w:t>
+      </w:r>
+      <w:proofErr w:type="spellEnd"/>
+      <w:r>
+        <w:rPr>
+          <w:sz w:val="36"/>
+          <w:szCs w:val="36"/>
+        </w:rPr>
+        <w:t xml:space="preserve"> </w:t>
+      </w:r>
+      <w:r>
+        <w:rPr>
+          <w:sz w:val="36"/>
+          <w:szCs w:val="36"/>
+        </w:rPr>
+        <w:t xml:space="preserve">this calls the </w:t>
+      </w:r>
+      <w:proofErr w:type="spellStart"/>
+      <w:proofErr w:type="gramStart"/>
+      <w:r>
+        <w:rPr>
+          <w:b/>
+          <w:bCs/>
+          <w:sz w:val="36"/>
+          <w:szCs w:val="36"/>
+        </w:rPr>
+        <w:t>setState</w:t>
+      </w:r>
+      <w:proofErr w:type="spellEnd"/>
+      <w:r>
+        <w:rPr>
+          <w:b/>
+          <w:bCs/>
+          <w:sz w:val="36"/>
+          <w:szCs w:val="36"/>
+        </w:rPr>
+        <w:t>(</w:t>
+      </w:r>
+      <w:proofErr w:type="gramEnd"/>
+      <w:r>
+        <w:rPr>
+          <w:b/>
+          <w:bCs/>
+          <w:sz w:val="36"/>
+          <w:szCs w:val="36"/>
+        </w:rPr>
+        <w:t>)</w:t>
+      </w:r>
+      <w:r>
+        <w:rPr>
+          <w:sz w:val="36"/>
+          <w:szCs w:val="36"/>
+        </w:rPr>
+        <w:t xml:space="preserve"> of that widget in home page not the home pages</w:t>
+      </w:r>
+      <w:r>
+        <w:rPr>
+          <w:b/>
+          <w:bCs/>
+          <w:sz w:val="36"/>
+          <w:szCs w:val="36"/>
+        </w:rPr>
+        <w:t xml:space="preserve"> </w:t>
+      </w:r>
+      <w:proofErr w:type="spellStart"/>
+      <w:r>
+        <w:rPr>
+          <w:b/>
+          <w:bCs/>
+          <w:sz w:val="36"/>
+          <w:szCs w:val="36"/>
+        </w:rPr>
+        <w:t>se</w:t>
+      </w:r>
+      <w:r>
+        <w:rPr>
+          <w:b/>
+          <w:bCs/>
+          <w:sz w:val="36"/>
+          <w:szCs w:val="36"/>
+        </w:rPr>
+        <w:t>t</w:t>
+      </w:r>
+      <w:r>
+        <w:rPr>
+          <w:b/>
+          <w:bCs/>
+          <w:sz w:val="36"/>
+          <w:szCs w:val="36"/>
+        </w:rPr>
+        <w:t>State</w:t>
+      </w:r>
+      <w:proofErr w:type="spellEnd"/>
+      <w:r>
+        <w:rPr>
+          <w:sz w:val="36"/>
+          <w:szCs w:val="36"/>
+        </w:rPr>
+        <w:t xml:space="preserve"> (crucial). Do not use </w:t>
+      </w:r>
+      <w:r>
+        <w:rPr>
+          <w:b/>
+          <w:bCs/>
+          <w:sz w:val="36"/>
+          <w:szCs w:val="36"/>
+        </w:rPr>
+        <w:t>static</w:t>
+      </w:r>
+      <w:r>
+        <w:rPr>
+          <w:sz w:val="36"/>
+          <w:szCs w:val="36"/>
+        </w:rPr>
+        <w:t xml:space="preserve"> with </w:t>
+      </w:r>
+      <w:proofErr w:type="spellStart"/>
+      <w:proofErr w:type="gramStart"/>
+      <w:r>
+        <w:rPr>
+          <w:b/>
+          <w:bCs/>
+          <w:sz w:val="36"/>
+          <w:szCs w:val="36"/>
+        </w:rPr>
+        <w:t>setState</w:t>
+      </w:r>
+      <w:proofErr w:type="spellEnd"/>
+      <w:r>
+        <w:rPr>
+          <w:b/>
+          <w:bCs/>
+          <w:sz w:val="36"/>
+          <w:szCs w:val="36"/>
+        </w:rPr>
+        <w:t>(</w:t>
+      </w:r>
+      <w:proofErr w:type="gramEnd"/>
+      <w:r>
+        <w:rPr>
+          <w:b/>
+          <w:bCs/>
+          <w:sz w:val="36"/>
+          <w:szCs w:val="36"/>
+        </w:rPr>
+        <w:t>)</w:t>
+      </w:r>
+      <w:r>
+        <w:rPr>
+          <w:sz w:val="36"/>
+          <w:szCs w:val="36"/>
+        </w:rPr>
+        <w:t xml:space="preserve"> it will crash</w:t>
+      </w:r>
+    </w:p>
+    <w:p>
+      <w:pPr>
+        <w:jc w:val="both"/>
+        <w:rPr>
+          <w:b/>
+          <w:bCs/>
+          <w:sz w:val="36"/>
+          <w:szCs w:val="36"/>
+        </w:rPr>
+      </w:pPr>
+    </w:p>
+    <w:p>
+      <w:pPr>
+        <w:jc w:val="both"/>
+        <w:rPr>
+          <w:b/>
+          <w:bCs/>
+          <w:sz w:val="36"/>
+          <w:szCs w:val="36"/>
+        </w:rPr>
+      </w:pPr>
+    </w:p>
+    <w:p>
+      <w:pPr>
+        <w:jc w:val="both"/>
+        <w:rPr>
+          <w:b/>
+          <w:bCs/>
+          <w:sz w:val="36"/>
+          <w:szCs w:val="36"/>
+        </w:rPr>
+      </w:pPr>
+      <w:proofErr w:type="spellStart"/>
+      <w:r>
+        <w:rPr>
+          <w:b/>
+          <w:bCs/>
+          <w:sz w:val="36"/>
+          <w:szCs w:val="36"/>
+        </w:rPr>
+        <w:t>didUpdateWidget</w:t>
+      </w:r>
+      <w:proofErr w:type="spellEnd"/>
+      <w:r>
+        <w:rPr>
+          <w:b/>
+          <w:bCs/>
+          <w:sz w:val="36"/>
+          <w:szCs w:val="36"/>
+        </w:rPr>
+        <w:t>:</w:t>
+      </w:r>
+    </w:p>
+    <w:p>
+      <w:pPr>
+        <w:jc w:val="both"/>
+        <w:rPr>
+          <w:sz w:val="36"/>
+          <w:szCs w:val="36"/>
+        </w:rPr>
+      </w:pPr>
+      <w:r>
+        <w:rPr>
+          <w:sz w:val="36"/>
+          <w:szCs w:val="36"/>
+        </w:rPr>
+        <w:t># I</w:t>
+      </w:r>
+      <w:r>
+        <w:rPr>
+          <w:sz w:val="36"/>
+          <w:szCs w:val="36"/>
+        </w:rPr>
+        <w:t xml:space="preserve">n Flutter, every </w:t>
+      </w:r>
+      <w:proofErr w:type="spellStart"/>
+      <w:r>
+        <w:rPr>
+          <w:b/>
+          <w:bCs/>
+          <w:sz w:val="36"/>
+          <w:szCs w:val="36"/>
+        </w:rPr>
+        <w:t>StatefulWidget</w:t>
+      </w:r>
+      <w:proofErr w:type="spellEnd"/>
+      <w:r>
+        <w:rPr>
+          <w:sz w:val="36"/>
+          <w:szCs w:val="36"/>
+        </w:rPr>
+        <w:t xml:space="preserve"> has a state object that lives longer than the widget itself.</w:t>
+      </w:r>
+      <w:r>
+        <w:rPr>
+          <w:sz w:val="36"/>
+          <w:szCs w:val="36"/>
+        </w:rPr>
+        <w:t xml:space="preserve"> </w:t>
+      </w:r>
+      <w:r>
+        <w:rPr>
+          <w:sz w:val="36"/>
+          <w:szCs w:val="36"/>
+        </w:rPr>
+        <w:t>When the parent rebuilds and passes new values to the widget, Flutter doesn’t throw away the old State. Instead, it reuses the same State object and just gives it a new widget reference.</w:t>
+      </w:r>
+      <w:r>
+        <w:rPr>
+          <w:sz w:val="36"/>
+          <w:szCs w:val="36"/>
+        </w:rPr>
+        <w:t xml:space="preserve"> </w:t>
+      </w:r>
+      <w:r>
+        <w:rPr>
+          <w:sz w:val="36"/>
+          <w:szCs w:val="36"/>
+        </w:rPr>
+        <w:t xml:space="preserve">That’s where </w:t>
+      </w:r>
+      <w:proofErr w:type="spellStart"/>
+      <w:r>
+        <w:rPr>
+          <w:b/>
+          <w:bCs/>
+          <w:sz w:val="36"/>
+          <w:szCs w:val="36"/>
+        </w:rPr>
+        <w:t>didUpdateWidget</w:t>
+      </w:r>
+      <w:proofErr w:type="spellEnd"/>
+      <w:r>
+        <w:rPr>
+          <w:b/>
+          <w:bCs/>
+          <w:sz w:val="36"/>
+          <w:szCs w:val="36"/>
+        </w:rPr>
+        <w:t xml:space="preserve"> </w:t>
+      </w:r>
+      <w:r>
+        <w:rPr>
+          <w:sz w:val="36"/>
+          <w:szCs w:val="36"/>
+        </w:rPr>
+        <w:t>comes in.</w:t>
+      </w:r>
+      <w:r>
+        <w:rPr>
+          <w:sz w:val="36"/>
+          <w:szCs w:val="36"/>
+        </w:rPr>
+        <w:t xml:space="preserve"> </w:t>
+      </w:r>
+      <w:proofErr w:type="spellStart"/>
+      <w:r>
+        <w:rPr>
+          <w:b/>
+          <w:bCs/>
+          <w:sz w:val="36"/>
+          <w:szCs w:val="36"/>
+        </w:rPr>
+        <w:t>didUpdateWidget</w:t>
+      </w:r>
+      <w:proofErr w:type="spellEnd"/>
+      <w:r>
+        <w:rPr>
+          <w:sz w:val="36"/>
+          <w:szCs w:val="36"/>
+        </w:rPr>
+        <w:t xml:space="preserve"> is called whenever the parent rebuilds and gives our stateful widget a new configuration (i.e., new widget instance with possibly </w:t>
+      </w:r>
+      <w:r>
+        <w:rPr>
+          <w:sz w:val="36"/>
+          <w:szCs w:val="36"/>
+        </w:rPr>
+        <w:lastRenderedPageBreak/>
+        <w:t>different values</w:t>
+      </w:r>
+      <w:r>
+        <w:rPr>
+          <w:sz w:val="36"/>
+          <w:szCs w:val="36"/>
+        </w:rPr>
+        <w:t>).</w:t>
+      </w:r>
+      <w:r>
+        <w:rPr>
+          <w:sz w:val="36"/>
+          <w:szCs w:val="36"/>
+        </w:rPr>
+        <w:br/>
+        <w:t xml:space="preserve"># </w:t>
+      </w:r>
+      <w:r>
+        <w:rPr>
+          <w:sz w:val="36"/>
+          <w:szCs w:val="36"/>
+        </w:rPr>
+        <w:t>Imagine this scenario:</w:t>
+      </w:r>
+      <w:r>
+        <w:rPr>
+          <w:sz w:val="36"/>
+          <w:szCs w:val="36"/>
+        </w:rPr>
+        <w:t xml:space="preserve"> We</w:t>
+      </w:r>
+      <w:r>
+        <w:rPr>
+          <w:sz w:val="36"/>
+          <w:szCs w:val="36"/>
+        </w:rPr>
+        <w:t xml:space="preserve"> open the app parent builds </w:t>
+      </w:r>
+      <w:proofErr w:type="spellStart"/>
+      <w:r>
+        <w:rPr>
+          <w:sz w:val="36"/>
+          <w:szCs w:val="36"/>
+        </w:rPr>
+        <w:t>ToDoTile</w:t>
+      </w:r>
+      <w:proofErr w:type="spellEnd"/>
+      <w:r>
+        <w:rPr>
+          <w:sz w:val="36"/>
+          <w:szCs w:val="36"/>
+        </w:rPr>
+        <w:t xml:space="preserve"> with </w:t>
+      </w:r>
+      <w:proofErr w:type="spellStart"/>
+      <w:r>
+        <w:rPr>
+          <w:sz w:val="36"/>
+          <w:szCs w:val="36"/>
+        </w:rPr>
+        <w:t>taskCompleted</w:t>
+      </w:r>
+      <w:proofErr w:type="spellEnd"/>
+      <w:r>
+        <w:rPr>
+          <w:sz w:val="36"/>
+          <w:szCs w:val="36"/>
+        </w:rPr>
+        <w:t xml:space="preserve"> = false.</w:t>
+      </w:r>
+      <w:r>
+        <w:rPr>
+          <w:sz w:val="36"/>
+          <w:szCs w:val="36"/>
+        </w:rPr>
+        <w:t xml:space="preserve"> Then,</w:t>
+      </w:r>
+      <w:r>
+        <w:rPr>
+          <w:sz w:val="36"/>
+          <w:szCs w:val="36"/>
+        </w:rPr>
+        <w:t xml:space="preserve"> Local completed = false.</w:t>
+      </w:r>
+      <w:r>
+        <w:rPr>
+          <w:sz w:val="36"/>
+          <w:szCs w:val="36"/>
+        </w:rPr>
+        <w:t xml:space="preserve"> We</w:t>
+      </w:r>
+      <w:r>
+        <w:rPr>
+          <w:sz w:val="36"/>
+          <w:szCs w:val="36"/>
+        </w:rPr>
+        <w:t xml:space="preserve"> tap the checkbox child updates local state to true.</w:t>
+      </w:r>
+      <w:r>
+        <w:rPr>
+          <w:sz w:val="36"/>
+          <w:szCs w:val="36"/>
+        </w:rPr>
+        <w:t xml:space="preserve"> </w:t>
+      </w:r>
+      <w:r>
+        <w:rPr>
+          <w:sz w:val="36"/>
+          <w:szCs w:val="36"/>
+        </w:rPr>
+        <w:t>Parent also updates its DB (</w:t>
+      </w:r>
+      <w:proofErr w:type="spellStart"/>
+      <w:proofErr w:type="gramStart"/>
+      <w:r>
+        <w:rPr>
+          <w:sz w:val="36"/>
+          <w:szCs w:val="36"/>
+        </w:rPr>
+        <w:t>db.toDoList</w:t>
+      </w:r>
+      <w:proofErr w:type="spellEnd"/>
+      <w:proofErr w:type="gramEnd"/>
+      <w:r>
+        <w:rPr>
+          <w:sz w:val="36"/>
+          <w:szCs w:val="36"/>
+        </w:rPr>
+        <w:t>).</w:t>
+      </w:r>
+      <w:r>
+        <w:rPr>
+          <w:sz w:val="36"/>
+          <w:szCs w:val="36"/>
+        </w:rPr>
+        <w:t xml:space="preserve"> </w:t>
+      </w:r>
+      <w:r>
+        <w:rPr>
+          <w:sz w:val="36"/>
+          <w:szCs w:val="36"/>
+        </w:rPr>
+        <w:t>Later, Hive reloads tasks from DB (or user deletes something).</w:t>
+      </w:r>
+      <w:r>
+        <w:rPr>
+          <w:sz w:val="36"/>
+          <w:szCs w:val="36"/>
+        </w:rPr>
+        <w:t xml:space="preserve"> </w:t>
+      </w:r>
+      <w:r>
+        <w:rPr>
+          <w:sz w:val="36"/>
+          <w:szCs w:val="36"/>
+        </w:rPr>
+        <w:t xml:space="preserve">Parent rebuilds the </w:t>
+      </w:r>
+      <w:proofErr w:type="spellStart"/>
+      <w:r>
+        <w:rPr>
+          <w:sz w:val="36"/>
+          <w:szCs w:val="36"/>
+        </w:rPr>
+        <w:t>ToDoTile</w:t>
+      </w:r>
+      <w:proofErr w:type="spellEnd"/>
+      <w:r>
+        <w:rPr>
+          <w:sz w:val="36"/>
+          <w:szCs w:val="36"/>
+        </w:rPr>
+        <w:t xml:space="preserve"> with new data (maybe </w:t>
+      </w:r>
+      <w:proofErr w:type="spellStart"/>
+      <w:r>
+        <w:rPr>
+          <w:sz w:val="36"/>
+          <w:szCs w:val="36"/>
+        </w:rPr>
+        <w:t>taskCompleted</w:t>
+      </w:r>
+      <w:proofErr w:type="spellEnd"/>
+      <w:r>
+        <w:rPr>
+          <w:sz w:val="36"/>
+          <w:szCs w:val="36"/>
+        </w:rPr>
+        <w:t xml:space="preserve"> = false again).</w:t>
+      </w:r>
+      <w:r>
+        <w:rPr>
+          <w:sz w:val="36"/>
+          <w:szCs w:val="36"/>
+        </w:rPr>
+        <w:t xml:space="preserve"> </w:t>
+      </w:r>
+      <w:r>
+        <w:rPr>
+          <w:sz w:val="36"/>
+          <w:szCs w:val="36"/>
+        </w:rPr>
+        <w:t xml:space="preserve">Without </w:t>
+      </w:r>
+      <w:proofErr w:type="spellStart"/>
+      <w:r>
+        <w:rPr>
+          <w:b/>
+          <w:bCs/>
+          <w:sz w:val="36"/>
+          <w:szCs w:val="36"/>
+        </w:rPr>
+        <w:t>didUpdateWidget</w:t>
+      </w:r>
+      <w:proofErr w:type="spellEnd"/>
+      <w:r>
+        <w:rPr>
+          <w:sz w:val="36"/>
+          <w:szCs w:val="36"/>
+        </w:rPr>
+        <w:t>, our local completed would still be true (stale!). Bug: UI shows checked even though DB says unchecked.</w:t>
+      </w:r>
+    </w:p>
+    <w:p>
+      <w:pPr>
+        <w:jc w:val="both"/>
+        <w:rPr>
+          <w:sz w:val="36"/>
+          <w:szCs w:val="36"/>
+        </w:rPr>
+      </w:pPr>
+      <w:r>
+        <w:rPr>
+          <w:sz w:val="36"/>
+          <w:szCs w:val="36"/>
+        </w:rPr>
+        <w:t xml:space="preserve"># </w:t>
+      </w:r>
+      <w:proofErr w:type="spellStart"/>
+      <w:r>
+        <w:rPr>
+          <w:b/>
+          <w:bCs/>
+          <w:sz w:val="36"/>
+          <w:szCs w:val="36"/>
+        </w:rPr>
+        <w:t>didUpdateWidget</w:t>
+      </w:r>
+      <w:proofErr w:type="spellEnd"/>
+      <w:r>
+        <w:rPr>
+          <w:sz w:val="36"/>
+          <w:szCs w:val="36"/>
+        </w:rPr>
+        <w:t xml:space="preserve"> solves this by listening for parent-provided changes and syncing our local copy.</w:t>
+      </w:r>
+    </w:p>
+    <w:p>
+      <w:pPr>
+        <w:jc w:val="both"/>
+        <w:rPr>
+          <w:sz w:val="36"/>
+          <w:szCs w:val="36"/>
+        </w:rPr>
+      </w:pPr>
+      <w:r>
+        <w:rPr>
+          <w:sz w:val="36"/>
+          <w:szCs w:val="36"/>
+        </w:rPr>
+        <w:t xml:space="preserve"># It takes a parameter which is the </w:t>
+      </w:r>
+      <w:proofErr w:type="spellStart"/>
+      <w:r>
+        <w:rPr>
+          <w:sz w:val="36"/>
+          <w:szCs w:val="36"/>
+        </w:rPr>
+        <w:t>oldwidget</w:t>
+      </w:r>
+      <w:proofErr w:type="spellEnd"/>
+      <w:r>
+        <w:rPr>
+          <w:sz w:val="36"/>
+          <w:szCs w:val="36"/>
+        </w:rPr>
+        <w:t xml:space="preserve"> of </w:t>
+      </w:r>
+      <w:proofErr w:type="spellStart"/>
+      <w:r>
+        <w:rPr>
+          <w:sz w:val="36"/>
+          <w:szCs w:val="36"/>
+        </w:rPr>
+        <w:t>ToDoTile</w:t>
+      </w:r>
+      <w:proofErr w:type="spellEnd"/>
+      <w:r>
+        <w:rPr>
+          <w:sz w:val="36"/>
+          <w:szCs w:val="36"/>
+        </w:rPr>
+        <w:t>.</w:t>
+      </w:r>
+    </w:p>
+    <w:p>
+      <w:pPr>
+        <w:jc w:val="both"/>
+        <w:rPr>
+          <w:sz w:val="36"/>
+          <w:szCs w:val="36"/>
+        </w:rPr>
+      </w:pPr>
+      <w:r>
+        <w:rPr>
+          <w:sz w:val="36"/>
+          <w:szCs w:val="36"/>
+        </w:rPr>
+        <w:t xml:space="preserve"># </w:t>
+      </w:r>
+      <w:proofErr w:type="spellStart"/>
+      <w:r>
+        <w:rPr>
+          <w:sz w:val="36"/>
+          <w:szCs w:val="36"/>
+        </w:rPr>
+        <w:t>oldWidget</w:t>
+      </w:r>
+      <w:proofErr w:type="spellEnd"/>
+      <w:r>
+        <w:rPr>
+          <w:sz w:val="36"/>
+          <w:szCs w:val="36"/>
+        </w:rPr>
+        <w:t xml:space="preserve"> → the previous configuration (before rebuild).</w:t>
+      </w:r>
+      <w:r>
+        <w:rPr>
+          <w:sz w:val="36"/>
+          <w:szCs w:val="36"/>
+        </w:rPr>
+        <w:t xml:space="preserve"> </w:t>
+      </w:r>
+      <w:r>
+        <w:rPr>
+          <w:sz w:val="36"/>
+          <w:szCs w:val="36"/>
+        </w:rPr>
+        <w:t>widget → the new configuration (after rebuild).</w:t>
+      </w:r>
+      <w:r>
+        <w:rPr>
+          <w:sz w:val="36"/>
+          <w:szCs w:val="36"/>
+        </w:rPr>
+        <w:t xml:space="preserve"> We</w:t>
+      </w:r>
+      <w:r>
+        <w:rPr>
+          <w:sz w:val="36"/>
+          <w:szCs w:val="36"/>
+        </w:rPr>
+        <w:t xml:space="preserve"> compare them:</w:t>
+      </w:r>
+      <w:r>
+        <w:rPr>
+          <w:sz w:val="36"/>
+          <w:szCs w:val="36"/>
+        </w:rPr>
+        <w:t xml:space="preserve"> </w:t>
+      </w:r>
+      <w:r>
+        <w:rPr>
+          <w:sz w:val="36"/>
+          <w:szCs w:val="36"/>
+        </w:rPr>
+        <w:t xml:space="preserve">If the parent changed </w:t>
+      </w:r>
+      <w:proofErr w:type="spellStart"/>
+      <w:r>
+        <w:rPr>
+          <w:b/>
+          <w:bCs/>
+          <w:sz w:val="36"/>
+          <w:szCs w:val="36"/>
+        </w:rPr>
+        <w:t>taskCompleted</w:t>
+      </w:r>
+      <w:proofErr w:type="spellEnd"/>
+      <w:r>
+        <w:rPr>
+          <w:sz w:val="36"/>
+          <w:szCs w:val="36"/>
+        </w:rPr>
+        <w:t xml:space="preserve">, </w:t>
+      </w:r>
+      <w:r>
+        <w:rPr>
+          <w:sz w:val="36"/>
+          <w:szCs w:val="36"/>
+        </w:rPr>
+        <w:t>we</w:t>
+      </w:r>
+      <w:r>
+        <w:rPr>
+          <w:sz w:val="36"/>
+          <w:szCs w:val="36"/>
+        </w:rPr>
+        <w:t xml:space="preserve"> update our local completed variable.</w:t>
+      </w:r>
+      <w:r>
+        <w:rPr>
+          <w:sz w:val="36"/>
+          <w:szCs w:val="36"/>
+        </w:rPr>
+        <w:t xml:space="preserve"> T</w:t>
+      </w:r>
+      <w:r>
+        <w:rPr>
+          <w:sz w:val="36"/>
+          <w:szCs w:val="36"/>
+        </w:rPr>
+        <w:t>his ensures our local state stays in sync with the parent’s data</w:t>
+      </w:r>
+      <w:r>
+        <w:rPr>
+          <w:sz w:val="36"/>
+          <w:szCs w:val="36"/>
+        </w:rPr>
+        <w:t>.</w:t>
+      </w:r>
+    </w:p>
+    <w:p>
+      <w:pPr>
+        <w:jc w:val="both"/>
+        <w:rPr>
+          <w:b/>
+          <w:bCs/>
+          <w:color w:val="D86DCB" w:themeColor="accent5" w:themeTint="99"/>
+          <w:sz w:val="36"/>
+          <w:szCs w:val="36"/>
+        </w:rPr>
+      </w:pPr>
+      <w:r>
+        <w:rPr>
+          <w:b/>
+          <w:bCs/>
+          <w:color w:val="D86DCB" w:themeColor="accent5" w:themeTint="99"/>
+          <w:sz w:val="36"/>
+          <w:szCs w:val="36"/>
+        </w:rPr>
+        <w:t>@override</w:t>
+      </w:r>
+    </w:p>
+    <w:p>
+      <w:pPr>
+        <w:jc w:val="both"/>
+        <w:rPr>
+          <w:b/>
+          <w:bCs/>
+          <w:color w:val="D86DCB" w:themeColor="accent5" w:themeTint="99"/>
+          <w:sz w:val="36"/>
+          <w:szCs w:val="36"/>
+        </w:rPr>
+      </w:pPr>
+      <w:r>
+        <w:rPr>
+          <w:b/>
+          <w:bCs/>
+          <w:color w:val="D86DCB" w:themeColor="accent5" w:themeTint="99"/>
+          <w:sz w:val="36"/>
+          <w:szCs w:val="36"/>
+        </w:rPr>
+        <w:t xml:space="preserve">void </w:t>
+      </w:r>
+      <w:proofErr w:type="spellStart"/>
+      <w:proofErr w:type="gramStart"/>
+      <w:r>
+        <w:rPr>
+          <w:b/>
+          <w:bCs/>
+          <w:color w:val="D86DCB" w:themeColor="accent5" w:themeTint="99"/>
+          <w:sz w:val="36"/>
+          <w:szCs w:val="36"/>
+        </w:rPr>
+        <w:t>didUpdateWidget</w:t>
+      </w:r>
+      <w:proofErr w:type="spellEnd"/>
+      <w:r>
+        <w:rPr>
+          <w:b/>
+          <w:bCs/>
+          <w:color w:val="D86DCB" w:themeColor="accent5" w:themeTint="99"/>
+          <w:sz w:val="36"/>
+          <w:szCs w:val="36"/>
+        </w:rPr>
+        <w:t>(</w:t>
+      </w:r>
+      <w:proofErr w:type="gramEnd"/>
+      <w:r>
+        <w:rPr>
+          <w:b/>
+          <w:bCs/>
+          <w:color w:val="D86DCB" w:themeColor="accent5" w:themeTint="99"/>
+          <w:sz w:val="36"/>
+          <w:szCs w:val="36"/>
+        </w:rPr>
+        <w:t xml:space="preserve">covariant </w:t>
+      </w:r>
+      <w:proofErr w:type="spellStart"/>
+      <w:r>
+        <w:rPr>
+          <w:b/>
+          <w:bCs/>
+          <w:color w:val="D86DCB" w:themeColor="accent5" w:themeTint="99"/>
+          <w:sz w:val="36"/>
+          <w:szCs w:val="36"/>
+        </w:rPr>
+        <w:t>ToDoTile</w:t>
+      </w:r>
+      <w:proofErr w:type="spellEnd"/>
+      <w:r>
+        <w:rPr>
+          <w:b/>
+          <w:bCs/>
+          <w:color w:val="D86DCB" w:themeColor="accent5" w:themeTint="99"/>
+          <w:sz w:val="36"/>
+          <w:szCs w:val="36"/>
+        </w:rPr>
+        <w:t xml:space="preserve"> </w:t>
+      </w:r>
+      <w:proofErr w:type="spellStart"/>
+      <w:r>
+        <w:rPr>
+          <w:b/>
+          <w:bCs/>
+          <w:color w:val="D86DCB" w:themeColor="accent5" w:themeTint="99"/>
+          <w:sz w:val="36"/>
+          <w:szCs w:val="36"/>
+        </w:rPr>
+        <w:t>oldWidget</w:t>
+      </w:r>
+      <w:proofErr w:type="spellEnd"/>
+      <w:r>
+        <w:rPr>
+          <w:b/>
+          <w:bCs/>
+          <w:color w:val="D86DCB" w:themeColor="accent5" w:themeTint="99"/>
+          <w:sz w:val="36"/>
+          <w:szCs w:val="36"/>
+        </w:rPr>
+        <w:t>) {</w:t>
+      </w:r>
+    </w:p>
+    <w:p>
+      <w:pPr>
+        <w:jc w:val="both"/>
+        <w:rPr>
+          <w:b/>
+          <w:bCs/>
+          <w:color w:val="D86DCB" w:themeColor="accent5" w:themeTint="99"/>
+          <w:sz w:val="36"/>
+          <w:szCs w:val="36"/>
+        </w:rPr>
+      </w:pPr>
+      <w:r>
+        <w:rPr>
+          <w:b/>
+          <w:bCs/>
+          <w:color w:val="D86DCB" w:themeColor="accent5" w:themeTint="99"/>
+          <w:sz w:val="36"/>
+          <w:szCs w:val="36"/>
+        </w:rPr>
+        <w:t xml:space="preserve">  </w:t>
+      </w:r>
+      <w:proofErr w:type="spellStart"/>
+      <w:proofErr w:type="gramStart"/>
+      <w:r>
+        <w:rPr>
+          <w:b/>
+          <w:bCs/>
+          <w:color w:val="D86DCB" w:themeColor="accent5" w:themeTint="99"/>
+          <w:sz w:val="36"/>
+          <w:szCs w:val="36"/>
+        </w:rPr>
+        <w:t>super.didUpdateWidget</w:t>
+      </w:r>
+      <w:proofErr w:type="spellEnd"/>
+      <w:proofErr w:type="gramEnd"/>
+      <w:r>
+        <w:rPr>
+          <w:b/>
+          <w:bCs/>
+          <w:color w:val="D86DCB" w:themeColor="accent5" w:themeTint="99"/>
+          <w:sz w:val="36"/>
+          <w:szCs w:val="36"/>
+        </w:rPr>
+        <w:t>(</w:t>
+      </w:r>
+      <w:proofErr w:type="spellStart"/>
+      <w:r>
+        <w:rPr>
+          <w:b/>
+          <w:bCs/>
+          <w:color w:val="D86DCB" w:themeColor="accent5" w:themeTint="99"/>
+          <w:sz w:val="36"/>
+          <w:szCs w:val="36"/>
+        </w:rPr>
+        <w:t>oldWidget</w:t>
+      </w:r>
+      <w:proofErr w:type="spellEnd"/>
+      <w:r>
+        <w:rPr>
+          <w:b/>
+          <w:bCs/>
+          <w:color w:val="D86DCB" w:themeColor="accent5" w:themeTint="99"/>
+          <w:sz w:val="36"/>
+          <w:szCs w:val="36"/>
+        </w:rPr>
+        <w:t>);</w:t>
+      </w:r>
+    </w:p>
+    <w:p>
+      <w:pPr>
+        <w:jc w:val="both"/>
+        <w:rPr>
+          <w:b/>
+          <w:bCs/>
+          <w:color w:val="D86DCB" w:themeColor="accent5" w:themeTint="99"/>
+          <w:sz w:val="36"/>
+          <w:szCs w:val="36"/>
+        </w:rPr>
+      </w:pPr>
+      <w:r>
+        <w:rPr>
+          <w:b/>
+          <w:bCs/>
+          <w:color w:val="D86DCB" w:themeColor="accent5" w:themeTint="99"/>
+          <w:sz w:val="36"/>
+          <w:szCs w:val="36"/>
+        </w:rPr>
+        <w:t xml:space="preserve">  // if parent changed the value, sync local state</w:t>
+      </w:r>
+    </w:p>
+    <w:p>
+      <w:pPr>
+        <w:jc w:val="both"/>
+        <w:rPr>
+          <w:b/>
+          <w:bCs/>
+          <w:color w:val="D86DCB" w:themeColor="accent5" w:themeTint="99"/>
+          <w:sz w:val="36"/>
+          <w:szCs w:val="36"/>
+        </w:rPr>
+      </w:pPr>
+      <w:r>
+        <w:rPr>
+          <w:b/>
+          <w:bCs/>
+          <w:color w:val="D86DCB" w:themeColor="accent5" w:themeTint="99"/>
+          <w:sz w:val="36"/>
+          <w:szCs w:val="36"/>
+        </w:rPr>
+        <w:t xml:space="preserve">  if (</w:t>
+      </w:r>
+      <w:proofErr w:type="spellStart"/>
+      <w:proofErr w:type="gramStart"/>
+      <w:r>
+        <w:rPr>
+          <w:b/>
+          <w:bCs/>
+          <w:color w:val="D86DCB" w:themeColor="accent5" w:themeTint="99"/>
+          <w:sz w:val="36"/>
+          <w:szCs w:val="36"/>
+        </w:rPr>
+        <w:t>oldWidget.taskCompleted</w:t>
+      </w:r>
+      <w:proofErr w:type="spellEnd"/>
+      <w:r>
+        <w:rPr>
+          <w:b/>
+          <w:bCs/>
+          <w:color w:val="D86DCB" w:themeColor="accent5" w:themeTint="99"/>
+          <w:sz w:val="36"/>
+          <w:szCs w:val="36"/>
+        </w:rPr>
+        <w:t xml:space="preserve"> !</w:t>
+      </w:r>
+      <w:proofErr w:type="gramEnd"/>
+      <w:r>
+        <w:rPr>
+          <w:b/>
+          <w:bCs/>
+          <w:color w:val="D86DCB" w:themeColor="accent5" w:themeTint="99"/>
+          <w:sz w:val="36"/>
+          <w:szCs w:val="36"/>
+        </w:rPr>
+        <w:t xml:space="preserve">= </w:t>
+      </w:r>
+      <w:proofErr w:type="spellStart"/>
+      <w:r>
+        <w:rPr>
+          <w:b/>
+          <w:bCs/>
+          <w:color w:val="D86DCB" w:themeColor="accent5" w:themeTint="99"/>
+          <w:sz w:val="36"/>
+          <w:szCs w:val="36"/>
+        </w:rPr>
+        <w:t>widget.taskCompleted</w:t>
+      </w:r>
+      <w:proofErr w:type="spellEnd"/>
+      <w:r>
+        <w:rPr>
+          <w:b/>
+          <w:bCs/>
+          <w:color w:val="D86DCB" w:themeColor="accent5" w:themeTint="99"/>
+          <w:sz w:val="36"/>
+          <w:szCs w:val="36"/>
+        </w:rPr>
+        <w:t>) {</w:t>
       </w:r>
     </w:p>
     <w:p>
@@ -3599,9 +6833,19 @@
           <w:sz w:val="36"/>
           <w:szCs w:val="36"/>
         </w:rPr>
-        <w:t>super.initState</w:t>
-      </w:r>
-      <w:proofErr w:type="spellEnd"/>
+        <w:t>setState</w:t>
+      </w:r>
+      <w:proofErr w:type="spellEnd"/>
+      <w:r>
+        <w:rPr>
+          <w:b/>
+          <w:bCs/>
+          <w:color w:val="D86DCB" w:themeColor="accent5" w:themeTint="99"/>
+          <w:sz w:val="36"/>
+          <w:szCs w:val="36"/>
+        </w:rPr>
+        <w:t>(</w:t>
+      </w:r>
       <w:proofErr w:type="gramEnd"/>
       <w:r>
         <w:rPr>
@@ -3611,6 +6855,300 @@
           <w:sz w:val="36"/>
           <w:szCs w:val="36"/>
         </w:rPr>
+        <w:t xml:space="preserve">() =&gt; completed = </w:t>
+      </w:r>
+      <w:proofErr w:type="spellStart"/>
+      <w:r>
+        <w:rPr>
+          <w:b/>
+          <w:bCs/>
+          <w:color w:val="D86DCB" w:themeColor="accent5" w:themeTint="99"/>
+          <w:sz w:val="36"/>
+          <w:szCs w:val="36"/>
+        </w:rPr>
+        <w:t>widget.taskCompleted</w:t>
+      </w:r>
+      <w:proofErr w:type="spellEnd"/>
+      <w:r>
+        <w:rPr>
+          <w:b/>
+          <w:bCs/>
+          <w:color w:val="D86DCB" w:themeColor="accent5" w:themeTint="99"/>
+          <w:sz w:val="36"/>
+          <w:szCs w:val="36"/>
+        </w:rPr>
+        <w:t>);</w:t>
+      </w:r>
+    </w:p>
+    <w:p>
+      <w:pPr>
+        <w:jc w:val="both"/>
+        <w:rPr>
+          <w:b/>
+          <w:bCs/>
+          <w:color w:val="D86DCB" w:themeColor="accent5" w:themeTint="99"/>
+          <w:sz w:val="36"/>
+          <w:szCs w:val="36"/>
+        </w:rPr>
+      </w:pPr>
+      <w:r>
+        <w:rPr>
+          <w:b/>
+          <w:bCs/>
+          <w:color w:val="D86DCB" w:themeColor="accent5" w:themeTint="99"/>
+          <w:sz w:val="36"/>
+          <w:szCs w:val="36"/>
+        </w:rPr>
+        <w:t xml:space="preserve">  }</w:t>
+      </w:r>
+    </w:p>
+    <w:p>
+      <w:pPr>
+        <w:jc w:val="both"/>
+        <w:rPr>
+          <w:b/>
+          <w:bCs/>
+          <w:color w:val="D86DCB" w:themeColor="accent5" w:themeTint="99"/>
+          <w:sz w:val="36"/>
+          <w:szCs w:val="36"/>
+        </w:rPr>
+      </w:pPr>
+      <w:r>
+        <w:rPr>
+          <w:b/>
+          <w:bCs/>
+          <w:color w:val="D86DCB" w:themeColor="accent5" w:themeTint="99"/>
+          <w:sz w:val="36"/>
+          <w:szCs w:val="36"/>
+        </w:rPr>
+        <w:t>}</w:t>
+      </w:r>
+    </w:p>
+    <w:p>
+      <w:pPr>
+        <w:jc w:val="both"/>
+        <w:rPr>
+          <w:sz w:val="36"/>
+          <w:szCs w:val="36"/>
+        </w:rPr>
+      </w:pPr>
+    </w:p>
+    <w:p>
+      <w:pPr>
+        <w:jc w:val="both"/>
+        <w:rPr>
+          <w:b/>
+          <w:bCs/>
+          <w:sz w:val="36"/>
+          <w:szCs w:val="36"/>
+        </w:rPr>
+      </w:pPr>
+      <w:proofErr w:type="gramStart"/>
+      <w:r>
+        <w:rPr>
+          <w:b/>
+          <w:bCs/>
+          <w:sz w:val="36"/>
+          <w:szCs w:val="36"/>
+        </w:rPr>
+        <w:t>deactivate(</w:t>
+      </w:r>
+      <w:proofErr w:type="gramEnd"/>
+      <w:r>
+        <w:rPr>
+          <w:b/>
+          <w:bCs/>
+          <w:sz w:val="36"/>
+          <w:szCs w:val="36"/>
+        </w:rPr>
+        <w:t>)</w:t>
+      </w:r>
+      <w:r>
+        <w:rPr>
+          <w:b/>
+          <w:bCs/>
+          <w:sz w:val="36"/>
+          <w:szCs w:val="36"/>
+        </w:rPr>
+        <w:t xml:space="preserve"> </w:t>
+      </w:r>
+      <w:r>
+        <w:rPr>
+          <w:sz w:val="36"/>
+          <w:szCs w:val="36"/>
+        </w:rPr>
+        <w:t>(Rarely Used)</w:t>
+      </w:r>
+      <w:r>
+        <w:rPr>
+          <w:b/>
+          <w:bCs/>
+          <w:sz w:val="36"/>
+          <w:szCs w:val="36"/>
+        </w:rPr>
+        <w:t>:</w:t>
+      </w:r>
+    </w:p>
+    <w:p>
+      <w:pPr>
+        <w:jc w:val="both"/>
+        <w:rPr>
+          <w:sz w:val="36"/>
+          <w:szCs w:val="36"/>
+        </w:rPr>
+      </w:pPr>
+      <w:r>
+        <w:rPr>
+          <w:sz w:val="36"/>
+          <w:szCs w:val="36"/>
+        </w:rPr>
+        <w:t># It’s c</w:t>
+      </w:r>
+      <w:r>
+        <w:rPr>
+          <w:sz w:val="36"/>
+          <w:szCs w:val="36"/>
+        </w:rPr>
+        <w:t>alled when the widget is removed from the widget tree temporarily.</w:t>
+      </w:r>
+      <w:r>
+        <w:rPr>
+          <w:sz w:val="36"/>
+          <w:szCs w:val="36"/>
+        </w:rPr>
+        <w:t xml:space="preserve"> Like</w:t>
+      </w:r>
+      <w:r>
+        <w:rPr>
+          <w:sz w:val="36"/>
+          <w:szCs w:val="36"/>
+        </w:rPr>
+        <w:t xml:space="preserve"> </w:t>
+      </w:r>
+      <w:r>
+        <w:rPr>
+          <w:sz w:val="36"/>
+          <w:szCs w:val="36"/>
+        </w:rPr>
+        <w:t>n</w:t>
+      </w:r>
+      <w:r>
+        <w:rPr>
+          <w:sz w:val="36"/>
+          <w:szCs w:val="36"/>
+        </w:rPr>
+        <w:t>avigating to another page but might come back.</w:t>
+      </w:r>
+    </w:p>
+    <w:p>
+      <w:pPr>
+        <w:jc w:val="both"/>
+        <w:rPr>
+          <w:b/>
+          <w:bCs/>
+          <w:color w:val="D86DCB" w:themeColor="accent5" w:themeTint="99"/>
+          <w:sz w:val="36"/>
+          <w:szCs w:val="36"/>
+        </w:rPr>
+      </w:pPr>
+      <w:r>
+        <w:rPr>
+          <w:b/>
+          <w:bCs/>
+          <w:color w:val="D86DCB" w:themeColor="accent5" w:themeTint="99"/>
+          <w:sz w:val="36"/>
+          <w:szCs w:val="36"/>
+        </w:rPr>
+        <w:t>@override</w:t>
+      </w:r>
+    </w:p>
+    <w:p>
+      <w:pPr>
+        <w:jc w:val="both"/>
+        <w:rPr>
+          <w:b/>
+          <w:bCs/>
+          <w:color w:val="D86DCB" w:themeColor="accent5" w:themeTint="99"/>
+          <w:sz w:val="36"/>
+          <w:szCs w:val="36"/>
+        </w:rPr>
+      </w:pPr>
+      <w:r>
+        <w:rPr>
+          <w:b/>
+          <w:bCs/>
+          <w:color w:val="D86DCB" w:themeColor="accent5" w:themeTint="99"/>
+          <w:sz w:val="36"/>
+          <w:szCs w:val="36"/>
+        </w:rPr>
+        <w:t xml:space="preserve">void </w:t>
+      </w:r>
+      <w:proofErr w:type="gramStart"/>
+      <w:r>
+        <w:rPr>
+          <w:b/>
+          <w:bCs/>
+          <w:color w:val="D86DCB" w:themeColor="accent5" w:themeTint="99"/>
+          <w:sz w:val="36"/>
+          <w:szCs w:val="36"/>
+        </w:rPr>
+        <w:t>deactivate(</w:t>
+      </w:r>
+      <w:proofErr w:type="gramEnd"/>
+      <w:r>
+        <w:rPr>
+          <w:b/>
+          <w:bCs/>
+          <w:color w:val="D86DCB" w:themeColor="accent5" w:themeTint="99"/>
+          <w:sz w:val="36"/>
+          <w:szCs w:val="36"/>
+        </w:rPr>
+        <w:t>) {</w:t>
+      </w:r>
+    </w:p>
+    <w:p>
+      <w:pPr>
+        <w:jc w:val="both"/>
+        <w:rPr>
+          <w:b/>
+          <w:bCs/>
+          <w:color w:val="D86DCB" w:themeColor="accent5" w:themeTint="99"/>
+          <w:sz w:val="36"/>
+          <w:szCs w:val="36"/>
+        </w:rPr>
+      </w:pPr>
+      <w:r>
+        <w:rPr>
+          <w:b/>
+          <w:bCs/>
+          <w:color w:val="D86DCB" w:themeColor="accent5" w:themeTint="99"/>
+          <w:sz w:val="36"/>
+          <w:szCs w:val="36"/>
+        </w:rPr>
+        <w:t xml:space="preserve">  </w:t>
+      </w:r>
+      <w:proofErr w:type="spellStart"/>
+      <w:proofErr w:type="gramStart"/>
+      <w:r>
+        <w:rPr>
+          <w:b/>
+          <w:bCs/>
+          <w:color w:val="D86DCB" w:themeColor="accent5" w:themeTint="99"/>
+          <w:sz w:val="36"/>
+          <w:szCs w:val="36"/>
+        </w:rPr>
+        <w:t>super.deactivate</w:t>
+      </w:r>
+      <w:proofErr w:type="spellEnd"/>
+      <w:proofErr w:type="gramEnd"/>
+      <w:r>
+        <w:rPr>
+          <w:b/>
+          <w:bCs/>
+          <w:color w:val="D86DCB" w:themeColor="accent5" w:themeTint="99"/>
+          <w:sz w:val="36"/>
+          <w:szCs w:val="36"/>
+        </w:rPr>
         <w:t>();</w:t>
       </w:r>
     </w:p>
@@ -3633,53 +7171,8 @@
           <w:sz w:val="36"/>
           <w:szCs w:val="36"/>
         </w:rPr>
-        <w:t xml:space="preserve">    if (_</w:t>
-      </w:r>
-      <w:proofErr w:type="spellStart"/>
-      <w:r>
-        <w:rPr>
-          <w:b/>
-          <w:bCs/>
-          <w:color w:val="D86DCB" w:themeColor="accent5" w:themeTint="99"/>
-          <w:sz w:val="36"/>
-          <w:szCs w:val="36"/>
-        </w:rPr>
-        <w:t>myBox.get</w:t>
-      </w:r>
-      <w:proofErr w:type="spellEnd"/>
-      <w:r>
-        <w:rPr>
-          <w:b/>
-          <w:bCs/>
-          <w:color w:val="D86DCB" w:themeColor="accent5" w:themeTint="99"/>
-          <w:sz w:val="36"/>
-          <w:szCs w:val="36"/>
-        </w:rPr>
-        <w:t>('TODOLIST') == null) {</w:t>
-      </w:r>
-    </w:p>
-    <w:p>
-      <w:pPr>
-        <w:jc w:val="both"/>
-        <w:rPr>
-          <w:b/>
-          <w:bCs/>
-          <w:color w:val="D86DCB" w:themeColor="accent5" w:themeTint="99"/>
-          <w:sz w:val="36"/>
-          <w:szCs w:val="36"/>
-        </w:rPr>
-      </w:pPr>
-      <w:r>
-        <w:rPr>
-          <w:b/>
-          <w:bCs/>
-          <w:color w:val="D86DCB" w:themeColor="accent5" w:themeTint="99"/>
-          <w:sz w:val="36"/>
-          <w:szCs w:val="36"/>
-        </w:rPr>
-        <w:t xml:space="preserve">      </w:t>
-      </w:r>
-      <w:proofErr w:type="spellStart"/>
+        <w:t xml:space="preserve">  </w:t>
+      </w:r>
       <w:proofErr w:type="gramStart"/>
       <w:r>
         <w:rPr>
@@ -3689,9 +7182,8 @@
           <w:sz w:val="36"/>
           <w:szCs w:val="36"/>
         </w:rPr>
-        <w:t>db.createInitialData</w:t>
-      </w:r>
-      <w:proofErr w:type="spellEnd"/>
+        <w:t>print(</w:t>
+      </w:r>
       <w:proofErr w:type="gramEnd"/>
       <w:r>
         <w:rPr>
@@ -3701,398 +7193,252 @@
           <w:sz w:val="36"/>
           <w:szCs w:val="36"/>
         </w:rPr>
-        <w:t>();</w:t>
-      </w:r>
-    </w:p>
-    <w:p>
-      <w:pPr>
-        <w:jc w:val="both"/>
-        <w:rPr>
-          <w:b/>
-          <w:bCs/>
-          <w:color w:val="D86DCB" w:themeColor="accent5" w:themeTint="99"/>
-          <w:sz w:val="36"/>
-          <w:szCs w:val="36"/>
-        </w:rPr>
-      </w:pPr>
-      <w:r>
-        <w:rPr>
-          <w:b/>
-          <w:bCs/>
-          <w:color w:val="D86DCB" w:themeColor="accent5" w:themeTint="99"/>
-          <w:sz w:val="36"/>
-          <w:szCs w:val="36"/>
-        </w:rPr>
-        <w:t xml:space="preserve">    } else {</w:t>
-      </w:r>
-    </w:p>
-    <w:p>
-      <w:pPr>
-        <w:jc w:val="both"/>
-        <w:rPr>
-          <w:b/>
-          <w:bCs/>
-          <w:color w:val="D86DCB" w:themeColor="accent5" w:themeTint="99"/>
-          <w:sz w:val="36"/>
-          <w:szCs w:val="36"/>
-        </w:rPr>
-      </w:pPr>
-      <w:r>
-        <w:rPr>
-          <w:b/>
-          <w:bCs/>
-          <w:color w:val="D86DCB" w:themeColor="accent5" w:themeTint="99"/>
-          <w:sz w:val="36"/>
-          <w:szCs w:val="36"/>
-        </w:rPr>
-        <w:t xml:space="preserve">      </w:t>
-      </w:r>
-      <w:proofErr w:type="spellStart"/>
+        <w:t>'Widget temporarily removed');</w:t>
+      </w:r>
+    </w:p>
+    <w:p>
+      <w:pPr>
+        <w:jc w:val="both"/>
+        <w:rPr>
+          <w:b/>
+          <w:bCs/>
+          <w:color w:val="D86DCB" w:themeColor="accent5" w:themeTint="99"/>
+          <w:sz w:val="36"/>
+          <w:szCs w:val="36"/>
+        </w:rPr>
+      </w:pPr>
+      <w:r>
+        <w:rPr>
+          <w:b/>
+          <w:bCs/>
+          <w:color w:val="D86DCB" w:themeColor="accent5" w:themeTint="99"/>
+          <w:sz w:val="36"/>
+          <w:szCs w:val="36"/>
+        </w:rPr>
+        <w:t>}</w:t>
+      </w:r>
+    </w:p>
+    <w:p>
+      <w:pPr>
+        <w:jc w:val="both"/>
+        <w:rPr>
+          <w:sz w:val="36"/>
+          <w:szCs w:val="36"/>
+        </w:rPr>
+      </w:pPr>
+    </w:p>
+    <w:p>
+      <w:pPr>
+        <w:jc w:val="both"/>
+        <w:rPr>
+          <w:b/>
+          <w:bCs/>
+          <w:sz w:val="36"/>
+          <w:szCs w:val="36"/>
+        </w:rPr>
+      </w:pPr>
       <w:proofErr w:type="gramStart"/>
       <w:r>
         <w:rPr>
           <w:b/>
           <w:bCs/>
-          <w:color w:val="D86DCB" w:themeColor="accent5" w:themeTint="99"/>
-          <w:sz w:val="36"/>
-          <w:szCs w:val="36"/>
-        </w:rPr>
-        <w:t>db.loadData</w:t>
-      </w:r>
-      <w:proofErr w:type="spellEnd"/>
+          <w:sz w:val="36"/>
+          <w:szCs w:val="36"/>
+        </w:rPr>
+        <w:t>dispose(</w:t>
+      </w:r>
       <w:proofErr w:type="gramEnd"/>
       <w:r>
         <w:rPr>
           <w:b/>
           <w:bCs/>
-          <w:color w:val="D86DCB" w:themeColor="accent5" w:themeTint="99"/>
-          <w:sz w:val="36"/>
-          <w:szCs w:val="36"/>
-        </w:rPr>
-        <w:t>();</w:t>
-      </w:r>
-    </w:p>
-    <w:p>
-      <w:pPr>
-        <w:jc w:val="both"/>
-        <w:rPr>
-          <w:b/>
-          <w:bCs/>
-          <w:color w:val="D86DCB" w:themeColor="accent5" w:themeTint="99"/>
-          <w:sz w:val="36"/>
-          <w:szCs w:val="36"/>
-        </w:rPr>
-      </w:pPr>
-      <w:r>
-        <w:rPr>
-          <w:b/>
-          <w:bCs/>
-          <w:color w:val="D86DCB" w:themeColor="accent5" w:themeTint="99"/>
-          <w:sz w:val="36"/>
-          <w:szCs w:val="36"/>
-        </w:rPr>
-        <w:t xml:space="preserve">    }</w:t>
-      </w:r>
-    </w:p>
-    <w:p>
-      <w:pPr>
-        <w:jc w:val="both"/>
-        <w:rPr>
-          <w:b/>
-          <w:bCs/>
-          <w:color w:val="D86DCB" w:themeColor="accent5" w:themeTint="99"/>
-          <w:sz w:val="36"/>
-          <w:szCs w:val="36"/>
-        </w:rPr>
-      </w:pPr>
-      <w:r>
-        <w:rPr>
-          <w:b/>
-          <w:bCs/>
-          <w:color w:val="D86DCB" w:themeColor="accent5" w:themeTint="99"/>
-          <w:sz w:val="36"/>
-          <w:szCs w:val="36"/>
-        </w:rPr>
-        <w:t xml:space="preserve">  }</w:t>
-      </w:r>
-    </w:p>
-    <w:p>
-      <w:pPr>
-        <w:jc w:val="both"/>
-        <w:rPr>
-          <w:b/>
-          <w:bCs/>
-          <w:color w:val="D86DCB" w:themeColor="accent5" w:themeTint="99"/>
-          <w:sz w:val="36"/>
-          <w:szCs w:val="36"/>
-        </w:rPr>
-      </w:pPr>
-    </w:p>
-    <w:p>
-      <w:pPr>
-        <w:jc w:val="both"/>
-        <w:rPr>
-          <w:b/>
-          <w:bCs/>
-          <w:sz w:val="36"/>
-          <w:szCs w:val="36"/>
-        </w:rPr>
-      </w:pPr>
-      <w:proofErr w:type="spellStart"/>
+          <w:sz w:val="36"/>
+          <w:szCs w:val="36"/>
+        </w:rPr>
+        <w:t>)</w:t>
+      </w:r>
+      <w:r>
+        <w:rPr>
+          <w:b/>
+          <w:bCs/>
+          <w:sz w:val="36"/>
+          <w:szCs w:val="36"/>
+        </w:rPr>
+        <w:t>:</w:t>
+      </w:r>
+    </w:p>
+    <w:p>
+      <w:pPr>
+        <w:jc w:val="both"/>
+        <w:rPr>
+          <w:sz w:val="36"/>
+          <w:szCs w:val="36"/>
+        </w:rPr>
+      </w:pPr>
+      <w:r>
+        <w:rPr>
+          <w:sz w:val="36"/>
+          <w:szCs w:val="36"/>
+        </w:rPr>
+        <w:t># It’s c</w:t>
+      </w:r>
+      <w:r>
+        <w:rPr>
+          <w:sz w:val="36"/>
+          <w:szCs w:val="36"/>
+        </w:rPr>
+        <w:t>alled when the widget is permanently removed (destroyed).</w:t>
+      </w:r>
+      <w:r>
+        <w:rPr>
+          <w:sz w:val="36"/>
+          <w:szCs w:val="36"/>
+        </w:rPr>
+        <w:t xml:space="preserve"> </w:t>
+      </w:r>
+      <w:r>
+        <w:rPr>
+          <w:sz w:val="36"/>
+          <w:szCs w:val="36"/>
+        </w:rPr>
+        <w:t xml:space="preserve">Perfect for cleaning up resources </w:t>
+      </w:r>
+      <w:r>
+        <w:rPr>
+          <w:sz w:val="36"/>
+          <w:szCs w:val="36"/>
+        </w:rPr>
+        <w:t xml:space="preserve">like </w:t>
+      </w:r>
+      <w:r>
+        <w:rPr>
+          <w:b/>
+          <w:bCs/>
+          <w:sz w:val="36"/>
+          <w:szCs w:val="36"/>
+        </w:rPr>
+        <w:t>controllers</w:t>
+      </w:r>
+      <w:r>
+        <w:rPr>
+          <w:sz w:val="36"/>
+          <w:szCs w:val="36"/>
+        </w:rPr>
+        <w:t xml:space="preserve">, </w:t>
+      </w:r>
+      <w:r>
+        <w:rPr>
+          <w:b/>
+          <w:bCs/>
+          <w:sz w:val="36"/>
+          <w:szCs w:val="36"/>
+        </w:rPr>
+        <w:t>streams</w:t>
+      </w:r>
+      <w:r>
+        <w:rPr>
+          <w:sz w:val="36"/>
+          <w:szCs w:val="36"/>
+        </w:rPr>
+        <w:t xml:space="preserve">, </w:t>
+      </w:r>
+      <w:r>
+        <w:rPr>
+          <w:b/>
+          <w:bCs/>
+          <w:sz w:val="36"/>
+          <w:szCs w:val="36"/>
+        </w:rPr>
+        <w:t>focus nodes</w:t>
+      </w:r>
+      <w:r>
+        <w:rPr>
+          <w:sz w:val="36"/>
+          <w:szCs w:val="36"/>
+        </w:rPr>
+        <w:t>, etc.</w:t>
+      </w:r>
+      <w:r>
+        <w:rPr>
+          <w:sz w:val="36"/>
+          <w:szCs w:val="36"/>
+        </w:rPr>
+        <w:t xml:space="preserve"> </w:t>
+      </w:r>
+      <w:r>
+        <w:rPr>
+          <w:sz w:val="36"/>
+          <w:szCs w:val="36"/>
+        </w:rPr>
+        <w:t>It is used to clean up the controller when the widget is disposed. This is important to prevent memory leaks</w:t>
+      </w:r>
+      <w:r>
+        <w:rPr>
+          <w:sz w:val="36"/>
+          <w:szCs w:val="36"/>
+        </w:rPr>
+        <w:t>.</w:t>
+      </w:r>
+    </w:p>
+    <w:p>
+      <w:pPr>
+        <w:jc w:val="both"/>
+        <w:rPr>
+          <w:b/>
+          <w:bCs/>
+          <w:color w:val="D86DCB" w:themeColor="accent5" w:themeTint="99"/>
+          <w:sz w:val="36"/>
+          <w:szCs w:val="36"/>
+        </w:rPr>
+      </w:pPr>
+      <w:r>
+        <w:rPr>
+          <w:b/>
+          <w:bCs/>
+          <w:color w:val="D86DCB" w:themeColor="accent5" w:themeTint="99"/>
+          <w:sz w:val="36"/>
+          <w:szCs w:val="36"/>
+        </w:rPr>
+        <w:t>@override</w:t>
+      </w:r>
+    </w:p>
+    <w:p>
+      <w:pPr>
+        <w:jc w:val="both"/>
+        <w:rPr>
+          <w:b/>
+          <w:bCs/>
+          <w:color w:val="D86DCB" w:themeColor="accent5" w:themeTint="99"/>
+          <w:sz w:val="36"/>
+          <w:szCs w:val="36"/>
+        </w:rPr>
+      </w:pPr>
+      <w:r>
+        <w:rPr>
+          <w:b/>
+          <w:bCs/>
+          <w:color w:val="D86DCB" w:themeColor="accent5" w:themeTint="99"/>
+          <w:sz w:val="36"/>
+          <w:szCs w:val="36"/>
+        </w:rPr>
+        <w:t xml:space="preserve">void </w:t>
+      </w:r>
       <w:proofErr w:type="gramStart"/>
       <w:r>
         <w:rPr>
           <w:b/>
           <w:bCs/>
-          <w:sz w:val="36"/>
-          <w:szCs w:val="36"/>
-        </w:rPr>
-        <w:t>didChangeDependencies</w:t>
-      </w:r>
-      <w:proofErr w:type="spellEnd"/>
-      <w:r>
-        <w:rPr>
-          <w:b/>
-          <w:bCs/>
-          <w:sz w:val="36"/>
-          <w:szCs w:val="36"/>
-        </w:rPr>
-        <w:t>(</w:t>
+          <w:color w:val="D86DCB" w:themeColor="accent5" w:themeTint="99"/>
+          <w:sz w:val="36"/>
+          <w:szCs w:val="36"/>
+        </w:rPr>
+        <w:t>dispose(</w:t>
       </w:r>
       <w:proofErr w:type="gramEnd"/>
       <w:r>
         <w:rPr>
           <w:b/>
           <w:bCs/>
-          <w:sz w:val="36"/>
-          <w:szCs w:val="36"/>
-        </w:rPr>
-        <w:t>)</w:t>
-      </w:r>
-      <w:r>
-        <w:rPr>
-          <w:b/>
-          <w:bCs/>
-          <w:sz w:val="36"/>
-          <w:szCs w:val="36"/>
-        </w:rPr>
-        <w:t>:</w:t>
-      </w:r>
-    </w:p>
-    <w:p>
-      <w:pPr>
-        <w:jc w:val="both"/>
-        <w:rPr>
-          <w:b/>
-          <w:bCs/>
-          <w:sz w:val="36"/>
-          <w:szCs w:val="36"/>
-        </w:rPr>
-      </w:pPr>
-      <w:r>
-        <w:rPr>
-          <w:sz w:val="36"/>
-          <w:szCs w:val="36"/>
-        </w:rPr>
-        <w:t># It’s c</w:t>
-      </w:r>
-      <w:r>
-        <w:rPr>
-          <w:sz w:val="36"/>
-          <w:szCs w:val="36"/>
-        </w:rPr>
-        <w:t>alled</w:t>
-      </w:r>
-      <w:r>
-        <w:rPr>
-          <w:sz w:val="36"/>
-          <w:szCs w:val="36"/>
-        </w:rPr>
-        <w:t xml:space="preserve"> after</w:t>
-      </w:r>
-      <w:r>
-        <w:rPr>
-          <w:sz w:val="36"/>
-          <w:szCs w:val="36"/>
-        </w:rPr>
-        <w:t xml:space="preserve"> </w:t>
-      </w:r>
-      <w:proofErr w:type="spellStart"/>
-      <w:proofErr w:type="gramStart"/>
-      <w:r>
-        <w:rPr>
-          <w:b/>
-          <w:bCs/>
-          <w:sz w:val="36"/>
-          <w:szCs w:val="36"/>
-        </w:rPr>
-        <w:t>initState</w:t>
-      </w:r>
-      <w:proofErr w:type="spellEnd"/>
-      <w:r>
-        <w:rPr>
-          <w:b/>
-          <w:bCs/>
-          <w:sz w:val="36"/>
-          <w:szCs w:val="36"/>
-        </w:rPr>
-        <w:t>(</w:t>
-      </w:r>
-      <w:proofErr w:type="gramEnd"/>
-      <w:r>
-        <w:rPr>
-          <w:b/>
-          <w:bCs/>
-          <w:sz w:val="36"/>
-          <w:szCs w:val="36"/>
-        </w:rPr>
-        <w:t>)</w:t>
-      </w:r>
-      <w:r>
-        <w:rPr>
-          <w:b/>
-          <w:bCs/>
-          <w:sz w:val="36"/>
-          <w:szCs w:val="36"/>
-        </w:rPr>
-        <w:t xml:space="preserve"> </w:t>
-      </w:r>
-      <w:r>
-        <w:rPr>
-          <w:sz w:val="36"/>
-          <w:szCs w:val="36"/>
-        </w:rPr>
-        <w:t>and w</w:t>
-      </w:r>
-      <w:r>
-        <w:rPr>
-          <w:sz w:val="36"/>
-          <w:szCs w:val="36"/>
-        </w:rPr>
-        <w:t xml:space="preserve">henever an inherited widget (like </w:t>
-      </w:r>
-      <w:r>
-        <w:rPr>
-          <w:b/>
-          <w:bCs/>
-          <w:sz w:val="36"/>
-          <w:szCs w:val="36"/>
-        </w:rPr>
-        <w:t xml:space="preserve">Theme, </w:t>
-      </w:r>
-      <w:proofErr w:type="spellStart"/>
-      <w:r>
-        <w:rPr>
-          <w:b/>
-          <w:bCs/>
-          <w:sz w:val="36"/>
-          <w:szCs w:val="36"/>
-        </w:rPr>
-        <w:t>MediaQuery</w:t>
-      </w:r>
-      <w:proofErr w:type="spellEnd"/>
-      <w:r>
-        <w:rPr>
-          <w:sz w:val="36"/>
-          <w:szCs w:val="36"/>
-        </w:rPr>
-        <w:t xml:space="preserve">, or </w:t>
-      </w:r>
-      <w:r>
-        <w:rPr>
-          <w:b/>
-          <w:bCs/>
-          <w:sz w:val="36"/>
-          <w:szCs w:val="36"/>
-        </w:rPr>
-        <w:t>Provider</w:t>
-      </w:r>
-      <w:r>
-        <w:rPr>
-          <w:sz w:val="36"/>
-          <w:szCs w:val="36"/>
-        </w:rPr>
-        <w:t>) changes</w:t>
-      </w:r>
-      <w:r>
-        <w:rPr>
-          <w:sz w:val="36"/>
-          <w:szCs w:val="36"/>
-        </w:rPr>
-        <w:t>.</w:t>
-      </w:r>
-    </w:p>
-    <w:p>
-      <w:pPr>
-        <w:jc w:val="both"/>
-        <w:rPr>
-          <w:b/>
-          <w:bCs/>
-          <w:color w:val="D86DCB" w:themeColor="accent5" w:themeTint="99"/>
-          <w:sz w:val="36"/>
-          <w:szCs w:val="36"/>
-        </w:rPr>
-      </w:pPr>
-      <w:r>
-        <w:rPr>
-          <w:b/>
-          <w:bCs/>
-          <w:color w:val="D86DCB" w:themeColor="accent5" w:themeTint="99"/>
-          <w:sz w:val="36"/>
-          <w:szCs w:val="36"/>
-        </w:rPr>
-        <w:t>@override</w:t>
-      </w:r>
-    </w:p>
-    <w:p>
-      <w:pPr>
-        <w:jc w:val="both"/>
-        <w:rPr>
-          <w:b/>
-          <w:bCs/>
-          <w:color w:val="D86DCB" w:themeColor="accent5" w:themeTint="99"/>
-          <w:sz w:val="36"/>
-          <w:szCs w:val="36"/>
-        </w:rPr>
-      </w:pPr>
-      <w:r>
-        <w:rPr>
-          <w:b/>
-          <w:bCs/>
-          <w:color w:val="D86DCB" w:themeColor="accent5" w:themeTint="99"/>
-          <w:sz w:val="36"/>
-          <w:szCs w:val="36"/>
-        </w:rPr>
-        <w:t xml:space="preserve">void </w:t>
-      </w:r>
-      <w:proofErr w:type="spellStart"/>
-      <w:proofErr w:type="gramStart"/>
-      <w:r>
-        <w:rPr>
-          <w:b/>
-          <w:bCs/>
-          <w:color w:val="D86DCB" w:themeColor="accent5" w:themeTint="99"/>
-          <w:sz w:val="36"/>
-          <w:szCs w:val="36"/>
-        </w:rPr>
-        <w:t>didChangeDependencies</w:t>
-      </w:r>
-      <w:proofErr w:type="spellEnd"/>
-      <w:r>
-        <w:rPr>
-          <w:b/>
-          <w:bCs/>
-          <w:color w:val="D86DCB" w:themeColor="accent5" w:themeTint="99"/>
-          <w:sz w:val="36"/>
-          <w:szCs w:val="36"/>
-        </w:rPr>
-        <w:t>(</w:t>
-      </w:r>
-      <w:proofErr w:type="gramEnd"/>
-      <w:r>
-        <w:rPr>
-          <w:b/>
-          <w:bCs/>
           <w:color w:val="D86DCB" w:themeColor="accent5" w:themeTint="99"/>
           <w:sz w:val="36"/>
           <w:szCs w:val="36"/>
@@ -4119,3019 +7465,9 @@
           <w:sz w:val="36"/>
           <w:szCs w:val="36"/>
         </w:rPr>
+        <w:lastRenderedPageBreak/>
         <w:t xml:space="preserve">  </w:t>
       </w:r>
-      <w:proofErr w:type="gramStart"/>
-      <w:r>
-        <w:rPr>
-          <w:b/>
-          <w:bCs/>
-          <w:color w:val="D86DCB" w:themeColor="accent5" w:themeTint="99"/>
-          <w:sz w:val="36"/>
-          <w:szCs w:val="36"/>
-        </w:rPr>
-        <w:t>print(</w:t>
-      </w:r>
-      <w:proofErr w:type="gramEnd"/>
-      <w:r>
-        <w:rPr>
-          <w:b/>
-          <w:bCs/>
-          <w:color w:val="D86DCB" w:themeColor="accent5" w:themeTint="99"/>
-          <w:sz w:val="36"/>
-          <w:szCs w:val="36"/>
-        </w:rPr>
-        <w:t>'</w:t>
-      </w:r>
-      <w:proofErr w:type="spellStart"/>
-      <w:r>
-        <w:rPr>
-          <w:b/>
-          <w:bCs/>
-          <w:color w:val="D86DCB" w:themeColor="accent5" w:themeTint="99"/>
-          <w:sz w:val="36"/>
-          <w:szCs w:val="36"/>
-        </w:rPr>
-        <w:t>didChangeDependencies</w:t>
-      </w:r>
-      <w:proofErr w:type="spellEnd"/>
-      <w:r>
-        <w:rPr>
-          <w:b/>
-          <w:bCs/>
-          <w:color w:val="D86DCB" w:themeColor="accent5" w:themeTint="99"/>
-          <w:sz w:val="36"/>
-          <w:szCs w:val="36"/>
-        </w:rPr>
-        <w:t xml:space="preserve"> called!');</w:t>
-      </w:r>
-    </w:p>
-    <w:p>
-      <w:pPr>
-        <w:jc w:val="both"/>
-        <w:rPr>
-          <w:b/>
-          <w:bCs/>
-          <w:color w:val="D86DCB" w:themeColor="accent5" w:themeTint="99"/>
-          <w:sz w:val="36"/>
-          <w:szCs w:val="36"/>
-        </w:rPr>
-      </w:pPr>
-      <w:r>
-        <w:rPr>
-          <w:b/>
-          <w:bCs/>
-          <w:color w:val="D86DCB" w:themeColor="accent5" w:themeTint="99"/>
-          <w:sz w:val="36"/>
-          <w:szCs w:val="36"/>
-        </w:rPr>
-        <w:t xml:space="preserve">  final size = </w:t>
-      </w:r>
-      <w:proofErr w:type="spellStart"/>
-      <w:r>
-        <w:rPr>
-          <w:b/>
-          <w:bCs/>
-          <w:color w:val="D86DCB" w:themeColor="accent5" w:themeTint="99"/>
-          <w:sz w:val="36"/>
-          <w:szCs w:val="36"/>
-        </w:rPr>
-        <w:t>MediaQuery.of</w:t>
-      </w:r>
-      <w:proofErr w:type="spellEnd"/>
-      <w:r>
-        <w:rPr>
-          <w:b/>
-          <w:bCs/>
-          <w:color w:val="D86DCB" w:themeColor="accent5" w:themeTint="99"/>
-          <w:sz w:val="36"/>
-          <w:szCs w:val="36"/>
-        </w:rPr>
-        <w:t>(context</w:t>
-      </w:r>
-      <w:proofErr w:type="gramStart"/>
-      <w:r>
-        <w:rPr>
-          <w:b/>
-          <w:bCs/>
-          <w:color w:val="D86DCB" w:themeColor="accent5" w:themeTint="99"/>
-          <w:sz w:val="36"/>
-          <w:szCs w:val="36"/>
-        </w:rPr>
-        <w:t>).size</w:t>
-      </w:r>
-      <w:proofErr w:type="gramEnd"/>
-      <w:r>
-        <w:rPr>
-          <w:b/>
-          <w:bCs/>
-          <w:color w:val="D86DCB" w:themeColor="accent5" w:themeTint="99"/>
-          <w:sz w:val="36"/>
-          <w:szCs w:val="36"/>
-        </w:rPr>
-        <w:t>; // Now safe to use context</w:t>
-      </w:r>
-    </w:p>
-    <w:p>
-      <w:pPr>
-        <w:jc w:val="both"/>
-        <w:rPr>
-          <w:b/>
-          <w:bCs/>
-          <w:color w:val="D86DCB" w:themeColor="accent5" w:themeTint="99"/>
-          <w:sz w:val="36"/>
-          <w:szCs w:val="36"/>
-        </w:rPr>
-      </w:pPr>
-      <w:r>
-        <w:rPr>
-          <w:b/>
-          <w:bCs/>
-          <w:color w:val="D86DCB" w:themeColor="accent5" w:themeTint="99"/>
-          <w:sz w:val="36"/>
-          <w:szCs w:val="36"/>
-        </w:rPr>
-        <w:t xml:space="preserve">  </w:t>
-      </w:r>
-      <w:proofErr w:type="spellStart"/>
-      <w:proofErr w:type="gramStart"/>
-      <w:r>
-        <w:rPr>
-          <w:b/>
-          <w:bCs/>
-          <w:color w:val="D86DCB" w:themeColor="accent5" w:themeTint="99"/>
-          <w:sz w:val="36"/>
-          <w:szCs w:val="36"/>
-        </w:rPr>
-        <w:t>super.didChangeDependencies</w:t>
-      </w:r>
-      <w:proofErr w:type="spellEnd"/>
-      <w:proofErr w:type="gramEnd"/>
-      <w:r>
-        <w:rPr>
-          <w:b/>
-          <w:bCs/>
-          <w:color w:val="D86DCB" w:themeColor="accent5" w:themeTint="99"/>
-          <w:sz w:val="36"/>
-          <w:szCs w:val="36"/>
-        </w:rPr>
-        <w:t>();</w:t>
-      </w:r>
-    </w:p>
-    <w:p>
-      <w:pPr>
-        <w:jc w:val="both"/>
-        <w:rPr>
-          <w:b/>
-          <w:bCs/>
-          <w:color w:val="D86DCB" w:themeColor="accent5" w:themeTint="99"/>
-          <w:sz w:val="36"/>
-          <w:szCs w:val="36"/>
-        </w:rPr>
-      </w:pPr>
-      <w:r>
-        <w:rPr>
-          <w:b/>
-          <w:bCs/>
-          <w:color w:val="D86DCB" w:themeColor="accent5" w:themeTint="99"/>
-          <w:sz w:val="36"/>
-          <w:szCs w:val="36"/>
-        </w:rPr>
-        <w:t>}</w:t>
-      </w:r>
-    </w:p>
-    <w:p>
-      <w:pPr>
-        <w:jc w:val="both"/>
-        <w:rPr>
-          <w:b/>
-          <w:bCs/>
-          <w:color w:val="D86DCB" w:themeColor="accent5" w:themeTint="99"/>
-          <w:sz w:val="36"/>
-          <w:szCs w:val="36"/>
-        </w:rPr>
-      </w:pPr>
-    </w:p>
-    <w:p>
-      <w:pPr>
-        <w:jc w:val="both"/>
-        <w:rPr>
-          <w:b/>
-          <w:bCs/>
-          <w:sz w:val="36"/>
-          <w:szCs w:val="36"/>
-        </w:rPr>
-      </w:pPr>
-      <w:proofErr w:type="gramStart"/>
-      <w:r>
-        <w:rPr>
-          <w:b/>
-          <w:bCs/>
-          <w:sz w:val="36"/>
-          <w:szCs w:val="36"/>
-        </w:rPr>
-        <w:t>build(</w:t>
-      </w:r>
-      <w:proofErr w:type="gramEnd"/>
-      <w:r>
-        <w:rPr>
-          <w:b/>
-          <w:bCs/>
-          <w:sz w:val="36"/>
-          <w:szCs w:val="36"/>
-        </w:rPr>
-        <w:t>):</w:t>
-      </w:r>
-    </w:p>
-    <w:p>
-      <w:pPr>
-        <w:jc w:val="both"/>
-        <w:rPr>
-          <w:sz w:val="36"/>
-          <w:szCs w:val="36"/>
-        </w:rPr>
-      </w:pPr>
-      <w:r>
-        <w:rPr>
-          <w:sz w:val="36"/>
-          <w:szCs w:val="36"/>
-        </w:rPr>
-        <w:lastRenderedPageBreak/>
-        <w:t># It’s c</w:t>
-      </w:r>
-      <w:r>
-        <w:rPr>
-          <w:sz w:val="36"/>
-          <w:szCs w:val="36"/>
-        </w:rPr>
-        <w:t>alled many times</w:t>
-      </w:r>
-      <w:r>
-        <w:rPr>
-          <w:sz w:val="36"/>
-          <w:szCs w:val="36"/>
-        </w:rPr>
-        <w:t>,</w:t>
-      </w:r>
-      <w:r>
-        <w:rPr>
-          <w:sz w:val="36"/>
-          <w:szCs w:val="36"/>
-        </w:rPr>
-        <w:t xml:space="preserve"> every time </w:t>
-      </w:r>
-      <w:proofErr w:type="spellStart"/>
-      <w:proofErr w:type="gramStart"/>
-      <w:r>
-        <w:rPr>
-          <w:b/>
-          <w:bCs/>
-          <w:sz w:val="36"/>
-          <w:szCs w:val="36"/>
-        </w:rPr>
-        <w:t>setState</w:t>
-      </w:r>
-      <w:proofErr w:type="spellEnd"/>
-      <w:r>
-        <w:rPr>
-          <w:b/>
-          <w:bCs/>
-          <w:sz w:val="36"/>
-          <w:szCs w:val="36"/>
-        </w:rPr>
-        <w:t>(</w:t>
-      </w:r>
-      <w:proofErr w:type="gramEnd"/>
-      <w:r>
-        <w:rPr>
-          <w:b/>
-          <w:bCs/>
-          <w:sz w:val="36"/>
-          <w:szCs w:val="36"/>
-        </w:rPr>
-        <w:t>)</w:t>
-      </w:r>
-      <w:r>
-        <w:rPr>
-          <w:sz w:val="36"/>
-          <w:szCs w:val="36"/>
-        </w:rPr>
-        <w:t xml:space="preserve"> runs or dependencies change.</w:t>
-      </w:r>
-      <w:r>
-        <w:rPr>
-          <w:sz w:val="36"/>
-          <w:szCs w:val="36"/>
-        </w:rPr>
-        <w:t xml:space="preserve"> </w:t>
-      </w:r>
-      <w:r>
-        <w:rPr>
-          <w:sz w:val="36"/>
-          <w:szCs w:val="36"/>
-        </w:rPr>
-        <w:t>It describes what the widget looks like.</w:t>
-      </w:r>
-      <w:r>
-        <w:rPr>
-          <w:sz w:val="36"/>
-          <w:szCs w:val="36"/>
-        </w:rPr>
-        <w:t xml:space="preserve"> </w:t>
-      </w:r>
-      <w:r>
-        <w:rPr>
-          <w:sz w:val="36"/>
-          <w:szCs w:val="36"/>
-        </w:rPr>
-        <w:t xml:space="preserve">Rule </w:t>
-      </w:r>
-      <w:r>
-        <w:rPr>
-          <w:sz w:val="36"/>
-          <w:szCs w:val="36"/>
-        </w:rPr>
-        <w:t>k</w:t>
-      </w:r>
-      <w:r>
-        <w:rPr>
-          <w:sz w:val="36"/>
-          <w:szCs w:val="36"/>
-        </w:rPr>
-        <w:t xml:space="preserve">eep </w:t>
-      </w:r>
-      <w:proofErr w:type="gramStart"/>
-      <w:r>
-        <w:rPr>
-          <w:b/>
-          <w:bCs/>
-          <w:sz w:val="36"/>
-          <w:szCs w:val="36"/>
-        </w:rPr>
-        <w:t>build(</w:t>
-      </w:r>
-      <w:proofErr w:type="gramEnd"/>
-      <w:r>
-        <w:rPr>
-          <w:b/>
-          <w:bCs/>
-          <w:sz w:val="36"/>
-          <w:szCs w:val="36"/>
-        </w:rPr>
-        <w:t>)</w:t>
-      </w:r>
-      <w:r>
-        <w:rPr>
-          <w:sz w:val="36"/>
-          <w:szCs w:val="36"/>
-        </w:rPr>
-        <w:t xml:space="preserve"> fast. It should only describe UI, not do heavy work.</w:t>
-      </w:r>
-    </w:p>
-    <w:p>
-      <w:pPr>
-        <w:jc w:val="both"/>
-        <w:rPr>
-          <w:b/>
-          <w:bCs/>
-          <w:color w:val="D86DCB" w:themeColor="accent5" w:themeTint="99"/>
-          <w:sz w:val="36"/>
-          <w:szCs w:val="36"/>
-        </w:rPr>
-      </w:pPr>
-      <w:r>
-        <w:rPr>
-          <w:b/>
-          <w:bCs/>
-          <w:color w:val="D86DCB" w:themeColor="accent5" w:themeTint="99"/>
-          <w:sz w:val="36"/>
-          <w:szCs w:val="36"/>
-        </w:rPr>
-        <w:t>@override</w:t>
-      </w:r>
-    </w:p>
-    <w:p>
-      <w:pPr>
-        <w:jc w:val="both"/>
-        <w:rPr>
-          <w:b/>
-          <w:bCs/>
-          <w:color w:val="D86DCB" w:themeColor="accent5" w:themeTint="99"/>
-          <w:sz w:val="36"/>
-          <w:szCs w:val="36"/>
-        </w:rPr>
-      </w:pPr>
-      <w:r>
-        <w:rPr>
-          <w:b/>
-          <w:bCs/>
-          <w:color w:val="D86DCB" w:themeColor="accent5" w:themeTint="99"/>
-          <w:sz w:val="36"/>
-          <w:szCs w:val="36"/>
-        </w:rPr>
-        <w:t xml:space="preserve">Widget </w:t>
-      </w:r>
-      <w:proofErr w:type="gramStart"/>
-      <w:r>
-        <w:rPr>
-          <w:b/>
-          <w:bCs/>
-          <w:color w:val="D86DCB" w:themeColor="accent5" w:themeTint="99"/>
-          <w:sz w:val="36"/>
-          <w:szCs w:val="36"/>
-        </w:rPr>
-        <w:t>build(</w:t>
-      </w:r>
-      <w:proofErr w:type="spellStart"/>
-      <w:proofErr w:type="gramEnd"/>
-      <w:r>
-        <w:rPr>
-          <w:b/>
-          <w:bCs/>
-          <w:color w:val="D86DCB" w:themeColor="accent5" w:themeTint="99"/>
-          <w:sz w:val="36"/>
-          <w:szCs w:val="36"/>
-        </w:rPr>
-        <w:t>BuildContext</w:t>
-      </w:r>
-      <w:proofErr w:type="spellEnd"/>
-      <w:r>
-        <w:rPr>
-          <w:b/>
-          <w:bCs/>
-          <w:color w:val="D86DCB" w:themeColor="accent5" w:themeTint="99"/>
-          <w:sz w:val="36"/>
-          <w:szCs w:val="36"/>
-        </w:rPr>
-        <w:t xml:space="preserve"> context) {</w:t>
-      </w:r>
-    </w:p>
-    <w:p>
-      <w:pPr>
-        <w:jc w:val="both"/>
-        <w:rPr>
-          <w:b/>
-          <w:bCs/>
-          <w:color w:val="D86DCB" w:themeColor="accent5" w:themeTint="99"/>
-          <w:sz w:val="36"/>
-          <w:szCs w:val="36"/>
-        </w:rPr>
-      </w:pPr>
-      <w:r>
-        <w:rPr>
-          <w:b/>
-          <w:bCs/>
-          <w:color w:val="D86DCB" w:themeColor="accent5" w:themeTint="99"/>
-          <w:sz w:val="36"/>
-          <w:szCs w:val="36"/>
-        </w:rPr>
-        <w:t xml:space="preserve">  </w:t>
-      </w:r>
-      <w:proofErr w:type="gramStart"/>
-      <w:r>
-        <w:rPr>
-          <w:b/>
-          <w:bCs/>
-          <w:color w:val="D86DCB" w:themeColor="accent5" w:themeTint="99"/>
-          <w:sz w:val="36"/>
-          <w:szCs w:val="36"/>
-        </w:rPr>
-        <w:t>print(</w:t>
-      </w:r>
-      <w:proofErr w:type="gramEnd"/>
-      <w:r>
-        <w:rPr>
-          <w:b/>
-          <w:bCs/>
-          <w:color w:val="D86DCB" w:themeColor="accent5" w:themeTint="99"/>
-          <w:sz w:val="36"/>
-          <w:szCs w:val="36"/>
-        </w:rPr>
-        <w:t>'build called!');</w:t>
-      </w:r>
-    </w:p>
-    <w:p>
-      <w:pPr>
-        <w:jc w:val="both"/>
-        <w:rPr>
-          <w:b/>
-          <w:bCs/>
-          <w:color w:val="D86DCB" w:themeColor="accent5" w:themeTint="99"/>
-          <w:sz w:val="36"/>
-          <w:szCs w:val="36"/>
-        </w:rPr>
-      </w:pPr>
-      <w:r>
-        <w:rPr>
-          <w:b/>
-          <w:bCs/>
-          <w:color w:val="D86DCB" w:themeColor="accent5" w:themeTint="99"/>
-          <w:sz w:val="36"/>
-          <w:szCs w:val="36"/>
-        </w:rPr>
-        <w:t xml:space="preserve">  return </w:t>
-      </w:r>
-      <w:proofErr w:type="gramStart"/>
-      <w:r>
-        <w:rPr>
-          <w:b/>
-          <w:bCs/>
-          <w:color w:val="D86DCB" w:themeColor="accent5" w:themeTint="99"/>
-          <w:sz w:val="36"/>
-          <w:szCs w:val="36"/>
-        </w:rPr>
-        <w:t>Scaffold(</w:t>
-      </w:r>
-      <w:proofErr w:type="gramEnd"/>
-    </w:p>
-    <w:p>
-      <w:pPr>
-        <w:jc w:val="both"/>
-        <w:rPr>
-          <w:b/>
-          <w:bCs/>
-          <w:color w:val="D86DCB" w:themeColor="accent5" w:themeTint="99"/>
-          <w:sz w:val="36"/>
-          <w:szCs w:val="36"/>
-        </w:rPr>
-      </w:pPr>
-      <w:r>
-        <w:rPr>
-          <w:b/>
-          <w:bCs/>
-          <w:color w:val="D86DCB" w:themeColor="accent5" w:themeTint="99"/>
-          <w:sz w:val="36"/>
-          <w:szCs w:val="36"/>
-        </w:rPr>
-        <w:t xml:space="preserve">    body: </w:t>
-      </w:r>
-      <w:proofErr w:type="gramStart"/>
-      <w:r>
-        <w:rPr>
-          <w:b/>
-          <w:bCs/>
-          <w:color w:val="D86DCB" w:themeColor="accent5" w:themeTint="99"/>
-          <w:sz w:val="36"/>
-          <w:szCs w:val="36"/>
-        </w:rPr>
-        <w:t>Center(</w:t>
-      </w:r>
-      <w:proofErr w:type="gramEnd"/>
-      <w:r>
-        <w:rPr>
-          <w:b/>
-          <w:bCs/>
-          <w:color w:val="D86DCB" w:themeColor="accent5" w:themeTint="99"/>
-          <w:sz w:val="36"/>
-          <w:szCs w:val="36"/>
-        </w:rPr>
-        <w:t>child: Text('Counter: $_counter')),</w:t>
-      </w:r>
-    </w:p>
-    <w:p>
-      <w:pPr>
-        <w:jc w:val="both"/>
-        <w:rPr>
-          <w:b/>
-          <w:bCs/>
-          <w:color w:val="D86DCB" w:themeColor="accent5" w:themeTint="99"/>
-          <w:sz w:val="36"/>
-          <w:szCs w:val="36"/>
-        </w:rPr>
-      </w:pPr>
-      <w:r>
-        <w:rPr>
-          <w:b/>
-          <w:bCs/>
-          <w:color w:val="D86DCB" w:themeColor="accent5" w:themeTint="99"/>
-          <w:sz w:val="36"/>
-          <w:szCs w:val="36"/>
-        </w:rPr>
-        <w:t xml:space="preserve">  );</w:t>
-      </w:r>
-    </w:p>
-    <w:p>
-      <w:pPr>
-        <w:jc w:val="both"/>
-        <w:rPr>
-          <w:b/>
-          <w:bCs/>
-          <w:color w:val="D86DCB" w:themeColor="accent5" w:themeTint="99"/>
-          <w:sz w:val="36"/>
-          <w:szCs w:val="36"/>
-        </w:rPr>
-      </w:pPr>
-      <w:r>
-        <w:rPr>
-          <w:b/>
-          <w:bCs/>
-          <w:color w:val="D86DCB" w:themeColor="accent5" w:themeTint="99"/>
-          <w:sz w:val="36"/>
-          <w:szCs w:val="36"/>
-        </w:rPr>
-        <w:t>}</w:t>
-      </w:r>
-    </w:p>
-    <w:p>
-      <w:pPr>
-        <w:jc w:val="both"/>
-        <w:rPr>
-          <w:b/>
-          <w:bCs/>
-          <w:sz w:val="36"/>
-          <w:szCs w:val="36"/>
-        </w:rPr>
-      </w:pPr>
-    </w:p>
-    <w:p>
-      <w:pPr>
-        <w:jc w:val="both"/>
-        <w:rPr>
-          <w:b/>
-          <w:bCs/>
-          <w:sz w:val="36"/>
-          <w:szCs w:val="36"/>
-        </w:rPr>
-      </w:pPr>
-      <w:proofErr w:type="spellStart"/>
-      <w:proofErr w:type="gramStart"/>
-      <w:r>
-        <w:rPr>
-          <w:b/>
-          <w:bCs/>
-          <w:sz w:val="36"/>
-          <w:szCs w:val="36"/>
-        </w:rPr>
-        <w:t>SetState</w:t>
-      </w:r>
-      <w:proofErr w:type="spellEnd"/>
-      <w:r>
-        <w:rPr>
-          <w:b/>
-          <w:bCs/>
-          <w:sz w:val="36"/>
-          <w:szCs w:val="36"/>
-        </w:rPr>
-        <w:t>(</w:t>
-      </w:r>
-      <w:proofErr w:type="gramEnd"/>
-      <w:r>
-        <w:rPr>
-          <w:b/>
-          <w:bCs/>
-          <w:sz w:val="36"/>
-          <w:szCs w:val="36"/>
-        </w:rPr>
-        <w:t>):</w:t>
-      </w:r>
-    </w:p>
-    <w:p>
-      <w:pPr>
-        <w:jc w:val="both"/>
-        <w:rPr>
-          <w:sz w:val="36"/>
-          <w:szCs w:val="36"/>
-        </w:rPr>
-      </w:pPr>
-      <w:r>
-        <w:rPr>
-          <w:sz w:val="36"/>
-          <w:szCs w:val="36"/>
-        </w:rPr>
-        <w:t xml:space="preserve"># </w:t>
-      </w:r>
-      <w:proofErr w:type="spellStart"/>
-      <w:r>
-        <w:rPr>
-          <w:b/>
-          <w:bCs/>
-          <w:sz w:val="36"/>
-          <w:szCs w:val="36"/>
-        </w:rPr>
-        <w:t>SeState</w:t>
-      </w:r>
-      <w:proofErr w:type="spellEnd"/>
-      <w:r>
-        <w:rPr>
-          <w:sz w:val="36"/>
-          <w:szCs w:val="36"/>
-        </w:rPr>
-        <w:t xml:space="preserve"> is used to rebuild the UI with new value. </w:t>
-      </w:r>
-      <w:r>
-        <w:rPr>
-          <w:sz w:val="36"/>
-          <w:szCs w:val="36"/>
-        </w:rPr>
-        <w:t>Tells Flutter “Hey, something changed</w:t>
-      </w:r>
-      <w:r>
-        <w:rPr>
-          <w:sz w:val="36"/>
-          <w:szCs w:val="36"/>
-        </w:rPr>
-        <w:t>,</w:t>
-      </w:r>
-      <w:r>
-        <w:rPr>
-          <w:sz w:val="36"/>
-          <w:szCs w:val="36"/>
-        </w:rPr>
-        <w:t xml:space="preserve"> rebuild this widget.”</w:t>
-      </w:r>
-      <w:r>
-        <w:rPr>
-          <w:sz w:val="36"/>
-          <w:szCs w:val="36"/>
-        </w:rPr>
-        <w:t xml:space="preserve"> We</w:t>
-      </w:r>
-      <w:r>
-        <w:rPr>
-          <w:sz w:val="36"/>
-          <w:szCs w:val="36"/>
-        </w:rPr>
-        <w:t xml:space="preserve"> must call </w:t>
-      </w:r>
-      <w:proofErr w:type="spellStart"/>
-      <w:proofErr w:type="gramStart"/>
-      <w:r>
-        <w:rPr>
-          <w:b/>
-          <w:bCs/>
-          <w:sz w:val="36"/>
-          <w:szCs w:val="36"/>
-        </w:rPr>
-        <w:t>setState</w:t>
-      </w:r>
-      <w:proofErr w:type="spellEnd"/>
-      <w:r>
-        <w:rPr>
-          <w:b/>
-          <w:bCs/>
-          <w:sz w:val="36"/>
-          <w:szCs w:val="36"/>
-        </w:rPr>
-        <w:t>(</w:t>
-      </w:r>
-      <w:proofErr w:type="gramEnd"/>
-      <w:r>
-        <w:rPr>
-          <w:b/>
-          <w:bCs/>
-          <w:sz w:val="36"/>
-          <w:szCs w:val="36"/>
-        </w:rPr>
-        <w:t xml:space="preserve">) </w:t>
-      </w:r>
-      <w:r>
-        <w:rPr>
-          <w:sz w:val="36"/>
-          <w:szCs w:val="36"/>
-        </w:rPr>
-        <w:t xml:space="preserve">inside the State class, not in async functions after the widget is destroyed use </w:t>
-      </w:r>
-      <w:r>
-        <w:rPr>
-          <w:b/>
-          <w:bCs/>
-          <w:sz w:val="36"/>
-          <w:szCs w:val="36"/>
-        </w:rPr>
-        <w:t>if (mounted)</w:t>
-      </w:r>
-      <w:r>
-        <w:rPr>
-          <w:sz w:val="36"/>
-          <w:szCs w:val="36"/>
-        </w:rPr>
-        <w:t xml:space="preserve"> to check safe</w:t>
-      </w:r>
-      <w:r>
-        <w:rPr>
-          <w:sz w:val="36"/>
-          <w:szCs w:val="36"/>
-        </w:rPr>
-        <w:t>l</w:t>
-      </w:r>
-      <w:r>
-        <w:rPr>
-          <w:sz w:val="36"/>
-          <w:szCs w:val="36"/>
-        </w:rPr>
-        <w:t>y.</w:t>
-      </w:r>
-    </w:p>
-    <w:p>
-      <w:pPr>
-        <w:jc w:val="both"/>
-        <w:rPr>
-          <w:b/>
-          <w:bCs/>
-          <w:color w:val="D86DCB" w:themeColor="accent5" w:themeTint="99"/>
-          <w:sz w:val="36"/>
-          <w:szCs w:val="36"/>
-        </w:rPr>
-      </w:pPr>
-      <w:proofErr w:type="spellStart"/>
-      <w:proofErr w:type="gramStart"/>
-      <w:r>
-        <w:rPr>
-          <w:b/>
-          <w:bCs/>
-          <w:color w:val="D86DCB" w:themeColor="accent5" w:themeTint="99"/>
-          <w:sz w:val="36"/>
-          <w:szCs w:val="36"/>
-        </w:rPr>
-        <w:t>SetState</w:t>
-      </w:r>
-      <w:proofErr w:type="spellEnd"/>
-      <w:r>
-        <w:rPr>
-          <w:b/>
-          <w:bCs/>
-          <w:color w:val="D86DCB" w:themeColor="accent5" w:themeTint="99"/>
-          <w:sz w:val="36"/>
-          <w:szCs w:val="36"/>
-        </w:rPr>
-        <w:t>(</w:t>
-      </w:r>
-      <w:proofErr w:type="gramEnd"/>
-      <w:r>
-        <w:rPr>
-          <w:b/>
-          <w:bCs/>
-          <w:color w:val="D86DCB" w:themeColor="accent5" w:themeTint="99"/>
-          <w:sz w:val="36"/>
-          <w:szCs w:val="36"/>
-        </w:rPr>
-        <w:t>{</w:t>
-      </w:r>
-    </w:p>
-    <w:p>
-      <w:pPr>
-        <w:jc w:val="both"/>
-        <w:rPr>
-          <w:b/>
-          <w:bCs/>
-          <w:color w:val="D86DCB" w:themeColor="accent5" w:themeTint="99"/>
-          <w:sz w:val="36"/>
-          <w:szCs w:val="36"/>
-        </w:rPr>
-      </w:pPr>
-      <w:r>
-        <w:rPr>
-          <w:b/>
-          <w:bCs/>
-          <w:color w:val="D86DCB" w:themeColor="accent5" w:themeTint="99"/>
-          <w:sz w:val="36"/>
-          <w:szCs w:val="36"/>
-        </w:rPr>
-        <w:tab/>
-        <w:t>count++;</w:t>
-      </w:r>
-    </w:p>
-    <w:p>
-      <w:pPr>
-        <w:jc w:val="both"/>
-        <w:rPr>
-          <w:b/>
-          <w:bCs/>
-          <w:color w:val="D86DCB" w:themeColor="accent5" w:themeTint="99"/>
-          <w:sz w:val="36"/>
-          <w:szCs w:val="36"/>
-        </w:rPr>
-      </w:pPr>
-      <w:r>
-        <w:rPr>
-          <w:b/>
-          <w:bCs/>
-          <w:color w:val="D86DCB" w:themeColor="accent5" w:themeTint="99"/>
-          <w:sz w:val="36"/>
-          <w:szCs w:val="36"/>
-        </w:rPr>
-        <w:t>})</w:t>
-      </w:r>
-    </w:p>
-    <w:p>
-      <w:pPr>
-        <w:jc w:val="both"/>
-        <w:rPr>
-          <w:sz w:val="36"/>
-          <w:szCs w:val="36"/>
-        </w:rPr>
-      </w:pPr>
-      <w:r>
-        <w:rPr>
-          <w:sz w:val="36"/>
-          <w:szCs w:val="36"/>
-        </w:rPr>
-        <w:t xml:space="preserve"># Remember, </w:t>
-      </w:r>
-      <w:proofErr w:type="spellStart"/>
-      <w:proofErr w:type="gramStart"/>
-      <w:r>
-        <w:rPr>
-          <w:b/>
-          <w:bCs/>
-          <w:sz w:val="36"/>
-          <w:szCs w:val="36"/>
-        </w:rPr>
-        <w:t>setState</w:t>
-      </w:r>
-      <w:proofErr w:type="spellEnd"/>
-      <w:r>
-        <w:rPr>
-          <w:b/>
-          <w:bCs/>
-          <w:sz w:val="36"/>
-          <w:szCs w:val="36"/>
-        </w:rPr>
-        <w:t>(</w:t>
-      </w:r>
-      <w:proofErr w:type="gramEnd"/>
-      <w:r>
-        <w:rPr>
-          <w:b/>
-          <w:bCs/>
-          <w:sz w:val="36"/>
-          <w:szCs w:val="36"/>
-        </w:rPr>
-        <w:t>)</w:t>
-      </w:r>
-      <w:r>
-        <w:rPr>
-          <w:sz w:val="36"/>
-          <w:szCs w:val="36"/>
-        </w:rPr>
-        <w:t xml:space="preserve"> call the </w:t>
-      </w:r>
-      <w:r>
-        <w:rPr>
-          <w:b/>
-          <w:bCs/>
-          <w:sz w:val="36"/>
-          <w:szCs w:val="36"/>
-        </w:rPr>
-        <w:t>build()</w:t>
-      </w:r>
-      <w:r>
-        <w:rPr>
-          <w:sz w:val="36"/>
-          <w:szCs w:val="36"/>
-        </w:rPr>
-        <w:t xml:space="preserve"> method and rebuilds the whole widget tree present in that </w:t>
-      </w:r>
-      <w:r>
-        <w:rPr>
-          <w:b/>
-          <w:bCs/>
-          <w:sz w:val="36"/>
-          <w:szCs w:val="36"/>
-        </w:rPr>
-        <w:t xml:space="preserve">build() </w:t>
-      </w:r>
-      <w:r>
-        <w:rPr>
-          <w:sz w:val="36"/>
-          <w:szCs w:val="36"/>
-        </w:rPr>
-        <w:lastRenderedPageBreak/>
-        <w:t xml:space="preserve">method. Useful only when we want to rebuild the whole widget tree in the </w:t>
-      </w:r>
-      <w:proofErr w:type="gramStart"/>
-      <w:r>
-        <w:rPr>
-          <w:b/>
-          <w:bCs/>
-          <w:sz w:val="36"/>
-          <w:szCs w:val="36"/>
-        </w:rPr>
-        <w:t>build(</w:t>
-      </w:r>
-      <w:proofErr w:type="gramEnd"/>
-      <w:r>
-        <w:rPr>
-          <w:b/>
-          <w:bCs/>
-          <w:sz w:val="36"/>
-          <w:szCs w:val="36"/>
-        </w:rPr>
-        <w:t>)</w:t>
-      </w:r>
-      <w:r>
-        <w:rPr>
-          <w:sz w:val="36"/>
-          <w:szCs w:val="36"/>
-        </w:rPr>
-        <w:t xml:space="preserve"> method like a </w:t>
-      </w:r>
-      <w:proofErr w:type="spellStart"/>
-      <w:r>
-        <w:rPr>
-          <w:b/>
-          <w:bCs/>
-          <w:sz w:val="36"/>
-          <w:szCs w:val="36"/>
-        </w:rPr>
-        <w:t>BottomNavigationBar</w:t>
-      </w:r>
-      <w:proofErr w:type="spellEnd"/>
-      <w:r>
-        <w:rPr>
-          <w:sz w:val="36"/>
-          <w:szCs w:val="36"/>
-        </w:rPr>
-        <w:t xml:space="preserve"> widget (instead of using </w:t>
-      </w:r>
-      <w:proofErr w:type="spellStart"/>
-      <w:r>
-        <w:rPr>
-          <w:b/>
-          <w:bCs/>
-          <w:sz w:val="36"/>
-          <w:szCs w:val="36"/>
-        </w:rPr>
-        <w:t>ValueNotifier</w:t>
-      </w:r>
-      <w:proofErr w:type="spellEnd"/>
-      <w:r>
-        <w:rPr>
-          <w:b/>
-          <w:bCs/>
-          <w:sz w:val="36"/>
-          <w:szCs w:val="36"/>
-        </w:rPr>
-        <w:t xml:space="preserve"> </w:t>
-      </w:r>
-      <w:r>
-        <w:rPr>
-          <w:sz w:val="36"/>
-          <w:szCs w:val="36"/>
-        </w:rPr>
-        <w:t>cause it will do the same thing)</w:t>
-      </w:r>
-    </w:p>
-    <w:p>
-      <w:pPr>
-        <w:jc w:val="both"/>
-        <w:rPr>
-          <w:sz w:val="36"/>
-          <w:szCs w:val="36"/>
-        </w:rPr>
-      </w:pPr>
-      <w:r>
-        <w:rPr>
-          <w:b/>
-          <w:bCs/>
-          <w:sz w:val="36"/>
-          <w:szCs w:val="36"/>
-        </w:rPr>
-        <w:t>N</w:t>
-      </w:r>
-      <w:r>
-        <w:rPr>
-          <w:b/>
-          <w:bCs/>
-          <w:sz w:val="36"/>
-          <w:szCs w:val="36"/>
-        </w:rPr>
-        <w:t>OTE</w:t>
-      </w:r>
-      <w:r>
-        <w:rPr>
-          <w:b/>
-          <w:bCs/>
-          <w:sz w:val="36"/>
-          <w:szCs w:val="36"/>
-        </w:rPr>
-        <w:t>:</w:t>
-      </w:r>
-      <w:r>
-        <w:rPr>
-          <w:sz w:val="36"/>
-          <w:szCs w:val="36"/>
-        </w:rPr>
-        <w:t xml:space="preserve"> </w:t>
-      </w:r>
-      <w:r>
-        <w:rPr>
-          <w:sz w:val="36"/>
-          <w:szCs w:val="36"/>
-        </w:rPr>
-        <w:t xml:space="preserve">In case of State hoisting or using </w:t>
-      </w:r>
-      <w:proofErr w:type="spellStart"/>
-      <w:r>
-        <w:rPr>
-          <w:b/>
-          <w:bCs/>
-          <w:sz w:val="36"/>
-          <w:szCs w:val="36"/>
-        </w:rPr>
-        <w:t>VoidCallback</w:t>
-      </w:r>
-      <w:proofErr w:type="spellEnd"/>
-      <w:r>
-        <w:rPr>
-          <w:sz w:val="36"/>
-          <w:szCs w:val="36"/>
-        </w:rPr>
-        <w:t xml:space="preserve"> to call a </w:t>
-      </w:r>
-      <w:proofErr w:type="spellStart"/>
-      <w:proofErr w:type="gramStart"/>
-      <w:r>
-        <w:rPr>
-          <w:b/>
-          <w:bCs/>
-          <w:sz w:val="36"/>
-          <w:szCs w:val="36"/>
-        </w:rPr>
-        <w:t>setState</w:t>
-      </w:r>
-      <w:proofErr w:type="spellEnd"/>
-      <w:r>
-        <w:rPr>
-          <w:b/>
-          <w:bCs/>
-          <w:sz w:val="36"/>
-          <w:szCs w:val="36"/>
-        </w:rPr>
-        <w:t>(</w:t>
-      </w:r>
-      <w:proofErr w:type="gramEnd"/>
-      <w:r>
-        <w:rPr>
-          <w:b/>
-          <w:bCs/>
-          <w:sz w:val="36"/>
-          <w:szCs w:val="36"/>
-        </w:rPr>
-        <w:t>)</w:t>
-      </w:r>
-      <w:r>
-        <w:rPr>
-          <w:sz w:val="36"/>
-          <w:szCs w:val="36"/>
-        </w:rPr>
-        <w:t xml:space="preserve"> of  a sub-widget in home screen. </w:t>
-      </w:r>
-      <w:proofErr w:type="spellStart"/>
-      <w:proofErr w:type="gramStart"/>
-      <w:r>
-        <w:rPr>
-          <w:b/>
-          <w:bCs/>
-          <w:sz w:val="36"/>
-          <w:szCs w:val="36"/>
-        </w:rPr>
-        <w:t>setState</w:t>
-      </w:r>
-      <w:proofErr w:type="spellEnd"/>
-      <w:r>
-        <w:rPr>
-          <w:b/>
-          <w:bCs/>
-          <w:sz w:val="36"/>
-          <w:szCs w:val="36"/>
-        </w:rPr>
-        <w:t>(</w:t>
-      </w:r>
-      <w:proofErr w:type="gramEnd"/>
-      <w:r>
-        <w:rPr>
-          <w:b/>
-          <w:bCs/>
-          <w:sz w:val="36"/>
-          <w:szCs w:val="36"/>
-        </w:rPr>
-        <w:t xml:space="preserve">) </w:t>
-      </w:r>
-      <w:r>
-        <w:rPr>
-          <w:sz w:val="36"/>
-          <w:szCs w:val="36"/>
-        </w:rPr>
-        <w:t>does NOT rebuild the entire app</w:t>
-      </w:r>
-      <w:r>
-        <w:rPr>
-          <w:sz w:val="36"/>
-          <w:szCs w:val="36"/>
-        </w:rPr>
-        <w:t xml:space="preserve"> </w:t>
-      </w:r>
-      <w:r>
-        <w:rPr>
-          <w:sz w:val="36"/>
-          <w:szCs w:val="36"/>
-        </w:rPr>
-        <w:t xml:space="preserve">. </w:t>
-      </w:r>
-      <w:r>
-        <w:rPr>
-          <w:sz w:val="36"/>
-          <w:szCs w:val="36"/>
-        </w:rPr>
-        <w:t>It only rebuilds the widget subtree below the State object</w:t>
-      </w:r>
-      <w:r>
-        <w:rPr>
-          <w:sz w:val="36"/>
-          <w:szCs w:val="36"/>
-        </w:rPr>
-        <w:t xml:space="preserve"> class</w:t>
-      </w:r>
-      <w:r>
-        <w:rPr>
-          <w:sz w:val="36"/>
-          <w:szCs w:val="36"/>
-        </w:rPr>
-        <w:t xml:space="preserve"> where </w:t>
-      </w:r>
-      <w:proofErr w:type="spellStart"/>
-      <w:proofErr w:type="gramStart"/>
-      <w:r>
-        <w:rPr>
-          <w:b/>
-          <w:bCs/>
-          <w:sz w:val="36"/>
-          <w:szCs w:val="36"/>
-        </w:rPr>
-        <w:t>setState</w:t>
-      </w:r>
-      <w:proofErr w:type="spellEnd"/>
-      <w:r>
-        <w:rPr>
-          <w:b/>
-          <w:bCs/>
-          <w:sz w:val="36"/>
-          <w:szCs w:val="36"/>
-        </w:rPr>
-        <w:t>(</w:t>
-      </w:r>
-      <w:proofErr w:type="gramEnd"/>
-      <w:r>
-        <w:rPr>
-          <w:b/>
-          <w:bCs/>
-          <w:sz w:val="36"/>
-          <w:szCs w:val="36"/>
-        </w:rPr>
-        <w:t>)</w:t>
-      </w:r>
-      <w:r>
-        <w:rPr>
-          <w:sz w:val="36"/>
-          <w:szCs w:val="36"/>
-        </w:rPr>
-        <w:t xml:space="preserve"> is called</w:t>
-      </w:r>
-      <w:r>
-        <w:rPr>
-          <w:sz w:val="36"/>
-          <w:szCs w:val="36"/>
-        </w:rPr>
-        <w:t>.</w:t>
-      </w:r>
-      <w:r>
-        <w:rPr>
-          <w:sz w:val="36"/>
-          <w:szCs w:val="36"/>
-        </w:rPr>
-        <w:t xml:space="preserve"> </w:t>
-      </w:r>
-      <w:r>
-        <w:rPr>
-          <w:sz w:val="36"/>
-          <w:szCs w:val="36"/>
-        </w:rPr>
-        <w:t xml:space="preserve">If we need extra logic in home page then use </w:t>
-      </w:r>
-      <w:proofErr w:type="spellStart"/>
-      <w:r>
-        <w:rPr>
-          <w:b/>
-          <w:bCs/>
-          <w:sz w:val="36"/>
-          <w:szCs w:val="36"/>
-        </w:rPr>
-        <w:t>VoidCallback</w:t>
-      </w:r>
-      <w:proofErr w:type="spellEnd"/>
-      <w:r>
-        <w:rPr>
-          <w:sz w:val="36"/>
-          <w:szCs w:val="36"/>
-        </w:rPr>
-        <w:t xml:space="preserve"> </w:t>
-      </w:r>
-      <w:r>
-        <w:rPr>
-          <w:sz w:val="36"/>
-          <w:szCs w:val="36"/>
-        </w:rPr>
-        <w:t xml:space="preserve">this calls the </w:t>
-      </w:r>
-      <w:proofErr w:type="spellStart"/>
-      <w:proofErr w:type="gramStart"/>
-      <w:r>
-        <w:rPr>
-          <w:b/>
-          <w:bCs/>
-          <w:sz w:val="36"/>
-          <w:szCs w:val="36"/>
-        </w:rPr>
-        <w:t>setState</w:t>
-      </w:r>
-      <w:proofErr w:type="spellEnd"/>
-      <w:r>
-        <w:rPr>
-          <w:b/>
-          <w:bCs/>
-          <w:sz w:val="36"/>
-          <w:szCs w:val="36"/>
-        </w:rPr>
-        <w:t>(</w:t>
-      </w:r>
-      <w:proofErr w:type="gramEnd"/>
-      <w:r>
-        <w:rPr>
-          <w:b/>
-          <w:bCs/>
-          <w:sz w:val="36"/>
-          <w:szCs w:val="36"/>
-        </w:rPr>
-        <w:t>)</w:t>
-      </w:r>
-      <w:r>
-        <w:rPr>
-          <w:sz w:val="36"/>
-          <w:szCs w:val="36"/>
-        </w:rPr>
-        <w:t xml:space="preserve"> of that widget in home page not the home pages</w:t>
-      </w:r>
-      <w:r>
-        <w:rPr>
-          <w:b/>
-          <w:bCs/>
-          <w:sz w:val="36"/>
-          <w:szCs w:val="36"/>
-        </w:rPr>
-        <w:t xml:space="preserve"> </w:t>
-      </w:r>
-      <w:proofErr w:type="spellStart"/>
-      <w:r>
-        <w:rPr>
-          <w:b/>
-          <w:bCs/>
-          <w:sz w:val="36"/>
-          <w:szCs w:val="36"/>
-        </w:rPr>
-        <w:t>se</w:t>
-      </w:r>
-      <w:r>
-        <w:rPr>
-          <w:b/>
-          <w:bCs/>
-          <w:sz w:val="36"/>
-          <w:szCs w:val="36"/>
-        </w:rPr>
-        <w:t>t</w:t>
-      </w:r>
-      <w:r>
-        <w:rPr>
-          <w:b/>
-          <w:bCs/>
-          <w:sz w:val="36"/>
-          <w:szCs w:val="36"/>
-        </w:rPr>
-        <w:t>State</w:t>
-      </w:r>
-      <w:proofErr w:type="spellEnd"/>
-      <w:r>
-        <w:rPr>
-          <w:sz w:val="36"/>
-          <w:szCs w:val="36"/>
-        </w:rPr>
-        <w:t xml:space="preserve"> (crucial). Do not use </w:t>
-      </w:r>
-      <w:r>
-        <w:rPr>
-          <w:b/>
-          <w:bCs/>
-          <w:sz w:val="36"/>
-          <w:szCs w:val="36"/>
-        </w:rPr>
-        <w:t>static</w:t>
-      </w:r>
-      <w:r>
-        <w:rPr>
-          <w:sz w:val="36"/>
-          <w:szCs w:val="36"/>
-        </w:rPr>
-        <w:t xml:space="preserve"> with </w:t>
-      </w:r>
-      <w:proofErr w:type="spellStart"/>
-      <w:proofErr w:type="gramStart"/>
-      <w:r>
-        <w:rPr>
-          <w:b/>
-          <w:bCs/>
-          <w:sz w:val="36"/>
-          <w:szCs w:val="36"/>
-        </w:rPr>
-        <w:t>setState</w:t>
-      </w:r>
-      <w:proofErr w:type="spellEnd"/>
-      <w:r>
-        <w:rPr>
-          <w:b/>
-          <w:bCs/>
-          <w:sz w:val="36"/>
-          <w:szCs w:val="36"/>
-        </w:rPr>
-        <w:t>(</w:t>
-      </w:r>
-      <w:proofErr w:type="gramEnd"/>
-      <w:r>
-        <w:rPr>
-          <w:b/>
-          <w:bCs/>
-          <w:sz w:val="36"/>
-          <w:szCs w:val="36"/>
-        </w:rPr>
-        <w:t>)</w:t>
-      </w:r>
-      <w:r>
-        <w:rPr>
-          <w:sz w:val="36"/>
-          <w:szCs w:val="36"/>
-        </w:rPr>
-        <w:t xml:space="preserve"> it will crash</w:t>
-      </w:r>
-    </w:p>
-    <w:p>
-      <w:pPr>
-        <w:jc w:val="both"/>
-        <w:rPr>
-          <w:b/>
-          <w:bCs/>
-          <w:sz w:val="36"/>
-          <w:szCs w:val="36"/>
-        </w:rPr>
-      </w:pPr>
-    </w:p>
-    <w:p>
-      <w:pPr>
-        <w:jc w:val="both"/>
-        <w:rPr>
-          <w:b/>
-          <w:bCs/>
-          <w:sz w:val="36"/>
-          <w:szCs w:val="36"/>
-        </w:rPr>
-      </w:pPr>
-    </w:p>
-    <w:p>
-      <w:pPr>
-        <w:jc w:val="both"/>
-        <w:rPr>
-          <w:b/>
-          <w:bCs/>
-          <w:sz w:val="36"/>
-          <w:szCs w:val="36"/>
-        </w:rPr>
-      </w:pPr>
-      <w:proofErr w:type="spellStart"/>
-      <w:r>
-        <w:rPr>
-          <w:b/>
-          <w:bCs/>
-          <w:sz w:val="36"/>
-          <w:szCs w:val="36"/>
-        </w:rPr>
-        <w:t>didUpdateWidget</w:t>
-      </w:r>
-      <w:proofErr w:type="spellEnd"/>
-      <w:r>
-        <w:rPr>
-          <w:b/>
-          <w:bCs/>
-          <w:sz w:val="36"/>
-          <w:szCs w:val="36"/>
-        </w:rPr>
-        <w:t>:</w:t>
-      </w:r>
-    </w:p>
-    <w:p>
-      <w:pPr>
-        <w:jc w:val="both"/>
-        <w:rPr>
-          <w:sz w:val="36"/>
-          <w:szCs w:val="36"/>
-        </w:rPr>
-      </w:pPr>
-      <w:r>
-        <w:rPr>
-          <w:sz w:val="36"/>
-          <w:szCs w:val="36"/>
-        </w:rPr>
-        <w:t># I</w:t>
-      </w:r>
-      <w:r>
-        <w:rPr>
-          <w:sz w:val="36"/>
-          <w:szCs w:val="36"/>
-        </w:rPr>
-        <w:t xml:space="preserve">n Flutter, every </w:t>
-      </w:r>
-      <w:proofErr w:type="spellStart"/>
-      <w:r>
-        <w:rPr>
-          <w:b/>
-          <w:bCs/>
-          <w:sz w:val="36"/>
-          <w:szCs w:val="36"/>
-        </w:rPr>
-        <w:t>StatefulWidget</w:t>
-      </w:r>
-      <w:proofErr w:type="spellEnd"/>
-      <w:r>
-        <w:rPr>
-          <w:sz w:val="36"/>
-          <w:szCs w:val="36"/>
-        </w:rPr>
-        <w:t xml:space="preserve"> has a state object that lives longer than the widget itself.</w:t>
-      </w:r>
-      <w:r>
-        <w:rPr>
-          <w:sz w:val="36"/>
-          <w:szCs w:val="36"/>
-        </w:rPr>
-        <w:t xml:space="preserve"> </w:t>
-      </w:r>
-      <w:r>
-        <w:rPr>
-          <w:sz w:val="36"/>
-          <w:szCs w:val="36"/>
-        </w:rPr>
-        <w:t>When the parent rebuilds and passes new values to the widget, Flutter doesn’t throw away the old State. Instead, it reuses the same State object and just gives it a new widget reference.</w:t>
-      </w:r>
-      <w:r>
-        <w:rPr>
-          <w:sz w:val="36"/>
-          <w:szCs w:val="36"/>
-        </w:rPr>
-        <w:t xml:space="preserve"> </w:t>
-      </w:r>
-      <w:r>
-        <w:rPr>
-          <w:sz w:val="36"/>
-          <w:szCs w:val="36"/>
-        </w:rPr>
-        <w:t xml:space="preserve">That’s where </w:t>
-      </w:r>
-      <w:proofErr w:type="spellStart"/>
-      <w:r>
-        <w:rPr>
-          <w:b/>
-          <w:bCs/>
-          <w:sz w:val="36"/>
-          <w:szCs w:val="36"/>
-        </w:rPr>
-        <w:t>didUpdateWidget</w:t>
-      </w:r>
-      <w:proofErr w:type="spellEnd"/>
-      <w:r>
-        <w:rPr>
-          <w:b/>
-          <w:bCs/>
-          <w:sz w:val="36"/>
-          <w:szCs w:val="36"/>
-        </w:rPr>
-        <w:t xml:space="preserve"> </w:t>
-      </w:r>
-      <w:r>
-        <w:rPr>
-          <w:sz w:val="36"/>
-          <w:szCs w:val="36"/>
-        </w:rPr>
-        <w:t>comes in.</w:t>
-      </w:r>
-      <w:r>
-        <w:rPr>
-          <w:sz w:val="36"/>
-          <w:szCs w:val="36"/>
-        </w:rPr>
-        <w:t xml:space="preserve"> </w:t>
-      </w:r>
-      <w:proofErr w:type="spellStart"/>
-      <w:r>
-        <w:rPr>
-          <w:b/>
-          <w:bCs/>
-          <w:sz w:val="36"/>
-          <w:szCs w:val="36"/>
-        </w:rPr>
-        <w:t>didUpdateWidget</w:t>
-      </w:r>
-      <w:proofErr w:type="spellEnd"/>
-      <w:r>
-        <w:rPr>
-          <w:sz w:val="36"/>
-          <w:szCs w:val="36"/>
-        </w:rPr>
-        <w:t xml:space="preserve"> is called whenever the parent rebuilds and gives our stateful widget a new configuration (i.e., new widget instance with possibly different values</w:t>
-      </w:r>
-      <w:r>
-        <w:rPr>
-          <w:sz w:val="36"/>
-          <w:szCs w:val="36"/>
-        </w:rPr>
-        <w:t>).</w:t>
-      </w:r>
-      <w:r>
-        <w:rPr>
-          <w:sz w:val="36"/>
-          <w:szCs w:val="36"/>
-        </w:rPr>
-        <w:br/>
-        <w:t xml:space="preserve"># </w:t>
-      </w:r>
-      <w:r>
-        <w:rPr>
-          <w:sz w:val="36"/>
-          <w:szCs w:val="36"/>
-        </w:rPr>
-        <w:t>Imagine this scenario:</w:t>
-      </w:r>
-      <w:r>
-        <w:rPr>
-          <w:sz w:val="36"/>
-          <w:szCs w:val="36"/>
-        </w:rPr>
-        <w:t xml:space="preserve"> We</w:t>
-      </w:r>
-      <w:r>
-        <w:rPr>
-          <w:sz w:val="36"/>
-          <w:szCs w:val="36"/>
-        </w:rPr>
-        <w:t xml:space="preserve"> open the app parent builds </w:t>
-      </w:r>
-      <w:proofErr w:type="spellStart"/>
-      <w:r>
-        <w:rPr>
-          <w:sz w:val="36"/>
-          <w:szCs w:val="36"/>
-        </w:rPr>
-        <w:lastRenderedPageBreak/>
-        <w:t>ToDoTile</w:t>
-      </w:r>
-      <w:proofErr w:type="spellEnd"/>
-      <w:r>
-        <w:rPr>
-          <w:sz w:val="36"/>
-          <w:szCs w:val="36"/>
-        </w:rPr>
-        <w:t xml:space="preserve"> with </w:t>
-      </w:r>
-      <w:proofErr w:type="spellStart"/>
-      <w:r>
-        <w:rPr>
-          <w:sz w:val="36"/>
-          <w:szCs w:val="36"/>
-        </w:rPr>
-        <w:t>taskCompleted</w:t>
-      </w:r>
-      <w:proofErr w:type="spellEnd"/>
-      <w:r>
-        <w:rPr>
-          <w:sz w:val="36"/>
-          <w:szCs w:val="36"/>
-        </w:rPr>
-        <w:t xml:space="preserve"> = false.</w:t>
-      </w:r>
-      <w:r>
-        <w:rPr>
-          <w:sz w:val="36"/>
-          <w:szCs w:val="36"/>
-        </w:rPr>
-        <w:t xml:space="preserve"> Then,</w:t>
-      </w:r>
-      <w:r>
-        <w:rPr>
-          <w:sz w:val="36"/>
-          <w:szCs w:val="36"/>
-        </w:rPr>
-        <w:t xml:space="preserve"> Local completed = false.</w:t>
-      </w:r>
-      <w:r>
-        <w:rPr>
-          <w:sz w:val="36"/>
-          <w:szCs w:val="36"/>
-        </w:rPr>
-        <w:t xml:space="preserve"> We</w:t>
-      </w:r>
-      <w:r>
-        <w:rPr>
-          <w:sz w:val="36"/>
-          <w:szCs w:val="36"/>
-        </w:rPr>
-        <w:t xml:space="preserve"> tap the checkbox child updates local state to true.</w:t>
-      </w:r>
-      <w:r>
-        <w:rPr>
-          <w:sz w:val="36"/>
-          <w:szCs w:val="36"/>
-        </w:rPr>
-        <w:t xml:space="preserve"> </w:t>
-      </w:r>
-      <w:r>
-        <w:rPr>
-          <w:sz w:val="36"/>
-          <w:szCs w:val="36"/>
-        </w:rPr>
-        <w:t>Parent also updates its DB (</w:t>
-      </w:r>
-      <w:proofErr w:type="spellStart"/>
-      <w:proofErr w:type="gramStart"/>
-      <w:r>
-        <w:rPr>
-          <w:sz w:val="36"/>
-          <w:szCs w:val="36"/>
-        </w:rPr>
-        <w:t>db.toDoList</w:t>
-      </w:r>
-      <w:proofErr w:type="spellEnd"/>
-      <w:proofErr w:type="gramEnd"/>
-      <w:r>
-        <w:rPr>
-          <w:sz w:val="36"/>
-          <w:szCs w:val="36"/>
-        </w:rPr>
-        <w:t>).</w:t>
-      </w:r>
-      <w:r>
-        <w:rPr>
-          <w:sz w:val="36"/>
-          <w:szCs w:val="36"/>
-        </w:rPr>
-        <w:t xml:space="preserve"> </w:t>
-      </w:r>
-      <w:r>
-        <w:rPr>
-          <w:sz w:val="36"/>
-          <w:szCs w:val="36"/>
-        </w:rPr>
-        <w:t>Later, Hive reloads tasks from DB (or user deletes something).</w:t>
-      </w:r>
-      <w:r>
-        <w:rPr>
-          <w:sz w:val="36"/>
-          <w:szCs w:val="36"/>
-        </w:rPr>
-        <w:t xml:space="preserve"> </w:t>
-      </w:r>
-      <w:r>
-        <w:rPr>
-          <w:sz w:val="36"/>
-          <w:szCs w:val="36"/>
-        </w:rPr>
-        <w:t xml:space="preserve">Parent rebuilds the </w:t>
-      </w:r>
-      <w:proofErr w:type="spellStart"/>
-      <w:r>
-        <w:rPr>
-          <w:sz w:val="36"/>
-          <w:szCs w:val="36"/>
-        </w:rPr>
-        <w:t>ToDoTile</w:t>
-      </w:r>
-      <w:proofErr w:type="spellEnd"/>
-      <w:r>
-        <w:rPr>
-          <w:sz w:val="36"/>
-          <w:szCs w:val="36"/>
-        </w:rPr>
-        <w:t xml:space="preserve"> with new data (maybe </w:t>
-      </w:r>
-      <w:proofErr w:type="spellStart"/>
-      <w:r>
-        <w:rPr>
-          <w:sz w:val="36"/>
-          <w:szCs w:val="36"/>
-        </w:rPr>
-        <w:t>taskCompleted</w:t>
-      </w:r>
-      <w:proofErr w:type="spellEnd"/>
-      <w:r>
-        <w:rPr>
-          <w:sz w:val="36"/>
-          <w:szCs w:val="36"/>
-        </w:rPr>
-        <w:t xml:space="preserve"> = false again).</w:t>
-      </w:r>
-      <w:r>
-        <w:rPr>
-          <w:sz w:val="36"/>
-          <w:szCs w:val="36"/>
-        </w:rPr>
-        <w:t xml:space="preserve"> </w:t>
-      </w:r>
-      <w:r>
-        <w:rPr>
-          <w:sz w:val="36"/>
-          <w:szCs w:val="36"/>
-        </w:rPr>
-        <w:t xml:space="preserve">Without </w:t>
-      </w:r>
-      <w:proofErr w:type="spellStart"/>
-      <w:r>
-        <w:rPr>
-          <w:b/>
-          <w:bCs/>
-          <w:sz w:val="36"/>
-          <w:szCs w:val="36"/>
-        </w:rPr>
-        <w:t>didUpdateWidget</w:t>
-      </w:r>
-      <w:proofErr w:type="spellEnd"/>
-      <w:r>
-        <w:rPr>
-          <w:sz w:val="36"/>
-          <w:szCs w:val="36"/>
-        </w:rPr>
-        <w:t>, our local completed would still be true (stale!). Bug: UI shows checked even though DB says unchecked.</w:t>
-      </w:r>
-    </w:p>
-    <w:p>
-      <w:pPr>
-        <w:jc w:val="both"/>
-        <w:rPr>
-          <w:sz w:val="36"/>
-          <w:szCs w:val="36"/>
-        </w:rPr>
-      </w:pPr>
-      <w:r>
-        <w:rPr>
-          <w:sz w:val="36"/>
-          <w:szCs w:val="36"/>
-        </w:rPr>
-        <w:t xml:space="preserve"># </w:t>
-      </w:r>
-      <w:proofErr w:type="spellStart"/>
-      <w:r>
-        <w:rPr>
-          <w:b/>
-          <w:bCs/>
-          <w:sz w:val="36"/>
-          <w:szCs w:val="36"/>
-        </w:rPr>
-        <w:t>didUpdateWidget</w:t>
-      </w:r>
-      <w:proofErr w:type="spellEnd"/>
-      <w:r>
-        <w:rPr>
-          <w:sz w:val="36"/>
-          <w:szCs w:val="36"/>
-        </w:rPr>
-        <w:t xml:space="preserve"> solves this by listening for parent-provided changes and syncing our local copy.</w:t>
-      </w:r>
-    </w:p>
-    <w:p>
-      <w:pPr>
-        <w:jc w:val="both"/>
-        <w:rPr>
-          <w:sz w:val="36"/>
-          <w:szCs w:val="36"/>
-        </w:rPr>
-      </w:pPr>
-      <w:r>
-        <w:rPr>
-          <w:sz w:val="36"/>
-          <w:szCs w:val="36"/>
-        </w:rPr>
-        <w:t xml:space="preserve"># It takes a parameter which is the </w:t>
-      </w:r>
-      <w:proofErr w:type="spellStart"/>
-      <w:r>
-        <w:rPr>
-          <w:sz w:val="36"/>
-          <w:szCs w:val="36"/>
-        </w:rPr>
-        <w:t>oldwidget</w:t>
-      </w:r>
-      <w:proofErr w:type="spellEnd"/>
-      <w:r>
-        <w:rPr>
-          <w:sz w:val="36"/>
-          <w:szCs w:val="36"/>
-        </w:rPr>
-        <w:t xml:space="preserve"> of </w:t>
-      </w:r>
-      <w:proofErr w:type="spellStart"/>
-      <w:r>
-        <w:rPr>
-          <w:sz w:val="36"/>
-          <w:szCs w:val="36"/>
-        </w:rPr>
-        <w:t>ToDoTile</w:t>
-      </w:r>
-      <w:proofErr w:type="spellEnd"/>
-      <w:r>
-        <w:rPr>
-          <w:sz w:val="36"/>
-          <w:szCs w:val="36"/>
-        </w:rPr>
-        <w:t>.</w:t>
-      </w:r>
-    </w:p>
-    <w:p>
-      <w:pPr>
-        <w:jc w:val="both"/>
-        <w:rPr>
-          <w:sz w:val="36"/>
-          <w:szCs w:val="36"/>
-        </w:rPr>
-      </w:pPr>
-      <w:r>
-        <w:rPr>
-          <w:sz w:val="36"/>
-          <w:szCs w:val="36"/>
-        </w:rPr>
-        <w:t xml:space="preserve"># </w:t>
-      </w:r>
-      <w:proofErr w:type="spellStart"/>
-      <w:r>
-        <w:rPr>
-          <w:sz w:val="36"/>
-          <w:szCs w:val="36"/>
-        </w:rPr>
-        <w:t>oldWidget</w:t>
-      </w:r>
-      <w:proofErr w:type="spellEnd"/>
-      <w:r>
-        <w:rPr>
-          <w:sz w:val="36"/>
-          <w:szCs w:val="36"/>
-        </w:rPr>
-        <w:t xml:space="preserve"> → the previous configuration (before rebuild).</w:t>
-      </w:r>
-      <w:r>
-        <w:rPr>
-          <w:sz w:val="36"/>
-          <w:szCs w:val="36"/>
-        </w:rPr>
-        <w:t xml:space="preserve"> </w:t>
-      </w:r>
-      <w:r>
-        <w:rPr>
-          <w:sz w:val="36"/>
-          <w:szCs w:val="36"/>
-        </w:rPr>
-        <w:t>widget → the new configuration (after rebuild).</w:t>
-      </w:r>
-      <w:r>
-        <w:rPr>
-          <w:sz w:val="36"/>
-          <w:szCs w:val="36"/>
-        </w:rPr>
-        <w:t xml:space="preserve"> We</w:t>
-      </w:r>
-      <w:r>
-        <w:rPr>
-          <w:sz w:val="36"/>
-          <w:szCs w:val="36"/>
-        </w:rPr>
-        <w:t xml:space="preserve"> compare them:</w:t>
-      </w:r>
-      <w:r>
-        <w:rPr>
-          <w:sz w:val="36"/>
-          <w:szCs w:val="36"/>
-        </w:rPr>
-        <w:t xml:space="preserve"> </w:t>
-      </w:r>
-      <w:r>
-        <w:rPr>
-          <w:sz w:val="36"/>
-          <w:szCs w:val="36"/>
-        </w:rPr>
-        <w:t xml:space="preserve">If the parent changed </w:t>
-      </w:r>
-      <w:proofErr w:type="spellStart"/>
-      <w:r>
-        <w:rPr>
-          <w:b/>
-          <w:bCs/>
-          <w:sz w:val="36"/>
-          <w:szCs w:val="36"/>
-        </w:rPr>
-        <w:t>taskCompleted</w:t>
-      </w:r>
-      <w:proofErr w:type="spellEnd"/>
-      <w:r>
-        <w:rPr>
-          <w:sz w:val="36"/>
-          <w:szCs w:val="36"/>
-        </w:rPr>
-        <w:t xml:space="preserve">, </w:t>
-      </w:r>
-      <w:r>
-        <w:rPr>
-          <w:sz w:val="36"/>
-          <w:szCs w:val="36"/>
-        </w:rPr>
-        <w:t>we</w:t>
-      </w:r>
-      <w:r>
-        <w:rPr>
-          <w:sz w:val="36"/>
-          <w:szCs w:val="36"/>
-        </w:rPr>
-        <w:t xml:space="preserve"> update our local completed variable.</w:t>
-      </w:r>
-      <w:r>
-        <w:rPr>
-          <w:sz w:val="36"/>
-          <w:szCs w:val="36"/>
-        </w:rPr>
-        <w:t xml:space="preserve"> T</w:t>
-      </w:r>
-      <w:r>
-        <w:rPr>
-          <w:sz w:val="36"/>
-          <w:szCs w:val="36"/>
-        </w:rPr>
-        <w:t>his ensures our local state stays in sync with the parent’s data</w:t>
-      </w:r>
-      <w:r>
-        <w:rPr>
-          <w:sz w:val="36"/>
-          <w:szCs w:val="36"/>
-        </w:rPr>
-        <w:t>.</w:t>
-      </w:r>
-    </w:p>
-    <w:p>
-      <w:pPr>
-        <w:jc w:val="both"/>
-        <w:rPr>
-          <w:b/>
-          <w:bCs/>
-          <w:color w:val="D86DCB" w:themeColor="accent5" w:themeTint="99"/>
-          <w:sz w:val="36"/>
-          <w:szCs w:val="36"/>
-        </w:rPr>
-      </w:pPr>
-      <w:r>
-        <w:rPr>
-          <w:b/>
-          <w:bCs/>
-          <w:color w:val="D86DCB" w:themeColor="accent5" w:themeTint="99"/>
-          <w:sz w:val="36"/>
-          <w:szCs w:val="36"/>
-        </w:rPr>
-        <w:t>@override</w:t>
-      </w:r>
-    </w:p>
-    <w:p>
-      <w:pPr>
-        <w:jc w:val="both"/>
-        <w:rPr>
-          <w:b/>
-          <w:bCs/>
-          <w:color w:val="D86DCB" w:themeColor="accent5" w:themeTint="99"/>
-          <w:sz w:val="36"/>
-          <w:szCs w:val="36"/>
-        </w:rPr>
-      </w:pPr>
-      <w:r>
-        <w:rPr>
-          <w:b/>
-          <w:bCs/>
-          <w:color w:val="D86DCB" w:themeColor="accent5" w:themeTint="99"/>
-          <w:sz w:val="36"/>
-          <w:szCs w:val="36"/>
-        </w:rPr>
-        <w:t xml:space="preserve">void </w:t>
-      </w:r>
-      <w:proofErr w:type="spellStart"/>
-      <w:proofErr w:type="gramStart"/>
-      <w:r>
-        <w:rPr>
-          <w:b/>
-          <w:bCs/>
-          <w:color w:val="D86DCB" w:themeColor="accent5" w:themeTint="99"/>
-          <w:sz w:val="36"/>
-          <w:szCs w:val="36"/>
-        </w:rPr>
-        <w:t>didUpdateWidget</w:t>
-      </w:r>
-      <w:proofErr w:type="spellEnd"/>
-      <w:r>
-        <w:rPr>
-          <w:b/>
-          <w:bCs/>
-          <w:color w:val="D86DCB" w:themeColor="accent5" w:themeTint="99"/>
-          <w:sz w:val="36"/>
-          <w:szCs w:val="36"/>
-        </w:rPr>
-        <w:t>(</w:t>
-      </w:r>
-      <w:proofErr w:type="gramEnd"/>
-      <w:r>
-        <w:rPr>
-          <w:b/>
-          <w:bCs/>
-          <w:color w:val="D86DCB" w:themeColor="accent5" w:themeTint="99"/>
-          <w:sz w:val="36"/>
-          <w:szCs w:val="36"/>
-        </w:rPr>
-        <w:t xml:space="preserve">covariant </w:t>
-      </w:r>
-      <w:proofErr w:type="spellStart"/>
-      <w:r>
-        <w:rPr>
-          <w:b/>
-          <w:bCs/>
-          <w:color w:val="D86DCB" w:themeColor="accent5" w:themeTint="99"/>
-          <w:sz w:val="36"/>
-          <w:szCs w:val="36"/>
-        </w:rPr>
-        <w:t>ToDoTile</w:t>
-      </w:r>
-      <w:proofErr w:type="spellEnd"/>
-      <w:r>
-        <w:rPr>
-          <w:b/>
-          <w:bCs/>
-          <w:color w:val="D86DCB" w:themeColor="accent5" w:themeTint="99"/>
-          <w:sz w:val="36"/>
-          <w:szCs w:val="36"/>
-        </w:rPr>
-        <w:t xml:space="preserve"> </w:t>
-      </w:r>
-      <w:proofErr w:type="spellStart"/>
-      <w:r>
-        <w:rPr>
-          <w:b/>
-          <w:bCs/>
-          <w:color w:val="D86DCB" w:themeColor="accent5" w:themeTint="99"/>
-          <w:sz w:val="36"/>
-          <w:szCs w:val="36"/>
-        </w:rPr>
-        <w:t>oldWidget</w:t>
-      </w:r>
-      <w:proofErr w:type="spellEnd"/>
-      <w:r>
-        <w:rPr>
-          <w:b/>
-          <w:bCs/>
-          <w:color w:val="D86DCB" w:themeColor="accent5" w:themeTint="99"/>
-          <w:sz w:val="36"/>
-          <w:szCs w:val="36"/>
-        </w:rPr>
-        <w:t>) {</w:t>
-      </w:r>
-    </w:p>
-    <w:p>
-      <w:pPr>
-        <w:jc w:val="both"/>
-        <w:rPr>
-          <w:b/>
-          <w:bCs/>
-          <w:color w:val="D86DCB" w:themeColor="accent5" w:themeTint="99"/>
-          <w:sz w:val="36"/>
-          <w:szCs w:val="36"/>
-        </w:rPr>
-      </w:pPr>
-      <w:r>
-        <w:rPr>
-          <w:b/>
-          <w:bCs/>
-          <w:color w:val="D86DCB" w:themeColor="accent5" w:themeTint="99"/>
-          <w:sz w:val="36"/>
-          <w:szCs w:val="36"/>
-        </w:rPr>
-        <w:t xml:space="preserve">  </w:t>
-      </w:r>
-      <w:proofErr w:type="spellStart"/>
-      <w:proofErr w:type="gramStart"/>
-      <w:r>
-        <w:rPr>
-          <w:b/>
-          <w:bCs/>
-          <w:color w:val="D86DCB" w:themeColor="accent5" w:themeTint="99"/>
-          <w:sz w:val="36"/>
-          <w:szCs w:val="36"/>
-        </w:rPr>
-        <w:t>super.didUpdateWidget</w:t>
-      </w:r>
-      <w:proofErr w:type="spellEnd"/>
-      <w:proofErr w:type="gramEnd"/>
-      <w:r>
-        <w:rPr>
-          <w:b/>
-          <w:bCs/>
-          <w:color w:val="D86DCB" w:themeColor="accent5" w:themeTint="99"/>
-          <w:sz w:val="36"/>
-          <w:szCs w:val="36"/>
-        </w:rPr>
-        <w:t>(</w:t>
-      </w:r>
-      <w:proofErr w:type="spellStart"/>
-      <w:r>
-        <w:rPr>
-          <w:b/>
-          <w:bCs/>
-          <w:color w:val="D86DCB" w:themeColor="accent5" w:themeTint="99"/>
-          <w:sz w:val="36"/>
-          <w:szCs w:val="36"/>
-        </w:rPr>
-        <w:t>oldWidget</w:t>
-      </w:r>
-      <w:proofErr w:type="spellEnd"/>
-      <w:r>
-        <w:rPr>
-          <w:b/>
-          <w:bCs/>
-          <w:color w:val="D86DCB" w:themeColor="accent5" w:themeTint="99"/>
-          <w:sz w:val="36"/>
-          <w:szCs w:val="36"/>
-        </w:rPr>
-        <w:t>);</w:t>
-      </w:r>
-    </w:p>
-    <w:p>
-      <w:pPr>
-        <w:jc w:val="both"/>
-        <w:rPr>
-          <w:b/>
-          <w:bCs/>
-          <w:color w:val="D86DCB" w:themeColor="accent5" w:themeTint="99"/>
-          <w:sz w:val="36"/>
-          <w:szCs w:val="36"/>
-        </w:rPr>
-      </w:pPr>
-      <w:r>
-        <w:rPr>
-          <w:b/>
-          <w:bCs/>
-          <w:color w:val="D86DCB" w:themeColor="accent5" w:themeTint="99"/>
-          <w:sz w:val="36"/>
-          <w:szCs w:val="36"/>
-        </w:rPr>
-        <w:t xml:space="preserve">  // if parent changed the value, sync local state</w:t>
-      </w:r>
-    </w:p>
-    <w:p>
-      <w:pPr>
-        <w:jc w:val="both"/>
-        <w:rPr>
-          <w:b/>
-          <w:bCs/>
-          <w:color w:val="D86DCB" w:themeColor="accent5" w:themeTint="99"/>
-          <w:sz w:val="36"/>
-          <w:szCs w:val="36"/>
-        </w:rPr>
-      </w:pPr>
-      <w:r>
-        <w:rPr>
-          <w:b/>
-          <w:bCs/>
-          <w:color w:val="D86DCB" w:themeColor="accent5" w:themeTint="99"/>
-          <w:sz w:val="36"/>
-          <w:szCs w:val="36"/>
-        </w:rPr>
-        <w:t xml:space="preserve">  if (</w:t>
-      </w:r>
-      <w:proofErr w:type="spellStart"/>
-      <w:proofErr w:type="gramStart"/>
-      <w:r>
-        <w:rPr>
-          <w:b/>
-          <w:bCs/>
-          <w:color w:val="D86DCB" w:themeColor="accent5" w:themeTint="99"/>
-          <w:sz w:val="36"/>
-          <w:szCs w:val="36"/>
-        </w:rPr>
-        <w:t>oldWidget.taskCompleted</w:t>
-      </w:r>
-      <w:proofErr w:type="spellEnd"/>
-      <w:r>
-        <w:rPr>
-          <w:b/>
-          <w:bCs/>
-          <w:color w:val="D86DCB" w:themeColor="accent5" w:themeTint="99"/>
-          <w:sz w:val="36"/>
-          <w:szCs w:val="36"/>
-        </w:rPr>
-        <w:t xml:space="preserve"> !</w:t>
-      </w:r>
-      <w:proofErr w:type="gramEnd"/>
-      <w:r>
-        <w:rPr>
-          <w:b/>
-          <w:bCs/>
-          <w:color w:val="D86DCB" w:themeColor="accent5" w:themeTint="99"/>
-          <w:sz w:val="36"/>
-          <w:szCs w:val="36"/>
-        </w:rPr>
-        <w:t xml:space="preserve">= </w:t>
-      </w:r>
-      <w:proofErr w:type="spellStart"/>
-      <w:r>
-        <w:rPr>
-          <w:b/>
-          <w:bCs/>
-          <w:color w:val="D86DCB" w:themeColor="accent5" w:themeTint="99"/>
-          <w:sz w:val="36"/>
-          <w:szCs w:val="36"/>
-        </w:rPr>
-        <w:t>widget.taskCompleted</w:t>
-      </w:r>
-      <w:proofErr w:type="spellEnd"/>
-      <w:r>
-        <w:rPr>
-          <w:b/>
-          <w:bCs/>
-          <w:color w:val="D86DCB" w:themeColor="accent5" w:themeTint="99"/>
-          <w:sz w:val="36"/>
-          <w:szCs w:val="36"/>
-        </w:rPr>
-        <w:t>) {</w:t>
-      </w:r>
-    </w:p>
-    <w:p>
-      <w:pPr>
-        <w:jc w:val="both"/>
-        <w:rPr>
-          <w:b/>
-          <w:bCs/>
-          <w:color w:val="D86DCB" w:themeColor="accent5" w:themeTint="99"/>
-          <w:sz w:val="36"/>
-          <w:szCs w:val="36"/>
-        </w:rPr>
-      </w:pPr>
-      <w:r>
-        <w:rPr>
-          <w:b/>
-          <w:bCs/>
-          <w:color w:val="D86DCB" w:themeColor="accent5" w:themeTint="99"/>
-          <w:sz w:val="36"/>
-          <w:szCs w:val="36"/>
-        </w:rPr>
-        <w:t xml:space="preserve">    </w:t>
-      </w:r>
-      <w:proofErr w:type="spellStart"/>
-      <w:proofErr w:type="gramStart"/>
-      <w:r>
-        <w:rPr>
-          <w:b/>
-          <w:bCs/>
-          <w:color w:val="D86DCB" w:themeColor="accent5" w:themeTint="99"/>
-          <w:sz w:val="36"/>
-          <w:szCs w:val="36"/>
-        </w:rPr>
-        <w:t>setState</w:t>
-      </w:r>
-      <w:proofErr w:type="spellEnd"/>
-      <w:r>
-        <w:rPr>
-          <w:b/>
-          <w:bCs/>
-          <w:color w:val="D86DCB" w:themeColor="accent5" w:themeTint="99"/>
-          <w:sz w:val="36"/>
-          <w:szCs w:val="36"/>
-        </w:rPr>
-        <w:t>(</w:t>
-      </w:r>
-      <w:proofErr w:type="gramEnd"/>
-      <w:r>
-        <w:rPr>
-          <w:b/>
-          <w:bCs/>
-          <w:color w:val="D86DCB" w:themeColor="accent5" w:themeTint="99"/>
-          <w:sz w:val="36"/>
-          <w:szCs w:val="36"/>
-        </w:rPr>
-        <w:t xml:space="preserve">() =&gt; completed = </w:t>
-      </w:r>
-      <w:proofErr w:type="spellStart"/>
-      <w:r>
-        <w:rPr>
-          <w:b/>
-          <w:bCs/>
-          <w:color w:val="D86DCB" w:themeColor="accent5" w:themeTint="99"/>
-          <w:sz w:val="36"/>
-          <w:szCs w:val="36"/>
-        </w:rPr>
-        <w:t>widget.taskCompleted</w:t>
-      </w:r>
-      <w:proofErr w:type="spellEnd"/>
-      <w:r>
-        <w:rPr>
-          <w:b/>
-          <w:bCs/>
-          <w:color w:val="D86DCB" w:themeColor="accent5" w:themeTint="99"/>
-          <w:sz w:val="36"/>
-          <w:szCs w:val="36"/>
-        </w:rPr>
-        <w:t>);</w:t>
-      </w:r>
-    </w:p>
-    <w:p>
-      <w:pPr>
-        <w:jc w:val="both"/>
-        <w:rPr>
-          <w:b/>
-          <w:bCs/>
-          <w:color w:val="D86DCB" w:themeColor="accent5" w:themeTint="99"/>
-          <w:sz w:val="36"/>
-          <w:szCs w:val="36"/>
-        </w:rPr>
-      </w:pPr>
-      <w:r>
-        <w:rPr>
-          <w:b/>
-          <w:bCs/>
-          <w:color w:val="D86DCB" w:themeColor="accent5" w:themeTint="99"/>
-          <w:sz w:val="36"/>
-          <w:szCs w:val="36"/>
-        </w:rPr>
-        <w:lastRenderedPageBreak/>
-        <w:t xml:space="preserve">  }</w:t>
-      </w:r>
-    </w:p>
-    <w:p>
-      <w:pPr>
-        <w:jc w:val="both"/>
-        <w:rPr>
-          <w:b/>
-          <w:bCs/>
-          <w:color w:val="D86DCB" w:themeColor="accent5" w:themeTint="99"/>
-          <w:sz w:val="36"/>
-          <w:szCs w:val="36"/>
-        </w:rPr>
-      </w:pPr>
-      <w:r>
-        <w:rPr>
-          <w:b/>
-          <w:bCs/>
-          <w:color w:val="D86DCB" w:themeColor="accent5" w:themeTint="99"/>
-          <w:sz w:val="36"/>
-          <w:szCs w:val="36"/>
-        </w:rPr>
-        <w:t>}</w:t>
-      </w:r>
-    </w:p>
-    <w:p>
-      <w:pPr>
-        <w:jc w:val="both"/>
-        <w:rPr>
-          <w:sz w:val="36"/>
-          <w:szCs w:val="36"/>
-        </w:rPr>
-      </w:pPr>
-    </w:p>
-    <w:p>
-      <w:pPr>
-        <w:jc w:val="both"/>
-        <w:rPr>
-          <w:b/>
-          <w:bCs/>
-          <w:sz w:val="36"/>
-          <w:szCs w:val="36"/>
-        </w:rPr>
-      </w:pPr>
-      <w:proofErr w:type="gramStart"/>
-      <w:r>
-        <w:rPr>
-          <w:b/>
-          <w:bCs/>
-          <w:sz w:val="36"/>
-          <w:szCs w:val="36"/>
-        </w:rPr>
-        <w:t>deactivate(</w:t>
-      </w:r>
-      <w:proofErr w:type="gramEnd"/>
-      <w:r>
-        <w:rPr>
-          <w:b/>
-          <w:bCs/>
-          <w:sz w:val="36"/>
-          <w:szCs w:val="36"/>
-        </w:rPr>
-        <w:t>)</w:t>
-      </w:r>
-      <w:r>
-        <w:rPr>
-          <w:b/>
-          <w:bCs/>
-          <w:sz w:val="36"/>
-          <w:szCs w:val="36"/>
-        </w:rPr>
-        <w:t xml:space="preserve"> </w:t>
-      </w:r>
-      <w:r>
-        <w:rPr>
-          <w:sz w:val="36"/>
-          <w:szCs w:val="36"/>
-        </w:rPr>
-        <w:t>(Rarely Used)</w:t>
-      </w:r>
-      <w:r>
-        <w:rPr>
-          <w:b/>
-          <w:bCs/>
-          <w:sz w:val="36"/>
-          <w:szCs w:val="36"/>
-        </w:rPr>
-        <w:t>:</w:t>
-      </w:r>
-    </w:p>
-    <w:p>
-      <w:pPr>
-        <w:jc w:val="both"/>
-        <w:rPr>
-          <w:sz w:val="36"/>
-          <w:szCs w:val="36"/>
-        </w:rPr>
-      </w:pPr>
-      <w:r>
-        <w:rPr>
-          <w:sz w:val="36"/>
-          <w:szCs w:val="36"/>
-        </w:rPr>
-        <w:t># It’s c</w:t>
-      </w:r>
-      <w:r>
-        <w:rPr>
-          <w:sz w:val="36"/>
-          <w:szCs w:val="36"/>
-        </w:rPr>
-        <w:t>alled when the widget is removed from the widget tree temporarily.</w:t>
-      </w:r>
-      <w:r>
-        <w:rPr>
-          <w:sz w:val="36"/>
-          <w:szCs w:val="36"/>
-        </w:rPr>
-        <w:t xml:space="preserve"> Like</w:t>
-      </w:r>
-      <w:r>
-        <w:rPr>
-          <w:sz w:val="36"/>
-          <w:szCs w:val="36"/>
-        </w:rPr>
-        <w:t xml:space="preserve"> </w:t>
-      </w:r>
-      <w:r>
-        <w:rPr>
-          <w:sz w:val="36"/>
-          <w:szCs w:val="36"/>
-        </w:rPr>
-        <w:t>n</w:t>
-      </w:r>
-      <w:r>
-        <w:rPr>
-          <w:sz w:val="36"/>
-          <w:szCs w:val="36"/>
-        </w:rPr>
-        <w:t>avigating to another page but might come back.</w:t>
-      </w:r>
-    </w:p>
-    <w:p>
-      <w:pPr>
-        <w:jc w:val="both"/>
-        <w:rPr>
-          <w:b/>
-          <w:bCs/>
-          <w:color w:val="D86DCB" w:themeColor="accent5" w:themeTint="99"/>
-          <w:sz w:val="36"/>
-          <w:szCs w:val="36"/>
-        </w:rPr>
-      </w:pPr>
-      <w:r>
-        <w:rPr>
-          <w:b/>
-          <w:bCs/>
-          <w:color w:val="D86DCB" w:themeColor="accent5" w:themeTint="99"/>
-          <w:sz w:val="36"/>
-          <w:szCs w:val="36"/>
-        </w:rPr>
-        <w:t>@override</w:t>
-      </w:r>
-    </w:p>
-    <w:p>
-      <w:pPr>
-        <w:jc w:val="both"/>
-        <w:rPr>
-          <w:b/>
-          <w:bCs/>
-          <w:color w:val="D86DCB" w:themeColor="accent5" w:themeTint="99"/>
-          <w:sz w:val="36"/>
-          <w:szCs w:val="36"/>
-        </w:rPr>
-      </w:pPr>
-      <w:r>
-        <w:rPr>
-          <w:b/>
-          <w:bCs/>
-          <w:color w:val="D86DCB" w:themeColor="accent5" w:themeTint="99"/>
-          <w:sz w:val="36"/>
-          <w:szCs w:val="36"/>
-        </w:rPr>
-        <w:t xml:space="preserve">void </w:t>
-      </w:r>
-      <w:proofErr w:type="gramStart"/>
-      <w:r>
-        <w:rPr>
-          <w:b/>
-          <w:bCs/>
-          <w:color w:val="D86DCB" w:themeColor="accent5" w:themeTint="99"/>
-          <w:sz w:val="36"/>
-          <w:szCs w:val="36"/>
-        </w:rPr>
-        <w:t>deactivate(</w:t>
-      </w:r>
-      <w:proofErr w:type="gramEnd"/>
-      <w:r>
-        <w:rPr>
-          <w:b/>
-          <w:bCs/>
-          <w:color w:val="D86DCB" w:themeColor="accent5" w:themeTint="99"/>
-          <w:sz w:val="36"/>
-          <w:szCs w:val="36"/>
-        </w:rPr>
-        <w:t>) {</w:t>
-      </w:r>
-    </w:p>
-    <w:p>
-      <w:pPr>
-        <w:jc w:val="both"/>
-        <w:rPr>
-          <w:b/>
-          <w:bCs/>
-          <w:color w:val="D86DCB" w:themeColor="accent5" w:themeTint="99"/>
-          <w:sz w:val="36"/>
-          <w:szCs w:val="36"/>
-        </w:rPr>
-      </w:pPr>
-      <w:r>
-        <w:rPr>
-          <w:b/>
-          <w:bCs/>
-          <w:color w:val="D86DCB" w:themeColor="accent5" w:themeTint="99"/>
-          <w:sz w:val="36"/>
-          <w:szCs w:val="36"/>
-        </w:rPr>
-        <w:t xml:space="preserve">  </w:t>
-      </w:r>
-      <w:proofErr w:type="spellStart"/>
-      <w:proofErr w:type="gramStart"/>
-      <w:r>
-        <w:rPr>
-          <w:b/>
-          <w:bCs/>
-          <w:color w:val="D86DCB" w:themeColor="accent5" w:themeTint="99"/>
-          <w:sz w:val="36"/>
-          <w:szCs w:val="36"/>
-        </w:rPr>
-        <w:t>super.deactivate</w:t>
-      </w:r>
-      <w:proofErr w:type="spellEnd"/>
-      <w:proofErr w:type="gramEnd"/>
-      <w:r>
-        <w:rPr>
-          <w:b/>
-          <w:bCs/>
-          <w:color w:val="D86DCB" w:themeColor="accent5" w:themeTint="99"/>
-          <w:sz w:val="36"/>
-          <w:szCs w:val="36"/>
-        </w:rPr>
-        <w:t>();</w:t>
-      </w:r>
-    </w:p>
-    <w:p>
-      <w:pPr>
-        <w:jc w:val="both"/>
-        <w:rPr>
-          <w:b/>
-          <w:bCs/>
-          <w:color w:val="D86DCB" w:themeColor="accent5" w:themeTint="99"/>
-          <w:sz w:val="36"/>
-          <w:szCs w:val="36"/>
-        </w:rPr>
-      </w:pPr>
-      <w:r>
-        <w:rPr>
-          <w:b/>
-          <w:bCs/>
-          <w:color w:val="D86DCB" w:themeColor="accent5" w:themeTint="99"/>
-          <w:sz w:val="36"/>
-          <w:szCs w:val="36"/>
-        </w:rPr>
-        <w:t xml:space="preserve">  </w:t>
-      </w:r>
-      <w:proofErr w:type="gramStart"/>
-      <w:r>
-        <w:rPr>
-          <w:b/>
-          <w:bCs/>
-          <w:color w:val="D86DCB" w:themeColor="accent5" w:themeTint="99"/>
-          <w:sz w:val="36"/>
-          <w:szCs w:val="36"/>
-        </w:rPr>
-        <w:t>print(</w:t>
-      </w:r>
-      <w:proofErr w:type="gramEnd"/>
-      <w:r>
-        <w:rPr>
-          <w:b/>
-          <w:bCs/>
-          <w:color w:val="D86DCB" w:themeColor="accent5" w:themeTint="99"/>
-          <w:sz w:val="36"/>
-          <w:szCs w:val="36"/>
-        </w:rPr>
-        <w:t>'Widget temporarily removed');</w:t>
-      </w:r>
-    </w:p>
-    <w:p>
-      <w:pPr>
-        <w:jc w:val="both"/>
-        <w:rPr>
-          <w:b/>
-          <w:bCs/>
-          <w:color w:val="D86DCB" w:themeColor="accent5" w:themeTint="99"/>
-          <w:sz w:val="36"/>
-          <w:szCs w:val="36"/>
-        </w:rPr>
-      </w:pPr>
-      <w:r>
-        <w:rPr>
-          <w:b/>
-          <w:bCs/>
-          <w:color w:val="D86DCB" w:themeColor="accent5" w:themeTint="99"/>
-          <w:sz w:val="36"/>
-          <w:szCs w:val="36"/>
-        </w:rPr>
-        <w:t>}</w:t>
-      </w:r>
-    </w:p>
-    <w:p>
-      <w:pPr>
-        <w:jc w:val="both"/>
-        <w:rPr>
-          <w:sz w:val="36"/>
-          <w:szCs w:val="36"/>
-        </w:rPr>
-      </w:pPr>
-    </w:p>
-    <w:p>
-      <w:pPr>
-        <w:jc w:val="both"/>
-        <w:rPr>
-          <w:b/>
-          <w:bCs/>
-          <w:sz w:val="36"/>
-          <w:szCs w:val="36"/>
-        </w:rPr>
-      </w:pPr>
-      <w:proofErr w:type="gramStart"/>
-      <w:r>
-        <w:rPr>
-          <w:b/>
-          <w:bCs/>
-          <w:sz w:val="36"/>
-          <w:szCs w:val="36"/>
-        </w:rPr>
-        <w:t>dispose(</w:t>
-      </w:r>
-      <w:proofErr w:type="gramEnd"/>
-      <w:r>
-        <w:rPr>
-          <w:b/>
-          <w:bCs/>
-          <w:sz w:val="36"/>
-          <w:szCs w:val="36"/>
-        </w:rPr>
-        <w:t>)</w:t>
-      </w:r>
-      <w:r>
-        <w:rPr>
-          <w:b/>
-          <w:bCs/>
-          <w:sz w:val="36"/>
-          <w:szCs w:val="36"/>
-        </w:rPr>
-        <w:t>:</w:t>
-      </w:r>
-    </w:p>
-    <w:p>
-      <w:pPr>
-        <w:jc w:val="both"/>
-        <w:rPr>
-          <w:sz w:val="36"/>
-          <w:szCs w:val="36"/>
-        </w:rPr>
-      </w:pPr>
-      <w:r>
-        <w:rPr>
-          <w:sz w:val="36"/>
-          <w:szCs w:val="36"/>
-        </w:rPr>
-        <w:t># It’s c</w:t>
-      </w:r>
-      <w:r>
-        <w:rPr>
-          <w:sz w:val="36"/>
-          <w:szCs w:val="36"/>
-        </w:rPr>
-        <w:t>alled when the widget is permanently removed (destroyed).</w:t>
-      </w:r>
-      <w:r>
-        <w:rPr>
-          <w:sz w:val="36"/>
-          <w:szCs w:val="36"/>
-        </w:rPr>
-        <w:t xml:space="preserve"> </w:t>
-      </w:r>
-      <w:r>
-        <w:rPr>
-          <w:sz w:val="36"/>
-          <w:szCs w:val="36"/>
-        </w:rPr>
-        <w:t xml:space="preserve">Perfect for cleaning up resources </w:t>
-      </w:r>
-      <w:r>
-        <w:rPr>
-          <w:sz w:val="36"/>
-          <w:szCs w:val="36"/>
-        </w:rPr>
-        <w:t xml:space="preserve">like </w:t>
-      </w:r>
-      <w:r>
-        <w:rPr>
-          <w:b/>
-          <w:bCs/>
-          <w:sz w:val="36"/>
-          <w:szCs w:val="36"/>
-        </w:rPr>
-        <w:t>controllers</w:t>
-      </w:r>
-      <w:r>
-        <w:rPr>
-          <w:sz w:val="36"/>
-          <w:szCs w:val="36"/>
-        </w:rPr>
-        <w:t xml:space="preserve">, </w:t>
-      </w:r>
-      <w:r>
-        <w:rPr>
-          <w:b/>
-          <w:bCs/>
-          <w:sz w:val="36"/>
-          <w:szCs w:val="36"/>
-        </w:rPr>
-        <w:t>streams</w:t>
-      </w:r>
-      <w:r>
-        <w:rPr>
-          <w:sz w:val="36"/>
-          <w:szCs w:val="36"/>
-        </w:rPr>
-        <w:t xml:space="preserve">, </w:t>
-      </w:r>
-      <w:r>
-        <w:rPr>
-          <w:b/>
-          <w:bCs/>
-          <w:sz w:val="36"/>
-          <w:szCs w:val="36"/>
-        </w:rPr>
-        <w:t>focus nodes</w:t>
-      </w:r>
-      <w:r>
-        <w:rPr>
-          <w:sz w:val="36"/>
-          <w:szCs w:val="36"/>
-        </w:rPr>
-        <w:t>, etc.</w:t>
-      </w:r>
-      <w:r>
-        <w:rPr>
-          <w:sz w:val="36"/>
-          <w:szCs w:val="36"/>
-        </w:rPr>
-        <w:t xml:space="preserve"> </w:t>
-      </w:r>
-      <w:r>
-        <w:rPr>
-          <w:sz w:val="36"/>
-          <w:szCs w:val="36"/>
-        </w:rPr>
-        <w:t>It is used to clean up the controller when the widget is disposed. This is important to prevent memory leaks</w:t>
-      </w:r>
-      <w:r>
-        <w:rPr>
-          <w:sz w:val="36"/>
-          <w:szCs w:val="36"/>
-        </w:rPr>
-        <w:t>.</w:t>
-      </w:r>
-    </w:p>
-    <w:p>
-      <w:pPr>
-        <w:jc w:val="both"/>
-        <w:rPr>
-          <w:b/>
-          <w:bCs/>
-          <w:color w:val="D86DCB" w:themeColor="accent5" w:themeTint="99"/>
-          <w:sz w:val="36"/>
-          <w:szCs w:val="36"/>
-        </w:rPr>
-      </w:pPr>
-      <w:r>
-        <w:rPr>
-          <w:b/>
-          <w:bCs/>
-          <w:color w:val="D86DCB" w:themeColor="accent5" w:themeTint="99"/>
-          <w:sz w:val="36"/>
-          <w:szCs w:val="36"/>
-        </w:rPr>
-        <w:t>@override</w:t>
-      </w:r>
-    </w:p>
-    <w:p>
-      <w:pPr>
-        <w:jc w:val="both"/>
-        <w:rPr>
-          <w:b/>
-          <w:bCs/>
-          <w:color w:val="D86DCB" w:themeColor="accent5" w:themeTint="99"/>
-          <w:sz w:val="36"/>
-          <w:szCs w:val="36"/>
-        </w:rPr>
-      </w:pPr>
-      <w:r>
-        <w:rPr>
-          <w:b/>
-          <w:bCs/>
-          <w:color w:val="D86DCB" w:themeColor="accent5" w:themeTint="99"/>
-          <w:sz w:val="36"/>
-          <w:szCs w:val="36"/>
-        </w:rPr>
-        <w:t xml:space="preserve">void </w:t>
-      </w:r>
-      <w:proofErr w:type="gramStart"/>
-      <w:r>
-        <w:rPr>
-          <w:b/>
-          <w:bCs/>
-          <w:color w:val="D86DCB" w:themeColor="accent5" w:themeTint="99"/>
-          <w:sz w:val="36"/>
-          <w:szCs w:val="36"/>
-        </w:rPr>
-        <w:t>dispose(</w:t>
-      </w:r>
-      <w:proofErr w:type="gramEnd"/>
-      <w:r>
-        <w:rPr>
-          <w:b/>
-          <w:bCs/>
-          <w:color w:val="D86DCB" w:themeColor="accent5" w:themeTint="99"/>
-          <w:sz w:val="36"/>
-          <w:szCs w:val="36"/>
-        </w:rPr>
-        <w:t>) {</w:t>
-      </w:r>
-    </w:p>
-    <w:p>
-      <w:pPr>
-        <w:jc w:val="both"/>
-        <w:rPr>
-          <w:b/>
-          <w:bCs/>
-          <w:color w:val="D86DCB" w:themeColor="accent5" w:themeTint="99"/>
-          <w:sz w:val="36"/>
-          <w:szCs w:val="36"/>
-        </w:rPr>
-      </w:pPr>
-      <w:r>
-        <w:rPr>
-          <w:b/>
-          <w:bCs/>
-          <w:color w:val="D86DCB" w:themeColor="accent5" w:themeTint="99"/>
-          <w:sz w:val="36"/>
-          <w:szCs w:val="36"/>
-        </w:rPr>
-        <w:t xml:space="preserve">  </w:t>
-      </w:r>
       <w:proofErr w:type="spellStart"/>
       <w:r>
         <w:rPr>
@@ -7174,7 +7510,6 @@
           <w:sz w:val="36"/>
           <w:szCs w:val="36"/>
         </w:rPr>
-        <w:lastRenderedPageBreak/>
         <w:t xml:space="preserve">  </w:t>
       </w:r>
       <w:proofErr w:type="spellStart"/>
@@ -9276,6 +9611,7 @@
       </w:pPr>
     </w:p>
     <w:sectPr>
+      <w:footerReference w:type="default" r:id="rId8"/>
       <w:pgSz w:w="11906" w:h="16838" w:code="9"/>
       <w:pgMar w:top="1440" w:right="1440" w:bottom="1440" w:left="1440" w:header="720" w:footer="720" w:gutter="0"/>
       <w:cols w:space="720"/>
@@ -9283,6 +9619,109 @@
     </w:sectPr>
   </w:body>
 </w:document>
+</file>
+
+<file path=word/endnotes.xml><?xml version="1.0" encoding="utf-8"?>
+<w:endnotes xmlns:wpc="http://schemas.microsoft.com/office/word/2010/wordprocessingCanvas" xmlns:cx="http://schemas.microsoft.com/office/drawing/2014/chartex" xmlns:cx1="http://schemas.microsoft.com/office/drawing/2015/9/8/chartex" xmlns:cx2="http://schemas.microsoft.com/office/drawing/2015/10/21/chartex" xmlns:cx3="http://schemas.microsoft.com/office/drawing/2016/5/9/chartex" xmlns:cx4="http://schemas.microsoft.com/office/drawing/2016/5/10/chartex" xmlns:cx5="http://schemas.microsoft.com/office/drawing/2016/5/11/chartex" xmlns:cx6="http://schemas.microsoft.com/office/drawing/2016/5/12/chartex" xmlns:cx7="http://schemas.microsoft.com/office/drawing/2016/5/13/chartex" xmlns:cx8="http://schemas.microsoft.com/office/drawing/2016/5/14/chartex" xmlns:mc="http://schemas.openxmlformats.org/markup-compatibility/2006" xmlns:aink="http://schemas.microsoft.com/office/drawing/2016/ink" xmlns:am3d="http://schemas.microsoft.com/office/drawing/2017/model3d" xmlns:o="urn:schemas-microsoft-com:office:office" xmlns:oel="http://schemas.microsoft.com/office/2019/extlst" xmlns:r="http://schemas.openxmlformats.org/officeDocument/2006/relationships" xmlns:m="http://schemas.openxmlformats.org/officeDocument/2006/math" xmlns:v="urn:schemas-microsoft-com:vml" xmlns:wp14="http://schemas.microsoft.com/office/word/2010/wordprocessingDrawing" xmlns:wp="http://schemas.openxmlformats.org/drawingml/2006/wordprocessingDrawing" xmlns:w10="urn:schemas-microsoft-com:office:word" xmlns:w="http://schemas.openxmlformats.org/wordprocessingml/2006/main" xmlns:w14="http://schemas.microsoft.com/office/word/2010/wordml" xmlns:w15="http://schemas.microsoft.com/office/word/2012/wordml" xmlns:w16cex="http://schemas.microsoft.com/office/word/2018/wordml/cex" xmlns:w16cid="http://schemas.microsoft.com/office/word/2016/wordml/cid" xmlns:w16="http://schemas.microsoft.com/office/word/2018/wordml" xmlns:w16sdtdh="http://schemas.microsoft.com/office/word/2020/wordml/sdtdatahash" xmlns:w16se="http://schemas.microsoft.com/office/word/2015/wordml/symex" xmlns:wpg="http://schemas.microsoft.com/office/word/2010/wordprocessingGroup" xmlns:wpi="http://schemas.microsoft.com/office/word/2010/wordprocessingInk" xmlns:wne="http://schemas.microsoft.com/office/word/2006/wordml" xmlns:wps="http://schemas.microsoft.com/office/word/2010/wordprocessingShape" mc:Ignorable="w14 w15 w16se w16cid w16 w16cex w16sdtdh wp14">
+  <w:endnote w:type="separator" w:id="-1">
+    <w:p>
+      <w:pPr>
+        <w:spacing w:after="0" w:line="240" w:lineRule="auto"/>
+      </w:pPr>
+      <w:r>
+        <w:separator/>
+      </w:r>
+    </w:p>
+  </w:endnote>
+  <w:endnote w:type="continuationSeparator" w:id="0">
+    <w:p>
+      <w:pPr>
+        <w:spacing w:after="0" w:line="240" w:lineRule="auto"/>
+      </w:pPr>
+      <w:r>
+        <w:continuationSeparator/>
+      </w:r>
+    </w:p>
+  </w:endnote>
+</w:endnotes>
+</file>
+
+<file path=word/footer1.xml><?xml version="1.0" encoding="utf-8"?>
+<w:ftr xmlns:wpc="http://schemas.microsoft.com/office/word/2010/wordprocessingCanvas" xmlns:cx="http://schemas.microsoft.com/office/drawing/2014/chartex" xmlns:cx1="http://schemas.microsoft.com/office/drawing/2015/9/8/chartex" xmlns:cx2="http://schemas.microsoft.com/office/drawing/2015/10/21/chartex" xmlns:cx3="http://schemas.microsoft.com/office/drawing/2016/5/9/chartex" xmlns:cx4="http://schemas.microsoft.com/office/drawing/2016/5/10/chartex" xmlns:cx5="http://schemas.microsoft.com/office/drawing/2016/5/11/chartex" xmlns:cx6="http://schemas.microsoft.com/office/drawing/2016/5/12/chartex" xmlns:cx7="http://schemas.microsoft.com/office/drawing/2016/5/13/chartex" xmlns:cx8="http://schemas.microsoft.com/office/drawing/2016/5/14/chartex" xmlns:mc="http://schemas.openxmlformats.org/markup-compatibility/2006" xmlns:aink="http://schemas.microsoft.com/office/drawing/2016/ink" xmlns:am3d="http://schemas.microsoft.com/office/drawing/2017/model3d" xmlns:o="urn:schemas-microsoft-com:office:office" xmlns:oel="http://schemas.microsoft.com/office/2019/extlst" xmlns:r="http://schemas.openxmlformats.org/officeDocument/2006/relationships" xmlns:m="http://schemas.openxmlformats.org/officeDocument/2006/math" xmlns:v="urn:schemas-microsoft-com:vml" xmlns:wp14="http://schemas.microsoft.com/office/word/2010/wordprocessingDrawing" xmlns:wp="http://schemas.openxmlformats.org/drawingml/2006/wordprocessingDrawing" xmlns:w10="urn:schemas-microsoft-com:office:word" xmlns:w="http://schemas.openxmlformats.org/wordprocessingml/2006/main" xmlns:w14="http://schemas.microsoft.com/office/word/2010/wordml" xmlns:w15="http://schemas.microsoft.com/office/word/2012/wordml" xmlns:w16cex="http://schemas.microsoft.com/office/word/2018/wordml/cex" xmlns:w16cid="http://schemas.microsoft.com/office/word/2016/wordml/cid" xmlns:w16="http://schemas.microsoft.com/office/word/2018/wordml" xmlns:w16sdtdh="http://schemas.microsoft.com/office/word/2020/wordml/sdtdatahash" xmlns:w16se="http://schemas.microsoft.com/office/word/2015/wordml/symex" xmlns:wpg="http://schemas.microsoft.com/office/word/2010/wordprocessingGroup" xmlns:wpi="http://schemas.microsoft.com/office/word/2010/wordprocessingInk" xmlns:wne="http://schemas.microsoft.com/office/word/2006/wordml" xmlns:wps="http://schemas.microsoft.com/office/word/2010/wordprocessingShape" mc:Ignorable="w14 w15 w16se w16cid w16 w16cex w16sdtdh wp14">
+  <w:sdt>
+    <w:sdtPr>
+      <w:id w:val="269980557"/>
+      <w:docPartObj>
+        <w:docPartGallery w:val="Page Numbers (Bottom of Page)"/>
+        <w:docPartUnique/>
+      </w:docPartObj>
+    </w:sdtPr>
+    <w:sdtEndPr>
+      <w:rPr>
+        <w:noProof/>
+      </w:rPr>
+    </w:sdtEndPr>
+    <w:sdtContent>
+      <w:p>
+        <w:pPr>
+          <w:pStyle w:val="Footer"/>
+          <w:jc w:val="center"/>
+        </w:pPr>
+        <w:r>
+          <w:fldChar w:fldCharType="begin"/>
+        </w:r>
+        <w:r>
+          <w:instrText xml:space="preserve"> PAGE   \* MERGEFORMAT </w:instrText>
+        </w:r>
+        <w:r>
+          <w:fldChar w:fldCharType="separate"/>
+        </w:r>
+        <w:r>
+          <w:rPr>
+            <w:noProof/>
+          </w:rPr>
+          <w:t>2</w:t>
+        </w:r>
+        <w:r>
+          <w:rPr>
+            <w:noProof/>
+          </w:rPr>
+          <w:fldChar w:fldCharType="end"/>
+        </w:r>
+      </w:p>
+    </w:sdtContent>
+  </w:sdt>
+  <w:p>
+    <w:pPr>
+      <w:pStyle w:val="Footer"/>
+    </w:pPr>
+  </w:p>
+</w:ftr>
+</file>
+
+<file path=word/footnotes.xml><?xml version="1.0" encoding="utf-8"?>
+<w:footnotes xmlns:wpc="http://schemas.microsoft.com/office/word/2010/wordprocessingCanvas" xmlns:cx="http://schemas.microsoft.com/office/drawing/2014/chartex" xmlns:cx1="http://schemas.microsoft.com/office/drawing/2015/9/8/chartex" xmlns:cx2="http://schemas.microsoft.com/office/drawing/2015/10/21/chartex" xmlns:cx3="http://schemas.microsoft.com/office/drawing/2016/5/9/chartex" xmlns:cx4="http://schemas.microsoft.com/office/drawing/2016/5/10/chartex" xmlns:cx5="http://schemas.microsoft.com/office/drawing/2016/5/11/chartex" xmlns:cx6="http://schemas.microsoft.com/office/drawing/2016/5/12/chartex" xmlns:cx7="http://schemas.microsoft.com/office/drawing/2016/5/13/chartex" xmlns:cx8="http://schemas.microsoft.com/office/drawing/2016/5/14/chartex" xmlns:mc="http://schemas.openxmlformats.org/markup-compatibility/2006" xmlns:aink="http://schemas.microsoft.com/office/drawing/2016/ink" xmlns:am3d="http://schemas.microsoft.com/office/drawing/2017/model3d" xmlns:o="urn:schemas-microsoft-com:office:office" xmlns:oel="http://schemas.microsoft.com/office/2019/extlst" xmlns:r="http://schemas.openxmlformats.org/officeDocument/2006/relationships" xmlns:m="http://schemas.openxmlformats.org/officeDocument/2006/math" xmlns:v="urn:schemas-microsoft-com:vml" xmlns:wp14="http://schemas.microsoft.com/office/word/2010/wordprocessingDrawing" xmlns:wp="http://schemas.openxmlformats.org/drawingml/2006/wordprocessingDrawing" xmlns:w10="urn:schemas-microsoft-com:office:word" xmlns:w="http://schemas.openxmlformats.org/wordprocessingml/2006/main" xmlns:w14="http://schemas.microsoft.com/office/word/2010/wordml" xmlns:w15="http://schemas.microsoft.com/office/word/2012/wordml" xmlns:w16cex="http://schemas.microsoft.com/office/word/2018/wordml/cex" xmlns:w16cid="http://schemas.microsoft.com/office/word/2016/wordml/cid" xmlns:w16="http://schemas.microsoft.com/office/word/2018/wordml" xmlns:w16sdtdh="http://schemas.microsoft.com/office/word/2020/wordml/sdtdatahash" xmlns:w16se="http://schemas.microsoft.com/office/word/2015/wordml/symex" xmlns:wpg="http://schemas.microsoft.com/office/word/2010/wordprocessingGroup" xmlns:wpi="http://schemas.microsoft.com/office/word/2010/wordprocessingInk" xmlns:wne="http://schemas.microsoft.com/office/word/2006/wordml" xmlns:wps="http://schemas.microsoft.com/office/word/2010/wordprocessingShape" mc:Ignorable="w14 w15 w16se w16cid w16 w16cex w16sdtdh wp14">
+  <w:footnote w:type="separator" w:id="-1">
+    <w:p>
+      <w:pPr>
+        <w:spacing w:after="0" w:line="240" w:lineRule="auto"/>
+      </w:pPr>
+      <w:r>
+        <w:separator/>
+      </w:r>
+    </w:p>
+  </w:footnote>
+  <w:footnote w:type="continuationSeparator" w:id="0">
+    <w:p>
+      <w:pPr>
+        <w:spacing w:after="0" w:line="240" w:lineRule="auto"/>
+      </w:pPr>
+      <w:r>
+        <w:continuationSeparator/>
+      </w:r>
+    </w:p>
+  </w:footnote>
+</w:footnotes>
 </file>
 
 <file path=word/numbering.xml><?xml version="1.0" encoding="utf-8"?>
@@ -10526,6 +10965,50 @@
       </w:tcPr>
     </w:tblStylePr>
   </w:style>
+  <w:style w:type="paragraph" w:styleId="Header">
+    <w:name w:val="header"/>
+    <w:basedOn w:val="Normal"/>
+    <w:link w:val="HeaderChar"/>
+    <w:uiPriority w:val="99"/>
+    <w:unhideWhenUsed/>
+    <w:rsid w:val="008A4036"/>
+    <w:pPr>
+      <w:tabs>
+        <w:tab w:val="center" w:pos="4680"/>
+        <w:tab w:val="right" w:pos="9360"/>
+      </w:tabs>
+      <w:spacing w:after="0" w:line="240" w:lineRule="auto"/>
+    </w:pPr>
+  </w:style>
+  <w:style w:type="character" w:customStyle="1" w:styleId="HeaderChar">
+    <w:name w:val="Header Char"/>
+    <w:basedOn w:val="DefaultParagraphFont"/>
+    <w:link w:val="Header"/>
+    <w:uiPriority w:val="99"/>
+    <w:rsid w:val="008A4036"/>
+  </w:style>
+  <w:style w:type="paragraph" w:styleId="Footer">
+    <w:name w:val="footer"/>
+    <w:basedOn w:val="Normal"/>
+    <w:link w:val="FooterChar"/>
+    <w:uiPriority w:val="99"/>
+    <w:unhideWhenUsed/>
+    <w:rsid w:val="008A4036"/>
+    <w:pPr>
+      <w:tabs>
+        <w:tab w:val="center" w:pos="4680"/>
+        <w:tab w:val="right" w:pos="9360"/>
+      </w:tabs>
+      <w:spacing w:after="0" w:line="240" w:lineRule="auto"/>
+    </w:pPr>
+  </w:style>
+  <w:style w:type="character" w:customStyle="1" w:styleId="FooterChar">
+    <w:name w:val="Footer Char"/>
+    <w:basedOn w:val="DefaultParagraphFont"/>
+    <w:link w:val="Footer"/>
+    <w:uiPriority w:val="99"/>
+    <w:rsid w:val="008A4036"/>
+  </w:style>
 </w:styles>
 </file>
 
